--- a/commit/数据挖掘课程设计报告（HeartDance）.docx
+++ b/commit/数据挖掘课程设计报告（HeartDance）.docx
@@ -199,7 +199,7 @@
         </w:rPr>
       </w:pPr>
       <w:bookmarkStart w:id="0" w:name="_Toc2562"/>
-      <w:bookmarkStart w:id="1" w:name="_Toc16835"/>
+      <w:bookmarkStart w:id="1" w:name="_Toc31775"/>
       <w:r>
         <w:rPr>
           <w:rFonts w:hint="eastAsia" w:asciiTheme="majorEastAsia" w:hAnsiTheme="majorEastAsia" w:eastAsiaTheme="majorEastAsia"/>
@@ -294,10 +294,14 @@
           </w:tcPr>
           <w:p>
             <w:pPr>
-              <w:ind w:left="0" w:leftChars="0" w:firstLine="0" w:firstLineChars="0"/>
+              <w:keepNext w:val="0"/>
+              <w:keepLines w:val="0"/>
+              <w:suppressLineNumbers w:val="0"/>
+              <w:spacing w:before="0" w:beforeAutospacing="0" w:after="0" w:afterAutospacing="0"/>
+              <w:ind w:left="0" w:leftChars="0" w:right="0" w:firstLine="0" w:firstLineChars="0"/>
               <w:jc w:val="both"/>
               <w:rPr>
-                <w:rFonts w:asciiTheme="majorEastAsia" w:hAnsiTheme="majorEastAsia" w:eastAsiaTheme="majorEastAsia"/>
+                <w:rFonts w:hint="default" w:asciiTheme="majorEastAsia" w:hAnsiTheme="majorEastAsia" w:eastAsiaTheme="majorEastAsia"/>
                 <w:sz w:val="36"/>
               </w:rPr>
             </w:pPr>
@@ -320,7 +324,11 @@
           </w:tcPr>
           <w:p>
             <w:pPr>
-              <w:ind w:left="0" w:leftChars="0" w:firstLine="0" w:firstLineChars="0"/>
+              <w:keepNext w:val="0"/>
+              <w:keepLines w:val="0"/>
+              <w:suppressLineNumbers w:val="0"/>
+              <w:spacing w:before="0" w:beforeAutospacing="0" w:after="0" w:afterAutospacing="0"/>
+              <w:ind w:left="0" w:leftChars="0" w:right="0" w:firstLine="0" w:firstLineChars="0"/>
               <w:jc w:val="center"/>
               <w:rPr>
                 <w:rFonts w:hint="default" w:asciiTheme="majorEastAsia" w:hAnsiTheme="majorEastAsia" w:eastAsiaTheme="majorEastAsia"/>
@@ -366,10 +374,14 @@
           </w:tcPr>
           <w:p>
             <w:pPr>
-              <w:ind w:left="0" w:leftChars="0" w:firstLine="0" w:firstLineChars="0"/>
+              <w:keepNext w:val="0"/>
+              <w:keepLines w:val="0"/>
+              <w:suppressLineNumbers w:val="0"/>
+              <w:spacing w:before="0" w:beforeAutospacing="0" w:after="0" w:afterAutospacing="0"/>
+              <w:ind w:left="0" w:leftChars="0" w:right="0" w:firstLine="0" w:firstLineChars="0"/>
               <w:jc w:val="both"/>
               <w:rPr>
-                <w:rFonts w:asciiTheme="majorEastAsia" w:hAnsiTheme="majorEastAsia" w:eastAsiaTheme="majorEastAsia"/>
+                <w:rFonts w:hint="default" w:asciiTheme="majorEastAsia" w:hAnsiTheme="majorEastAsia" w:eastAsiaTheme="majorEastAsia"/>
                 <w:sz w:val="36"/>
               </w:rPr>
             </w:pPr>
@@ -393,7 +405,11 @@
           </w:tcPr>
           <w:p>
             <w:pPr>
-              <w:ind w:left="0" w:leftChars="0" w:firstLine="0" w:firstLineChars="0"/>
+              <w:keepNext w:val="0"/>
+              <w:keepLines w:val="0"/>
+              <w:suppressLineNumbers w:val="0"/>
+              <w:spacing w:before="0" w:beforeAutospacing="0" w:after="0" w:afterAutospacing="0"/>
+              <w:ind w:left="0" w:leftChars="0" w:right="0" w:firstLine="0" w:firstLineChars="0"/>
               <w:jc w:val="center"/>
               <w:rPr>
                 <w:rFonts w:hint="eastAsia" w:asciiTheme="majorEastAsia" w:hAnsiTheme="majorEastAsia" w:eastAsiaTheme="majorEastAsia"/>
@@ -439,10 +455,14 @@
           </w:tcPr>
           <w:p>
             <w:pPr>
-              <w:ind w:left="0" w:leftChars="0" w:firstLine="0" w:firstLineChars="0"/>
+              <w:keepNext w:val="0"/>
+              <w:keepLines w:val="0"/>
+              <w:suppressLineNumbers w:val="0"/>
+              <w:spacing w:before="0" w:beforeAutospacing="0" w:after="0" w:afterAutospacing="0"/>
+              <w:ind w:left="0" w:leftChars="0" w:right="0" w:firstLine="0" w:firstLineChars="0"/>
               <w:jc w:val="both"/>
               <w:rPr>
-                <w:rFonts w:asciiTheme="majorEastAsia" w:hAnsiTheme="majorEastAsia" w:eastAsiaTheme="majorEastAsia"/>
+                <w:rFonts w:hint="default" w:asciiTheme="majorEastAsia" w:hAnsiTheme="majorEastAsia" w:eastAsiaTheme="majorEastAsia"/>
                 <w:sz w:val="36"/>
               </w:rPr>
             </w:pPr>
@@ -466,7 +486,11 @@
           </w:tcPr>
           <w:p>
             <w:pPr>
-              <w:ind w:left="0" w:leftChars="0" w:firstLine="0" w:firstLineChars="0"/>
+              <w:keepNext w:val="0"/>
+              <w:keepLines w:val="0"/>
+              <w:suppressLineNumbers w:val="0"/>
+              <w:spacing w:before="0" w:beforeAutospacing="0" w:after="0" w:afterAutospacing="0"/>
+              <w:ind w:left="0" w:leftChars="0" w:right="0" w:firstLine="0" w:firstLineChars="0"/>
               <w:jc w:val="center"/>
               <w:rPr>
                 <w:rFonts w:hint="default" w:asciiTheme="majorEastAsia" w:hAnsiTheme="majorEastAsia" w:eastAsiaTheme="majorEastAsia"/>
@@ -512,10 +536,14 @@
           </w:tcPr>
           <w:p>
             <w:pPr>
-              <w:ind w:left="0" w:leftChars="0" w:firstLine="0" w:firstLineChars="0"/>
+              <w:keepNext w:val="0"/>
+              <w:keepLines w:val="0"/>
+              <w:suppressLineNumbers w:val="0"/>
+              <w:spacing w:before="0" w:beforeAutospacing="0" w:after="0" w:afterAutospacing="0"/>
+              <w:ind w:left="0" w:leftChars="0" w:right="0" w:firstLine="0" w:firstLineChars="0"/>
               <w:jc w:val="both"/>
               <w:rPr>
-                <w:rFonts w:asciiTheme="majorEastAsia" w:hAnsiTheme="majorEastAsia" w:eastAsiaTheme="majorEastAsia"/>
+                <w:rFonts w:hint="default" w:asciiTheme="majorEastAsia" w:hAnsiTheme="majorEastAsia" w:eastAsiaTheme="majorEastAsia"/>
                 <w:sz w:val="36"/>
               </w:rPr>
             </w:pPr>
@@ -539,7 +567,11 @@
           </w:tcPr>
           <w:p>
             <w:pPr>
-              <w:ind w:left="0" w:leftChars="0" w:firstLine="0" w:firstLineChars="0"/>
+              <w:keepNext w:val="0"/>
+              <w:keepLines w:val="0"/>
+              <w:suppressLineNumbers w:val="0"/>
+              <w:spacing w:before="0" w:beforeAutospacing="0" w:after="0" w:afterAutospacing="0"/>
+              <w:ind w:left="0" w:leftChars="0" w:right="0" w:firstLine="0" w:firstLineChars="0"/>
               <w:jc w:val="center"/>
               <w:rPr>
                 <w:rFonts w:hint="default" w:asciiTheme="majorEastAsia" w:hAnsiTheme="majorEastAsia" w:eastAsiaTheme="majorEastAsia"/>
@@ -692,6 +724,15 @@
           <w:docPartUnique/>
         </w:docPartObj>
       </w:sdtPr>
+      <w:sdtEndPr>
+        <w:rPr>
+          <w:rFonts w:ascii="宋体" w:hAnsi="宋体" w:eastAsia="宋体" w:cstheme="minorBidi"/>
+          <w:kern w:val="2"/>
+          <w:sz w:val="21"/>
+          <w:szCs w:val="24"/>
+          <w:lang w:val="en-US" w:eastAsia="zh-CN" w:bidi="ar-SA"/>
+        </w:rPr>
+      </w:sdtEndPr>
       <w:sdtContent>
         <w:p>
           <w:pPr>
@@ -699,6 +740,8 @@
             <w:ind w:left="0" w:leftChars="0" w:right="0" w:rightChars="0" w:firstLine="0" w:firstLineChars="0"/>
             <w:jc w:val="center"/>
           </w:pPr>
+          <w:bookmarkStart w:id="21" w:name="_GoBack"/>
+          <w:bookmarkEnd w:id="21"/>
           <w:r>
             <w:rPr>
               <w:rFonts w:ascii="宋体" w:hAnsi="宋体" w:eastAsia="宋体"/>
@@ -736,7 +779,7 @@
             <w:fldChar w:fldCharType="begin"/>
           </w:r>
           <w:r>
-            <w:instrText xml:space="preserve"> HYPERLINK \l _Toc16835 </w:instrText>
+            <w:instrText xml:space="preserve"> HYPERLINK \l _Toc31775 </w:instrText>
           </w:r>
           <w:r>
             <w:fldChar w:fldCharType="separate"/>
@@ -756,7 +799,7 @@
             <w:fldChar w:fldCharType="begin"/>
           </w:r>
           <w:r>
-            <w:instrText xml:space="preserve"> PAGEREF _Toc16835 \h </w:instrText>
+            <w:instrText xml:space="preserve"> PAGEREF _Toc31775 \h </w:instrText>
           </w:r>
           <w:r>
             <w:fldChar w:fldCharType="separate"/>
@@ -782,7 +825,7 @@
             <w:fldChar w:fldCharType="begin"/>
           </w:r>
           <w:r>
-            <w:instrText xml:space="preserve"> HYPERLINK \l _Toc9082 </w:instrText>
+            <w:instrText xml:space="preserve"> HYPERLINK \l _Toc8125 </w:instrText>
           </w:r>
           <w:r>
             <w:fldChar w:fldCharType="separate"/>
@@ -813,7 +856,7 @@
             <w:fldChar w:fldCharType="begin"/>
           </w:r>
           <w:r>
-            <w:instrText xml:space="preserve"> PAGEREF _Toc9082 \h </w:instrText>
+            <w:instrText xml:space="preserve"> PAGEREF _Toc8125 \h </w:instrText>
           </w:r>
           <w:r>
             <w:fldChar w:fldCharType="separate"/>
@@ -839,7 +882,7 @@
             <w:fldChar w:fldCharType="begin"/>
           </w:r>
           <w:r>
-            <w:instrText xml:space="preserve"> HYPERLINK \l _Toc1158 </w:instrText>
+            <w:instrText xml:space="preserve"> HYPERLINK \l _Toc2018 </w:instrText>
           </w:r>
           <w:r>
             <w:fldChar w:fldCharType="separate"/>
@@ -870,7 +913,7 @@
             <w:fldChar w:fldCharType="begin"/>
           </w:r>
           <w:r>
-            <w:instrText xml:space="preserve"> PAGEREF _Toc1158 \h </w:instrText>
+            <w:instrText xml:space="preserve"> PAGEREF _Toc2018 \h </w:instrText>
           </w:r>
           <w:r>
             <w:fldChar w:fldCharType="separate"/>
@@ -896,7 +939,7 @@
             <w:fldChar w:fldCharType="begin"/>
           </w:r>
           <w:r>
-            <w:instrText xml:space="preserve"> HYPERLINK \l _Toc20541 </w:instrText>
+            <w:instrText xml:space="preserve"> HYPERLINK \l _Toc12073 </w:instrText>
           </w:r>
           <w:r>
             <w:fldChar w:fldCharType="separate"/>
@@ -917,7 +960,7 @@
             <w:fldChar w:fldCharType="begin"/>
           </w:r>
           <w:r>
-            <w:instrText xml:space="preserve"> PAGEREF _Toc20541 \h </w:instrText>
+            <w:instrText xml:space="preserve"> PAGEREF _Toc12073 \h </w:instrText>
           </w:r>
           <w:r>
             <w:fldChar w:fldCharType="separate"/>
@@ -943,7 +986,7 @@
             <w:fldChar w:fldCharType="begin"/>
           </w:r>
           <w:r>
-            <w:instrText xml:space="preserve"> HYPERLINK \l _Toc23604 </w:instrText>
+            <w:instrText xml:space="preserve"> HYPERLINK \l _Toc20517 </w:instrText>
           </w:r>
           <w:r>
             <w:fldChar w:fldCharType="separate"/>
@@ -964,7 +1007,7 @@
             <w:fldChar w:fldCharType="begin"/>
           </w:r>
           <w:r>
-            <w:instrText xml:space="preserve"> PAGEREF _Toc23604 \h </w:instrText>
+            <w:instrText xml:space="preserve"> PAGEREF _Toc20517 \h </w:instrText>
           </w:r>
           <w:r>
             <w:fldChar w:fldCharType="separate"/>
@@ -990,7 +1033,7 @@
             <w:fldChar w:fldCharType="begin"/>
           </w:r>
           <w:r>
-            <w:instrText xml:space="preserve"> HYPERLINK \l _Toc30692 </w:instrText>
+            <w:instrText xml:space="preserve"> HYPERLINK \l _Toc18154 </w:instrText>
           </w:r>
           <w:r>
             <w:fldChar w:fldCharType="separate"/>
@@ -1011,7 +1054,7 @@
             <w:fldChar w:fldCharType="begin"/>
           </w:r>
           <w:r>
-            <w:instrText xml:space="preserve"> PAGEREF _Toc30692 \h </w:instrText>
+            <w:instrText xml:space="preserve"> PAGEREF _Toc18154 \h </w:instrText>
           </w:r>
           <w:r>
             <w:fldChar w:fldCharType="separate"/>
@@ -1037,7 +1080,7 @@
             <w:fldChar w:fldCharType="begin"/>
           </w:r>
           <w:r>
-            <w:instrText xml:space="preserve"> HYPERLINK \l _Toc32583 </w:instrText>
+            <w:instrText xml:space="preserve"> HYPERLINK \l _Toc15068 </w:instrText>
           </w:r>
           <w:r>
             <w:fldChar w:fldCharType="separate"/>
@@ -1058,7 +1101,97 @@
             <w:fldChar w:fldCharType="begin"/>
           </w:r>
           <w:r>
-            <w:instrText xml:space="preserve"> PAGEREF _Toc32583 \h </w:instrText>
+            <w:instrText xml:space="preserve"> PAGEREF _Toc15068 \h </w:instrText>
+          </w:r>
+          <w:r>
+            <w:fldChar w:fldCharType="separate"/>
+          </w:r>
+          <w:r>
+            <w:t>5</w:t>
+          </w:r>
+          <w:r>
+            <w:fldChar w:fldCharType="end"/>
+          </w:r>
+          <w:r>
+            <w:fldChar w:fldCharType="end"/>
+          </w:r>
+        </w:p>
+        <w:p>
+          <w:pPr>
+            <w:pStyle w:val="10"/>
+            <w:tabs>
+              <w:tab w:val="right" w:leader="dot" w:pos="8306"/>
+            </w:tabs>
+          </w:pPr>
+          <w:r>
+            <w:fldChar w:fldCharType="begin"/>
+          </w:r>
+          <w:r>
+            <w:instrText xml:space="preserve"> HYPERLINK \l _Toc26102 </w:instrText>
+          </w:r>
+          <w:r>
+            <w:fldChar w:fldCharType="separate"/>
+          </w:r>
+          <w:r>
+            <w:rPr>
+              <w:rFonts w:hint="eastAsia"/>
+              <w:lang w:val="en-US" w:eastAsia="zh-CN"/>
+            </w:rPr>
+            <w:t>2.4.1 对比实验</w:t>
+          </w:r>
+          <w:r>
+            <w:tab/>
+          </w:r>
+          <w:r>
+            <w:fldChar w:fldCharType="begin"/>
+          </w:r>
+          <w:r>
+            <w:instrText xml:space="preserve"> PAGEREF _Toc26102 \h </w:instrText>
+          </w:r>
+          <w:r>
+            <w:fldChar w:fldCharType="separate"/>
+          </w:r>
+          <w:r>
+            <w:t>5</w:t>
+          </w:r>
+          <w:r>
+            <w:fldChar w:fldCharType="end"/>
+          </w:r>
+          <w:r>
+            <w:fldChar w:fldCharType="end"/>
+          </w:r>
+        </w:p>
+        <w:p>
+          <w:pPr>
+            <w:pStyle w:val="10"/>
+            <w:tabs>
+              <w:tab w:val="right" w:leader="dot" w:pos="8306"/>
+            </w:tabs>
+          </w:pPr>
+          <w:r>
+            <w:fldChar w:fldCharType="begin"/>
+          </w:r>
+          <w:r>
+            <w:instrText xml:space="preserve"> HYPERLINK \l _Toc24776 </w:instrText>
+          </w:r>
+          <w:r>
+            <w:fldChar w:fldCharType="separate"/>
+          </w:r>
+          <w:r>
+            <w:rPr>
+              <w:rFonts w:hint="eastAsia"/>
+              <w:lang w:val="en-US" w:eastAsia="zh-CN"/>
+            </w:rPr>
+            <w:t>2.4.2 消融实验</w:t>
+          </w:r>
+          <w:r>
+            <w:tab/>
+          </w:r>
+          <w:r>
+            <w:fldChar w:fldCharType="begin"/>
+          </w:r>
+          <w:r>
+            <w:instrText xml:space="preserve"> PAGEREF _Toc24776 \h </w:instrText>
           </w:r>
           <w:r>
             <w:fldChar w:fldCharType="separate"/>
@@ -1084,7 +1217,7 @@
             <w:fldChar w:fldCharType="begin"/>
           </w:r>
           <w:r>
-            <w:instrText xml:space="preserve"> HYPERLINK \l _Toc20024 </w:instrText>
+            <w:instrText xml:space="preserve"> HYPERLINK \l _Toc2334 </w:instrText>
           </w:r>
           <w:r>
             <w:fldChar w:fldCharType="separate"/>
@@ -1115,13 +1248,13 @@
             <w:fldChar w:fldCharType="begin"/>
           </w:r>
           <w:r>
-            <w:instrText xml:space="preserve"> PAGEREF _Toc20024 \h </w:instrText>
+            <w:instrText xml:space="preserve"> PAGEREF _Toc2334 \h </w:instrText>
           </w:r>
           <w:r>
             <w:fldChar w:fldCharType="separate"/>
           </w:r>
           <w:r>
-            <w:t>7</w:t>
+            <w:t>8</w:t>
           </w:r>
           <w:r>
             <w:fldChar w:fldCharType="end"/>
@@ -1141,7 +1274,7 @@
             <w:fldChar w:fldCharType="begin"/>
           </w:r>
           <w:r>
-            <w:instrText xml:space="preserve"> HYPERLINK \l _Toc5323 </w:instrText>
+            <w:instrText xml:space="preserve"> HYPERLINK \l _Toc24105 </w:instrText>
           </w:r>
           <w:r>
             <w:fldChar w:fldCharType="separate"/>
@@ -1162,13 +1295,13 @@
             <w:fldChar w:fldCharType="begin"/>
           </w:r>
           <w:r>
-            <w:instrText xml:space="preserve"> PAGEREF _Toc5323 \h </w:instrText>
+            <w:instrText xml:space="preserve"> PAGEREF _Toc24105 \h </w:instrText>
           </w:r>
           <w:r>
             <w:fldChar w:fldCharType="separate"/>
           </w:r>
           <w:r>
-            <w:t>7</w:t>
+            <w:t>8</w:t>
           </w:r>
           <w:r>
             <w:fldChar w:fldCharType="end"/>
@@ -1188,7 +1321,7 @@
             <w:fldChar w:fldCharType="begin"/>
           </w:r>
           <w:r>
-            <w:instrText xml:space="preserve"> HYPERLINK \l _Toc16082 </w:instrText>
+            <w:instrText xml:space="preserve"> HYPERLINK \l _Toc27535 </w:instrText>
           </w:r>
           <w:r>
             <w:fldChar w:fldCharType="separate"/>
@@ -1209,13 +1342,13 @@
             <w:fldChar w:fldCharType="begin"/>
           </w:r>
           <w:r>
-            <w:instrText xml:space="preserve"> PAGEREF _Toc16082 \h </w:instrText>
+            <w:instrText xml:space="preserve"> PAGEREF _Toc27535 \h </w:instrText>
           </w:r>
           <w:r>
             <w:fldChar w:fldCharType="separate"/>
           </w:r>
           <w:r>
-            <w:t>7</w:t>
+            <w:t>9</w:t>
           </w:r>
           <w:r>
             <w:fldChar w:fldCharType="end"/>
@@ -1235,7 +1368,7 @@
             <w:fldChar w:fldCharType="begin"/>
           </w:r>
           <w:r>
-            <w:instrText xml:space="preserve"> HYPERLINK \l _Toc16299 </w:instrText>
+            <w:instrText xml:space="preserve"> HYPERLINK \l _Toc31161 </w:instrText>
           </w:r>
           <w:r>
             <w:fldChar w:fldCharType="separate"/>
@@ -1259,13 +1392,13 @@
             <w:fldChar w:fldCharType="begin"/>
           </w:r>
           <w:r>
-            <w:instrText xml:space="preserve"> PAGEREF _Toc16299 \h </w:instrText>
+            <w:instrText xml:space="preserve"> PAGEREF _Toc31161 \h </w:instrText>
           </w:r>
           <w:r>
             <w:fldChar w:fldCharType="separate"/>
           </w:r>
           <w:r>
-            <w:t>7</w:t>
+            <w:t>9</w:t>
           </w:r>
           <w:r>
             <w:fldChar w:fldCharType="end"/>
@@ -1285,7 +1418,7 @@
             <w:fldChar w:fldCharType="begin"/>
           </w:r>
           <w:r>
-            <w:instrText xml:space="preserve"> HYPERLINK \l _Toc6083 </w:instrText>
+            <w:instrText xml:space="preserve"> HYPERLINK \l _Toc22612 </w:instrText>
           </w:r>
           <w:r>
             <w:fldChar w:fldCharType="separate"/>
@@ -1316,13 +1449,13 @@
             <w:fldChar w:fldCharType="begin"/>
           </w:r>
           <w:r>
-            <w:instrText xml:space="preserve"> PAGEREF _Toc6083 \h </w:instrText>
+            <w:instrText xml:space="preserve"> PAGEREF _Toc22612 \h </w:instrText>
           </w:r>
           <w:r>
             <w:fldChar w:fldCharType="separate"/>
           </w:r>
           <w:r>
-            <w:t>7</w:t>
+            <w:t>9</w:t>
           </w:r>
           <w:r>
             <w:fldChar w:fldCharType="end"/>
@@ -1342,7 +1475,7 @@
             <w:fldChar w:fldCharType="begin"/>
           </w:r>
           <w:r>
-            <w:instrText xml:space="preserve"> HYPERLINK \l _Toc14660 </w:instrText>
+            <w:instrText xml:space="preserve"> HYPERLINK \l _Toc23724 </w:instrText>
           </w:r>
           <w:r>
             <w:fldChar w:fldCharType="separate"/>
@@ -1373,13 +1506,13 @@
             <w:fldChar w:fldCharType="begin"/>
           </w:r>
           <w:r>
-            <w:instrText xml:space="preserve"> PAGEREF _Toc14660 \h </w:instrText>
+            <w:instrText xml:space="preserve"> PAGEREF _Toc23724 \h </w:instrText>
           </w:r>
           <w:r>
             <w:fldChar w:fldCharType="separate"/>
           </w:r>
           <w:r>
-            <w:t>7</w:t>
+            <w:t>9</w:t>
           </w:r>
           <w:r>
             <w:fldChar w:fldCharType="end"/>
@@ -1399,7 +1532,7 @@
             <w:fldChar w:fldCharType="begin"/>
           </w:r>
           <w:r>
-            <w:instrText xml:space="preserve"> HYPERLINK \l _Toc27223 </w:instrText>
+            <w:instrText xml:space="preserve"> HYPERLINK \l _Toc31966 </w:instrText>
           </w:r>
           <w:r>
             <w:fldChar w:fldCharType="separate"/>
@@ -1430,13 +1563,13 @@
             <w:fldChar w:fldCharType="begin"/>
           </w:r>
           <w:r>
-            <w:instrText xml:space="preserve"> PAGEREF _Toc27223 \h </w:instrText>
+            <w:instrText xml:space="preserve"> PAGEREF _Toc31966 \h </w:instrText>
           </w:r>
           <w:r>
             <w:fldChar w:fldCharType="separate"/>
           </w:r>
           <w:r>
-            <w:t>7</w:t>
+            <w:t>9</w:t>
           </w:r>
           <w:r>
             <w:fldChar w:fldCharType="end"/>
@@ -1456,7 +1589,7 @@
             <w:fldChar w:fldCharType="begin"/>
           </w:r>
           <w:r>
-            <w:instrText xml:space="preserve"> HYPERLINK \l _Toc7557 </w:instrText>
+            <w:instrText xml:space="preserve"> HYPERLINK \l _Toc11148 </w:instrText>
           </w:r>
           <w:r>
             <w:fldChar w:fldCharType="separate"/>
@@ -1474,13 +1607,13 @@
             <w:fldChar w:fldCharType="begin"/>
           </w:r>
           <w:r>
-            <w:instrText xml:space="preserve"> PAGEREF _Toc7557 \h </w:instrText>
+            <w:instrText xml:space="preserve"> PAGEREF _Toc11148 \h </w:instrText>
           </w:r>
           <w:r>
             <w:fldChar w:fldCharType="separate"/>
           </w:r>
           <w:r>
-            <w:t>7</w:t>
+            <w:t>9</w:t>
           </w:r>
           <w:r>
             <w:fldChar w:fldCharType="end"/>
@@ -1522,7 +1655,7 @@
           <w:rFonts w:asciiTheme="majorEastAsia" w:hAnsiTheme="majorEastAsia" w:eastAsiaTheme="majorEastAsia"/>
         </w:rPr>
       </w:pPr>
-      <w:bookmarkStart w:id="3" w:name="_Toc9082"/>
+      <w:bookmarkStart w:id="3" w:name="_Toc8125"/>
       <w:r>
         <w:rPr>
           <w:rFonts w:hint="eastAsia" w:asciiTheme="majorEastAsia" w:hAnsiTheme="majorEastAsia" w:eastAsiaTheme="majorEastAsia"/>
@@ -1583,7 +1716,7 @@
           <w:rFonts w:asciiTheme="majorEastAsia" w:hAnsiTheme="majorEastAsia" w:eastAsiaTheme="majorEastAsia"/>
         </w:rPr>
       </w:pPr>
-      <w:bookmarkStart w:id="4" w:name="_Toc1158"/>
+      <w:bookmarkStart w:id="4" w:name="_Toc2018"/>
       <w:r>
         <w:rPr>
           <w:rFonts w:asciiTheme="majorEastAsia" w:hAnsiTheme="majorEastAsia" w:eastAsiaTheme="majorEastAsia"/>
@@ -1611,7 +1744,8 @@
         <w:bidi w:val="0"/>
         <w:outlineLvl w:val="1"/>
       </w:pPr>
-      <w:bookmarkStart w:id="5" w:name="_Toc20541"/>
+      <w:bookmarkStart w:id="5" w:name="_Toc12073"/>
+      <w:bookmarkStart w:id="6" w:name="_2.1 数据介绍"/>
       <w:r>
         <w:t xml:space="preserve">2.1 </w:t>
       </w:r>
@@ -1623,6 +1757,7 @@
       </w:r>
       <w:bookmarkEnd w:id="5"/>
     </w:p>
+    <w:bookmarkEnd w:id="6"/>
     <w:p>
       <w:pPr>
         <w:bidi w:val="0"/>
@@ -1905,7 +2040,7 @@
           <w:rFonts w:hint="eastAsia"/>
         </w:rPr>
       </w:pPr>
-      <w:bookmarkStart w:id="6" w:name="_Toc23604"/>
+      <w:bookmarkStart w:id="7" w:name="_Toc20517"/>
       <w:r>
         <w:t xml:space="preserve">2.2 </w:t>
       </w:r>
@@ -1915,7 +2050,7 @@
         </w:rPr>
         <w:t>算法介绍</w:t>
       </w:r>
-      <w:bookmarkEnd w:id="6"/>
+      <w:bookmarkEnd w:id="7"/>
     </w:p>
     <w:p>
       <w:pPr>
@@ -2070,8 +2205,8 @@
         </w:rPr>
         <w:drawing>
           <wp:inline distT="0" distB="0" distL="114300" distR="114300">
-            <wp:extent cx="5267325" cy="1114425"/>
-            <wp:effectExtent l="0" t="0" r="3175" b="3175"/>
+            <wp:extent cx="4505325" cy="953135"/>
+            <wp:effectExtent l="0" t="0" r="3175" b="12065"/>
             <wp:docPr id="4" name="图片 1" descr="IMG_256"/>
             <wp:cNvGraphicFramePr>
               <a:graphicFrameLocks xmlns:a="http://schemas.openxmlformats.org/drawingml/2006/main" noChangeAspect="1"/>
@@ -2094,7 +2229,7 @@
                   <pic:spPr>
                     <a:xfrm>
                       <a:off x="0" y="0"/>
-                      <a:ext cx="5267325" cy="1114425"/>
+                      <a:ext cx="4505325" cy="953135"/>
                     </a:xfrm>
                     <a:prstGeom prst="rect">
                       <a:avLst/>
@@ -2129,6 +2264,10 @@
     <w:p>
       <w:pPr>
         <w:ind w:left="0" w:leftChars="0" w:firstLine="0" w:firstLineChars="0"/>
+        <w:jc w:val="center"/>
+        <w:rPr>
+          <w:rFonts w:hint="eastAsia"/>
+        </w:rPr>
       </w:pPr>
       <w:r>
         <w:rPr>
@@ -2140,8 +2279,8 @@
         </w:rPr>
         <w:drawing>
           <wp:inline distT="0" distB="0" distL="114300" distR="114300">
-            <wp:extent cx="5267325" cy="1000125"/>
-            <wp:effectExtent l="0" t="0" r="3175" b="3175"/>
+            <wp:extent cx="4632325" cy="879475"/>
+            <wp:effectExtent l="0" t="0" r="3175" b="9525"/>
             <wp:docPr id="5" name="图片 2" descr="IMG_256"/>
             <wp:cNvGraphicFramePr>
               <a:graphicFrameLocks xmlns:a="http://schemas.openxmlformats.org/drawingml/2006/main" noChangeAspect="1"/>
@@ -2164,7 +2303,7 @@
                   <pic:spPr>
                     <a:xfrm>
                       <a:off x="0" y="0"/>
-                      <a:ext cx="5267325" cy="1000125"/>
+                      <a:ext cx="4632325" cy="879475"/>
                     </a:xfrm>
                     <a:prstGeom prst="rect">
                       <a:avLst/>
@@ -2187,13 +2326,6 @@
           <w:rFonts w:hint="eastAsia"/>
         </w:rPr>
       </w:pPr>
-    </w:p>
-    <w:p>
-      <w:pPr>
-        <w:rPr>
-          <w:rFonts w:hint="eastAsia"/>
-        </w:rPr>
-      </w:pPr>
       <w:r>
         <w:rPr>
           <w:rFonts w:hint="eastAsia"/>
@@ -2244,7 +2376,7 @@
           <w:rFonts w:hint="eastAsia"/>
         </w:rPr>
       </w:pPr>
-      <w:bookmarkStart w:id="7" w:name="_Toc30692"/>
+      <w:bookmarkStart w:id="8" w:name="_Toc18154"/>
       <w:r>
         <w:t xml:space="preserve">2.3 </w:t>
       </w:r>
@@ -2254,7 +2386,7 @@
         </w:rPr>
         <w:t>特征构造</w:t>
       </w:r>
-      <w:bookmarkEnd w:id="7"/>
+      <w:bookmarkEnd w:id="8"/>
     </w:p>
     <w:p>
       <w:pPr>
@@ -2422,7 +2554,9 @@
         <w:shd w:val="clear" w:color="auto" w:fill="F1F1F1" w:themeFill="background1" w:themeFillShade="F2"/>
         <w:tblLayout w:type="autofit"/>
         <w:tblCellMar>
+          <w:top w:w="0" w:type="dxa"/>
           <w:left w:w="108" w:type="dxa"/>
+          <w:bottom w:w="0" w:type="dxa"/>
           <w:right w:w="108" w:type="dxa"/>
         </w:tblCellMar>
       </w:tblPr>
@@ -2441,7 +2575,9 @@
           </w:tblBorders>
           <w:shd w:val="clear" w:color="auto" w:fill="F1F1F1" w:themeFill="background1" w:themeFillShade="F2"/>
           <w:tblCellMar>
+            <w:top w:w="0" w:type="dxa"/>
             <w:left w:w="108" w:type="dxa"/>
+            <w:bottom w:w="0" w:type="dxa"/>
             <w:right w:w="108" w:type="dxa"/>
           </w:tblCellMar>
         </w:tblPrEx>
@@ -2456,8 +2592,12 @@
           </w:tcPr>
           <w:p>
             <w:pPr>
+              <w:keepNext w:val="0"/>
+              <w:keepLines w:val="0"/>
+              <w:suppressLineNumbers w:val="0"/>
               <w:bidi w:val="0"/>
-              <w:ind w:left="0" w:leftChars="0" w:firstLine="0" w:firstLineChars="0"/>
+              <w:spacing w:before="0" w:beforeAutospacing="0" w:after="0" w:afterAutospacing="0"/>
+              <w:ind w:left="0" w:leftChars="0" w:right="0" w:firstLine="0" w:firstLineChars="0"/>
               <w:jc w:val="both"/>
               <w:rPr>
                 <w:rFonts w:hint="default"/>
@@ -2476,8 +2616,12 @@
           </w:p>
           <w:p>
             <w:pPr>
+              <w:keepNext w:val="0"/>
+              <w:keepLines w:val="0"/>
+              <w:suppressLineNumbers w:val="0"/>
               <w:bidi w:val="0"/>
-              <w:ind w:left="0" w:leftChars="0" w:firstLine="0" w:firstLineChars="0"/>
+              <w:spacing w:before="0" w:beforeAutospacing="0" w:after="0" w:afterAutospacing="0"/>
+              <w:ind w:left="0" w:leftChars="0" w:right="0" w:firstLine="0" w:firstLineChars="0"/>
               <w:jc w:val="both"/>
               <w:rPr>
                 <w:rFonts w:hint="default"/>
@@ -2496,8 +2640,12 @@
           </w:p>
           <w:p>
             <w:pPr>
+              <w:keepNext w:val="0"/>
+              <w:keepLines w:val="0"/>
+              <w:suppressLineNumbers w:val="0"/>
               <w:bidi w:val="0"/>
-              <w:ind w:left="0" w:leftChars="0" w:firstLine="0" w:firstLineChars="0"/>
+              <w:spacing w:before="0" w:beforeAutospacing="0" w:after="0" w:afterAutospacing="0"/>
+              <w:ind w:left="0" w:leftChars="0" w:right="0" w:firstLine="0" w:firstLineChars="0"/>
               <w:jc w:val="both"/>
               <w:rPr>
                 <w:rFonts w:hint="default"/>
@@ -2516,8 +2664,12 @@
           </w:p>
           <w:p>
             <w:pPr>
+              <w:keepNext w:val="0"/>
+              <w:keepLines w:val="0"/>
+              <w:suppressLineNumbers w:val="0"/>
               <w:bidi w:val="0"/>
-              <w:ind w:left="0" w:leftChars="0" w:firstLine="0" w:firstLineChars="0"/>
+              <w:spacing w:before="0" w:beforeAutospacing="0" w:after="0" w:afterAutospacing="0"/>
+              <w:ind w:left="0" w:leftChars="0" w:right="0" w:firstLine="0" w:firstLineChars="0"/>
               <w:jc w:val="both"/>
               <w:rPr>
                 <w:rFonts w:hint="default"/>
@@ -2536,8 +2688,12 @@
           </w:p>
           <w:p>
             <w:pPr>
+              <w:keepNext w:val="0"/>
+              <w:keepLines w:val="0"/>
+              <w:suppressLineNumbers w:val="0"/>
               <w:bidi w:val="0"/>
-              <w:ind w:left="0" w:leftChars="0" w:firstLine="0" w:firstLineChars="0"/>
+              <w:spacing w:before="0" w:beforeAutospacing="0" w:after="0" w:afterAutospacing="0"/>
+              <w:ind w:left="0" w:leftChars="0" w:right="0" w:firstLine="0" w:firstLineChars="0"/>
               <w:jc w:val="both"/>
               <w:rPr>
                 <w:rFonts w:hint="default"/>
@@ -2556,8 +2712,12 @@
           </w:p>
           <w:p>
             <w:pPr>
+              <w:keepNext w:val="0"/>
+              <w:keepLines w:val="0"/>
+              <w:suppressLineNumbers w:val="0"/>
               <w:bidi w:val="0"/>
-              <w:ind w:left="0" w:leftChars="0" w:firstLine="0" w:firstLineChars="0"/>
+              <w:spacing w:before="0" w:beforeAutospacing="0" w:after="0" w:afterAutospacing="0"/>
+              <w:ind w:left="0" w:leftChars="0" w:right="0" w:firstLine="0" w:firstLineChars="0"/>
               <w:jc w:val="both"/>
               <w:rPr>
                 <w:rFonts w:hint="default"/>
@@ -2576,8 +2736,12 @@
           </w:p>
           <w:p>
             <w:pPr>
+              <w:keepNext w:val="0"/>
+              <w:keepLines w:val="0"/>
+              <w:suppressLineNumbers w:val="0"/>
               <w:bidi w:val="0"/>
-              <w:ind w:left="0" w:leftChars="0" w:firstLine="0" w:firstLineChars="0"/>
+              <w:spacing w:before="0" w:beforeAutospacing="0" w:after="0" w:afterAutospacing="0"/>
+              <w:ind w:left="0" w:leftChars="0" w:right="0" w:firstLine="0" w:firstLineChars="0"/>
               <w:jc w:val="both"/>
               <w:rPr>
                 <w:rFonts w:hint="default"/>
@@ -2596,8 +2760,12 @@
           </w:p>
           <w:p>
             <w:pPr>
+              <w:keepNext w:val="0"/>
+              <w:keepLines w:val="0"/>
+              <w:suppressLineNumbers w:val="0"/>
               <w:bidi w:val="0"/>
-              <w:ind w:left="0" w:leftChars="0" w:firstLine="0" w:firstLineChars="0"/>
+              <w:spacing w:before="0" w:beforeAutospacing="0" w:after="0" w:afterAutospacing="0"/>
+              <w:ind w:left="0" w:leftChars="0" w:right="0" w:firstLine="0" w:firstLineChars="0"/>
               <w:jc w:val="both"/>
               <w:rPr>
                 <w:rFonts w:hint="default"/>
@@ -2616,8 +2784,12 @@
           </w:p>
           <w:p>
             <w:pPr>
+              <w:keepNext w:val="0"/>
+              <w:keepLines w:val="0"/>
+              <w:suppressLineNumbers w:val="0"/>
               <w:bidi w:val="0"/>
-              <w:ind w:left="0" w:leftChars="0" w:firstLine="0" w:firstLineChars="0"/>
+              <w:spacing w:before="0" w:beforeAutospacing="0" w:after="0" w:afterAutospacing="0"/>
+              <w:ind w:left="0" w:leftChars="0" w:right="0" w:firstLine="0" w:firstLineChars="0"/>
               <w:jc w:val="both"/>
               <w:rPr>
                 <w:rFonts w:hint="default"/>
@@ -2636,8 +2808,12 @@
           </w:p>
           <w:p>
             <w:pPr>
+              <w:keepNext w:val="0"/>
+              <w:keepLines w:val="0"/>
+              <w:suppressLineNumbers w:val="0"/>
               <w:bidi w:val="0"/>
-              <w:ind w:left="0" w:leftChars="0" w:firstLine="0" w:firstLineChars="0"/>
+              <w:spacing w:before="0" w:beforeAutospacing="0" w:after="0" w:afterAutospacing="0"/>
+              <w:ind w:left="0" w:leftChars="0" w:right="0" w:firstLine="0" w:firstLineChars="0"/>
               <w:jc w:val="both"/>
               <w:rPr>
                 <w:rFonts w:hint="default"/>
@@ -2656,8 +2832,12 @@
           </w:p>
           <w:p>
             <w:pPr>
+              <w:keepNext w:val="0"/>
+              <w:keepLines w:val="0"/>
+              <w:suppressLineNumbers w:val="0"/>
               <w:bidi w:val="0"/>
-              <w:ind w:left="0" w:leftChars="0" w:firstLine="0" w:firstLineChars="0"/>
+              <w:spacing w:before="0" w:beforeAutospacing="0" w:after="0" w:afterAutospacing="0"/>
+              <w:ind w:left="0" w:leftChars="0" w:right="0" w:firstLine="0" w:firstLineChars="0"/>
               <w:jc w:val="both"/>
               <w:rPr>
                 <w:rFonts w:hint="default"/>
@@ -2703,7 +2883,7 @@
           <w:bCs w:val="0"/>
           <w:lang w:val="en-US" w:eastAsia="zh-CN"/>
         </w:rPr>
-        <w:t>。在对属性编码后，我们对所有属性计算了IQR指数并利用分箱法寻找可能的异常值。</w:t>
+        <w:t>。在对属性编码后，我们对所有属性计算了IQR指数并利用分箱法寻找可能的异常值。结果发现并无异常值。</w:t>
       </w:r>
     </w:p>
     <w:p>
@@ -2753,7 +2933,7 @@
           <w:rFonts w:hint="eastAsia"/>
           <w:lang w:val="en-US" w:eastAsia="zh-CN"/>
         </w:rPr>
-        <w:t>。规范化好以后，我们组将数据集按照6:2:2的比例划分为训练集、验证集和测试集。其中验证集当且仅当算法没有集成交叉验证时使用。</w:t>
+        <w:t>。规范化好以后，我们组将数据集按照最常用的6:2:2比例划分为训练集、验证集和测试集。其中验证集当且仅当算法没有集成交叉验证时使用，如果算法本身就有交叉验证，那么实际训练时的数据就是上述6份的训练集加上2份的验证集。</w:t>
       </w:r>
     </w:p>
     <w:p>
@@ -2778,7 +2958,50 @@
           <w:rFonts w:hint="eastAsia"/>
           <w:lang w:val="en-US" w:eastAsia="zh-CN"/>
         </w:rPr>
-        <w:t>。通过2.1中的可视化结果可以明显看出本数据集存在严重的正负样例失衡的情况，因此我们组在数据划分好以后，对训练集进行了数据平衡工作。考虑到正例极少，降采样会使得数据规模过小从而导致模型欠拟合，因此我们组采用了SMOTE算法对训练集进行过采样。该算法的过采样逻辑主要以插值的方式实现，相比于多次重复采样提升了数据的多样性，为后续模型的高泛化性做好铺垫。平衡结果如下两图所示：</w:t>
+        <w:t>。通过</w:t>
+      </w:r>
+      <w:r>
+        <w:rPr>
+          <w:rFonts w:hint="eastAsia"/>
+          <w:lang w:val="en-US" w:eastAsia="zh-CN"/>
+        </w:rPr>
+        <w:fldChar w:fldCharType="begin"/>
+      </w:r>
+      <w:r>
+        <w:rPr>
+          <w:rFonts w:hint="eastAsia"/>
+          <w:lang w:val="en-US" w:eastAsia="zh-CN"/>
+        </w:rPr>
+        <w:instrText xml:space="preserve"> HYPERLINK \l "_2.1 数据介绍" </w:instrText>
+      </w:r>
+      <w:r>
+        <w:rPr>
+          <w:rFonts w:hint="eastAsia"/>
+          <w:lang w:val="en-US" w:eastAsia="zh-CN"/>
+        </w:rPr>
+        <w:fldChar w:fldCharType="separate"/>
+      </w:r>
+      <w:r>
+        <w:rPr>
+          <w:rStyle w:val="27"/>
+          <w:rFonts w:hint="eastAsia"/>
+          <w:lang w:val="en-US" w:eastAsia="zh-CN"/>
+        </w:rPr>
+        <w:t>2.1</w:t>
+      </w:r>
+      <w:r>
+        <w:rPr>
+          <w:rFonts w:hint="eastAsia"/>
+          <w:lang w:val="en-US" w:eastAsia="zh-CN"/>
+        </w:rPr>
+        <w:fldChar w:fldCharType="end"/>
+      </w:r>
+      <w:r>
+        <w:rPr>
+          <w:rFonts w:hint="eastAsia"/>
+          <w:lang w:val="en-US" w:eastAsia="zh-CN"/>
+        </w:rPr>
+        <w:t>中的可视化结果可以明显看出本数据集存在严重的正负样例失衡的情况，因此我们组在数据划分好以后，对训练集进行了数据平衡工作。考虑到正例极少，降采样会使得数据规模过小从而导致模型欠拟合，因此我们组采用了SMOTE算法对训练集进行过采样。该算法的过采样逻辑主要以插值的方式实现，相比于多次重复采样提升了数据的多样性，为后续模型的高泛化性做好铺垫。平衡结果如下两图所示：</w:t>
       </w:r>
     </w:p>
     <w:p>
@@ -2790,8 +3013,8 @@
       <w:r>
         <w:drawing>
           <wp:inline distT="0" distB="0" distL="114300" distR="114300">
-            <wp:extent cx="4272915" cy="4272915"/>
-            <wp:effectExtent l="0" t="0" r="6985" b="6985"/>
+            <wp:extent cx="4510405" cy="4510405"/>
+            <wp:effectExtent l="0" t="0" r="10795" b="10795"/>
             <wp:docPr id="6" name="图片 2" descr="binary_cls"/>
             <wp:cNvGraphicFramePr>
               <a:graphicFrameLocks xmlns:a="http://schemas.openxmlformats.org/drawingml/2006/main" noChangeAspect="1"/>
@@ -2814,7 +3037,7 @@
                   <pic:spPr>
                     <a:xfrm>
                       <a:off x="0" y="0"/>
-                      <a:ext cx="4272915" cy="4272915"/>
+                      <a:ext cx="4510405" cy="4510405"/>
                     </a:xfrm>
                     <a:prstGeom prst="rect">
                       <a:avLst/>
@@ -2896,8 +3119,8 @@
       <w:r>
         <w:drawing>
           <wp:inline distT="0" distB="0" distL="114300" distR="114300">
-            <wp:extent cx="4504055" cy="4517390"/>
-            <wp:effectExtent l="0" t="0" r="4445" b="3810"/>
+            <wp:extent cx="4824730" cy="4839335"/>
+            <wp:effectExtent l="0" t="0" r="1270" b="12065"/>
             <wp:docPr id="7" name="图片 4" descr="multi_cls2"/>
             <wp:cNvGraphicFramePr>
               <a:graphicFrameLocks xmlns:a="http://schemas.openxmlformats.org/drawingml/2006/main" noChangeAspect="1"/>
@@ -2920,7 +3143,7 @@
                   <pic:spPr>
                     <a:xfrm>
                       <a:off x="0" y="0"/>
-                      <a:ext cx="4504613" cy="4518000"/>
+                      <a:ext cx="4824730" cy="4839335"/>
                     </a:xfrm>
                     <a:prstGeom prst="rect">
                       <a:avLst/>
@@ -2998,8 +3221,11 @@
         <w:pStyle w:val="4"/>
         <w:bidi w:val="0"/>
         <w:outlineLvl w:val="1"/>
-      </w:pPr>
-      <w:bookmarkStart w:id="8" w:name="_Toc32583"/>
+        <w:rPr>
+          <w:rFonts w:hint="eastAsia"/>
+        </w:rPr>
+      </w:pPr>
+      <w:bookmarkStart w:id="9" w:name="_Toc15068"/>
       <w:r>
         <w:t xml:space="preserve">2.4 </w:t>
       </w:r>
@@ -3009,7 +3235,26 @@
         </w:rPr>
         <w:t>实验结果</w:t>
       </w:r>
-      <w:bookmarkEnd w:id="8"/>
+      <w:bookmarkEnd w:id="9"/>
+    </w:p>
+    <w:p>
+      <w:pPr>
+        <w:pStyle w:val="4"/>
+        <w:bidi w:val="0"/>
+        <w:rPr>
+          <w:rFonts w:hint="default"/>
+          <w:lang w:val="en-US" w:eastAsia="zh-CN"/>
+        </w:rPr>
+      </w:pPr>
+      <w:bookmarkStart w:id="10" w:name="_Toc26102"/>
+      <w:r>
+        <w:rPr>
+          <w:rFonts w:hint="eastAsia"/>
+          <w:lang w:val="en-US" w:eastAsia="zh-CN"/>
+        </w:rPr>
+        <w:t>2.4.1 对比实验</w:t>
+      </w:r>
+      <w:bookmarkEnd w:id="10"/>
     </w:p>
     <w:p>
       <w:pPr>
@@ -3026,18 +3271,51 @@
       <w:r>
         <w:rPr>
           <w:rFonts w:hint="eastAsia"/>
-          <w:b/>
-          <w:bCs/>
-          <w:lang w:val="en-US" w:eastAsia="zh-CN"/>
-        </w:rPr>
-        <w:t>对比实验部分</w:t>
-      </w:r>
-      <w:r>
-        <w:rPr>
-          <w:rFonts w:hint="eastAsia"/>
-          <w:lang w:val="en-US" w:eastAsia="zh-CN"/>
-        </w:rPr>
-        <w:t>。我们分别使用了线性模型、决策树模型、贝叶斯模型、集成学习、懒惰学习、深度模型进行二分类模型的对比实验。针对当前心脏病预防检测的场景，我们将召回率作为第一指标，而为了防止模型过拟合，我们辅以准确率与ROC曲线下的面积AUC作为第二、三指标。下表展示了上述模型在测试集上的预测情况：</w:t>
+          <w:lang w:val="en-US" w:eastAsia="zh-CN"/>
+        </w:rPr>
+        <w:t>我们分别使用了线性模型、决策树模型、贝叶斯模型、集成学习、懒惰学习、深度模型进行二分类模型的对比实验。针对当前心脏病预防检测的场景，我们将召回率作为第一指标，而为了防止模型过拟合，我们辅以准确率与ROC曲线下的面积AUC作为第二、三指标。</w:t>
+      </w:r>
+      <w:r>
+        <w:rPr>
+          <w:rFonts w:hint="eastAsia"/>
+          <w:lang w:val="en-US" w:eastAsia="zh-CN"/>
+        </w:rPr>
+        <w:fldChar w:fldCharType="begin"/>
+      </w:r>
+      <w:r>
+        <w:rPr>
+          <w:rFonts w:hint="eastAsia"/>
+          <w:lang w:val="en-US" w:eastAsia="zh-CN"/>
+        </w:rPr>
+        <w:instrText xml:space="preserve"> REF _Ref25111 \h </w:instrText>
+      </w:r>
+      <w:r>
+        <w:rPr>
+          <w:rFonts w:hint="eastAsia"/>
+          <w:lang w:val="en-US" w:eastAsia="zh-CN"/>
+        </w:rPr>
+        <w:fldChar w:fldCharType="separate"/>
+      </w:r>
+      <w:r>
+        <w:rPr>
+          <w:rFonts w:hint="eastAsia"/>
+          <w:lang w:val="en-US" w:eastAsia="zh-CN"/>
+        </w:rPr>
+        <w:t>表3</w:t>
+      </w:r>
+      <w:r>
+        <w:rPr>
+          <w:rFonts w:hint="eastAsia"/>
+          <w:lang w:val="en-US" w:eastAsia="zh-CN"/>
+        </w:rPr>
+        <w:fldChar w:fldCharType="end"/>
+      </w:r>
+      <w:r>
+        <w:rPr>
+          <w:rFonts w:hint="eastAsia"/>
+          <w:lang w:val="en-US" w:eastAsia="zh-CN"/>
+        </w:rPr>
+        <w:t>展示了上述模型在测试集上的预测情况：</w:t>
       </w:r>
     </w:p>
     <w:p>
@@ -3049,6 +3327,7 @@
           <w:lang w:val="en-US" w:eastAsia="zh-CN"/>
         </w:rPr>
       </w:pPr>
+      <w:bookmarkStart w:id="11" w:name="_Ref25111"/>
       <w:r>
         <w:rPr>
           <w:rFonts w:hint="eastAsia"/>
@@ -3091,6 +3370,7 @@
         </w:rPr>
         <w:fldChar w:fldCharType="end"/>
       </w:r>
+      <w:bookmarkEnd w:id="11"/>
       <w:r>
         <w:rPr>
           <w:rFonts w:hint="eastAsia"/>
@@ -3112,7 +3392,7 @@
           <w:insideH w:val="single" w:color="auto" w:sz="4" w:space="0"/>
           <w:insideV w:val="single" w:color="auto" w:sz="4" w:space="0"/>
         </w:tblBorders>
-        <w:shd w:val="clear"/>
+        <w:shd w:val="clear" w:color="auto" w:fill="auto"/>
         <w:tblLayout w:type="fixed"/>
         <w:tblCellMar>
           <w:top w:w="0" w:type="dxa"/>
@@ -3122,11 +3402,11 @@
         </w:tblCellMar>
       </w:tblPr>
       <w:tblGrid>
-        <w:gridCol w:w="1328"/>
-        <w:gridCol w:w="1661"/>
-        <w:gridCol w:w="1661"/>
-        <w:gridCol w:w="1661"/>
-        <w:gridCol w:w="1661"/>
+        <w:gridCol w:w="1266"/>
+        <w:gridCol w:w="1567"/>
+        <w:gridCol w:w="1642"/>
+        <w:gridCol w:w="1534"/>
+        <w:gridCol w:w="1475"/>
       </w:tblGrid>
       <w:tr>
         <w:tblPrEx>
@@ -3150,20 +3430,24 @@
         </w:trPr>
         <w:tc>
           <w:tcPr>
-            <w:tcW w:w="1328" w:type="dxa"/>
+            <w:tcW w:w="1266" w:type="dxa"/>
             <w:tcBorders>
               <w:top w:val="single" w:color="auto" w:sz="4" w:space="0"/>
               <w:left w:val="single" w:color="auto" w:sz="4" w:space="0"/>
               <w:bottom w:val="single" w:color="auto" w:sz="4" w:space="0"/>
               <w:right w:val="single" w:color="auto" w:sz="4" w:space="0"/>
             </w:tcBorders>
-            <w:shd w:val="clear"/>
+            <w:shd w:val="clear" w:color="auto" w:fill="auto"/>
             <w:vAlign w:val="center"/>
           </w:tcPr>
           <w:p>
             <w:pPr>
+              <w:keepNext w:val="0"/>
+              <w:keepLines w:val="0"/>
+              <w:suppressLineNumbers w:val="0"/>
               <w:bidi w:val="0"/>
-              <w:ind w:left="0" w:leftChars="0" w:firstLine="0" w:firstLineChars="0"/>
+              <w:spacing w:before="0" w:beforeAutospacing="0" w:after="0" w:afterAutospacing="0"/>
+              <w:ind w:left="0" w:leftChars="0" w:right="0" w:firstLine="0" w:firstLineChars="0"/>
               <w:jc w:val="center"/>
               <w:rPr>
                 <w:rFonts w:hint="eastAsia"/>
@@ -3173,20 +3457,24 @@
         </w:tc>
         <w:tc>
           <w:tcPr>
-            <w:tcW w:w="1661" w:type="dxa"/>
+            <w:tcW w:w="1567" w:type="dxa"/>
             <w:tcBorders>
               <w:top w:val="single" w:color="auto" w:sz="4" w:space="0"/>
               <w:left w:val="single" w:color="auto" w:sz="4" w:space="0"/>
               <w:bottom w:val="single" w:color="auto" w:sz="4" w:space="0"/>
               <w:right w:val="single" w:color="auto" w:sz="4" w:space="0"/>
             </w:tcBorders>
-            <w:shd w:val="clear"/>
+            <w:shd w:val="clear" w:color="auto" w:fill="auto"/>
             <w:vAlign w:val="center"/>
           </w:tcPr>
           <w:p>
             <w:pPr>
+              <w:keepNext w:val="0"/>
+              <w:keepLines w:val="0"/>
+              <w:suppressLineNumbers w:val="0"/>
               <w:bidi w:val="0"/>
-              <w:ind w:left="0" w:leftChars="0" w:firstLine="0" w:firstLineChars="0"/>
+              <w:spacing w:before="0" w:beforeAutospacing="0" w:after="0" w:afterAutospacing="0"/>
+              <w:ind w:left="0" w:leftChars="0" w:right="0" w:firstLine="0" w:firstLineChars="0"/>
               <w:jc w:val="center"/>
               <w:rPr>
                 <w:rFonts w:hint="eastAsia"/>
@@ -3196,20 +3484,24 @@
         </w:tc>
         <w:tc>
           <w:tcPr>
-            <w:tcW w:w="1661" w:type="dxa"/>
+            <w:tcW w:w="1642" w:type="dxa"/>
             <w:tcBorders>
               <w:top w:val="single" w:color="auto" w:sz="4" w:space="0"/>
               <w:left w:val="single" w:color="auto" w:sz="4" w:space="0"/>
               <w:bottom w:val="single" w:color="auto" w:sz="4" w:space="0"/>
               <w:right w:val="single" w:color="auto" w:sz="4" w:space="0"/>
             </w:tcBorders>
-            <w:shd w:val="clear"/>
+            <w:shd w:val="clear" w:color="auto" w:fill="auto"/>
             <w:vAlign w:val="center"/>
           </w:tcPr>
           <w:p>
             <w:pPr>
+              <w:keepNext w:val="0"/>
+              <w:keepLines w:val="0"/>
+              <w:suppressLineNumbers w:val="0"/>
               <w:bidi w:val="0"/>
-              <w:ind w:left="0" w:leftChars="0" w:firstLine="0" w:firstLineChars="0"/>
+              <w:spacing w:before="0" w:beforeAutospacing="0" w:after="0" w:afterAutospacing="0"/>
+              <w:ind w:left="0" w:leftChars="0" w:right="0" w:firstLine="0" w:firstLineChars="0"/>
               <w:jc w:val="center"/>
               <w:rPr>
                 <w:rFonts w:hint="eastAsia"/>
@@ -3225,20 +3517,24 @@
         </w:tc>
         <w:tc>
           <w:tcPr>
-            <w:tcW w:w="1661" w:type="dxa"/>
+            <w:tcW w:w="1534" w:type="dxa"/>
             <w:tcBorders>
               <w:top w:val="single" w:color="auto" w:sz="4" w:space="0"/>
               <w:left w:val="single" w:color="auto" w:sz="4" w:space="0"/>
               <w:bottom w:val="single" w:color="auto" w:sz="4" w:space="0"/>
               <w:right w:val="single" w:color="auto" w:sz="4" w:space="0"/>
             </w:tcBorders>
-            <w:shd w:val="clear"/>
+            <w:shd w:val="clear" w:color="auto" w:fill="auto"/>
             <w:vAlign w:val="center"/>
           </w:tcPr>
           <w:p>
             <w:pPr>
+              <w:keepNext w:val="0"/>
+              <w:keepLines w:val="0"/>
+              <w:suppressLineNumbers w:val="0"/>
               <w:bidi w:val="0"/>
-              <w:ind w:left="0" w:leftChars="0" w:firstLine="0" w:firstLineChars="0"/>
+              <w:spacing w:before="0" w:beforeAutospacing="0" w:after="0" w:afterAutospacing="0"/>
+              <w:ind w:left="0" w:leftChars="0" w:right="0" w:firstLine="0" w:firstLineChars="0"/>
               <w:jc w:val="center"/>
               <w:rPr>
                 <w:rFonts w:hint="eastAsia"/>
@@ -3254,20 +3550,24 @@
         </w:tc>
         <w:tc>
           <w:tcPr>
-            <w:tcW w:w="1661" w:type="dxa"/>
+            <w:tcW w:w="1475" w:type="dxa"/>
             <w:tcBorders>
               <w:top w:val="single" w:color="auto" w:sz="4" w:space="0"/>
               <w:left w:val="single" w:color="auto" w:sz="4" w:space="0"/>
               <w:bottom w:val="single" w:color="auto" w:sz="4" w:space="0"/>
               <w:right w:val="single" w:color="auto" w:sz="4" w:space="0"/>
             </w:tcBorders>
-            <w:shd w:val="clear"/>
+            <w:shd w:val="clear" w:color="auto" w:fill="auto"/>
             <w:vAlign w:val="center"/>
           </w:tcPr>
           <w:p>
             <w:pPr>
+              <w:keepNext w:val="0"/>
+              <w:keepLines w:val="0"/>
+              <w:suppressLineNumbers w:val="0"/>
               <w:bidi w:val="0"/>
-              <w:ind w:left="0" w:leftChars="0" w:firstLine="0" w:firstLineChars="0"/>
+              <w:spacing w:before="0" w:beforeAutospacing="0" w:after="0" w:afterAutospacing="0"/>
+              <w:ind w:left="0" w:leftChars="0" w:right="0" w:firstLine="0" w:firstLineChars="0"/>
               <w:jc w:val="center"/>
               <w:rPr>
                 <w:rFonts w:hint="eastAsia"/>
@@ -3278,6 +3578,380 @@
                 <w:rFonts w:hint="eastAsia"/>
               </w:rPr>
               <w:t>AUC</w:t>
+            </w:r>
+          </w:p>
+        </w:tc>
+      </w:tr>
+      <w:tr>
+        <w:tblPrEx>
+          <w:tblBorders>
+            <w:top w:val="single" w:color="auto" w:sz="4" w:space="0"/>
+            <w:left w:val="single" w:color="auto" w:sz="4" w:space="0"/>
+            <w:bottom w:val="single" w:color="auto" w:sz="4" w:space="0"/>
+            <w:right w:val="single" w:color="auto" w:sz="4" w:space="0"/>
+            <w:insideH w:val="single" w:color="auto" w:sz="4" w:space="0"/>
+            <w:insideV w:val="single" w:color="auto" w:sz="4" w:space="0"/>
+          </w:tblBorders>
+          <w:shd w:val="clear" w:color="auto" w:fill="auto"/>
+          <w:tblCellMar>
+            <w:top w:w="0" w:type="dxa"/>
+            <w:left w:w="108" w:type="dxa"/>
+            <w:bottom w:w="0" w:type="dxa"/>
+            <w:right w:w="108" w:type="dxa"/>
+          </w:tblCellMar>
+        </w:tblPrEx>
+        <w:trPr>
+          <w:jc w:val="center"/>
+        </w:trPr>
+        <w:tc>
+          <w:tcPr>
+            <w:tcW w:w="1266" w:type="dxa"/>
+            <w:tcBorders>
+              <w:top w:val="single" w:color="auto" w:sz="4" w:space="0"/>
+              <w:left w:val="single" w:color="auto" w:sz="4" w:space="0"/>
+              <w:bottom w:val="single" w:color="auto" w:sz="4" w:space="0"/>
+              <w:right w:val="single" w:color="auto" w:sz="4" w:space="0"/>
+            </w:tcBorders>
+            <w:shd w:val="clear" w:color="auto" w:fill="auto"/>
+            <w:vAlign w:val="center"/>
+          </w:tcPr>
+          <w:p>
+            <w:pPr>
+              <w:keepNext w:val="0"/>
+              <w:keepLines w:val="0"/>
+              <w:suppressLineNumbers w:val="0"/>
+              <w:bidi w:val="0"/>
+              <w:spacing w:before="0" w:beforeAutospacing="0" w:after="0" w:afterAutospacing="0"/>
+              <w:ind w:left="0" w:leftChars="0" w:right="0" w:firstLine="0" w:firstLineChars="0"/>
+              <w:jc w:val="center"/>
+              <w:rPr>
+                <w:rFonts w:hint="eastAsia"/>
+              </w:rPr>
+            </w:pPr>
+            <w:r>
+              <w:rPr>
+                <w:rFonts w:hint="eastAsia"/>
+              </w:rPr>
+              <w:t>线性模型</w:t>
+            </w:r>
+          </w:p>
+        </w:tc>
+        <w:tc>
+          <w:tcPr>
+            <w:tcW w:w="1567" w:type="dxa"/>
+            <w:tcBorders>
+              <w:top w:val="single" w:color="auto" w:sz="4" w:space="0"/>
+              <w:left w:val="single" w:color="auto" w:sz="4" w:space="0"/>
+              <w:bottom w:val="single" w:color="auto" w:sz="4" w:space="0"/>
+              <w:right w:val="single" w:color="auto" w:sz="4" w:space="0"/>
+            </w:tcBorders>
+            <w:shd w:val="clear" w:color="auto" w:fill="auto"/>
+            <w:vAlign w:val="center"/>
+          </w:tcPr>
+          <w:p>
+            <w:pPr>
+              <w:keepNext w:val="0"/>
+              <w:keepLines w:val="0"/>
+              <w:suppressLineNumbers w:val="0"/>
+              <w:bidi w:val="0"/>
+              <w:spacing w:before="0" w:beforeAutospacing="0" w:after="0" w:afterAutospacing="0"/>
+              <w:ind w:left="0" w:leftChars="0" w:right="0" w:firstLine="0" w:firstLineChars="0"/>
+              <w:jc w:val="center"/>
+              <w:rPr>
+                <w:rFonts w:hint="eastAsia"/>
+              </w:rPr>
+            </w:pPr>
+            <w:r>
+              <w:rPr>
+                <w:rFonts w:hint="eastAsia"/>
+              </w:rPr>
+              <w:t>逻辑回归</w:t>
+            </w:r>
+          </w:p>
+        </w:tc>
+        <w:tc>
+          <w:tcPr>
+            <w:tcW w:w="1642" w:type="dxa"/>
+            <w:tcBorders>
+              <w:top w:val="single" w:color="auto" w:sz="4" w:space="0"/>
+              <w:left w:val="single" w:color="auto" w:sz="4" w:space="0"/>
+              <w:bottom w:val="single" w:color="auto" w:sz="4" w:space="0"/>
+              <w:right w:val="single" w:color="auto" w:sz="4" w:space="0"/>
+            </w:tcBorders>
+            <w:shd w:val="clear" w:color="auto" w:fill="auto"/>
+            <w:vAlign w:val="center"/>
+          </w:tcPr>
+          <w:p>
+            <w:pPr>
+              <w:keepNext w:val="0"/>
+              <w:keepLines w:val="0"/>
+              <w:suppressLineNumbers w:val="0"/>
+              <w:bidi w:val="0"/>
+              <w:spacing w:before="0" w:beforeAutospacing="0" w:after="0" w:afterAutospacing="0"/>
+              <w:ind w:left="0" w:leftChars="0" w:right="0" w:firstLine="0" w:firstLineChars="0"/>
+              <w:jc w:val="center"/>
+              <w:rPr>
+                <w:rFonts w:hint="eastAsia"/>
+              </w:rPr>
+            </w:pPr>
+            <w:r>
+              <w:rPr>
+                <w:rFonts w:hint="eastAsia"/>
+              </w:rPr>
+              <w:t>0.8179</w:t>
+            </w:r>
+          </w:p>
+        </w:tc>
+        <w:tc>
+          <w:tcPr>
+            <w:tcW w:w="1534" w:type="dxa"/>
+            <w:tcBorders>
+              <w:top w:val="single" w:color="auto" w:sz="4" w:space="0"/>
+              <w:left w:val="single" w:color="auto" w:sz="4" w:space="0"/>
+              <w:bottom w:val="single" w:color="auto" w:sz="4" w:space="0"/>
+              <w:right w:val="single" w:color="auto" w:sz="4" w:space="0"/>
+            </w:tcBorders>
+            <w:shd w:val="clear" w:color="auto" w:fill="auto"/>
+            <w:vAlign w:val="center"/>
+          </w:tcPr>
+          <w:p>
+            <w:pPr>
+              <w:keepNext w:val="0"/>
+              <w:keepLines w:val="0"/>
+              <w:suppressLineNumbers w:val="0"/>
+              <w:bidi w:val="0"/>
+              <w:spacing w:before="0" w:beforeAutospacing="0" w:after="0" w:afterAutospacing="0"/>
+              <w:ind w:left="0" w:leftChars="0" w:right="0" w:firstLine="0" w:firstLineChars="0"/>
+              <w:jc w:val="center"/>
+              <w:rPr>
+                <w:rFonts w:hint="eastAsia"/>
+              </w:rPr>
+            </w:pPr>
+            <w:r>
+              <w:rPr>
+                <w:rFonts w:hint="eastAsia"/>
+              </w:rPr>
+              <w:t>0.7659</w:t>
+            </w:r>
+          </w:p>
+        </w:tc>
+        <w:tc>
+          <w:tcPr>
+            <w:tcW w:w="1475" w:type="dxa"/>
+            <w:tcBorders>
+              <w:top w:val="single" w:color="auto" w:sz="4" w:space="0"/>
+              <w:left w:val="single" w:color="auto" w:sz="4" w:space="0"/>
+              <w:bottom w:val="single" w:color="auto" w:sz="4" w:space="0"/>
+              <w:right w:val="single" w:color="auto" w:sz="4" w:space="0"/>
+            </w:tcBorders>
+            <w:shd w:val="clear" w:color="auto" w:fill="auto"/>
+            <w:vAlign w:val="center"/>
+          </w:tcPr>
+          <w:p>
+            <w:pPr>
+              <w:keepNext w:val="0"/>
+              <w:keepLines w:val="0"/>
+              <w:suppressLineNumbers w:val="0"/>
+              <w:bidi w:val="0"/>
+              <w:spacing w:before="0" w:beforeAutospacing="0" w:after="0" w:afterAutospacing="0"/>
+              <w:ind w:left="0" w:leftChars="0" w:right="0" w:firstLine="0" w:firstLineChars="0"/>
+              <w:jc w:val="center"/>
+              <w:rPr>
+                <w:rFonts w:hint="eastAsia"/>
+              </w:rPr>
+            </w:pPr>
+            <w:r>
+              <w:rPr>
+                <w:rFonts w:hint="eastAsia"/>
+              </w:rPr>
+              <w:t>0.8646</w:t>
+            </w:r>
+          </w:p>
+        </w:tc>
+      </w:tr>
+      <w:tr>
+        <w:tblPrEx>
+          <w:tblBorders>
+            <w:top w:val="single" w:color="auto" w:sz="4" w:space="0"/>
+            <w:left w:val="single" w:color="auto" w:sz="4" w:space="0"/>
+            <w:bottom w:val="single" w:color="auto" w:sz="4" w:space="0"/>
+            <w:right w:val="single" w:color="auto" w:sz="4" w:space="0"/>
+            <w:insideH w:val="single" w:color="auto" w:sz="4" w:space="0"/>
+            <w:insideV w:val="single" w:color="auto" w:sz="4" w:space="0"/>
+          </w:tblBorders>
+          <w:shd w:val="clear" w:color="auto" w:fill="auto"/>
+          <w:tblCellMar>
+            <w:top w:w="0" w:type="dxa"/>
+            <w:left w:w="108" w:type="dxa"/>
+            <w:bottom w:w="0" w:type="dxa"/>
+            <w:right w:w="108" w:type="dxa"/>
+          </w:tblCellMar>
+        </w:tblPrEx>
+        <w:trPr>
+          <w:jc w:val="center"/>
+        </w:trPr>
+        <w:tc>
+          <w:tcPr>
+            <w:tcW w:w="1266" w:type="dxa"/>
+            <w:tcBorders>
+              <w:top w:val="single" w:color="auto" w:sz="4" w:space="0"/>
+              <w:left w:val="single" w:color="auto" w:sz="4" w:space="0"/>
+              <w:bottom w:val="single" w:color="auto" w:sz="4" w:space="0"/>
+              <w:right w:val="single" w:color="auto" w:sz="4" w:space="0"/>
+            </w:tcBorders>
+            <w:shd w:val="clear" w:color="auto" w:fill="auto"/>
+            <w:vAlign w:val="center"/>
+          </w:tcPr>
+          <w:p>
+            <w:pPr>
+              <w:keepNext w:val="0"/>
+              <w:keepLines w:val="0"/>
+              <w:suppressLineNumbers w:val="0"/>
+              <w:bidi w:val="0"/>
+              <w:spacing w:before="0" w:beforeAutospacing="0" w:after="0" w:afterAutospacing="0"/>
+              <w:ind w:left="0" w:leftChars="0" w:right="0" w:firstLine="0" w:firstLineChars="0"/>
+              <w:jc w:val="center"/>
+              <w:rPr>
+                <w:rFonts w:hint="eastAsia"/>
+              </w:rPr>
+            </w:pPr>
+            <w:r>
+              <w:rPr>
+                <w:rFonts w:hint="eastAsia"/>
+              </w:rPr>
+              <w:t>决策树模型</w:t>
+            </w:r>
+          </w:p>
+        </w:tc>
+        <w:tc>
+          <w:tcPr>
+            <w:tcW w:w="1567" w:type="dxa"/>
+            <w:tcBorders>
+              <w:top w:val="single" w:color="auto" w:sz="4" w:space="0"/>
+              <w:left w:val="single" w:color="auto" w:sz="4" w:space="0"/>
+              <w:bottom w:val="single" w:color="auto" w:sz="4" w:space="0"/>
+              <w:right w:val="single" w:color="auto" w:sz="4" w:space="0"/>
+            </w:tcBorders>
+            <w:shd w:val="clear" w:color="auto" w:fill="auto"/>
+            <w:vAlign w:val="center"/>
+          </w:tcPr>
+          <w:p>
+            <w:pPr>
+              <w:keepNext w:val="0"/>
+              <w:keepLines w:val="0"/>
+              <w:suppressLineNumbers w:val="0"/>
+              <w:bidi w:val="0"/>
+              <w:spacing w:before="0" w:beforeAutospacing="0" w:after="0" w:afterAutospacing="0"/>
+              <w:ind w:left="0" w:leftChars="0" w:right="0" w:firstLine="0" w:firstLineChars="0"/>
+              <w:jc w:val="center"/>
+              <w:rPr>
+                <w:rFonts w:hint="eastAsia"/>
+              </w:rPr>
+            </w:pPr>
+            <w:r>
+              <w:rPr>
+                <w:rFonts w:hint="eastAsia"/>
+              </w:rPr>
+              <w:t>CART</w:t>
+            </w:r>
+          </w:p>
+        </w:tc>
+        <w:tc>
+          <w:tcPr>
+            <w:tcW w:w="1642" w:type="dxa"/>
+            <w:tcBorders>
+              <w:top w:val="single" w:color="auto" w:sz="4" w:space="0"/>
+              <w:left w:val="single" w:color="auto" w:sz="4" w:space="0"/>
+              <w:bottom w:val="single" w:color="auto" w:sz="4" w:space="0"/>
+              <w:right w:val="single" w:color="auto" w:sz="4" w:space="0"/>
+            </w:tcBorders>
+            <w:shd w:val="clear" w:color="auto" w:fill="auto"/>
+            <w:vAlign w:val="center"/>
+          </w:tcPr>
+          <w:p>
+            <w:pPr>
+              <w:keepNext w:val="0"/>
+              <w:keepLines w:val="0"/>
+              <w:suppressLineNumbers w:val="0"/>
+              <w:bidi w:val="0"/>
+              <w:spacing w:before="0" w:beforeAutospacing="0" w:after="0" w:afterAutospacing="0"/>
+              <w:ind w:left="0" w:leftChars="0" w:right="0" w:firstLine="0" w:firstLineChars="0"/>
+              <w:jc w:val="center"/>
+              <w:rPr>
+                <w:rFonts w:hint="eastAsia"/>
+              </w:rPr>
+            </w:pPr>
+            <w:r>
+              <w:rPr>
+                <w:rFonts w:hint="eastAsia"/>
+              </w:rPr>
+              <w:t>0.9180</w:t>
+            </w:r>
+          </w:p>
+        </w:tc>
+        <w:tc>
+          <w:tcPr>
+            <w:tcW w:w="1534" w:type="dxa"/>
+            <w:tcBorders>
+              <w:top w:val="single" w:color="auto" w:sz="4" w:space="0"/>
+              <w:left w:val="single" w:color="auto" w:sz="4" w:space="0"/>
+              <w:bottom w:val="single" w:color="auto" w:sz="4" w:space="0"/>
+              <w:right w:val="single" w:color="auto" w:sz="4" w:space="0"/>
+            </w:tcBorders>
+            <w:shd w:val="clear" w:color="auto" w:fill="auto"/>
+            <w:vAlign w:val="center"/>
+          </w:tcPr>
+          <w:p>
+            <w:pPr>
+              <w:keepNext w:val="0"/>
+              <w:keepLines w:val="0"/>
+              <w:suppressLineNumbers w:val="0"/>
+              <w:bidi w:val="0"/>
+              <w:spacing w:before="0" w:beforeAutospacing="0" w:after="0" w:afterAutospacing="0"/>
+              <w:ind w:left="0" w:leftChars="0" w:right="0" w:firstLine="0" w:firstLineChars="0"/>
+              <w:jc w:val="center"/>
+              <w:rPr>
+                <w:rFonts w:hint="eastAsia"/>
+              </w:rPr>
+            </w:pPr>
+            <w:r>
+              <w:rPr>
+                <w:rFonts w:hint="eastAsia"/>
+              </w:rPr>
+              <w:t>0.2493</w:t>
+            </w:r>
+          </w:p>
+        </w:tc>
+        <w:tc>
+          <w:tcPr>
+            <w:tcW w:w="1475" w:type="dxa"/>
+            <w:tcBorders>
+              <w:top w:val="single" w:color="auto" w:sz="4" w:space="0"/>
+              <w:left w:val="single" w:color="auto" w:sz="4" w:space="0"/>
+              <w:bottom w:val="single" w:color="auto" w:sz="4" w:space="0"/>
+              <w:right w:val="single" w:color="auto" w:sz="4" w:space="0"/>
+            </w:tcBorders>
+            <w:shd w:val="clear" w:color="auto" w:fill="auto"/>
+            <w:vAlign w:val="center"/>
+          </w:tcPr>
+          <w:p>
+            <w:pPr>
+              <w:keepNext w:val="0"/>
+              <w:keepLines w:val="0"/>
+              <w:suppressLineNumbers w:val="0"/>
+              <w:bidi w:val="0"/>
+              <w:spacing w:before="0" w:beforeAutospacing="0" w:after="0" w:afterAutospacing="0"/>
+              <w:ind w:left="0" w:leftChars="0" w:right="0" w:firstLine="0" w:firstLineChars="0"/>
+              <w:jc w:val="center"/>
+              <w:rPr>
+                <w:rFonts w:hint="eastAsia"/>
+              </w:rPr>
+            </w:pPr>
+            <w:r>
+              <w:rPr>
+                <w:rFonts w:hint="eastAsia"/>
+              </w:rPr>
+              <w:t>0.6030</w:t>
             </w:r>
           </w:p>
         </w:tc>
@@ -3304,20 +3978,58 @@
         </w:trPr>
         <w:tc>
           <w:tcPr>
-            <w:tcW w:w="1328" w:type="dxa"/>
+            <w:tcW w:w="1266" w:type="dxa"/>
+            <w:vMerge w:val="restart"/>
+            <w:tcBorders>
+              <w:top w:val="nil"/>
+              <w:left w:val="single" w:color="auto" w:sz="4" w:space="0"/>
+              <w:bottom w:val="single" w:color="auto" w:sz="4" w:space="0"/>
+              <w:right w:val="single" w:color="auto" w:sz="4" w:space="0"/>
+            </w:tcBorders>
+            <w:shd w:val="clear" w:color="auto" w:fill="auto"/>
+            <w:vAlign w:val="center"/>
+          </w:tcPr>
+          <w:p>
+            <w:pPr>
+              <w:keepNext w:val="0"/>
+              <w:keepLines w:val="0"/>
+              <w:suppressLineNumbers w:val="0"/>
+              <w:bidi w:val="0"/>
+              <w:spacing w:before="0" w:beforeAutospacing="0" w:after="0" w:afterAutospacing="0"/>
+              <w:ind w:left="0" w:leftChars="0" w:right="0" w:firstLine="0" w:firstLineChars="0"/>
+              <w:jc w:val="center"/>
+              <w:rPr>
+                <w:rFonts w:hint="eastAsia"/>
+              </w:rPr>
+            </w:pPr>
+            <w:r>
+              <w:rPr>
+                <w:rFonts w:hint="eastAsia"/>
+              </w:rPr>
+              <w:t>贝叶斯模型</w:t>
+            </w:r>
+          </w:p>
+        </w:tc>
+        <w:tc>
+          <w:tcPr>
+            <w:tcW w:w="1567" w:type="dxa"/>
             <w:tcBorders>
               <w:top w:val="single" w:color="auto" w:sz="4" w:space="0"/>
               <w:left w:val="single" w:color="auto" w:sz="4" w:space="0"/>
               <w:bottom w:val="single" w:color="auto" w:sz="4" w:space="0"/>
               <w:right w:val="single" w:color="auto" w:sz="4" w:space="0"/>
             </w:tcBorders>
-            <w:shd w:val="clear"/>
+            <w:shd w:val="clear" w:color="auto" w:fill="auto"/>
             <w:vAlign w:val="center"/>
           </w:tcPr>
           <w:p>
             <w:pPr>
+              <w:keepNext w:val="0"/>
+              <w:keepLines w:val="0"/>
+              <w:suppressLineNumbers w:val="0"/>
               <w:bidi w:val="0"/>
-              <w:ind w:left="0" w:leftChars="0" w:firstLine="0" w:firstLineChars="0"/>
+              <w:spacing w:before="0" w:beforeAutospacing="0" w:after="0" w:afterAutospacing="0"/>
+              <w:ind w:left="0" w:leftChars="0" w:right="0" w:firstLine="0" w:firstLineChars="0"/>
               <w:jc w:val="center"/>
               <w:rPr>
                 <w:rFonts w:hint="eastAsia"/>
@@ -3327,26 +4039,30 @@
               <w:rPr>
                 <w:rFonts w:hint="eastAsia"/>
               </w:rPr>
-              <w:t>线性模型</w:t>
+              <w:t>高斯贝叶斯</w:t>
             </w:r>
           </w:p>
         </w:tc>
         <w:tc>
           <w:tcPr>
-            <w:tcW w:w="1661" w:type="dxa"/>
+            <w:tcW w:w="1642" w:type="dxa"/>
             <w:tcBorders>
               <w:top w:val="single" w:color="auto" w:sz="4" w:space="0"/>
               <w:left w:val="single" w:color="auto" w:sz="4" w:space="0"/>
               <w:bottom w:val="single" w:color="auto" w:sz="4" w:space="0"/>
               <w:right w:val="single" w:color="auto" w:sz="4" w:space="0"/>
             </w:tcBorders>
-            <w:shd w:val="clear"/>
+            <w:shd w:val="clear" w:color="auto" w:fill="auto"/>
             <w:vAlign w:val="center"/>
           </w:tcPr>
           <w:p>
             <w:pPr>
+              <w:keepNext w:val="0"/>
+              <w:keepLines w:val="0"/>
+              <w:suppressLineNumbers w:val="0"/>
               <w:bidi w:val="0"/>
-              <w:ind w:left="0" w:leftChars="0" w:firstLine="0" w:firstLineChars="0"/>
+              <w:spacing w:before="0" w:beforeAutospacing="0" w:after="0" w:afterAutospacing="0"/>
+              <w:ind w:left="0" w:leftChars="0" w:right="0" w:firstLine="0" w:firstLineChars="0"/>
               <w:jc w:val="center"/>
               <w:rPr>
                 <w:rFonts w:hint="eastAsia"/>
@@ -3356,26 +4072,30 @@
               <w:rPr>
                 <w:rFonts w:hint="eastAsia"/>
               </w:rPr>
-              <w:t>逻辑回归</w:t>
+              <w:t>0.7965</w:t>
             </w:r>
           </w:p>
         </w:tc>
         <w:tc>
           <w:tcPr>
-            <w:tcW w:w="1661" w:type="dxa"/>
+            <w:tcW w:w="1534" w:type="dxa"/>
             <w:tcBorders>
               <w:top w:val="single" w:color="auto" w:sz="4" w:space="0"/>
               <w:left w:val="single" w:color="auto" w:sz="4" w:space="0"/>
               <w:bottom w:val="single" w:color="auto" w:sz="4" w:space="0"/>
               <w:right w:val="single" w:color="auto" w:sz="4" w:space="0"/>
             </w:tcBorders>
-            <w:shd w:val="clear"/>
+            <w:shd w:val="clear" w:color="auto" w:fill="auto"/>
             <w:vAlign w:val="center"/>
           </w:tcPr>
           <w:p>
             <w:pPr>
+              <w:keepNext w:val="0"/>
+              <w:keepLines w:val="0"/>
+              <w:suppressLineNumbers w:val="0"/>
               <w:bidi w:val="0"/>
-              <w:ind w:left="0" w:leftChars="0" w:firstLine="0" w:firstLineChars="0"/>
+              <w:spacing w:before="0" w:beforeAutospacing="0" w:after="0" w:afterAutospacing="0"/>
+              <w:ind w:left="0" w:leftChars="0" w:right="0" w:firstLine="0" w:firstLineChars="0"/>
               <w:jc w:val="center"/>
               <w:rPr>
                 <w:rFonts w:hint="eastAsia"/>
@@ -3385,26 +4105,30 @@
               <w:rPr>
                 <w:rFonts w:hint="eastAsia"/>
               </w:rPr>
-              <w:t>0.8179</w:t>
+              <w:t>0.7607</w:t>
             </w:r>
           </w:p>
         </w:tc>
         <w:tc>
           <w:tcPr>
-            <w:tcW w:w="1661" w:type="dxa"/>
+            <w:tcW w:w="1475" w:type="dxa"/>
             <w:tcBorders>
               <w:top w:val="single" w:color="auto" w:sz="4" w:space="0"/>
               <w:left w:val="single" w:color="auto" w:sz="4" w:space="0"/>
               <w:bottom w:val="single" w:color="auto" w:sz="4" w:space="0"/>
               <w:right w:val="single" w:color="auto" w:sz="4" w:space="0"/>
             </w:tcBorders>
-            <w:shd w:val="clear"/>
+            <w:shd w:val="clear" w:color="auto" w:fill="auto"/>
             <w:vAlign w:val="center"/>
           </w:tcPr>
           <w:p>
             <w:pPr>
+              <w:keepNext w:val="0"/>
+              <w:keepLines w:val="0"/>
+              <w:suppressLineNumbers w:val="0"/>
               <w:bidi w:val="0"/>
-              <w:ind w:left="0" w:leftChars="0" w:firstLine="0" w:firstLineChars="0"/>
+              <w:spacing w:before="0" w:beforeAutospacing="0" w:after="0" w:afterAutospacing="0"/>
+              <w:ind w:left="0" w:leftChars="0" w:right="0" w:firstLine="0" w:firstLineChars="0"/>
               <w:jc w:val="center"/>
               <w:rPr>
                 <w:rFonts w:hint="eastAsia"/>
@@ -3414,26 +4138,80 @@
               <w:rPr>
                 <w:rFonts w:hint="eastAsia"/>
               </w:rPr>
-              <w:t>0.7659</w:t>
+              <w:t>0.8531</w:t>
             </w:r>
+          </w:p>
+        </w:tc>
+      </w:tr>
+      <w:tr>
+        <w:tblPrEx>
+          <w:tblBorders>
+            <w:top w:val="single" w:color="auto" w:sz="4" w:space="0"/>
+            <w:left w:val="single" w:color="auto" w:sz="4" w:space="0"/>
+            <w:bottom w:val="single" w:color="auto" w:sz="4" w:space="0"/>
+            <w:right w:val="single" w:color="auto" w:sz="4" w:space="0"/>
+            <w:insideH w:val="single" w:color="auto" w:sz="4" w:space="0"/>
+            <w:insideV w:val="single" w:color="auto" w:sz="4" w:space="0"/>
+          </w:tblBorders>
+          <w:shd w:val="clear" w:color="auto" w:fill="auto"/>
+          <w:tblCellMar>
+            <w:top w:w="0" w:type="dxa"/>
+            <w:left w:w="108" w:type="dxa"/>
+            <w:bottom w:w="0" w:type="dxa"/>
+            <w:right w:w="108" w:type="dxa"/>
+          </w:tblCellMar>
+        </w:tblPrEx>
+        <w:trPr>
+          <w:jc w:val="center"/>
+        </w:trPr>
+        <w:tc>
+          <w:tcPr>
+            <w:tcW w:w="1266" w:type="dxa"/>
+            <w:vMerge w:val="continue"/>
+            <w:tcBorders>
+              <w:top w:val="nil"/>
+              <w:left w:val="single" w:color="auto" w:sz="4" w:space="0"/>
+              <w:bottom w:val="single" w:color="auto" w:sz="4" w:space="0"/>
+              <w:right w:val="single" w:color="auto" w:sz="4" w:space="0"/>
+            </w:tcBorders>
+            <w:shd w:val="clear" w:color="auto" w:fill="auto"/>
+            <w:vAlign w:val="center"/>
+          </w:tcPr>
+          <w:p>
+            <w:pPr>
+              <w:keepNext w:val="0"/>
+              <w:keepLines w:val="0"/>
+              <w:suppressLineNumbers w:val="0"/>
+              <w:bidi w:val="0"/>
+              <w:spacing w:before="0" w:beforeAutospacing="0" w:after="0" w:afterAutospacing="0"/>
+              <w:ind w:left="0" w:right="0"/>
+              <w:jc w:val="center"/>
+              <w:rPr>
+                <w:rFonts w:hint="default"/>
+              </w:rPr>
+            </w:pPr>
           </w:p>
         </w:tc>
         <w:tc>
           <w:tcPr>
-            <w:tcW w:w="1661" w:type="dxa"/>
+            <w:tcW w:w="1567" w:type="dxa"/>
             <w:tcBorders>
               <w:top w:val="single" w:color="auto" w:sz="4" w:space="0"/>
               <w:left w:val="single" w:color="auto" w:sz="4" w:space="0"/>
               <w:bottom w:val="single" w:color="auto" w:sz="4" w:space="0"/>
               <w:right w:val="single" w:color="auto" w:sz="4" w:space="0"/>
             </w:tcBorders>
-            <w:shd w:val="clear"/>
+            <w:shd w:val="clear" w:color="auto" w:fill="auto"/>
             <w:vAlign w:val="center"/>
           </w:tcPr>
           <w:p>
             <w:pPr>
+              <w:keepNext w:val="0"/>
+              <w:keepLines w:val="0"/>
+              <w:suppressLineNumbers w:val="0"/>
               <w:bidi w:val="0"/>
-              <w:ind w:left="0" w:leftChars="0" w:firstLine="0" w:firstLineChars="0"/>
+              <w:spacing w:before="0" w:beforeAutospacing="0" w:after="0" w:afterAutospacing="0"/>
+              <w:ind w:left="0" w:leftChars="0" w:right="0" w:firstLine="0" w:firstLineChars="0"/>
               <w:jc w:val="center"/>
               <w:rPr>
                 <w:rFonts w:hint="eastAsia"/>
@@ -3443,7 +4221,848 @@
               <w:rPr>
                 <w:rFonts w:hint="eastAsia"/>
               </w:rPr>
-              <w:t>0.8646</w:t>
+              <w:t>多项式贝叶斯</w:t>
+            </w:r>
+          </w:p>
+        </w:tc>
+        <w:tc>
+          <w:tcPr>
+            <w:tcW w:w="1642" w:type="dxa"/>
+            <w:tcBorders>
+              <w:top w:val="single" w:color="auto" w:sz="4" w:space="0"/>
+              <w:left w:val="single" w:color="auto" w:sz="4" w:space="0"/>
+              <w:bottom w:val="single" w:color="auto" w:sz="4" w:space="0"/>
+              <w:right w:val="single" w:color="auto" w:sz="4" w:space="0"/>
+            </w:tcBorders>
+            <w:shd w:val="clear" w:color="auto" w:fill="auto"/>
+            <w:vAlign w:val="center"/>
+          </w:tcPr>
+          <w:p>
+            <w:pPr>
+              <w:keepNext w:val="0"/>
+              <w:keepLines w:val="0"/>
+              <w:suppressLineNumbers w:val="0"/>
+              <w:bidi w:val="0"/>
+              <w:spacing w:before="0" w:beforeAutospacing="0" w:after="0" w:afterAutospacing="0"/>
+              <w:ind w:left="0" w:leftChars="0" w:right="0" w:firstLine="0" w:firstLineChars="0"/>
+              <w:jc w:val="center"/>
+              <w:rPr>
+                <w:rFonts w:hint="eastAsia"/>
+              </w:rPr>
+            </w:pPr>
+            <w:r>
+              <w:rPr>
+                <w:rFonts w:hint="eastAsia"/>
+              </w:rPr>
+              <w:t>0.8039</w:t>
+            </w:r>
+          </w:p>
+        </w:tc>
+        <w:tc>
+          <w:tcPr>
+            <w:tcW w:w="1534" w:type="dxa"/>
+            <w:tcBorders>
+              <w:top w:val="single" w:color="auto" w:sz="4" w:space="0"/>
+              <w:left w:val="single" w:color="auto" w:sz="4" w:space="0"/>
+              <w:bottom w:val="single" w:color="auto" w:sz="4" w:space="0"/>
+              <w:right w:val="single" w:color="auto" w:sz="4" w:space="0"/>
+            </w:tcBorders>
+            <w:shd w:val="clear" w:color="auto" w:fill="auto"/>
+            <w:vAlign w:val="center"/>
+          </w:tcPr>
+          <w:p>
+            <w:pPr>
+              <w:keepNext w:val="0"/>
+              <w:keepLines w:val="0"/>
+              <w:suppressLineNumbers w:val="0"/>
+              <w:bidi w:val="0"/>
+              <w:spacing w:before="0" w:beforeAutospacing="0" w:after="0" w:afterAutospacing="0"/>
+              <w:ind w:left="0" w:leftChars="0" w:right="0" w:firstLine="0" w:firstLineChars="0"/>
+              <w:jc w:val="center"/>
+              <w:rPr>
+                <w:rFonts w:hint="eastAsia"/>
+              </w:rPr>
+            </w:pPr>
+            <w:r>
+              <w:rPr>
+                <w:rFonts w:hint="eastAsia"/>
+              </w:rPr>
+              <w:t>0.7592</w:t>
+            </w:r>
+          </w:p>
+        </w:tc>
+        <w:tc>
+          <w:tcPr>
+            <w:tcW w:w="1475" w:type="dxa"/>
+            <w:tcBorders>
+              <w:top w:val="single" w:color="auto" w:sz="4" w:space="0"/>
+              <w:left w:val="single" w:color="auto" w:sz="4" w:space="0"/>
+              <w:bottom w:val="single" w:color="auto" w:sz="4" w:space="0"/>
+              <w:right w:val="single" w:color="auto" w:sz="4" w:space="0"/>
+            </w:tcBorders>
+            <w:shd w:val="clear" w:color="auto" w:fill="auto"/>
+            <w:vAlign w:val="center"/>
+          </w:tcPr>
+          <w:p>
+            <w:pPr>
+              <w:keepNext w:val="0"/>
+              <w:keepLines w:val="0"/>
+              <w:suppressLineNumbers w:val="0"/>
+              <w:bidi w:val="0"/>
+              <w:spacing w:before="0" w:beforeAutospacing="0" w:after="0" w:afterAutospacing="0"/>
+              <w:ind w:left="0" w:leftChars="0" w:right="0" w:firstLine="0" w:firstLineChars="0"/>
+              <w:jc w:val="center"/>
+              <w:rPr>
+                <w:rFonts w:hint="eastAsia"/>
+              </w:rPr>
+            </w:pPr>
+            <w:r>
+              <w:rPr>
+                <w:rFonts w:hint="eastAsia"/>
+              </w:rPr>
+              <w:t>0.8576</w:t>
+            </w:r>
+          </w:p>
+        </w:tc>
+      </w:tr>
+      <w:tr>
+        <w:tblPrEx>
+          <w:tblBorders>
+            <w:top w:val="single" w:color="auto" w:sz="4" w:space="0"/>
+            <w:left w:val="single" w:color="auto" w:sz="4" w:space="0"/>
+            <w:bottom w:val="single" w:color="auto" w:sz="4" w:space="0"/>
+            <w:right w:val="single" w:color="auto" w:sz="4" w:space="0"/>
+            <w:insideH w:val="single" w:color="auto" w:sz="4" w:space="0"/>
+            <w:insideV w:val="single" w:color="auto" w:sz="4" w:space="0"/>
+          </w:tblBorders>
+          <w:shd w:val="clear" w:color="auto" w:fill="auto"/>
+          <w:tblCellMar>
+            <w:top w:w="0" w:type="dxa"/>
+            <w:left w:w="108" w:type="dxa"/>
+            <w:bottom w:w="0" w:type="dxa"/>
+            <w:right w:w="108" w:type="dxa"/>
+          </w:tblCellMar>
+        </w:tblPrEx>
+        <w:trPr>
+          <w:jc w:val="center"/>
+        </w:trPr>
+        <w:tc>
+          <w:tcPr>
+            <w:tcW w:w="1266" w:type="dxa"/>
+            <w:vMerge w:val="continue"/>
+            <w:tcBorders>
+              <w:top w:val="nil"/>
+              <w:left w:val="single" w:color="auto" w:sz="4" w:space="0"/>
+              <w:bottom w:val="single" w:color="auto" w:sz="4" w:space="0"/>
+              <w:right w:val="single" w:color="auto" w:sz="4" w:space="0"/>
+            </w:tcBorders>
+            <w:shd w:val="clear" w:color="auto" w:fill="auto"/>
+            <w:vAlign w:val="center"/>
+          </w:tcPr>
+          <w:p>
+            <w:pPr>
+              <w:keepNext w:val="0"/>
+              <w:keepLines w:val="0"/>
+              <w:suppressLineNumbers w:val="0"/>
+              <w:bidi w:val="0"/>
+              <w:spacing w:before="0" w:beforeAutospacing="0" w:after="0" w:afterAutospacing="0"/>
+              <w:ind w:left="0" w:right="0"/>
+              <w:jc w:val="center"/>
+              <w:rPr>
+                <w:rFonts w:hint="default"/>
+              </w:rPr>
+            </w:pPr>
+          </w:p>
+        </w:tc>
+        <w:tc>
+          <w:tcPr>
+            <w:tcW w:w="1567" w:type="dxa"/>
+            <w:tcBorders>
+              <w:top w:val="single" w:color="auto" w:sz="4" w:space="0"/>
+              <w:left w:val="single" w:color="auto" w:sz="4" w:space="0"/>
+              <w:bottom w:val="single" w:color="auto" w:sz="4" w:space="0"/>
+              <w:right w:val="single" w:color="auto" w:sz="4" w:space="0"/>
+            </w:tcBorders>
+            <w:shd w:val="clear" w:color="auto" w:fill="auto"/>
+            <w:vAlign w:val="center"/>
+          </w:tcPr>
+          <w:p>
+            <w:pPr>
+              <w:keepNext w:val="0"/>
+              <w:keepLines w:val="0"/>
+              <w:suppressLineNumbers w:val="0"/>
+              <w:bidi w:val="0"/>
+              <w:spacing w:before="0" w:beforeAutospacing="0" w:after="0" w:afterAutospacing="0"/>
+              <w:ind w:left="0" w:leftChars="0" w:right="0" w:firstLine="0" w:firstLineChars="0"/>
+              <w:jc w:val="center"/>
+              <w:rPr>
+                <w:rFonts w:hint="eastAsia"/>
+              </w:rPr>
+            </w:pPr>
+            <w:r>
+              <w:rPr>
+                <w:rFonts w:hint="eastAsia"/>
+              </w:rPr>
+              <w:t>伯努利贝叶斯</w:t>
+            </w:r>
+          </w:p>
+        </w:tc>
+        <w:tc>
+          <w:tcPr>
+            <w:tcW w:w="1642" w:type="dxa"/>
+            <w:tcBorders>
+              <w:top w:val="single" w:color="auto" w:sz="4" w:space="0"/>
+              <w:left w:val="single" w:color="auto" w:sz="4" w:space="0"/>
+              <w:bottom w:val="single" w:color="auto" w:sz="4" w:space="0"/>
+              <w:right w:val="single" w:color="auto" w:sz="4" w:space="0"/>
+            </w:tcBorders>
+            <w:shd w:val="clear" w:color="auto" w:fill="auto"/>
+            <w:vAlign w:val="center"/>
+          </w:tcPr>
+          <w:p>
+            <w:pPr>
+              <w:keepNext w:val="0"/>
+              <w:keepLines w:val="0"/>
+              <w:suppressLineNumbers w:val="0"/>
+              <w:bidi w:val="0"/>
+              <w:spacing w:before="0" w:beforeAutospacing="0" w:after="0" w:afterAutospacing="0"/>
+              <w:ind w:left="0" w:leftChars="0" w:right="0" w:firstLine="0" w:firstLineChars="0"/>
+              <w:jc w:val="center"/>
+              <w:rPr>
+                <w:rFonts w:hint="eastAsia"/>
+              </w:rPr>
+            </w:pPr>
+            <w:r>
+              <w:rPr>
+                <w:rFonts w:hint="eastAsia"/>
+              </w:rPr>
+              <w:t>0.7912</w:t>
+            </w:r>
+          </w:p>
+        </w:tc>
+        <w:tc>
+          <w:tcPr>
+            <w:tcW w:w="1534" w:type="dxa"/>
+            <w:tcBorders>
+              <w:top w:val="single" w:color="auto" w:sz="4" w:space="0"/>
+              <w:left w:val="single" w:color="auto" w:sz="4" w:space="0"/>
+              <w:bottom w:val="single" w:color="auto" w:sz="4" w:space="0"/>
+              <w:right w:val="single" w:color="auto" w:sz="4" w:space="0"/>
+            </w:tcBorders>
+            <w:shd w:val="clear" w:color="auto" w:fill="auto"/>
+            <w:vAlign w:val="center"/>
+          </w:tcPr>
+          <w:p>
+            <w:pPr>
+              <w:keepNext w:val="0"/>
+              <w:keepLines w:val="0"/>
+              <w:suppressLineNumbers w:val="0"/>
+              <w:bidi w:val="0"/>
+              <w:spacing w:before="0" w:beforeAutospacing="0" w:after="0" w:afterAutospacing="0"/>
+              <w:ind w:left="0" w:leftChars="0" w:right="0" w:firstLine="0" w:firstLineChars="0"/>
+              <w:jc w:val="center"/>
+              <w:rPr>
+                <w:rFonts w:hint="eastAsia"/>
+              </w:rPr>
+            </w:pPr>
+            <w:r>
+              <w:rPr>
+                <w:rFonts w:hint="eastAsia"/>
+              </w:rPr>
+              <w:t>0.7514</w:t>
+            </w:r>
+          </w:p>
+        </w:tc>
+        <w:tc>
+          <w:tcPr>
+            <w:tcW w:w="1475" w:type="dxa"/>
+            <w:tcBorders>
+              <w:top w:val="single" w:color="auto" w:sz="4" w:space="0"/>
+              <w:left w:val="single" w:color="auto" w:sz="4" w:space="0"/>
+              <w:bottom w:val="single" w:color="auto" w:sz="4" w:space="0"/>
+              <w:right w:val="single" w:color="auto" w:sz="4" w:space="0"/>
+            </w:tcBorders>
+            <w:shd w:val="clear" w:color="auto" w:fill="auto"/>
+            <w:vAlign w:val="center"/>
+          </w:tcPr>
+          <w:p>
+            <w:pPr>
+              <w:keepNext w:val="0"/>
+              <w:keepLines w:val="0"/>
+              <w:suppressLineNumbers w:val="0"/>
+              <w:bidi w:val="0"/>
+              <w:spacing w:before="0" w:beforeAutospacing="0" w:after="0" w:afterAutospacing="0"/>
+              <w:ind w:left="0" w:leftChars="0" w:right="0" w:firstLine="0" w:firstLineChars="0"/>
+              <w:jc w:val="center"/>
+              <w:rPr>
+                <w:rFonts w:hint="eastAsia"/>
+              </w:rPr>
+            </w:pPr>
+            <w:r>
+              <w:rPr>
+                <w:rFonts w:hint="eastAsia"/>
+              </w:rPr>
+              <w:t>0.8523</w:t>
+            </w:r>
+          </w:p>
+        </w:tc>
+      </w:tr>
+      <w:tr>
+        <w:tblPrEx>
+          <w:tblBorders>
+            <w:top w:val="single" w:color="auto" w:sz="4" w:space="0"/>
+            <w:left w:val="single" w:color="auto" w:sz="4" w:space="0"/>
+            <w:bottom w:val="single" w:color="auto" w:sz="4" w:space="0"/>
+            <w:right w:val="single" w:color="auto" w:sz="4" w:space="0"/>
+            <w:insideH w:val="single" w:color="auto" w:sz="4" w:space="0"/>
+            <w:insideV w:val="single" w:color="auto" w:sz="4" w:space="0"/>
+          </w:tblBorders>
+          <w:shd w:val="clear" w:color="auto" w:fill="auto"/>
+          <w:tblCellMar>
+            <w:top w:w="0" w:type="dxa"/>
+            <w:left w:w="108" w:type="dxa"/>
+            <w:bottom w:w="0" w:type="dxa"/>
+            <w:right w:w="108" w:type="dxa"/>
+          </w:tblCellMar>
+        </w:tblPrEx>
+        <w:trPr>
+          <w:jc w:val="center"/>
+        </w:trPr>
+        <w:tc>
+          <w:tcPr>
+            <w:tcW w:w="1266" w:type="dxa"/>
+            <w:vMerge w:val="restart"/>
+            <w:tcBorders>
+              <w:top w:val="nil"/>
+              <w:left w:val="single" w:color="auto" w:sz="4" w:space="0"/>
+              <w:bottom w:val="single" w:color="auto" w:sz="4" w:space="0"/>
+              <w:right w:val="single" w:color="auto" w:sz="4" w:space="0"/>
+            </w:tcBorders>
+            <w:shd w:val="clear" w:color="auto" w:fill="auto"/>
+            <w:vAlign w:val="center"/>
+          </w:tcPr>
+          <w:p>
+            <w:pPr>
+              <w:keepNext w:val="0"/>
+              <w:keepLines w:val="0"/>
+              <w:suppressLineNumbers w:val="0"/>
+              <w:bidi w:val="0"/>
+              <w:spacing w:before="0" w:beforeAutospacing="0" w:after="0" w:afterAutospacing="0"/>
+              <w:ind w:left="0" w:leftChars="0" w:right="0" w:firstLine="0" w:firstLineChars="0"/>
+              <w:jc w:val="center"/>
+              <w:rPr>
+                <w:rFonts w:hint="eastAsia"/>
+              </w:rPr>
+            </w:pPr>
+            <w:r>
+              <w:rPr>
+                <w:rFonts w:hint="eastAsia"/>
+              </w:rPr>
+              <w:t>集成学习</w:t>
+            </w:r>
+          </w:p>
+        </w:tc>
+        <w:tc>
+          <w:tcPr>
+            <w:tcW w:w="1567" w:type="dxa"/>
+            <w:tcBorders>
+              <w:top w:val="single" w:color="auto" w:sz="4" w:space="0"/>
+              <w:left w:val="single" w:color="auto" w:sz="4" w:space="0"/>
+              <w:bottom w:val="single" w:color="auto" w:sz="4" w:space="0"/>
+              <w:right w:val="single" w:color="auto" w:sz="4" w:space="0"/>
+            </w:tcBorders>
+            <w:shd w:val="clear" w:color="auto" w:fill="auto"/>
+            <w:vAlign w:val="center"/>
+          </w:tcPr>
+          <w:p>
+            <w:pPr>
+              <w:keepNext w:val="0"/>
+              <w:keepLines w:val="0"/>
+              <w:suppressLineNumbers w:val="0"/>
+              <w:bidi w:val="0"/>
+              <w:spacing w:before="0" w:beforeAutospacing="0" w:after="0" w:afterAutospacing="0"/>
+              <w:ind w:left="0" w:leftChars="0" w:right="0" w:firstLine="0" w:firstLineChars="0"/>
+              <w:jc w:val="center"/>
+              <w:rPr>
+                <w:rFonts w:hint="eastAsia"/>
+              </w:rPr>
+            </w:pPr>
+            <w:r>
+              <w:rPr>
+                <w:rFonts w:hint="eastAsia"/>
+                <w:b/>
+                <w:bCs/>
+              </w:rPr>
+              <w:t>LightGBM</w:t>
+            </w:r>
+          </w:p>
+        </w:tc>
+        <w:tc>
+          <w:tcPr>
+            <w:tcW w:w="1642" w:type="dxa"/>
+            <w:tcBorders>
+              <w:top w:val="single" w:color="auto" w:sz="4" w:space="0"/>
+              <w:left w:val="single" w:color="auto" w:sz="4" w:space="0"/>
+              <w:bottom w:val="single" w:color="auto" w:sz="4" w:space="0"/>
+              <w:right w:val="single" w:color="auto" w:sz="4" w:space="0"/>
+            </w:tcBorders>
+            <w:shd w:val="clear" w:color="auto" w:fill="auto"/>
+            <w:vAlign w:val="center"/>
+          </w:tcPr>
+          <w:p>
+            <w:pPr>
+              <w:keepNext w:val="0"/>
+              <w:keepLines w:val="0"/>
+              <w:suppressLineNumbers w:val="0"/>
+              <w:bidi w:val="0"/>
+              <w:spacing w:before="0" w:beforeAutospacing="0" w:after="0" w:afterAutospacing="0"/>
+              <w:ind w:left="0" w:leftChars="0" w:right="0" w:firstLine="0" w:firstLineChars="0"/>
+              <w:jc w:val="center"/>
+              <w:rPr>
+                <w:rFonts w:hint="eastAsia"/>
+              </w:rPr>
+            </w:pPr>
+            <w:r>
+              <w:rPr>
+                <w:rFonts w:hint="eastAsia"/>
+              </w:rPr>
+              <w:t>0.8228</w:t>
+            </w:r>
+          </w:p>
+        </w:tc>
+        <w:tc>
+          <w:tcPr>
+            <w:tcW w:w="1534" w:type="dxa"/>
+            <w:tcBorders>
+              <w:top w:val="single" w:color="auto" w:sz="4" w:space="0"/>
+              <w:left w:val="single" w:color="auto" w:sz="4" w:space="0"/>
+              <w:bottom w:val="single" w:color="auto" w:sz="4" w:space="0"/>
+              <w:right w:val="single" w:color="auto" w:sz="4" w:space="0"/>
+            </w:tcBorders>
+            <w:shd w:val="clear" w:color="auto" w:fill="auto"/>
+            <w:vAlign w:val="center"/>
+          </w:tcPr>
+          <w:p>
+            <w:pPr>
+              <w:keepNext w:val="0"/>
+              <w:keepLines w:val="0"/>
+              <w:suppressLineNumbers w:val="0"/>
+              <w:bidi w:val="0"/>
+              <w:spacing w:before="0" w:beforeAutospacing="0" w:after="0" w:afterAutospacing="0"/>
+              <w:ind w:left="0" w:leftChars="0" w:right="0" w:firstLine="0" w:firstLineChars="0"/>
+              <w:jc w:val="center"/>
+              <w:rPr>
+                <w:rFonts w:hint="eastAsia"/>
+              </w:rPr>
+            </w:pPr>
+            <w:r>
+              <w:rPr>
+                <w:rFonts w:hint="eastAsia"/>
+                <w:b/>
+                <w:bCs/>
+              </w:rPr>
+              <w:t>0.7667</w:t>
+            </w:r>
+          </w:p>
+        </w:tc>
+        <w:tc>
+          <w:tcPr>
+            <w:tcW w:w="1475" w:type="dxa"/>
+            <w:tcBorders>
+              <w:top w:val="single" w:color="auto" w:sz="4" w:space="0"/>
+              <w:left w:val="single" w:color="auto" w:sz="4" w:space="0"/>
+              <w:bottom w:val="single" w:color="auto" w:sz="4" w:space="0"/>
+              <w:right w:val="single" w:color="auto" w:sz="4" w:space="0"/>
+            </w:tcBorders>
+            <w:shd w:val="clear" w:color="auto" w:fill="auto"/>
+            <w:vAlign w:val="center"/>
+          </w:tcPr>
+          <w:p>
+            <w:pPr>
+              <w:keepNext w:val="0"/>
+              <w:keepLines w:val="0"/>
+              <w:suppressLineNumbers w:val="0"/>
+              <w:bidi w:val="0"/>
+              <w:spacing w:before="0" w:beforeAutospacing="0" w:after="0" w:afterAutospacing="0"/>
+              <w:ind w:left="0" w:leftChars="0" w:right="0" w:firstLine="0" w:firstLineChars="0"/>
+              <w:jc w:val="center"/>
+              <w:rPr>
+                <w:rFonts w:hint="eastAsia"/>
+              </w:rPr>
+            </w:pPr>
+            <w:r>
+              <w:rPr>
+                <w:rFonts w:hint="eastAsia"/>
+                <w:b/>
+                <w:bCs/>
+              </w:rPr>
+              <w:t>0.8843</w:t>
+            </w:r>
+          </w:p>
+        </w:tc>
+      </w:tr>
+      <w:tr>
+        <w:tblPrEx>
+          <w:tblBorders>
+            <w:top w:val="single" w:color="auto" w:sz="4" w:space="0"/>
+            <w:left w:val="single" w:color="auto" w:sz="4" w:space="0"/>
+            <w:bottom w:val="single" w:color="auto" w:sz="4" w:space="0"/>
+            <w:right w:val="single" w:color="auto" w:sz="4" w:space="0"/>
+            <w:insideH w:val="single" w:color="auto" w:sz="4" w:space="0"/>
+            <w:insideV w:val="single" w:color="auto" w:sz="4" w:space="0"/>
+          </w:tblBorders>
+          <w:shd w:val="clear" w:color="auto" w:fill="auto"/>
+          <w:tblCellMar>
+            <w:top w:w="0" w:type="dxa"/>
+            <w:left w:w="108" w:type="dxa"/>
+            <w:bottom w:w="0" w:type="dxa"/>
+            <w:right w:w="108" w:type="dxa"/>
+          </w:tblCellMar>
+        </w:tblPrEx>
+        <w:trPr>
+          <w:jc w:val="center"/>
+        </w:trPr>
+        <w:tc>
+          <w:tcPr>
+            <w:tcW w:w="1266" w:type="dxa"/>
+            <w:vMerge w:val="continue"/>
+            <w:tcBorders>
+              <w:top w:val="nil"/>
+              <w:left w:val="single" w:color="auto" w:sz="4" w:space="0"/>
+              <w:bottom w:val="single" w:color="auto" w:sz="4" w:space="0"/>
+              <w:right w:val="single" w:color="auto" w:sz="4" w:space="0"/>
+            </w:tcBorders>
+            <w:shd w:val="clear" w:color="auto" w:fill="auto"/>
+            <w:vAlign w:val="center"/>
+          </w:tcPr>
+          <w:p>
+            <w:pPr>
+              <w:keepNext w:val="0"/>
+              <w:keepLines w:val="0"/>
+              <w:suppressLineNumbers w:val="0"/>
+              <w:bidi w:val="0"/>
+              <w:spacing w:before="0" w:beforeAutospacing="0" w:after="0" w:afterAutospacing="0"/>
+              <w:ind w:left="0" w:right="0"/>
+              <w:jc w:val="center"/>
+              <w:rPr>
+                <w:rFonts w:hint="default"/>
+              </w:rPr>
+            </w:pPr>
+          </w:p>
+        </w:tc>
+        <w:tc>
+          <w:tcPr>
+            <w:tcW w:w="1567" w:type="dxa"/>
+            <w:tcBorders>
+              <w:top w:val="single" w:color="auto" w:sz="4" w:space="0"/>
+              <w:left w:val="single" w:color="auto" w:sz="4" w:space="0"/>
+              <w:bottom w:val="single" w:color="auto" w:sz="4" w:space="0"/>
+              <w:right w:val="single" w:color="auto" w:sz="4" w:space="0"/>
+            </w:tcBorders>
+            <w:shd w:val="clear" w:color="auto" w:fill="auto"/>
+            <w:vAlign w:val="center"/>
+          </w:tcPr>
+          <w:p>
+            <w:pPr>
+              <w:keepNext w:val="0"/>
+              <w:keepLines w:val="0"/>
+              <w:suppressLineNumbers w:val="0"/>
+              <w:bidi w:val="0"/>
+              <w:spacing w:before="0" w:beforeAutospacing="0" w:after="0" w:afterAutospacing="0"/>
+              <w:ind w:left="0" w:leftChars="0" w:right="0" w:firstLine="0" w:firstLineChars="0"/>
+              <w:jc w:val="center"/>
+              <w:rPr>
+                <w:rFonts w:hint="eastAsia"/>
+              </w:rPr>
+            </w:pPr>
+            <w:r>
+              <w:rPr>
+                <w:rFonts w:hint="eastAsia"/>
+              </w:rPr>
+              <w:t>Adaboost</w:t>
+            </w:r>
+          </w:p>
+        </w:tc>
+        <w:tc>
+          <w:tcPr>
+            <w:tcW w:w="1642" w:type="dxa"/>
+            <w:tcBorders>
+              <w:top w:val="single" w:color="auto" w:sz="4" w:space="0"/>
+              <w:left w:val="single" w:color="auto" w:sz="4" w:space="0"/>
+              <w:bottom w:val="single" w:color="auto" w:sz="4" w:space="0"/>
+              <w:right w:val="single" w:color="auto" w:sz="4" w:space="0"/>
+            </w:tcBorders>
+            <w:shd w:val="clear" w:color="auto" w:fill="auto"/>
+            <w:vAlign w:val="center"/>
+          </w:tcPr>
+          <w:p>
+            <w:pPr>
+              <w:keepNext w:val="0"/>
+              <w:keepLines w:val="0"/>
+              <w:suppressLineNumbers w:val="0"/>
+              <w:bidi w:val="0"/>
+              <w:spacing w:before="0" w:beforeAutospacing="0" w:after="0" w:afterAutospacing="0"/>
+              <w:ind w:left="0" w:leftChars="0" w:right="0" w:firstLine="0" w:firstLineChars="0"/>
+              <w:jc w:val="center"/>
+              <w:rPr>
+                <w:rFonts w:hint="eastAsia"/>
+              </w:rPr>
+            </w:pPr>
+            <w:r>
+              <w:rPr>
+                <w:rFonts w:hint="eastAsia"/>
+              </w:rPr>
+              <w:t>0.7988</w:t>
+            </w:r>
+          </w:p>
+        </w:tc>
+        <w:tc>
+          <w:tcPr>
+            <w:tcW w:w="1534" w:type="dxa"/>
+            <w:tcBorders>
+              <w:top w:val="single" w:color="auto" w:sz="4" w:space="0"/>
+              <w:left w:val="single" w:color="auto" w:sz="4" w:space="0"/>
+              <w:bottom w:val="single" w:color="auto" w:sz="4" w:space="0"/>
+              <w:right w:val="single" w:color="auto" w:sz="4" w:space="0"/>
+            </w:tcBorders>
+            <w:shd w:val="clear" w:color="auto" w:fill="auto"/>
+            <w:vAlign w:val="center"/>
+          </w:tcPr>
+          <w:p>
+            <w:pPr>
+              <w:keepNext w:val="0"/>
+              <w:keepLines w:val="0"/>
+              <w:suppressLineNumbers w:val="0"/>
+              <w:bidi w:val="0"/>
+              <w:spacing w:before="0" w:beforeAutospacing="0" w:after="0" w:afterAutospacing="0"/>
+              <w:ind w:left="0" w:leftChars="0" w:right="0" w:firstLine="0" w:firstLineChars="0"/>
+              <w:jc w:val="center"/>
+              <w:rPr>
+                <w:rFonts w:hint="eastAsia"/>
+              </w:rPr>
+            </w:pPr>
+            <w:r>
+              <w:rPr>
+                <w:rFonts w:hint="eastAsia"/>
+              </w:rPr>
+              <w:t>0.7544</w:t>
+            </w:r>
+          </w:p>
+        </w:tc>
+        <w:tc>
+          <w:tcPr>
+            <w:tcW w:w="1475" w:type="dxa"/>
+            <w:tcBorders>
+              <w:top w:val="single" w:color="auto" w:sz="4" w:space="0"/>
+              <w:left w:val="single" w:color="auto" w:sz="4" w:space="0"/>
+              <w:bottom w:val="single" w:color="auto" w:sz="4" w:space="0"/>
+              <w:right w:val="single" w:color="auto" w:sz="4" w:space="0"/>
+            </w:tcBorders>
+            <w:shd w:val="clear" w:color="auto" w:fill="auto"/>
+            <w:vAlign w:val="center"/>
+          </w:tcPr>
+          <w:p>
+            <w:pPr>
+              <w:keepNext w:val="0"/>
+              <w:keepLines w:val="0"/>
+              <w:suppressLineNumbers w:val="0"/>
+              <w:bidi w:val="0"/>
+              <w:spacing w:before="0" w:beforeAutospacing="0" w:after="0" w:afterAutospacing="0"/>
+              <w:ind w:left="0" w:leftChars="0" w:right="0" w:firstLine="0" w:firstLineChars="0"/>
+              <w:jc w:val="center"/>
+              <w:rPr>
+                <w:rFonts w:hint="eastAsia"/>
+              </w:rPr>
+            </w:pPr>
+            <w:r>
+              <w:rPr>
+                <w:rFonts w:hint="eastAsia"/>
+              </w:rPr>
+              <w:t>0.8693</w:t>
+            </w:r>
+          </w:p>
+        </w:tc>
+      </w:tr>
+      <w:tr>
+        <w:tblPrEx>
+          <w:tblBorders>
+            <w:top w:val="single" w:color="auto" w:sz="4" w:space="0"/>
+            <w:left w:val="single" w:color="auto" w:sz="4" w:space="0"/>
+            <w:bottom w:val="single" w:color="auto" w:sz="4" w:space="0"/>
+            <w:right w:val="single" w:color="auto" w:sz="4" w:space="0"/>
+            <w:insideH w:val="single" w:color="auto" w:sz="4" w:space="0"/>
+            <w:insideV w:val="single" w:color="auto" w:sz="4" w:space="0"/>
+          </w:tblBorders>
+          <w:shd w:val="clear" w:color="auto" w:fill="auto"/>
+          <w:tblCellMar>
+            <w:top w:w="0" w:type="dxa"/>
+            <w:left w:w="108" w:type="dxa"/>
+            <w:bottom w:w="0" w:type="dxa"/>
+            <w:right w:w="108" w:type="dxa"/>
+          </w:tblCellMar>
+        </w:tblPrEx>
+        <w:trPr>
+          <w:jc w:val="center"/>
+        </w:trPr>
+        <w:tc>
+          <w:tcPr>
+            <w:tcW w:w="1266" w:type="dxa"/>
+            <w:vMerge w:val="continue"/>
+            <w:tcBorders>
+              <w:top w:val="nil"/>
+              <w:left w:val="single" w:color="auto" w:sz="4" w:space="0"/>
+              <w:bottom w:val="single" w:color="auto" w:sz="4" w:space="0"/>
+              <w:right w:val="single" w:color="auto" w:sz="4" w:space="0"/>
+            </w:tcBorders>
+            <w:shd w:val="clear" w:color="auto" w:fill="auto"/>
+            <w:vAlign w:val="center"/>
+          </w:tcPr>
+          <w:p>
+            <w:pPr>
+              <w:keepNext w:val="0"/>
+              <w:keepLines w:val="0"/>
+              <w:suppressLineNumbers w:val="0"/>
+              <w:bidi w:val="0"/>
+              <w:spacing w:before="0" w:beforeAutospacing="0" w:after="0" w:afterAutospacing="0"/>
+              <w:ind w:left="0" w:right="0"/>
+              <w:jc w:val="center"/>
+              <w:rPr>
+                <w:rFonts w:hint="default"/>
+              </w:rPr>
+            </w:pPr>
+          </w:p>
+        </w:tc>
+        <w:tc>
+          <w:tcPr>
+            <w:tcW w:w="1567" w:type="dxa"/>
+            <w:tcBorders>
+              <w:top w:val="single" w:color="auto" w:sz="4" w:space="0"/>
+              <w:left w:val="single" w:color="auto" w:sz="4" w:space="0"/>
+              <w:bottom w:val="single" w:color="auto" w:sz="4" w:space="0"/>
+              <w:right w:val="single" w:color="auto" w:sz="4" w:space="0"/>
+            </w:tcBorders>
+            <w:shd w:val="clear" w:color="auto" w:fill="auto"/>
+            <w:vAlign w:val="center"/>
+          </w:tcPr>
+          <w:p>
+            <w:pPr>
+              <w:keepNext w:val="0"/>
+              <w:keepLines w:val="0"/>
+              <w:suppressLineNumbers w:val="0"/>
+              <w:bidi w:val="0"/>
+              <w:spacing w:before="0" w:beforeAutospacing="0" w:after="0" w:afterAutospacing="0"/>
+              <w:ind w:left="0" w:leftChars="0" w:right="0" w:firstLine="0" w:firstLineChars="0"/>
+              <w:jc w:val="center"/>
+              <w:rPr>
+                <w:rFonts w:hint="eastAsia"/>
+              </w:rPr>
+            </w:pPr>
+            <w:r>
+              <w:rPr>
+                <w:rFonts w:hint="eastAsia"/>
+              </w:rPr>
+              <w:t>随机森林</w:t>
+            </w:r>
+          </w:p>
+        </w:tc>
+        <w:tc>
+          <w:tcPr>
+            <w:tcW w:w="1642" w:type="dxa"/>
+            <w:tcBorders>
+              <w:top w:val="single" w:color="auto" w:sz="4" w:space="0"/>
+              <w:left w:val="single" w:color="auto" w:sz="4" w:space="0"/>
+              <w:bottom w:val="single" w:color="auto" w:sz="4" w:space="0"/>
+              <w:right w:val="single" w:color="auto" w:sz="4" w:space="0"/>
+            </w:tcBorders>
+            <w:shd w:val="clear" w:color="auto" w:fill="auto"/>
+            <w:vAlign w:val="center"/>
+          </w:tcPr>
+          <w:p>
+            <w:pPr>
+              <w:keepNext w:val="0"/>
+              <w:keepLines w:val="0"/>
+              <w:suppressLineNumbers w:val="0"/>
+              <w:bidi w:val="0"/>
+              <w:spacing w:before="0" w:beforeAutospacing="0" w:after="0" w:afterAutospacing="0"/>
+              <w:ind w:left="0" w:leftChars="0" w:right="0" w:firstLine="0" w:firstLineChars="0"/>
+              <w:jc w:val="center"/>
+              <w:rPr>
+                <w:rFonts w:hint="eastAsia"/>
+              </w:rPr>
+            </w:pPr>
+            <w:r>
+              <w:rPr>
+                <w:rFonts w:hint="eastAsia"/>
+                <w:b/>
+                <w:bCs/>
+              </w:rPr>
+              <w:t>0.9465</w:t>
+            </w:r>
+          </w:p>
+        </w:tc>
+        <w:tc>
+          <w:tcPr>
+            <w:tcW w:w="1534" w:type="dxa"/>
+            <w:tcBorders>
+              <w:top w:val="single" w:color="auto" w:sz="4" w:space="0"/>
+              <w:left w:val="single" w:color="auto" w:sz="4" w:space="0"/>
+              <w:bottom w:val="single" w:color="auto" w:sz="4" w:space="0"/>
+              <w:right w:val="single" w:color="auto" w:sz="4" w:space="0"/>
+            </w:tcBorders>
+            <w:shd w:val="clear" w:color="auto" w:fill="auto"/>
+            <w:vAlign w:val="center"/>
+          </w:tcPr>
+          <w:p>
+            <w:pPr>
+              <w:keepNext w:val="0"/>
+              <w:keepLines w:val="0"/>
+              <w:suppressLineNumbers w:val="0"/>
+              <w:bidi w:val="0"/>
+              <w:spacing w:before="0" w:beforeAutospacing="0" w:after="0" w:afterAutospacing="0"/>
+              <w:ind w:left="0" w:leftChars="0" w:right="0" w:firstLine="0" w:firstLineChars="0"/>
+              <w:jc w:val="center"/>
+              <w:rPr>
+                <w:rFonts w:hint="eastAsia"/>
+              </w:rPr>
+            </w:pPr>
+            <w:r>
+              <w:rPr>
+                <w:rFonts w:hint="eastAsia"/>
+              </w:rPr>
+              <w:t>0.3003</w:t>
+            </w:r>
+          </w:p>
+        </w:tc>
+        <w:tc>
+          <w:tcPr>
+            <w:tcW w:w="1475" w:type="dxa"/>
+            <w:tcBorders>
+              <w:top w:val="single" w:color="auto" w:sz="4" w:space="0"/>
+              <w:left w:val="single" w:color="auto" w:sz="4" w:space="0"/>
+              <w:bottom w:val="single" w:color="auto" w:sz="4" w:space="0"/>
+              <w:right w:val="single" w:color="auto" w:sz="4" w:space="0"/>
+            </w:tcBorders>
+            <w:shd w:val="clear" w:color="auto" w:fill="auto"/>
+            <w:vAlign w:val="center"/>
+          </w:tcPr>
+          <w:p>
+            <w:pPr>
+              <w:keepNext w:val="0"/>
+              <w:keepLines w:val="0"/>
+              <w:suppressLineNumbers w:val="0"/>
+              <w:bidi w:val="0"/>
+              <w:spacing w:before="0" w:beforeAutospacing="0" w:after="0" w:afterAutospacing="0"/>
+              <w:ind w:left="0" w:leftChars="0" w:right="0" w:firstLine="0" w:firstLineChars="0"/>
+              <w:jc w:val="center"/>
+              <w:rPr>
+                <w:rFonts w:hint="eastAsia"/>
+              </w:rPr>
+            </w:pPr>
+            <w:r>
+              <w:rPr>
+                <w:rFonts w:hint="eastAsia"/>
+              </w:rPr>
+              <w:t>0.8670</w:t>
             </w:r>
           </w:p>
         </w:tc>
@@ -3470,20 +5089,24 @@
         </w:trPr>
         <w:tc>
           <w:tcPr>
-            <w:tcW w:w="1328" w:type="dxa"/>
+            <w:tcW w:w="1266" w:type="dxa"/>
             <w:tcBorders>
               <w:top w:val="single" w:color="auto" w:sz="4" w:space="0"/>
               <w:left w:val="single" w:color="auto" w:sz="4" w:space="0"/>
               <w:bottom w:val="single" w:color="auto" w:sz="4" w:space="0"/>
               <w:right w:val="single" w:color="auto" w:sz="4" w:space="0"/>
             </w:tcBorders>
-            <w:shd w:val="clear"/>
+            <w:shd w:val="clear" w:color="auto" w:fill="auto"/>
             <w:vAlign w:val="center"/>
           </w:tcPr>
           <w:p>
             <w:pPr>
+              <w:keepNext w:val="0"/>
+              <w:keepLines w:val="0"/>
+              <w:suppressLineNumbers w:val="0"/>
               <w:bidi w:val="0"/>
-              <w:ind w:left="0" w:leftChars="0" w:firstLine="0" w:firstLineChars="0"/>
+              <w:spacing w:before="0" w:beforeAutospacing="0" w:after="0" w:afterAutospacing="0"/>
+              <w:ind w:left="0" w:leftChars="0" w:right="0" w:firstLine="0" w:firstLineChars="0"/>
               <w:jc w:val="center"/>
               <w:rPr>
                 <w:rFonts w:hint="eastAsia"/>
@@ -3493,26 +5116,30 @@
               <w:rPr>
                 <w:rFonts w:hint="eastAsia"/>
               </w:rPr>
-              <w:t>决策树模型</w:t>
+              <w:t>懒惰学习</w:t>
             </w:r>
           </w:p>
         </w:tc>
         <w:tc>
           <w:tcPr>
-            <w:tcW w:w="1661" w:type="dxa"/>
+            <w:tcW w:w="1567" w:type="dxa"/>
             <w:tcBorders>
               <w:top w:val="single" w:color="auto" w:sz="4" w:space="0"/>
               <w:left w:val="single" w:color="auto" w:sz="4" w:space="0"/>
               <w:bottom w:val="single" w:color="auto" w:sz="4" w:space="0"/>
               <w:right w:val="single" w:color="auto" w:sz="4" w:space="0"/>
             </w:tcBorders>
-            <w:shd w:val="clear"/>
+            <w:shd w:val="clear" w:color="auto" w:fill="auto"/>
             <w:vAlign w:val="center"/>
           </w:tcPr>
           <w:p>
             <w:pPr>
+              <w:keepNext w:val="0"/>
+              <w:keepLines w:val="0"/>
+              <w:suppressLineNumbers w:val="0"/>
               <w:bidi w:val="0"/>
-              <w:ind w:left="0" w:leftChars="0" w:firstLine="0" w:firstLineChars="0"/>
+              <w:spacing w:before="0" w:beforeAutospacing="0" w:after="0" w:afterAutospacing="0"/>
+              <w:ind w:left="0" w:leftChars="0" w:right="0" w:firstLine="0" w:firstLineChars="0"/>
               <w:jc w:val="center"/>
               <w:rPr>
                 <w:rFonts w:hint="eastAsia"/>
@@ -3522,26 +5149,30 @@
               <w:rPr>
                 <w:rFonts w:hint="eastAsia"/>
               </w:rPr>
-              <w:t>CART</w:t>
+              <w:t>K近邻</w:t>
             </w:r>
           </w:p>
         </w:tc>
         <w:tc>
           <w:tcPr>
-            <w:tcW w:w="1661" w:type="dxa"/>
+            <w:tcW w:w="1642" w:type="dxa"/>
             <w:tcBorders>
               <w:top w:val="single" w:color="auto" w:sz="4" w:space="0"/>
               <w:left w:val="single" w:color="auto" w:sz="4" w:space="0"/>
               <w:bottom w:val="single" w:color="auto" w:sz="4" w:space="0"/>
               <w:right w:val="single" w:color="auto" w:sz="4" w:space="0"/>
             </w:tcBorders>
-            <w:shd w:val="clear"/>
+            <w:shd w:val="clear" w:color="auto" w:fill="auto"/>
             <w:vAlign w:val="center"/>
           </w:tcPr>
           <w:p>
             <w:pPr>
+              <w:keepNext w:val="0"/>
+              <w:keepLines w:val="0"/>
+              <w:suppressLineNumbers w:val="0"/>
               <w:bidi w:val="0"/>
-              <w:ind w:left="0" w:leftChars="0" w:firstLine="0" w:firstLineChars="0"/>
+              <w:spacing w:before="0" w:beforeAutospacing="0" w:after="0" w:afterAutospacing="0"/>
+              <w:ind w:left="0" w:leftChars="0" w:right="0" w:firstLine="0" w:firstLineChars="0"/>
               <w:jc w:val="center"/>
               <w:rPr>
                 <w:rFonts w:hint="eastAsia"/>
@@ -3551,26 +5182,30 @@
               <w:rPr>
                 <w:rFonts w:hint="eastAsia"/>
               </w:rPr>
-              <w:t>0.9180</w:t>
+              <w:t>0.8812</w:t>
             </w:r>
           </w:p>
         </w:tc>
         <w:tc>
           <w:tcPr>
-            <w:tcW w:w="1661" w:type="dxa"/>
+            <w:tcW w:w="1534" w:type="dxa"/>
             <w:tcBorders>
               <w:top w:val="single" w:color="auto" w:sz="4" w:space="0"/>
               <w:left w:val="single" w:color="auto" w:sz="4" w:space="0"/>
               <w:bottom w:val="single" w:color="auto" w:sz="4" w:space="0"/>
               <w:right w:val="single" w:color="auto" w:sz="4" w:space="0"/>
             </w:tcBorders>
-            <w:shd w:val="clear"/>
+            <w:shd w:val="clear" w:color="auto" w:fill="auto"/>
             <w:vAlign w:val="center"/>
           </w:tcPr>
           <w:p>
             <w:pPr>
+              <w:keepNext w:val="0"/>
+              <w:keepLines w:val="0"/>
+              <w:suppressLineNumbers w:val="0"/>
               <w:bidi w:val="0"/>
-              <w:ind w:left="0" w:leftChars="0" w:firstLine="0" w:firstLineChars="0"/>
+              <w:spacing w:before="0" w:beforeAutospacing="0" w:after="0" w:afterAutospacing="0"/>
+              <w:ind w:left="0" w:leftChars="0" w:right="0" w:firstLine="0" w:firstLineChars="0"/>
               <w:jc w:val="center"/>
               <w:rPr>
                 <w:rFonts w:hint="eastAsia"/>
@@ -3580,26 +5215,30 @@
               <w:rPr>
                 <w:rFonts w:hint="eastAsia"/>
               </w:rPr>
-              <w:t>0.2493</w:t>
+              <w:t>0.4592</w:t>
             </w:r>
           </w:p>
         </w:tc>
         <w:tc>
           <w:tcPr>
-            <w:tcW w:w="1661" w:type="dxa"/>
+            <w:tcW w:w="1475" w:type="dxa"/>
             <w:tcBorders>
               <w:top w:val="single" w:color="auto" w:sz="4" w:space="0"/>
               <w:left w:val="single" w:color="auto" w:sz="4" w:space="0"/>
               <w:bottom w:val="single" w:color="auto" w:sz="4" w:space="0"/>
               <w:right w:val="single" w:color="auto" w:sz="4" w:space="0"/>
             </w:tcBorders>
-            <w:shd w:val="clear"/>
+            <w:shd w:val="clear" w:color="auto" w:fill="auto"/>
             <w:vAlign w:val="center"/>
           </w:tcPr>
           <w:p>
             <w:pPr>
+              <w:keepNext w:val="0"/>
+              <w:keepLines w:val="0"/>
+              <w:suppressLineNumbers w:val="0"/>
               <w:bidi w:val="0"/>
-              <w:ind w:left="0" w:leftChars="0" w:firstLine="0" w:firstLineChars="0"/>
+              <w:spacing w:before="0" w:beforeAutospacing="0" w:after="0" w:afterAutospacing="0"/>
+              <w:ind w:left="0" w:leftChars="0" w:right="0" w:firstLine="0" w:firstLineChars="0"/>
               <w:jc w:val="center"/>
               <w:rPr>
                 <w:rFonts w:hint="eastAsia"/>
@@ -3609,175 +5248,7 @@
               <w:rPr>
                 <w:rFonts w:hint="eastAsia"/>
               </w:rPr>
-              <w:t>0.6030</w:t>
-            </w:r>
-          </w:p>
-        </w:tc>
-      </w:tr>
-      <w:tr>
-        <w:tblPrEx>
-          <w:tblBorders>
-            <w:top w:val="single" w:color="auto" w:sz="4" w:space="0"/>
-            <w:left w:val="single" w:color="auto" w:sz="4" w:space="0"/>
-            <w:bottom w:val="single" w:color="auto" w:sz="4" w:space="0"/>
-            <w:right w:val="single" w:color="auto" w:sz="4" w:space="0"/>
-            <w:insideH w:val="single" w:color="auto" w:sz="4" w:space="0"/>
-            <w:insideV w:val="single" w:color="auto" w:sz="4" w:space="0"/>
-          </w:tblBorders>
-          <w:shd w:val="clear"/>
-          <w:tblCellMar>
-            <w:top w:w="0" w:type="dxa"/>
-            <w:left w:w="108" w:type="dxa"/>
-            <w:bottom w:w="0" w:type="dxa"/>
-            <w:right w:w="108" w:type="dxa"/>
-          </w:tblCellMar>
-        </w:tblPrEx>
-        <w:trPr>
-          <w:jc w:val="center"/>
-        </w:trPr>
-        <w:tc>
-          <w:tcPr>
-            <w:tcW w:w="1328" w:type="dxa"/>
-            <w:vMerge w:val="restart"/>
-            <w:tcBorders>
-              <w:top w:val="nil"/>
-              <w:left w:val="single" w:color="auto" w:sz="4" w:space="0"/>
-              <w:bottom w:val="single" w:color="auto" w:sz="4" w:space="0"/>
-              <w:right w:val="single" w:color="auto" w:sz="4" w:space="0"/>
-            </w:tcBorders>
-            <w:shd w:val="clear"/>
-            <w:vAlign w:val="center"/>
-          </w:tcPr>
-          <w:p>
-            <w:pPr>
-              <w:bidi w:val="0"/>
-              <w:ind w:left="0" w:leftChars="0" w:firstLine="0" w:firstLineChars="0"/>
-              <w:jc w:val="center"/>
-              <w:rPr>
-                <w:rFonts w:hint="eastAsia"/>
-              </w:rPr>
-            </w:pPr>
-            <w:r>
-              <w:rPr>
-                <w:rFonts w:hint="eastAsia"/>
-              </w:rPr>
-              <w:t>贝叶斯模型</w:t>
-            </w:r>
-          </w:p>
-        </w:tc>
-        <w:tc>
-          <w:tcPr>
-            <w:tcW w:w="1661" w:type="dxa"/>
-            <w:tcBorders>
-              <w:top w:val="single" w:color="auto" w:sz="4" w:space="0"/>
-              <w:left w:val="single" w:color="auto" w:sz="4" w:space="0"/>
-              <w:bottom w:val="single" w:color="auto" w:sz="4" w:space="0"/>
-              <w:right w:val="single" w:color="auto" w:sz="4" w:space="0"/>
-            </w:tcBorders>
-            <w:shd w:val="clear"/>
-            <w:vAlign w:val="center"/>
-          </w:tcPr>
-          <w:p>
-            <w:pPr>
-              <w:bidi w:val="0"/>
-              <w:ind w:left="0" w:leftChars="0" w:firstLine="0" w:firstLineChars="0"/>
-              <w:jc w:val="center"/>
-              <w:rPr>
-                <w:rFonts w:hint="eastAsia"/>
-              </w:rPr>
-            </w:pPr>
-            <w:r>
-              <w:rPr>
-                <w:rFonts w:hint="eastAsia"/>
-              </w:rPr>
-              <w:t>高斯贝叶斯</w:t>
-            </w:r>
-          </w:p>
-        </w:tc>
-        <w:tc>
-          <w:tcPr>
-            <w:tcW w:w="1661" w:type="dxa"/>
-            <w:tcBorders>
-              <w:top w:val="single" w:color="auto" w:sz="4" w:space="0"/>
-              <w:left w:val="single" w:color="auto" w:sz="4" w:space="0"/>
-              <w:bottom w:val="single" w:color="auto" w:sz="4" w:space="0"/>
-              <w:right w:val="single" w:color="auto" w:sz="4" w:space="0"/>
-            </w:tcBorders>
-            <w:shd w:val="clear"/>
-            <w:vAlign w:val="center"/>
-          </w:tcPr>
-          <w:p>
-            <w:pPr>
-              <w:bidi w:val="0"/>
-              <w:ind w:left="0" w:leftChars="0" w:firstLine="0" w:firstLineChars="0"/>
-              <w:jc w:val="center"/>
-              <w:rPr>
-                <w:rFonts w:hint="eastAsia"/>
-              </w:rPr>
-            </w:pPr>
-            <w:r>
-              <w:rPr>
-                <w:rFonts w:hint="eastAsia"/>
-              </w:rPr>
-              <w:t>0.7965</w:t>
-            </w:r>
-          </w:p>
-        </w:tc>
-        <w:tc>
-          <w:tcPr>
-            <w:tcW w:w="1661" w:type="dxa"/>
-            <w:tcBorders>
-              <w:top w:val="single" w:color="auto" w:sz="4" w:space="0"/>
-              <w:left w:val="single" w:color="auto" w:sz="4" w:space="0"/>
-              <w:bottom w:val="single" w:color="auto" w:sz="4" w:space="0"/>
-              <w:right w:val="single" w:color="auto" w:sz="4" w:space="0"/>
-            </w:tcBorders>
-            <w:shd w:val="clear"/>
-            <w:vAlign w:val="center"/>
-          </w:tcPr>
-          <w:p>
-            <w:pPr>
-              <w:bidi w:val="0"/>
-              <w:ind w:left="0" w:leftChars="0" w:firstLine="0" w:firstLineChars="0"/>
-              <w:jc w:val="center"/>
-              <w:rPr>
-                <w:rFonts w:hint="eastAsia"/>
-              </w:rPr>
-            </w:pPr>
-            <w:r>
-              <w:rPr>
-                <w:rFonts w:hint="eastAsia"/>
-              </w:rPr>
-              <w:t>0.7607</w:t>
-            </w:r>
-          </w:p>
-        </w:tc>
-        <w:tc>
-          <w:tcPr>
-            <w:tcW w:w="1661" w:type="dxa"/>
-            <w:tcBorders>
-              <w:top w:val="single" w:color="auto" w:sz="4" w:space="0"/>
-              <w:left w:val="single" w:color="auto" w:sz="4" w:space="0"/>
-              <w:bottom w:val="single" w:color="auto" w:sz="4" w:space="0"/>
-              <w:right w:val="single" w:color="auto" w:sz="4" w:space="0"/>
-            </w:tcBorders>
-            <w:shd w:val="clear"/>
-            <w:vAlign w:val="center"/>
-          </w:tcPr>
-          <w:p>
-            <w:pPr>
-              <w:bidi w:val="0"/>
-              <w:ind w:left="0" w:leftChars="0" w:firstLine="0" w:firstLineChars="0"/>
-              <w:jc w:val="center"/>
-              <w:rPr>
-                <w:rFonts w:hint="eastAsia"/>
-              </w:rPr>
-            </w:pPr>
-            <w:r>
-              <w:rPr>
-                <w:rFonts w:hint="eastAsia"/>
-              </w:rPr>
-              <w:t>0.8531</w:t>
+              <w:t>0.7206</w:t>
             </w:r>
           </w:p>
         </w:tc>
@@ -3804,43 +5275,24 @@
         </w:trPr>
         <w:tc>
           <w:tcPr>
-            <w:tcW w:w="1328" w:type="dxa"/>
-            <w:vMerge w:val="continue"/>
-            <w:tcBorders>
-              <w:top w:val="nil"/>
-              <w:left w:val="single" w:color="auto" w:sz="4" w:space="0"/>
-              <w:bottom w:val="single" w:color="auto" w:sz="4" w:space="0"/>
-              <w:right w:val="single" w:color="auto" w:sz="4" w:space="0"/>
-            </w:tcBorders>
-            <w:shd w:val="clear"/>
-            <w:vAlign w:val="center"/>
-          </w:tcPr>
-          <w:p>
-            <w:pPr>
-              <w:bidi w:val="0"/>
-              <w:jc w:val="center"/>
-              <w:rPr>
-                <w:rFonts w:hint="default"/>
-              </w:rPr>
-            </w:pPr>
-          </w:p>
-        </w:tc>
-        <w:tc>
-          <w:tcPr>
-            <w:tcW w:w="1661" w:type="dxa"/>
+            <w:tcW w:w="1266" w:type="dxa"/>
             <w:tcBorders>
               <w:top w:val="single" w:color="auto" w:sz="4" w:space="0"/>
               <w:left w:val="single" w:color="auto" w:sz="4" w:space="0"/>
               <w:bottom w:val="single" w:color="auto" w:sz="4" w:space="0"/>
               <w:right w:val="single" w:color="auto" w:sz="4" w:space="0"/>
             </w:tcBorders>
-            <w:shd w:val="clear"/>
+            <w:shd w:val="clear" w:color="auto" w:fill="auto"/>
             <w:vAlign w:val="center"/>
           </w:tcPr>
           <w:p>
             <w:pPr>
+              <w:keepNext w:val="0"/>
+              <w:keepLines w:val="0"/>
+              <w:suppressLineNumbers w:val="0"/>
               <w:bidi w:val="0"/>
-              <w:ind w:left="0" w:leftChars="0" w:firstLine="0" w:firstLineChars="0"/>
+              <w:spacing w:before="0" w:beforeAutospacing="0" w:after="0" w:afterAutospacing="0"/>
+              <w:ind w:left="0" w:leftChars="0" w:right="0" w:firstLine="0" w:firstLineChars="0"/>
               <w:jc w:val="center"/>
               <w:rPr>
                 <w:rFonts w:hint="eastAsia"/>
@@ -3850,26 +5302,30 @@
               <w:rPr>
                 <w:rFonts w:hint="eastAsia"/>
               </w:rPr>
-              <w:t>多项式贝叶斯</w:t>
+              <w:t>深度模型</w:t>
             </w:r>
           </w:p>
         </w:tc>
         <w:tc>
           <w:tcPr>
-            <w:tcW w:w="1661" w:type="dxa"/>
+            <w:tcW w:w="1567" w:type="dxa"/>
             <w:tcBorders>
               <w:top w:val="single" w:color="auto" w:sz="4" w:space="0"/>
               <w:left w:val="single" w:color="auto" w:sz="4" w:space="0"/>
               <w:bottom w:val="single" w:color="auto" w:sz="4" w:space="0"/>
               <w:right w:val="single" w:color="auto" w:sz="4" w:space="0"/>
             </w:tcBorders>
-            <w:shd w:val="clear"/>
+            <w:shd w:val="clear" w:color="auto" w:fill="auto"/>
             <w:vAlign w:val="center"/>
           </w:tcPr>
           <w:p>
             <w:pPr>
+              <w:keepNext w:val="0"/>
+              <w:keepLines w:val="0"/>
+              <w:suppressLineNumbers w:val="0"/>
               <w:bidi w:val="0"/>
-              <w:ind w:left="0" w:leftChars="0" w:firstLine="0" w:firstLineChars="0"/>
+              <w:spacing w:before="0" w:beforeAutospacing="0" w:after="0" w:afterAutospacing="0"/>
+              <w:ind w:left="0" w:leftChars="0" w:right="0" w:firstLine="0" w:firstLineChars="0"/>
               <w:jc w:val="center"/>
               <w:rPr>
                 <w:rFonts w:hint="eastAsia"/>
@@ -3879,26 +5335,30 @@
               <w:rPr>
                 <w:rFonts w:hint="eastAsia"/>
               </w:rPr>
-              <w:t>0.8039</w:t>
+              <w:t>FNN</w:t>
             </w:r>
           </w:p>
         </w:tc>
         <w:tc>
           <w:tcPr>
-            <w:tcW w:w="1661" w:type="dxa"/>
+            <w:tcW w:w="1642" w:type="dxa"/>
             <w:tcBorders>
               <w:top w:val="single" w:color="auto" w:sz="4" w:space="0"/>
               <w:left w:val="single" w:color="auto" w:sz="4" w:space="0"/>
               <w:bottom w:val="single" w:color="auto" w:sz="4" w:space="0"/>
               <w:right w:val="single" w:color="auto" w:sz="4" w:space="0"/>
             </w:tcBorders>
-            <w:shd w:val="clear"/>
+            <w:shd w:val="clear" w:color="auto" w:fill="auto"/>
             <w:vAlign w:val="center"/>
           </w:tcPr>
           <w:p>
             <w:pPr>
+              <w:keepNext w:val="0"/>
+              <w:keepLines w:val="0"/>
+              <w:suppressLineNumbers w:val="0"/>
               <w:bidi w:val="0"/>
-              <w:ind w:left="0" w:leftChars="0" w:firstLine="0" w:firstLineChars="0"/>
+              <w:spacing w:before="0" w:beforeAutospacing="0" w:after="0" w:afterAutospacing="0"/>
+              <w:ind w:left="0" w:leftChars="0" w:right="0" w:firstLine="0" w:firstLineChars="0"/>
               <w:jc w:val="center"/>
               <w:rPr>
                 <w:rFonts w:hint="eastAsia"/>
@@ -3908,36 +5368,917 @@
               <w:rPr>
                 <w:rFonts w:hint="eastAsia"/>
               </w:rPr>
-              <w:t>0.7592</w:t>
+              <w:t>0.8158</w:t>
             </w:r>
           </w:p>
         </w:tc>
         <w:tc>
           <w:tcPr>
-            <w:tcW w:w="1661" w:type="dxa"/>
+            <w:tcW w:w="1534" w:type="dxa"/>
             <w:tcBorders>
               <w:top w:val="single" w:color="auto" w:sz="4" w:space="0"/>
               <w:left w:val="single" w:color="auto" w:sz="4" w:space="0"/>
               <w:bottom w:val="single" w:color="auto" w:sz="4" w:space="0"/>
               <w:right w:val="single" w:color="auto" w:sz="4" w:space="0"/>
             </w:tcBorders>
-            <w:shd w:val="clear"/>
+            <w:shd w:val="clear" w:color="auto" w:fill="auto"/>
             <w:vAlign w:val="center"/>
           </w:tcPr>
+          <w:p>
+            <w:pPr>
+              <w:keepNext w:val="0"/>
+              <w:keepLines w:val="0"/>
+              <w:suppressLineNumbers w:val="0"/>
+              <w:bidi w:val="0"/>
+              <w:spacing w:before="0" w:beforeAutospacing="0" w:after="0" w:afterAutospacing="0"/>
+              <w:ind w:left="0" w:leftChars="0" w:right="0" w:firstLine="0" w:firstLineChars="0"/>
+              <w:jc w:val="center"/>
+              <w:rPr>
+                <w:rFonts w:hint="eastAsia"/>
+              </w:rPr>
+            </w:pPr>
+            <w:r>
+              <w:rPr>
+                <w:rFonts w:hint="eastAsia"/>
+              </w:rPr>
+              <w:t>0.7324</w:t>
+            </w:r>
+          </w:p>
+        </w:tc>
+        <w:tc>
+          <w:tcPr>
+            <w:tcW w:w="1475" w:type="dxa"/>
+            <w:tcBorders>
+              <w:top w:val="single" w:color="auto" w:sz="4" w:space="0"/>
+              <w:left w:val="single" w:color="auto" w:sz="4" w:space="0"/>
+              <w:bottom w:val="single" w:color="auto" w:sz="4" w:space="0"/>
+              <w:right w:val="single" w:color="auto" w:sz="4" w:space="0"/>
+            </w:tcBorders>
+            <w:shd w:val="clear" w:color="auto" w:fill="auto"/>
+            <w:vAlign w:val="center"/>
+          </w:tcPr>
+          <w:p>
+            <w:pPr>
+              <w:keepNext w:val="0"/>
+              <w:keepLines w:val="0"/>
+              <w:suppressLineNumbers w:val="0"/>
+              <w:bidi w:val="0"/>
+              <w:spacing w:before="0" w:beforeAutospacing="0" w:after="0" w:afterAutospacing="0"/>
+              <w:ind w:left="0" w:leftChars="0" w:right="0" w:firstLine="0" w:firstLineChars="0"/>
+              <w:jc w:val="center"/>
+              <w:rPr>
+                <w:rFonts w:hint="eastAsia"/>
+              </w:rPr>
+            </w:pPr>
+            <w:r>
+              <w:rPr>
+                <w:rFonts w:hint="eastAsia"/>
+              </w:rPr>
+              <w:t>0.7765</w:t>
+            </w:r>
+          </w:p>
+        </w:tc>
+      </w:tr>
+    </w:tbl>
+    <w:p>
+      <w:pPr>
+        <w:keepNext w:val="0"/>
+        <w:keepLines w:val="0"/>
+        <w:widowControl w:val="0"/>
+        <w:suppressLineNumbers w:val="0"/>
+        <w:spacing w:before="0" w:beforeAutospacing="0" w:after="0" w:afterAutospacing="0"/>
+        <w:ind w:left="0" w:leftChars="0" w:right="0" w:firstLine="0" w:firstLineChars="0"/>
+        <w:jc w:val="both"/>
+        <w:rPr>
+          <w:rFonts w:hint="eastAsia" w:ascii="宋体" w:hAnsi="宋体" w:eastAsia="宋体" w:cs="Times New Roman"/>
+          <w:color w:val="000000"/>
+          <w:kern w:val="2"/>
+          <w:sz w:val="24"/>
+          <w:szCs w:val="24"/>
+        </w:rPr>
+      </w:pPr>
+    </w:p>
+    <w:p>
+      <w:pPr>
+        <w:pStyle w:val="4"/>
+        <w:bidi w:val="0"/>
+        <w:rPr>
+          <w:rFonts w:hint="default"/>
+          <w:lang w:val="en-US" w:eastAsia="zh-CN"/>
+        </w:rPr>
+      </w:pPr>
+      <w:bookmarkStart w:id="12" w:name="_Toc24776"/>
+      <w:r>
+        <w:rPr>
+          <w:rFonts w:hint="eastAsia"/>
+          <w:lang w:val="en-US" w:eastAsia="zh-CN"/>
+        </w:rPr>
+        <w:t>2.4.2 消融实验</w:t>
+      </w:r>
+      <w:bookmarkEnd w:id="12"/>
+    </w:p>
+    <w:p>
+      <w:pPr>
+        <w:bidi w:val="0"/>
+        <w:rPr>
+          <w:rFonts w:hint="eastAsia"/>
+          <w:lang w:val="en-US" w:eastAsia="zh-CN"/>
+        </w:rPr>
+      </w:pPr>
+      <w:r>
+        <w:rPr>
+          <w:rFonts w:hint="eastAsia"/>
+          <w:lang w:val="en-US" w:eastAsia="zh-CN"/>
+        </w:rPr>
+        <w:t>从对比实验结果可以看出，集成学习策略在当前数据集上的拟合效果较好。尤其是其中的LightGBM模型的召回率指标最高，因此我们基于该模型做进一步的超参调优工作。</w:t>
+      </w:r>
+    </w:p>
+    <w:p>
+      <w:pPr>
+        <w:bidi w:val="0"/>
+        <w:rPr>
+          <w:rFonts w:hint="eastAsia"/>
+          <w:lang w:val="en-US" w:eastAsia="zh-CN"/>
+        </w:rPr>
+      </w:pPr>
+      <w:r>
+        <w:rPr>
+          <w:rFonts w:hint="eastAsia"/>
+          <w:lang w:val="en-US" w:eastAsia="zh-CN"/>
+        </w:rPr>
+        <w:t>超参数1：</w:t>
+      </w:r>
+      <w:r>
+        <w:rPr>
+          <w:rFonts w:hint="eastAsia"/>
+          <w:b/>
+          <w:bCs/>
+          <w:lang w:val="en-US" w:eastAsia="zh-CN"/>
+        </w:rPr>
+        <w:t>学习率。</w:t>
+      </w:r>
+      <w:r>
+        <w:rPr>
+          <w:rFonts w:hint="eastAsia"/>
+          <w:lang w:val="en-US" w:eastAsia="zh-CN"/>
+        </w:rPr>
+        <w:t>取值范围为0.001-0.1，搜索步长为0.001。最终得到下图结果：</w:t>
+      </w:r>
+    </w:p>
+    <w:p>
+      <w:pPr>
+        <w:bidi w:val="0"/>
+        <w:ind w:left="0" w:leftChars="0" w:firstLine="0" w:firstLineChars="0"/>
+        <w:jc w:val="center"/>
+      </w:pPr>
+      <w:r>
+        <w:drawing>
+          <wp:inline distT="0" distB="0" distL="114300" distR="114300">
+            <wp:extent cx="5266690" cy="3954780"/>
+            <wp:effectExtent l="0" t="0" r="3810" b="7620"/>
+            <wp:docPr id="8" name="图片 1"/>
+            <wp:cNvGraphicFramePr>
+              <a:graphicFrameLocks xmlns:a="http://schemas.openxmlformats.org/drawingml/2006/main" noChangeAspect="1"/>
+            </wp:cNvGraphicFramePr>
+            <a:graphic xmlns:a="http://schemas.openxmlformats.org/drawingml/2006/main">
+              <a:graphicData uri="http://schemas.openxmlformats.org/drawingml/2006/picture">
+                <pic:pic xmlns:pic="http://schemas.openxmlformats.org/drawingml/2006/picture">
+                  <pic:nvPicPr>
+                    <pic:cNvPr id="8" name="图片 1"/>
+                    <pic:cNvPicPr>
+                      <a:picLocks noChangeAspect="1"/>
+                    </pic:cNvPicPr>
+                  </pic:nvPicPr>
+                  <pic:blipFill>
+                    <a:blip r:embed="rId16"/>
+                    <a:stretch>
+                      <a:fillRect/>
+                    </a:stretch>
+                  </pic:blipFill>
+                  <pic:spPr>
+                    <a:xfrm>
+                      <a:off x="0" y="0"/>
+                      <a:ext cx="5266690" cy="3954780"/>
+                    </a:xfrm>
+                    <a:prstGeom prst="rect">
+                      <a:avLst/>
+                    </a:prstGeom>
+                    <a:noFill/>
+                    <a:ln>
+                      <a:noFill/>
+                    </a:ln>
+                  </pic:spPr>
+                </pic:pic>
+              </a:graphicData>
+            </a:graphic>
+          </wp:inline>
+        </w:drawing>
+      </w:r>
+    </w:p>
+    <w:p>
+      <w:pPr>
+        <w:pStyle w:val="8"/>
+        <w:bidi w:val="0"/>
+        <w:ind w:left="0" w:leftChars="0" w:firstLine="0" w:firstLineChars="0"/>
+        <w:jc w:val="center"/>
+        <w:rPr>
+          <w:rFonts w:hint="eastAsia"/>
+          <w:lang w:val="en-US" w:eastAsia="zh-CN"/>
+        </w:rPr>
+      </w:pPr>
+      <w:r>
+        <w:t xml:space="preserve">图 </w:t>
+      </w:r>
+      <w:r>
+        <w:fldChar w:fldCharType="begin"/>
+      </w:r>
+      <w:r>
+        <w:instrText xml:space="preserve"> SEQ 图 \* ARABIC </w:instrText>
+      </w:r>
+      <w:r>
+        <w:fldChar w:fldCharType="separate"/>
+      </w:r>
+      <w:r>
+        <w:t>5</w:t>
+      </w:r>
+      <w:r>
+        <w:fldChar w:fldCharType="end"/>
+      </w:r>
+      <w:r>
+        <w:rPr>
+          <w:rFonts w:hint="eastAsia"/>
+          <w:lang w:val="en-US" w:eastAsia="zh-CN"/>
+        </w:rPr>
+        <w:t xml:space="preserve"> 指标随学习率的变化</w:t>
+      </w:r>
+    </w:p>
+    <w:p>
+      <w:pPr>
+        <w:bidi w:val="0"/>
+        <w:rPr>
+          <w:rFonts w:hint="eastAsia"/>
+          <w:b w:val="0"/>
+          <w:bCs w:val="0"/>
+          <w:lang w:val="en-US" w:eastAsia="zh-CN"/>
+        </w:rPr>
+      </w:pPr>
+      <w:r>
+        <w:rPr>
+          <w:rFonts w:hint="eastAsia"/>
+          <w:lang w:val="en-US" w:eastAsia="zh-CN"/>
+        </w:rPr>
+        <w:t>超参数2：</w:t>
+      </w:r>
+      <w:r>
+        <w:rPr>
+          <w:rFonts w:hint="eastAsia"/>
+          <w:b/>
+          <w:bCs/>
+          <w:lang w:val="en-US" w:eastAsia="zh-CN"/>
+        </w:rPr>
+        <w:t>L1正则化项系数。</w:t>
+      </w:r>
+      <w:r>
+        <w:rPr>
+          <w:rFonts w:hint="eastAsia"/>
+          <w:b w:val="0"/>
+          <w:bCs w:val="0"/>
+          <w:lang w:val="en-US" w:eastAsia="zh-CN"/>
+        </w:rPr>
+        <w:t>取值范围为0-1，搜索步长为0.1。最终得到下图结果：</w:t>
+      </w:r>
+    </w:p>
+    <w:p>
+      <w:pPr>
+        <w:bidi w:val="0"/>
+        <w:ind w:left="0" w:leftChars="0" w:firstLine="0" w:firstLineChars="0"/>
+        <w:jc w:val="center"/>
+      </w:pPr>
+      <w:r>
+        <w:drawing>
+          <wp:inline distT="0" distB="0" distL="114300" distR="114300">
+            <wp:extent cx="5266690" cy="3954780"/>
+            <wp:effectExtent l="0" t="0" r="3810" b="7620"/>
+            <wp:docPr id="15" name="图片 4"/>
+            <wp:cNvGraphicFramePr>
+              <a:graphicFrameLocks xmlns:a="http://schemas.openxmlformats.org/drawingml/2006/main" noChangeAspect="1"/>
+            </wp:cNvGraphicFramePr>
+            <a:graphic xmlns:a="http://schemas.openxmlformats.org/drawingml/2006/main">
+              <a:graphicData uri="http://schemas.openxmlformats.org/drawingml/2006/picture">
+                <pic:pic xmlns:pic="http://schemas.openxmlformats.org/drawingml/2006/picture">
+                  <pic:nvPicPr>
+                    <pic:cNvPr id="15" name="图片 4"/>
+                    <pic:cNvPicPr>
+                      <a:picLocks noChangeAspect="1"/>
+                    </pic:cNvPicPr>
+                  </pic:nvPicPr>
+                  <pic:blipFill>
+                    <a:blip r:embed="rId17"/>
+                    <a:stretch>
+                      <a:fillRect/>
+                    </a:stretch>
+                  </pic:blipFill>
+                  <pic:spPr>
+                    <a:xfrm>
+                      <a:off x="0" y="0"/>
+                      <a:ext cx="5266690" cy="3954780"/>
+                    </a:xfrm>
+                    <a:prstGeom prst="rect">
+                      <a:avLst/>
+                    </a:prstGeom>
+                    <a:noFill/>
+                    <a:ln>
+                      <a:noFill/>
+                    </a:ln>
+                  </pic:spPr>
+                </pic:pic>
+              </a:graphicData>
+            </a:graphic>
+          </wp:inline>
+        </w:drawing>
+      </w:r>
+    </w:p>
+    <w:p>
+      <w:pPr>
+        <w:pStyle w:val="8"/>
+        <w:bidi w:val="0"/>
+        <w:ind w:left="0" w:leftChars="0" w:firstLine="0" w:firstLineChars="0"/>
+        <w:jc w:val="center"/>
+        <w:rPr>
+          <w:rFonts w:hint="eastAsia"/>
+          <w:lang w:val="en-US" w:eastAsia="zh-CN"/>
+        </w:rPr>
+      </w:pPr>
+      <w:r>
+        <w:t xml:space="preserve">图 </w:t>
+      </w:r>
+      <w:r>
+        <w:fldChar w:fldCharType="begin"/>
+      </w:r>
+      <w:r>
+        <w:instrText xml:space="preserve"> SEQ 图 \* ARABIC </w:instrText>
+      </w:r>
+      <w:r>
+        <w:fldChar w:fldCharType="separate"/>
+      </w:r>
+      <w:r>
+        <w:t>6</w:t>
+      </w:r>
+      <w:r>
+        <w:fldChar w:fldCharType="end"/>
+      </w:r>
+      <w:r>
+        <w:rPr>
+          <w:rFonts w:hint="eastAsia"/>
+          <w:lang w:val="en-US" w:eastAsia="zh-CN"/>
+        </w:rPr>
+        <w:t>指标随L1正则化项系数的变化</w:t>
+      </w:r>
+    </w:p>
+    <w:p>
+      <w:pPr>
+        <w:bidi w:val="0"/>
+        <w:rPr>
+          <w:rFonts w:hint="eastAsia"/>
+          <w:b w:val="0"/>
+          <w:bCs w:val="0"/>
+          <w:lang w:val="en-US" w:eastAsia="zh-CN"/>
+        </w:rPr>
+      </w:pPr>
+      <w:r>
+        <w:rPr>
+          <w:rFonts w:hint="eastAsia"/>
+          <w:lang w:val="en-US" w:eastAsia="zh-CN"/>
+        </w:rPr>
+        <w:t>超参数3：</w:t>
+      </w:r>
+      <w:r>
+        <w:rPr>
+          <w:rFonts w:hint="eastAsia"/>
+          <w:b/>
+          <w:bCs/>
+          <w:lang w:val="en-US" w:eastAsia="zh-CN"/>
+        </w:rPr>
+        <w:t>L2正则化项系数。</w:t>
+      </w:r>
+      <w:r>
+        <w:rPr>
+          <w:rFonts w:hint="eastAsia"/>
+          <w:b w:val="0"/>
+          <w:bCs w:val="0"/>
+          <w:lang w:val="en-US" w:eastAsia="zh-CN"/>
+        </w:rPr>
+        <w:t>取值范围为0-1，搜索步长为0.1。最终得到下图结果：</w:t>
+      </w:r>
+    </w:p>
+    <w:p>
+      <w:pPr>
+        <w:bidi w:val="0"/>
+        <w:ind w:left="0" w:leftChars="0" w:firstLine="0" w:firstLineChars="0"/>
+        <w:jc w:val="center"/>
+      </w:pPr>
+      <w:r>
+        <w:drawing>
+          <wp:inline distT="0" distB="0" distL="114300" distR="114300">
+            <wp:extent cx="5266690" cy="3954780"/>
+            <wp:effectExtent l="0" t="0" r="3810" b="7620"/>
+            <wp:docPr id="14" name="图片 3"/>
+            <wp:cNvGraphicFramePr>
+              <a:graphicFrameLocks xmlns:a="http://schemas.openxmlformats.org/drawingml/2006/main" noChangeAspect="1"/>
+            </wp:cNvGraphicFramePr>
+            <a:graphic xmlns:a="http://schemas.openxmlformats.org/drawingml/2006/main">
+              <a:graphicData uri="http://schemas.openxmlformats.org/drawingml/2006/picture">
+                <pic:pic xmlns:pic="http://schemas.openxmlformats.org/drawingml/2006/picture">
+                  <pic:nvPicPr>
+                    <pic:cNvPr id="14" name="图片 3"/>
+                    <pic:cNvPicPr>
+                      <a:picLocks noChangeAspect="1"/>
+                    </pic:cNvPicPr>
+                  </pic:nvPicPr>
+                  <pic:blipFill>
+                    <a:blip r:embed="rId18"/>
+                    <a:stretch>
+                      <a:fillRect/>
+                    </a:stretch>
+                  </pic:blipFill>
+                  <pic:spPr>
+                    <a:xfrm>
+                      <a:off x="0" y="0"/>
+                      <a:ext cx="5266690" cy="3954780"/>
+                    </a:xfrm>
+                    <a:prstGeom prst="rect">
+                      <a:avLst/>
+                    </a:prstGeom>
+                    <a:noFill/>
+                    <a:ln>
+                      <a:noFill/>
+                    </a:ln>
+                  </pic:spPr>
+                </pic:pic>
+              </a:graphicData>
+            </a:graphic>
+          </wp:inline>
+        </w:drawing>
+      </w:r>
+    </w:p>
+    <w:p>
+      <w:pPr>
+        <w:pStyle w:val="8"/>
+        <w:bidi w:val="0"/>
+        <w:ind w:left="0" w:leftChars="0" w:firstLine="0" w:firstLineChars="0"/>
+        <w:jc w:val="center"/>
+        <w:rPr>
+          <w:rFonts w:hint="eastAsia"/>
+          <w:lang w:val="en-US" w:eastAsia="zh-CN"/>
+        </w:rPr>
+      </w:pPr>
+      <w:r>
+        <w:t xml:space="preserve">图 </w:t>
+      </w:r>
+      <w:r>
+        <w:fldChar w:fldCharType="begin"/>
+      </w:r>
+      <w:r>
+        <w:instrText xml:space="preserve"> SEQ 图 \* ARABIC </w:instrText>
+      </w:r>
+      <w:r>
+        <w:fldChar w:fldCharType="separate"/>
+      </w:r>
+      <w:r>
+        <w:t>7</w:t>
+      </w:r>
+      <w:r>
+        <w:fldChar w:fldCharType="end"/>
+      </w:r>
+      <w:r>
+        <w:rPr>
+          <w:rFonts w:hint="eastAsia"/>
+          <w:lang w:val="en-US" w:eastAsia="zh-CN"/>
+        </w:rPr>
+        <w:t>指标随L2正则化项系数的变化</w:t>
+      </w:r>
+    </w:p>
+    <w:p>
+      <w:pPr>
+        <w:bidi w:val="0"/>
+        <w:rPr>
+          <w:rFonts w:hint="eastAsia"/>
+          <w:b w:val="0"/>
+          <w:bCs w:val="0"/>
+          <w:lang w:val="en-US" w:eastAsia="zh-CN"/>
+        </w:rPr>
+      </w:pPr>
+      <w:r>
+        <w:rPr>
+          <w:rFonts w:hint="eastAsia"/>
+          <w:lang w:val="en-US" w:eastAsia="zh-CN"/>
+        </w:rPr>
+        <w:t>超参数4：</w:t>
+      </w:r>
+      <w:r>
+        <w:rPr>
+          <w:rFonts w:hint="eastAsia"/>
+          <w:b/>
+          <w:bCs/>
+          <w:lang w:val="en-US" w:eastAsia="zh-CN"/>
+        </w:rPr>
+        <w:t>基学习器的最大叶子数</w:t>
+      </w:r>
+      <w:r>
+        <w:rPr>
+          <w:rFonts w:hint="eastAsia"/>
+          <w:b/>
+          <w:bCs/>
+          <w:lang w:val="en-US" w:eastAsia="zh-CN"/>
+        </w:rPr>
+        <w:t>。</w:t>
+      </w:r>
+      <w:r>
+        <w:rPr>
+          <w:rFonts w:hint="eastAsia"/>
+          <w:b w:val="0"/>
+          <w:bCs w:val="0"/>
+          <w:lang w:val="en-US" w:eastAsia="zh-CN"/>
+        </w:rPr>
+        <w:t>取值范围为[10,100]，搜索步长为1。最终得到下图结果：</w:t>
+      </w:r>
+    </w:p>
+    <w:p>
+      <w:pPr>
+        <w:bidi w:val="0"/>
+        <w:ind w:left="0" w:leftChars="0" w:firstLine="0" w:firstLineChars="0"/>
+        <w:jc w:val="center"/>
+      </w:pPr>
+      <w:r>
+        <w:drawing>
+          <wp:inline distT="0" distB="0" distL="114300" distR="114300">
+            <wp:extent cx="5266690" cy="3954780"/>
+            <wp:effectExtent l="0" t="0" r="3810" b="7620"/>
+            <wp:docPr id="17" name="图片 5"/>
+            <wp:cNvGraphicFramePr>
+              <a:graphicFrameLocks xmlns:a="http://schemas.openxmlformats.org/drawingml/2006/main" noChangeAspect="1"/>
+            </wp:cNvGraphicFramePr>
+            <a:graphic xmlns:a="http://schemas.openxmlformats.org/drawingml/2006/main">
+              <a:graphicData uri="http://schemas.openxmlformats.org/drawingml/2006/picture">
+                <pic:pic xmlns:pic="http://schemas.openxmlformats.org/drawingml/2006/picture">
+                  <pic:nvPicPr>
+                    <pic:cNvPr id="17" name="图片 5"/>
+                    <pic:cNvPicPr>
+                      <a:picLocks noChangeAspect="1"/>
+                    </pic:cNvPicPr>
+                  </pic:nvPicPr>
+                  <pic:blipFill>
+                    <a:blip r:embed="rId19"/>
+                    <a:stretch>
+                      <a:fillRect/>
+                    </a:stretch>
+                  </pic:blipFill>
+                  <pic:spPr>
+                    <a:xfrm>
+                      <a:off x="0" y="0"/>
+                      <a:ext cx="5266690" cy="3954780"/>
+                    </a:xfrm>
+                    <a:prstGeom prst="rect">
+                      <a:avLst/>
+                    </a:prstGeom>
+                    <a:noFill/>
+                    <a:ln>
+                      <a:noFill/>
+                    </a:ln>
+                  </pic:spPr>
+                </pic:pic>
+              </a:graphicData>
+            </a:graphic>
+          </wp:inline>
+        </w:drawing>
+      </w:r>
+    </w:p>
+    <w:p>
+      <w:pPr>
+        <w:pStyle w:val="8"/>
+        <w:ind w:left="0" w:leftChars="0" w:firstLine="0" w:firstLineChars="0"/>
+        <w:rPr>
+          <w:rFonts w:hint="eastAsia"/>
+          <w:lang w:val="en-US" w:eastAsia="zh-CN"/>
+        </w:rPr>
+      </w:pPr>
+      <w:r>
+        <w:t xml:space="preserve">图 </w:t>
+      </w:r>
+      <w:r>
+        <w:fldChar w:fldCharType="begin"/>
+      </w:r>
+      <w:r>
+        <w:instrText xml:space="preserve"> SEQ 图 \* ARABIC </w:instrText>
+      </w:r>
+      <w:r>
+        <w:fldChar w:fldCharType="separate"/>
+      </w:r>
+      <w:r>
+        <w:t>8</w:t>
+      </w:r>
+      <w:r>
+        <w:fldChar w:fldCharType="end"/>
+      </w:r>
+      <w:r>
+        <w:rPr>
+          <w:rFonts w:hint="eastAsia"/>
+          <w:lang w:val="en-US" w:eastAsia="zh-CN"/>
+        </w:rPr>
+        <w:t>指标随</w:t>
+      </w:r>
+      <w:r>
+        <w:rPr>
+          <w:rFonts w:hint="eastAsia"/>
+          <w:b w:val="0"/>
+          <w:bCs w:val="0"/>
+          <w:lang w:val="en-US" w:eastAsia="zh-CN"/>
+        </w:rPr>
+        <w:t>基学习器的最大叶子数</w:t>
+      </w:r>
+      <w:r>
+        <w:rPr>
+          <w:rFonts w:hint="eastAsia"/>
+          <w:lang w:val="en-US" w:eastAsia="zh-CN"/>
+        </w:rPr>
+        <w:t>的变化</w:t>
+      </w:r>
+    </w:p>
+    <w:p>
+      <w:pPr>
+        <w:bidi w:val="0"/>
+        <w:rPr>
+          <w:rFonts w:hint="eastAsia"/>
+          <w:lang w:val="en-US" w:eastAsia="zh-CN"/>
+        </w:rPr>
+      </w:pPr>
+      <w:r>
+        <w:rPr>
+          <w:rFonts w:hint="eastAsia"/>
+          <w:lang w:val="en-US" w:eastAsia="zh-CN"/>
+        </w:rPr>
+        <w:t>经过上面的四种超参调优，可以很明显的看到</w:t>
+      </w:r>
+      <w:r>
+        <w:rPr>
+          <w:rFonts w:hint="eastAsia"/>
+          <w:b w:val="0"/>
+          <w:bCs w:val="0"/>
+          <w:lang w:val="en-US" w:eastAsia="zh-CN"/>
+        </w:rPr>
+        <w:t>召回率和准确率都没有发生变化</w:t>
+      </w:r>
+      <w:r>
+        <w:rPr>
+          <w:rFonts w:hint="eastAsia"/>
+          <w:lang w:val="en-US" w:eastAsia="zh-CN"/>
+        </w:rPr>
+        <w:t>，只有</w:t>
+      </w:r>
+      <w:r>
+        <w:rPr>
+          <w:rFonts w:hint="eastAsia"/>
+          <w:b w:val="0"/>
+          <w:bCs w:val="0"/>
+          <w:lang w:val="en-US" w:eastAsia="zh-CN"/>
+        </w:rPr>
+        <w:t>AUC值有微小提升</w:t>
+      </w:r>
+      <w:r>
+        <w:rPr>
+          <w:rFonts w:hint="eastAsia"/>
+          <w:lang w:val="en-US" w:eastAsia="zh-CN"/>
+        </w:rPr>
+        <w:t>。但如果我们整合上述最佳参数，就可以得到下面的预测指标：</w:t>
+      </w:r>
+    </w:p>
+    <w:p>
+      <w:pPr>
+        <w:pStyle w:val="8"/>
+        <w:bidi w:val="0"/>
+        <w:ind w:left="0" w:leftChars="0" w:firstLine="0" w:firstLineChars="0"/>
+        <w:rPr>
+          <w:rFonts w:hint="default"/>
+          <w:lang w:val="en-US" w:eastAsia="zh-CN"/>
+        </w:rPr>
+      </w:pPr>
+      <w:r>
+        <w:t xml:space="preserve">表 </w:t>
+      </w:r>
+      <w:r>
+        <w:fldChar w:fldCharType="begin"/>
+      </w:r>
+      <w:r>
+        <w:instrText xml:space="preserve"> SEQ 表 \* ARABIC </w:instrText>
+      </w:r>
+      <w:r>
+        <w:fldChar w:fldCharType="separate"/>
+      </w:r>
+      <w:r>
+        <w:t>4</w:t>
+      </w:r>
+      <w:r>
+        <w:fldChar w:fldCharType="end"/>
+      </w:r>
+      <w:r>
+        <w:rPr>
+          <w:rFonts w:hint="eastAsia"/>
+          <w:lang w:val="en-US" w:eastAsia="zh-CN"/>
+        </w:rPr>
+        <w:t>超参调优后的结果对比表</w:t>
+      </w:r>
+    </w:p>
+    <w:tbl>
+      <w:tblPr>
+        <w:tblStyle w:val="24"/>
+        <w:tblW w:w="0" w:type="auto"/>
+        <w:jc w:val="center"/>
+        <w:tblBorders>
+          <w:top w:val="single" w:color="auto" w:sz="4" w:space="0"/>
+          <w:left w:val="single" w:color="auto" w:sz="4" w:space="0"/>
+          <w:bottom w:val="single" w:color="auto" w:sz="4" w:space="0"/>
+          <w:right w:val="single" w:color="auto" w:sz="4" w:space="0"/>
+          <w:insideH w:val="single" w:color="auto" w:sz="4" w:space="0"/>
+          <w:insideV w:val="single" w:color="auto" w:sz="4" w:space="0"/>
+        </w:tblBorders>
+        <w:tblLayout w:type="autofit"/>
+        <w:tblCellMar>
+          <w:left w:w="108" w:type="dxa"/>
+          <w:right w:w="108" w:type="dxa"/>
+        </w:tblCellMar>
+      </w:tblPr>
+      <w:tblGrid>
+        <w:gridCol w:w="1673"/>
+        <w:gridCol w:w="1708"/>
+        <w:gridCol w:w="1708"/>
+        <w:gridCol w:w="1588"/>
+      </w:tblGrid>
+      <w:tr>
+        <w:tblPrEx>
+          <w:tblBorders>
+            <w:top w:val="single" w:color="auto" w:sz="4" w:space="0"/>
+            <w:left w:val="single" w:color="auto" w:sz="4" w:space="0"/>
+            <w:bottom w:val="single" w:color="auto" w:sz="4" w:space="0"/>
+            <w:right w:val="single" w:color="auto" w:sz="4" w:space="0"/>
+            <w:insideH w:val="single" w:color="auto" w:sz="4" w:space="0"/>
+            <w:insideV w:val="single" w:color="auto" w:sz="4" w:space="0"/>
+          </w:tblBorders>
+        </w:tblPrEx>
+        <w:trPr>
+          <w:trHeight w:val="743" w:hRule="atLeast"/>
+          <w:jc w:val="center"/>
+        </w:trPr>
+        <w:tc>
+          <w:tcPr>
+            <w:tcW w:w="1673" w:type="dxa"/>
+            <w:vAlign w:val="center"/>
+            <mc:AlternateContent>
+              <mc:Choice Requires="wpsCustomData">
+                <wpsCustomData:diagonals>
+                  <wpsCustomData:diagonal from="10000" to="30000">
+                    <wpsCustomData:border w:val="single" w:color="auto" w:sz="4" w:space="0"/>
+                  </wpsCustomData:diagonal>
+                </wpsCustomData:diagonals>
+              </mc:Choice>
+            </mc:AlternateContent>
+          </w:tcPr>
+          <w:p>
+            <w:pPr>
+              <w:bidi w:val="0"/>
+              <w:snapToGrid w:val="0"/>
+              <w:ind w:left="0" w:leftChars="0" w:firstLine="0" w:firstLineChars="0"/>
+              <w:jc w:val="center"/>
+              <mc:AlternateContent>
+                <mc:Choice Requires="wpsCustomData">
+                  <wpsCustomData:diagonalParaType/>
+                </mc:Choice>
+              </mc:AlternateContent>
+              <w:rPr>
+                <w:rFonts w:hint="default"/>
+                <w:vertAlign w:val="baseline"/>
+                <w:lang w:val="en-US" w:eastAsia="zh-CN"/>
+              </w:rPr>
+            </w:pPr>
+            <w:r>
+              <w:rPr>
+                <w:rFonts w:hint="eastAsia"/>
+                <w:vertAlign w:val="baseline"/>
+                <w:lang w:val="en-US" w:eastAsia="zh-CN"/>
+              </w:rPr>
+              <w:t>状态</w:t>
+            </w:r>
+          </w:p>
           <w:p>
             <w:pPr>
               <w:bidi w:val="0"/>
               <w:ind w:left="0" w:leftChars="0" w:firstLine="0" w:firstLineChars="0"/>
               <w:jc w:val="center"/>
               <w:rPr>
-                <w:rFonts w:hint="eastAsia"/>
+                <w:rFonts w:hint="default"/>
+                <w:vertAlign w:val="baseline"/>
+                <w:lang w:val="en-US" w:eastAsia="zh-CN"/>
               </w:rPr>
             </w:pPr>
             <w:r>
               <w:rPr>
                 <w:rFonts w:hint="eastAsia"/>
-              </w:rPr>
-              <w:t>0.8576</w:t>
+                <w:vertAlign w:val="baseline"/>
+                <w:lang w:val="en-US" w:eastAsia="zh-CN"/>
+              </w:rPr>
+              <w:t>指标</w:t>
+            </w:r>
+          </w:p>
+        </w:tc>
+        <w:tc>
+          <w:tcPr>
+            <w:tcW w:w="1708" w:type="dxa"/>
+            <w:shd w:val="clear" w:color="auto" w:fill="auto"/>
+            <w:vAlign w:val="center"/>
+          </w:tcPr>
+          <w:p>
+            <w:pPr>
+              <w:keepNext w:val="0"/>
+              <w:keepLines w:val="0"/>
+              <w:suppressLineNumbers w:val="0"/>
+              <w:bidi w:val="0"/>
+              <w:spacing w:before="0" w:beforeAutospacing="0" w:after="0" w:afterAutospacing="0"/>
+              <w:ind w:left="0" w:leftChars="0" w:right="0" w:rightChars="0" w:firstLine="0" w:firstLineChars="0"/>
+              <w:jc w:val="center"/>
+              <w:rPr>
+                <w:rFonts w:hint="default" w:ascii="Times New Roman" w:hAnsi="Times New Roman" w:eastAsiaTheme="minorEastAsia" w:cstheme="minorBidi"/>
+                <w:kern w:val="2"/>
+                <w:sz w:val="21"/>
+                <w:szCs w:val="24"/>
+                <w:lang w:val="en-US" w:eastAsia="zh-CN" w:bidi="ar-SA"/>
+              </w:rPr>
+            </w:pPr>
+            <w:r>
+              <w:rPr>
+                <w:rFonts w:hint="eastAsia"/>
+              </w:rPr>
+              <w:t>准确率</w:t>
+            </w:r>
+          </w:p>
+        </w:tc>
+        <w:tc>
+          <w:tcPr>
+            <w:tcW w:w="1708" w:type="dxa"/>
+            <w:shd w:val="clear" w:color="auto" w:fill="auto"/>
+            <w:vAlign w:val="center"/>
+          </w:tcPr>
+          <w:p>
+            <w:pPr>
+              <w:keepNext w:val="0"/>
+              <w:keepLines w:val="0"/>
+              <w:suppressLineNumbers w:val="0"/>
+              <w:bidi w:val="0"/>
+              <w:spacing w:before="0" w:beforeAutospacing="0" w:after="0" w:afterAutospacing="0"/>
+              <w:ind w:left="0" w:leftChars="0" w:right="0" w:rightChars="0" w:firstLine="0" w:firstLineChars="0"/>
+              <w:jc w:val="center"/>
+              <w:rPr>
+                <w:rFonts w:hint="default" w:ascii="Times New Roman" w:hAnsi="Times New Roman" w:eastAsiaTheme="minorEastAsia" w:cstheme="minorBidi"/>
+                <w:kern w:val="2"/>
+                <w:sz w:val="21"/>
+                <w:szCs w:val="24"/>
+                <w:lang w:val="en-US" w:eastAsia="zh-CN" w:bidi="ar-SA"/>
+              </w:rPr>
+            </w:pPr>
+            <w:r>
+              <w:rPr>
+                <w:rFonts w:hint="eastAsia"/>
+              </w:rPr>
+              <w:t>召回率</w:t>
+            </w:r>
+          </w:p>
+        </w:tc>
+        <w:tc>
+          <w:tcPr>
+            <w:tcW w:w="1588" w:type="dxa"/>
+            <w:shd w:val="clear" w:color="auto" w:fill="auto"/>
+            <w:vAlign w:val="center"/>
+          </w:tcPr>
+          <w:p>
+            <w:pPr>
+              <w:keepNext w:val="0"/>
+              <w:keepLines w:val="0"/>
+              <w:suppressLineNumbers w:val="0"/>
+              <w:bidi w:val="0"/>
+              <w:spacing w:before="0" w:beforeAutospacing="0" w:after="0" w:afterAutospacing="0"/>
+              <w:ind w:left="0" w:leftChars="0" w:right="0" w:rightChars="0" w:firstLine="0" w:firstLineChars="0"/>
+              <w:jc w:val="center"/>
+              <w:rPr>
+                <w:rFonts w:hint="default" w:ascii="Times New Roman" w:hAnsi="Times New Roman" w:eastAsiaTheme="minorEastAsia" w:cstheme="minorBidi"/>
+                <w:kern w:val="2"/>
+                <w:sz w:val="21"/>
+                <w:szCs w:val="24"/>
+                <w:lang w:val="en-US" w:eastAsia="zh-CN" w:bidi="ar-SA"/>
+              </w:rPr>
+            </w:pPr>
+            <w:r>
+              <w:rPr>
+                <w:rFonts w:hint="eastAsia"/>
+              </w:rPr>
+              <w:t>AUC</w:t>
             </w:r>
           </w:p>
         </w:tc>
@@ -3952,818 +6293,134 @@
             <w:insideH w:val="single" w:color="auto" w:sz="4" w:space="0"/>
             <w:insideV w:val="single" w:color="auto" w:sz="4" w:space="0"/>
           </w:tblBorders>
-          <w:shd w:val="clear"/>
-          <w:tblCellMar>
-            <w:top w:w="0" w:type="dxa"/>
-            <w:left w:w="108" w:type="dxa"/>
-            <w:bottom w:w="0" w:type="dxa"/>
-            <w:right w:w="108" w:type="dxa"/>
-          </w:tblCellMar>
         </w:tblPrEx>
         <w:trPr>
           <w:jc w:val="center"/>
         </w:trPr>
         <w:tc>
           <w:tcPr>
-            <w:tcW w:w="1328" w:type="dxa"/>
-            <w:vMerge w:val="continue"/>
-            <w:tcBorders>
-              <w:top w:val="nil"/>
-              <w:left w:val="single" w:color="auto" w:sz="4" w:space="0"/>
-              <w:bottom w:val="single" w:color="auto" w:sz="4" w:space="0"/>
-              <w:right w:val="single" w:color="auto" w:sz="4" w:space="0"/>
-            </w:tcBorders>
-            <w:shd w:val="clear"/>
+            <w:tcW w:w="1673" w:type="dxa"/>
             <w:vAlign w:val="center"/>
           </w:tcPr>
           <w:p>
             <w:pPr>
               <w:bidi w:val="0"/>
+              <w:ind w:left="0" w:leftChars="0" w:firstLine="0" w:firstLineChars="0"/>
               <w:jc w:val="center"/>
               <w:rPr>
                 <w:rFonts w:hint="default"/>
-              </w:rPr>
-            </w:pPr>
+                <w:vertAlign w:val="baseline"/>
+                <w:lang w:val="en-US" w:eastAsia="zh-CN"/>
+              </w:rPr>
+            </w:pPr>
+            <w:r>
+              <w:rPr>
+                <w:rFonts w:hint="eastAsia"/>
+                <w:vertAlign w:val="baseline"/>
+                <w:lang w:val="en-US" w:eastAsia="zh-CN"/>
+              </w:rPr>
+              <w:t>调优前</w:t>
+            </w:r>
           </w:p>
         </w:tc>
         <w:tc>
           <w:tcPr>
-            <w:tcW w:w="1661" w:type="dxa"/>
-            <w:tcBorders>
-              <w:top w:val="single" w:color="auto" w:sz="4" w:space="0"/>
-              <w:left w:val="single" w:color="auto" w:sz="4" w:space="0"/>
-              <w:bottom w:val="single" w:color="auto" w:sz="4" w:space="0"/>
-              <w:right w:val="single" w:color="auto" w:sz="4" w:space="0"/>
-            </w:tcBorders>
-            <w:shd w:val="clear"/>
+            <w:tcW w:w="1708" w:type="dxa"/>
+            <w:shd w:val="clear" w:color="auto" w:fill="auto"/>
             <w:vAlign w:val="center"/>
           </w:tcPr>
           <w:p>
             <w:pPr>
+              <w:keepNext w:val="0"/>
+              <w:keepLines w:val="0"/>
+              <w:suppressLineNumbers w:val="0"/>
               <w:bidi w:val="0"/>
-              <w:ind w:left="0" w:leftChars="0" w:firstLine="0" w:firstLineChars="0"/>
+              <w:spacing w:before="0" w:beforeAutospacing="0" w:after="0" w:afterAutospacing="0"/>
+              <w:ind w:left="0" w:leftChars="0" w:right="0" w:rightChars="0" w:firstLine="0" w:firstLineChars="0"/>
               <w:jc w:val="center"/>
               <w:rPr>
-                <w:rFonts w:hint="eastAsia"/>
+                <w:rFonts w:hint="default" w:ascii="Times New Roman" w:hAnsi="Times New Roman" w:eastAsiaTheme="minorEastAsia" w:cstheme="minorBidi"/>
+                <w:kern w:val="2"/>
+                <w:sz w:val="21"/>
+                <w:szCs w:val="24"/>
+                <w:lang w:val="en-US" w:eastAsia="zh-CN" w:bidi="ar-SA"/>
               </w:rPr>
             </w:pPr>
             <w:r>
               <w:rPr>
                 <w:rFonts w:hint="eastAsia"/>
               </w:rPr>
-              <w:t>伯努利贝叶斯</w:t>
+              <w:t>0.8228</w:t>
             </w:r>
           </w:p>
         </w:tc>
         <w:tc>
           <w:tcPr>
-            <w:tcW w:w="1661" w:type="dxa"/>
-            <w:tcBorders>
-              <w:top w:val="single" w:color="auto" w:sz="4" w:space="0"/>
-              <w:left w:val="single" w:color="auto" w:sz="4" w:space="0"/>
-              <w:bottom w:val="single" w:color="auto" w:sz="4" w:space="0"/>
-              <w:right w:val="single" w:color="auto" w:sz="4" w:space="0"/>
-            </w:tcBorders>
-            <w:shd w:val="clear"/>
+            <w:tcW w:w="1708" w:type="dxa"/>
+            <w:shd w:val="clear" w:color="auto" w:fill="auto"/>
             <w:vAlign w:val="center"/>
           </w:tcPr>
           <w:p>
             <w:pPr>
+              <w:keepNext w:val="0"/>
+              <w:keepLines w:val="0"/>
+              <w:suppressLineNumbers w:val="0"/>
               <w:bidi w:val="0"/>
-              <w:ind w:left="0" w:leftChars="0" w:firstLine="0" w:firstLineChars="0"/>
+              <w:spacing w:before="0" w:beforeAutospacing="0" w:after="0" w:afterAutospacing="0"/>
+              <w:ind w:left="0" w:leftChars="0" w:right="0" w:rightChars="0" w:firstLine="0" w:firstLineChars="0"/>
               <w:jc w:val="center"/>
               <w:rPr>
-                <w:rFonts w:hint="eastAsia"/>
+                <w:rFonts w:hint="default" w:ascii="Times New Roman" w:hAnsi="Times New Roman" w:eastAsiaTheme="minorEastAsia" w:cstheme="minorBidi"/>
+                <w:b w:val="0"/>
+                <w:bCs w:val="0"/>
+                <w:kern w:val="2"/>
+                <w:sz w:val="21"/>
+                <w:szCs w:val="24"/>
+                <w:lang w:val="en-US" w:eastAsia="zh-CN" w:bidi="ar-SA"/>
               </w:rPr>
             </w:pPr>
             <w:r>
               <w:rPr>
                 <w:rFonts w:hint="eastAsia"/>
-              </w:rPr>
-              <w:t>0.7912</w:t>
+                <w:b w:val="0"/>
+                <w:bCs w:val="0"/>
+              </w:rPr>
+              <w:t>0.7667</w:t>
             </w:r>
           </w:p>
         </w:tc>
         <w:tc>
           <w:tcPr>
-            <w:tcW w:w="1661" w:type="dxa"/>
-            <w:tcBorders>
-              <w:top w:val="single" w:color="auto" w:sz="4" w:space="0"/>
-              <w:left w:val="single" w:color="auto" w:sz="4" w:space="0"/>
-              <w:bottom w:val="single" w:color="auto" w:sz="4" w:space="0"/>
-              <w:right w:val="single" w:color="auto" w:sz="4" w:space="0"/>
-            </w:tcBorders>
-            <w:shd w:val="clear"/>
+            <w:tcW w:w="1588" w:type="dxa"/>
+            <w:shd w:val="clear" w:color="auto" w:fill="auto"/>
             <w:vAlign w:val="center"/>
           </w:tcPr>
           <w:p>
             <w:pPr>
+              <w:keepNext w:val="0"/>
+              <w:keepLines w:val="0"/>
+              <w:suppressLineNumbers w:val="0"/>
               <w:bidi w:val="0"/>
-              <w:ind w:left="0" w:leftChars="0" w:firstLine="0" w:firstLineChars="0"/>
+              <w:spacing w:before="0" w:beforeAutospacing="0" w:after="0" w:afterAutospacing="0"/>
+              <w:ind w:left="0" w:leftChars="0" w:right="0" w:rightChars="0" w:firstLine="0" w:firstLineChars="0"/>
               <w:jc w:val="center"/>
               <w:rPr>
-                <w:rFonts w:hint="eastAsia"/>
+                <w:rFonts w:hint="default" w:ascii="Times New Roman" w:hAnsi="Times New Roman" w:eastAsiaTheme="minorEastAsia" w:cstheme="minorBidi"/>
+                <w:b w:val="0"/>
+                <w:bCs w:val="0"/>
+                <w:kern w:val="2"/>
+                <w:sz w:val="21"/>
+                <w:szCs w:val="24"/>
+                <w:lang w:val="en-US" w:eastAsia="zh-CN" w:bidi="ar-SA"/>
               </w:rPr>
             </w:pPr>
             <w:r>
               <w:rPr>
                 <w:rFonts w:hint="eastAsia"/>
-              </w:rPr>
-              <w:t>0.7514</w:t>
-            </w:r>
-          </w:p>
-        </w:tc>
-        <w:tc>
-          <w:tcPr>
-            <w:tcW w:w="1661" w:type="dxa"/>
-            <w:tcBorders>
-              <w:top w:val="single" w:color="auto" w:sz="4" w:space="0"/>
-              <w:left w:val="single" w:color="auto" w:sz="4" w:space="0"/>
-              <w:bottom w:val="single" w:color="auto" w:sz="4" w:space="0"/>
-              <w:right w:val="single" w:color="auto" w:sz="4" w:space="0"/>
-            </w:tcBorders>
-            <w:shd w:val="clear"/>
-            <w:vAlign w:val="center"/>
-          </w:tcPr>
-          <w:p>
-            <w:pPr>
-              <w:bidi w:val="0"/>
-              <w:ind w:left="0" w:leftChars="0" w:firstLine="0" w:firstLineChars="0"/>
-              <w:jc w:val="center"/>
-              <w:rPr>
-                <w:rFonts w:hint="eastAsia"/>
-              </w:rPr>
-            </w:pPr>
-            <w:r>
-              <w:rPr>
-                <w:rFonts w:hint="eastAsia"/>
-              </w:rPr>
-              <w:t>0.8523</w:t>
-            </w:r>
-          </w:p>
-        </w:tc>
-      </w:tr>
-      <w:tr>
-        <w:tblPrEx>
-          <w:tblBorders>
-            <w:top w:val="single" w:color="auto" w:sz="4" w:space="0"/>
-            <w:left w:val="single" w:color="auto" w:sz="4" w:space="0"/>
-            <w:bottom w:val="single" w:color="auto" w:sz="4" w:space="0"/>
-            <w:right w:val="single" w:color="auto" w:sz="4" w:space="0"/>
-            <w:insideH w:val="single" w:color="auto" w:sz="4" w:space="0"/>
-            <w:insideV w:val="single" w:color="auto" w:sz="4" w:space="0"/>
-          </w:tblBorders>
-          <w:shd w:val="clear"/>
-          <w:tblCellMar>
-            <w:top w:w="0" w:type="dxa"/>
-            <w:left w:w="108" w:type="dxa"/>
-            <w:bottom w:w="0" w:type="dxa"/>
-            <w:right w:w="108" w:type="dxa"/>
-          </w:tblCellMar>
-        </w:tblPrEx>
-        <w:trPr>
-          <w:jc w:val="center"/>
-        </w:trPr>
-        <w:tc>
-          <w:tcPr>
-            <w:tcW w:w="1328" w:type="dxa"/>
-            <w:vMerge w:val="restart"/>
-            <w:tcBorders>
-              <w:top w:val="nil"/>
-              <w:left w:val="single" w:color="auto" w:sz="4" w:space="0"/>
-              <w:bottom w:val="single" w:color="auto" w:sz="4" w:space="0"/>
-              <w:right w:val="single" w:color="auto" w:sz="4" w:space="0"/>
-            </w:tcBorders>
-            <w:shd w:val="clear"/>
-            <w:vAlign w:val="center"/>
-          </w:tcPr>
-          <w:p>
-            <w:pPr>
-              <w:bidi w:val="0"/>
-              <w:ind w:left="0" w:leftChars="0" w:firstLine="0" w:firstLineChars="0"/>
-              <w:jc w:val="center"/>
-              <w:rPr>
-                <w:rFonts w:hint="eastAsia"/>
-              </w:rPr>
-            </w:pPr>
-            <w:r>
-              <w:rPr>
-                <w:rFonts w:hint="eastAsia"/>
-              </w:rPr>
-              <w:t>集成学习</w:t>
-            </w:r>
-          </w:p>
-        </w:tc>
-        <w:tc>
-          <w:tcPr>
-            <w:tcW w:w="1661" w:type="dxa"/>
-            <w:tcBorders>
-              <w:top w:val="single" w:color="auto" w:sz="4" w:space="0"/>
-              <w:left w:val="single" w:color="auto" w:sz="4" w:space="0"/>
-              <w:bottom w:val="single" w:color="auto" w:sz="4" w:space="0"/>
-              <w:right w:val="single" w:color="auto" w:sz="4" w:space="0"/>
-            </w:tcBorders>
-            <w:shd w:val="clear"/>
-            <w:vAlign w:val="center"/>
-          </w:tcPr>
-          <w:p>
-            <w:pPr>
-              <w:bidi w:val="0"/>
-              <w:ind w:left="0" w:leftChars="0" w:firstLine="0" w:firstLineChars="0"/>
-              <w:jc w:val="center"/>
-              <w:rPr>
-                <w:rFonts w:hint="eastAsia"/>
-              </w:rPr>
-            </w:pPr>
-            <w:r>
-              <w:rPr>
-                <w:rFonts w:hint="eastAsia"/>
-                <w:b/>
-                <w:bCs/>
-              </w:rPr>
-              <w:t>LightGBM</w:t>
-            </w:r>
-          </w:p>
-        </w:tc>
-        <w:tc>
-          <w:tcPr>
-            <w:tcW w:w="1661" w:type="dxa"/>
-            <w:tcBorders>
-              <w:top w:val="single" w:color="auto" w:sz="4" w:space="0"/>
-              <w:left w:val="single" w:color="auto" w:sz="4" w:space="0"/>
-              <w:bottom w:val="single" w:color="auto" w:sz="4" w:space="0"/>
-              <w:right w:val="single" w:color="auto" w:sz="4" w:space="0"/>
-            </w:tcBorders>
-            <w:shd w:val="clear"/>
-            <w:vAlign w:val="center"/>
-          </w:tcPr>
-          <w:p>
-            <w:pPr>
-              <w:bidi w:val="0"/>
-              <w:ind w:left="0" w:leftChars="0" w:firstLine="0" w:firstLineChars="0"/>
-              <w:jc w:val="center"/>
-              <w:rPr>
-                <w:rFonts w:hint="eastAsia"/>
-              </w:rPr>
-            </w:pPr>
-            <w:r>
-              <w:rPr>
-                <w:rFonts w:hint="eastAsia"/>
-              </w:rPr>
-              <w:t>0.8228</w:t>
-            </w:r>
-          </w:p>
-        </w:tc>
-        <w:tc>
-          <w:tcPr>
-            <w:tcW w:w="1661" w:type="dxa"/>
-            <w:tcBorders>
-              <w:top w:val="single" w:color="auto" w:sz="4" w:space="0"/>
-              <w:left w:val="single" w:color="auto" w:sz="4" w:space="0"/>
-              <w:bottom w:val="single" w:color="auto" w:sz="4" w:space="0"/>
-              <w:right w:val="single" w:color="auto" w:sz="4" w:space="0"/>
-            </w:tcBorders>
-            <w:shd w:val="clear"/>
-            <w:vAlign w:val="center"/>
-          </w:tcPr>
-          <w:p>
-            <w:pPr>
-              <w:bidi w:val="0"/>
-              <w:ind w:left="0" w:leftChars="0" w:firstLine="0" w:firstLineChars="0"/>
-              <w:jc w:val="center"/>
-              <w:rPr>
-                <w:rFonts w:hint="eastAsia"/>
-              </w:rPr>
-            </w:pPr>
-            <w:r>
-              <w:rPr>
-                <w:rFonts w:hint="eastAsia"/>
-                <w:b/>
-                <w:bCs/>
-              </w:rPr>
-              <w:t>0.7667</w:t>
-            </w:r>
-          </w:p>
-        </w:tc>
-        <w:tc>
-          <w:tcPr>
-            <w:tcW w:w="1661" w:type="dxa"/>
-            <w:tcBorders>
-              <w:top w:val="single" w:color="auto" w:sz="4" w:space="0"/>
-              <w:left w:val="single" w:color="auto" w:sz="4" w:space="0"/>
-              <w:bottom w:val="single" w:color="auto" w:sz="4" w:space="0"/>
-              <w:right w:val="single" w:color="auto" w:sz="4" w:space="0"/>
-            </w:tcBorders>
-            <w:shd w:val="clear"/>
-            <w:vAlign w:val="center"/>
-          </w:tcPr>
-          <w:p>
-            <w:pPr>
-              <w:bidi w:val="0"/>
-              <w:ind w:left="0" w:leftChars="0" w:firstLine="0" w:firstLineChars="0"/>
-              <w:jc w:val="center"/>
-              <w:rPr>
-                <w:rFonts w:hint="eastAsia"/>
-              </w:rPr>
-            </w:pPr>
-            <w:r>
-              <w:rPr>
-                <w:rFonts w:hint="eastAsia"/>
-                <w:b/>
-                <w:bCs/>
+                <w:b w:val="0"/>
+                <w:bCs w:val="0"/>
               </w:rPr>
               <w:t>0.8843</w:t>
-            </w:r>
-          </w:p>
-        </w:tc>
-      </w:tr>
-      <w:tr>
-        <w:tblPrEx>
-          <w:tblBorders>
-            <w:top w:val="single" w:color="auto" w:sz="4" w:space="0"/>
-            <w:left w:val="single" w:color="auto" w:sz="4" w:space="0"/>
-            <w:bottom w:val="single" w:color="auto" w:sz="4" w:space="0"/>
-            <w:right w:val="single" w:color="auto" w:sz="4" w:space="0"/>
-            <w:insideH w:val="single" w:color="auto" w:sz="4" w:space="0"/>
-            <w:insideV w:val="single" w:color="auto" w:sz="4" w:space="0"/>
-          </w:tblBorders>
-          <w:shd w:val="clear"/>
-          <w:tblCellMar>
-            <w:top w:w="0" w:type="dxa"/>
-            <w:left w:w="108" w:type="dxa"/>
-            <w:bottom w:w="0" w:type="dxa"/>
-            <w:right w:w="108" w:type="dxa"/>
-          </w:tblCellMar>
-        </w:tblPrEx>
-        <w:trPr>
-          <w:jc w:val="center"/>
-        </w:trPr>
-        <w:tc>
-          <w:tcPr>
-            <w:tcW w:w="1328" w:type="dxa"/>
-            <w:vMerge w:val="continue"/>
-            <w:tcBorders>
-              <w:top w:val="nil"/>
-              <w:left w:val="single" w:color="auto" w:sz="4" w:space="0"/>
-              <w:bottom w:val="single" w:color="auto" w:sz="4" w:space="0"/>
-              <w:right w:val="single" w:color="auto" w:sz="4" w:space="0"/>
-            </w:tcBorders>
-            <w:shd w:val="clear"/>
-            <w:vAlign w:val="center"/>
-          </w:tcPr>
-          <w:p>
-            <w:pPr>
-              <w:bidi w:val="0"/>
-              <w:jc w:val="center"/>
-              <w:rPr>
-                <w:rFonts w:hint="default"/>
-              </w:rPr>
-            </w:pPr>
-          </w:p>
-        </w:tc>
-        <w:tc>
-          <w:tcPr>
-            <w:tcW w:w="1661" w:type="dxa"/>
-            <w:tcBorders>
-              <w:top w:val="single" w:color="auto" w:sz="4" w:space="0"/>
-              <w:left w:val="single" w:color="auto" w:sz="4" w:space="0"/>
-              <w:bottom w:val="single" w:color="auto" w:sz="4" w:space="0"/>
-              <w:right w:val="single" w:color="auto" w:sz="4" w:space="0"/>
-            </w:tcBorders>
-            <w:shd w:val="clear"/>
-            <w:vAlign w:val="center"/>
-          </w:tcPr>
-          <w:p>
-            <w:pPr>
-              <w:bidi w:val="0"/>
-              <w:ind w:left="0" w:leftChars="0" w:firstLine="0" w:firstLineChars="0"/>
-              <w:jc w:val="center"/>
-              <w:rPr>
-                <w:rFonts w:hint="eastAsia"/>
-              </w:rPr>
-            </w:pPr>
-            <w:r>
-              <w:rPr>
-                <w:rFonts w:hint="eastAsia"/>
-              </w:rPr>
-              <w:t>Adaboost</w:t>
-            </w:r>
-          </w:p>
-        </w:tc>
-        <w:tc>
-          <w:tcPr>
-            <w:tcW w:w="1661" w:type="dxa"/>
-            <w:tcBorders>
-              <w:top w:val="single" w:color="auto" w:sz="4" w:space="0"/>
-              <w:left w:val="single" w:color="auto" w:sz="4" w:space="0"/>
-              <w:bottom w:val="single" w:color="auto" w:sz="4" w:space="0"/>
-              <w:right w:val="single" w:color="auto" w:sz="4" w:space="0"/>
-            </w:tcBorders>
-            <w:shd w:val="clear"/>
-            <w:vAlign w:val="center"/>
-          </w:tcPr>
-          <w:p>
-            <w:pPr>
-              <w:bidi w:val="0"/>
-              <w:ind w:left="0" w:leftChars="0" w:firstLine="0" w:firstLineChars="0"/>
-              <w:jc w:val="center"/>
-              <w:rPr>
-                <w:rFonts w:hint="eastAsia"/>
-              </w:rPr>
-            </w:pPr>
-            <w:r>
-              <w:rPr>
-                <w:rFonts w:hint="eastAsia"/>
-              </w:rPr>
-              <w:t>0.7988</w:t>
-            </w:r>
-          </w:p>
-        </w:tc>
-        <w:tc>
-          <w:tcPr>
-            <w:tcW w:w="1661" w:type="dxa"/>
-            <w:tcBorders>
-              <w:top w:val="single" w:color="auto" w:sz="4" w:space="0"/>
-              <w:left w:val="single" w:color="auto" w:sz="4" w:space="0"/>
-              <w:bottom w:val="single" w:color="auto" w:sz="4" w:space="0"/>
-              <w:right w:val="single" w:color="auto" w:sz="4" w:space="0"/>
-            </w:tcBorders>
-            <w:shd w:val="clear"/>
-            <w:vAlign w:val="center"/>
-          </w:tcPr>
-          <w:p>
-            <w:pPr>
-              <w:bidi w:val="0"/>
-              <w:ind w:left="0" w:leftChars="0" w:firstLine="0" w:firstLineChars="0"/>
-              <w:jc w:val="center"/>
-              <w:rPr>
-                <w:rFonts w:hint="eastAsia"/>
-              </w:rPr>
-            </w:pPr>
-            <w:r>
-              <w:rPr>
-                <w:rFonts w:hint="eastAsia"/>
-              </w:rPr>
-              <w:t>0.7544</w:t>
-            </w:r>
-          </w:p>
-        </w:tc>
-        <w:tc>
-          <w:tcPr>
-            <w:tcW w:w="1661" w:type="dxa"/>
-            <w:tcBorders>
-              <w:top w:val="single" w:color="auto" w:sz="4" w:space="0"/>
-              <w:left w:val="single" w:color="auto" w:sz="4" w:space="0"/>
-              <w:bottom w:val="single" w:color="auto" w:sz="4" w:space="0"/>
-              <w:right w:val="single" w:color="auto" w:sz="4" w:space="0"/>
-            </w:tcBorders>
-            <w:shd w:val="clear"/>
-            <w:vAlign w:val="center"/>
-          </w:tcPr>
-          <w:p>
-            <w:pPr>
-              <w:bidi w:val="0"/>
-              <w:ind w:left="0" w:leftChars="0" w:firstLine="0" w:firstLineChars="0"/>
-              <w:jc w:val="center"/>
-              <w:rPr>
-                <w:rFonts w:hint="eastAsia"/>
-              </w:rPr>
-            </w:pPr>
-            <w:r>
-              <w:rPr>
-                <w:rFonts w:hint="eastAsia"/>
-              </w:rPr>
-              <w:t>0.8693</w:t>
-            </w:r>
-          </w:p>
-        </w:tc>
-      </w:tr>
-      <w:tr>
-        <w:tblPrEx>
-          <w:tblBorders>
-            <w:top w:val="single" w:color="auto" w:sz="4" w:space="0"/>
-            <w:left w:val="single" w:color="auto" w:sz="4" w:space="0"/>
-            <w:bottom w:val="single" w:color="auto" w:sz="4" w:space="0"/>
-            <w:right w:val="single" w:color="auto" w:sz="4" w:space="0"/>
-            <w:insideH w:val="single" w:color="auto" w:sz="4" w:space="0"/>
-            <w:insideV w:val="single" w:color="auto" w:sz="4" w:space="0"/>
-          </w:tblBorders>
-          <w:shd w:val="clear"/>
-          <w:tblCellMar>
-            <w:top w:w="0" w:type="dxa"/>
-            <w:left w:w="108" w:type="dxa"/>
-            <w:bottom w:w="0" w:type="dxa"/>
-            <w:right w:w="108" w:type="dxa"/>
-          </w:tblCellMar>
-        </w:tblPrEx>
-        <w:trPr>
-          <w:jc w:val="center"/>
-        </w:trPr>
-        <w:tc>
-          <w:tcPr>
-            <w:tcW w:w="1328" w:type="dxa"/>
-            <w:vMerge w:val="continue"/>
-            <w:tcBorders>
-              <w:top w:val="nil"/>
-              <w:left w:val="single" w:color="auto" w:sz="4" w:space="0"/>
-              <w:bottom w:val="single" w:color="auto" w:sz="4" w:space="0"/>
-              <w:right w:val="single" w:color="auto" w:sz="4" w:space="0"/>
-            </w:tcBorders>
-            <w:shd w:val="clear"/>
-            <w:vAlign w:val="center"/>
-          </w:tcPr>
-          <w:p>
-            <w:pPr>
-              <w:bidi w:val="0"/>
-              <w:jc w:val="center"/>
-              <w:rPr>
-                <w:rFonts w:hint="default"/>
-              </w:rPr>
-            </w:pPr>
-          </w:p>
-        </w:tc>
-        <w:tc>
-          <w:tcPr>
-            <w:tcW w:w="1661" w:type="dxa"/>
-            <w:tcBorders>
-              <w:top w:val="single" w:color="auto" w:sz="4" w:space="0"/>
-              <w:left w:val="single" w:color="auto" w:sz="4" w:space="0"/>
-              <w:bottom w:val="single" w:color="auto" w:sz="4" w:space="0"/>
-              <w:right w:val="single" w:color="auto" w:sz="4" w:space="0"/>
-            </w:tcBorders>
-            <w:shd w:val="clear"/>
-            <w:vAlign w:val="center"/>
-          </w:tcPr>
-          <w:p>
-            <w:pPr>
-              <w:bidi w:val="0"/>
-              <w:ind w:left="0" w:leftChars="0" w:firstLine="0" w:firstLineChars="0"/>
-              <w:jc w:val="center"/>
-              <w:rPr>
-                <w:rFonts w:hint="eastAsia"/>
-              </w:rPr>
-            </w:pPr>
-            <w:r>
-              <w:rPr>
-                <w:rFonts w:hint="eastAsia"/>
-              </w:rPr>
-              <w:t>随机森林</w:t>
-            </w:r>
-          </w:p>
-        </w:tc>
-        <w:tc>
-          <w:tcPr>
-            <w:tcW w:w="1661" w:type="dxa"/>
-            <w:tcBorders>
-              <w:top w:val="single" w:color="auto" w:sz="4" w:space="0"/>
-              <w:left w:val="single" w:color="auto" w:sz="4" w:space="0"/>
-              <w:bottom w:val="single" w:color="auto" w:sz="4" w:space="0"/>
-              <w:right w:val="single" w:color="auto" w:sz="4" w:space="0"/>
-            </w:tcBorders>
-            <w:shd w:val="clear"/>
-            <w:vAlign w:val="center"/>
-          </w:tcPr>
-          <w:p>
-            <w:pPr>
-              <w:bidi w:val="0"/>
-              <w:ind w:left="0" w:leftChars="0" w:firstLine="0" w:firstLineChars="0"/>
-              <w:jc w:val="center"/>
-              <w:rPr>
-                <w:rFonts w:hint="eastAsia"/>
-              </w:rPr>
-            </w:pPr>
-            <w:r>
-              <w:rPr>
-                <w:rFonts w:hint="eastAsia"/>
-                <w:b/>
-                <w:bCs/>
-              </w:rPr>
-              <w:t>0.9465</w:t>
-            </w:r>
-          </w:p>
-        </w:tc>
-        <w:tc>
-          <w:tcPr>
-            <w:tcW w:w="1661" w:type="dxa"/>
-            <w:tcBorders>
-              <w:top w:val="single" w:color="auto" w:sz="4" w:space="0"/>
-              <w:left w:val="single" w:color="auto" w:sz="4" w:space="0"/>
-              <w:bottom w:val="single" w:color="auto" w:sz="4" w:space="0"/>
-              <w:right w:val="single" w:color="auto" w:sz="4" w:space="0"/>
-            </w:tcBorders>
-            <w:shd w:val="clear"/>
-            <w:vAlign w:val="center"/>
-          </w:tcPr>
-          <w:p>
-            <w:pPr>
-              <w:bidi w:val="0"/>
-              <w:ind w:left="0" w:leftChars="0" w:firstLine="0" w:firstLineChars="0"/>
-              <w:jc w:val="center"/>
-              <w:rPr>
-                <w:rFonts w:hint="eastAsia"/>
-              </w:rPr>
-            </w:pPr>
-            <w:r>
-              <w:rPr>
-                <w:rFonts w:hint="eastAsia"/>
-              </w:rPr>
-              <w:t>0.3003</w:t>
-            </w:r>
-          </w:p>
-        </w:tc>
-        <w:tc>
-          <w:tcPr>
-            <w:tcW w:w="1661" w:type="dxa"/>
-            <w:tcBorders>
-              <w:top w:val="single" w:color="auto" w:sz="4" w:space="0"/>
-              <w:left w:val="single" w:color="auto" w:sz="4" w:space="0"/>
-              <w:bottom w:val="single" w:color="auto" w:sz="4" w:space="0"/>
-              <w:right w:val="single" w:color="auto" w:sz="4" w:space="0"/>
-            </w:tcBorders>
-            <w:shd w:val="clear"/>
-            <w:vAlign w:val="center"/>
-          </w:tcPr>
-          <w:p>
-            <w:pPr>
-              <w:bidi w:val="0"/>
-              <w:ind w:left="0" w:leftChars="0" w:firstLine="0" w:firstLineChars="0"/>
-              <w:jc w:val="center"/>
-              <w:rPr>
-                <w:rFonts w:hint="eastAsia"/>
-              </w:rPr>
-            </w:pPr>
-            <w:r>
-              <w:rPr>
-                <w:rFonts w:hint="eastAsia"/>
-              </w:rPr>
-              <w:t>0.8670</w:t>
-            </w:r>
-          </w:p>
-        </w:tc>
-      </w:tr>
-      <w:tr>
-        <w:tblPrEx>
-          <w:tblBorders>
-            <w:top w:val="single" w:color="auto" w:sz="4" w:space="0"/>
-            <w:left w:val="single" w:color="auto" w:sz="4" w:space="0"/>
-            <w:bottom w:val="single" w:color="auto" w:sz="4" w:space="0"/>
-            <w:right w:val="single" w:color="auto" w:sz="4" w:space="0"/>
-            <w:insideH w:val="single" w:color="auto" w:sz="4" w:space="0"/>
-            <w:insideV w:val="single" w:color="auto" w:sz="4" w:space="0"/>
-          </w:tblBorders>
-          <w:shd w:val="clear"/>
-          <w:tblCellMar>
-            <w:top w:w="0" w:type="dxa"/>
-            <w:left w:w="108" w:type="dxa"/>
-            <w:bottom w:w="0" w:type="dxa"/>
-            <w:right w:w="108" w:type="dxa"/>
-          </w:tblCellMar>
-        </w:tblPrEx>
-        <w:trPr>
-          <w:jc w:val="center"/>
-        </w:trPr>
-        <w:tc>
-          <w:tcPr>
-            <w:tcW w:w="1328" w:type="dxa"/>
-            <w:tcBorders>
-              <w:top w:val="single" w:color="auto" w:sz="4" w:space="0"/>
-              <w:left w:val="single" w:color="auto" w:sz="4" w:space="0"/>
-              <w:bottom w:val="single" w:color="auto" w:sz="4" w:space="0"/>
-              <w:right w:val="single" w:color="auto" w:sz="4" w:space="0"/>
-            </w:tcBorders>
-            <w:shd w:val="clear"/>
-            <w:vAlign w:val="center"/>
-          </w:tcPr>
-          <w:p>
-            <w:pPr>
-              <w:bidi w:val="0"/>
-              <w:ind w:left="0" w:leftChars="0" w:firstLine="0" w:firstLineChars="0"/>
-              <w:jc w:val="center"/>
-              <w:rPr>
-                <w:rFonts w:hint="eastAsia"/>
-              </w:rPr>
-            </w:pPr>
-            <w:r>
-              <w:rPr>
-                <w:rFonts w:hint="eastAsia"/>
-              </w:rPr>
-              <w:t>懒惰学习</w:t>
-            </w:r>
-          </w:p>
-        </w:tc>
-        <w:tc>
-          <w:tcPr>
-            <w:tcW w:w="1661" w:type="dxa"/>
-            <w:tcBorders>
-              <w:top w:val="single" w:color="auto" w:sz="4" w:space="0"/>
-              <w:left w:val="single" w:color="auto" w:sz="4" w:space="0"/>
-              <w:bottom w:val="single" w:color="auto" w:sz="4" w:space="0"/>
-              <w:right w:val="single" w:color="auto" w:sz="4" w:space="0"/>
-            </w:tcBorders>
-            <w:shd w:val="clear"/>
-            <w:vAlign w:val="center"/>
-          </w:tcPr>
-          <w:p>
-            <w:pPr>
-              <w:bidi w:val="0"/>
-              <w:ind w:left="0" w:leftChars="0" w:firstLine="0" w:firstLineChars="0"/>
-              <w:jc w:val="center"/>
-              <w:rPr>
-                <w:rFonts w:hint="eastAsia"/>
-              </w:rPr>
-            </w:pPr>
-            <w:r>
-              <w:rPr>
-                <w:rFonts w:hint="eastAsia"/>
-              </w:rPr>
-              <w:t>K近邻</w:t>
-            </w:r>
-          </w:p>
-        </w:tc>
-        <w:tc>
-          <w:tcPr>
-            <w:tcW w:w="1661" w:type="dxa"/>
-            <w:tcBorders>
-              <w:top w:val="single" w:color="auto" w:sz="4" w:space="0"/>
-              <w:left w:val="single" w:color="auto" w:sz="4" w:space="0"/>
-              <w:bottom w:val="single" w:color="auto" w:sz="4" w:space="0"/>
-              <w:right w:val="single" w:color="auto" w:sz="4" w:space="0"/>
-            </w:tcBorders>
-            <w:shd w:val="clear"/>
-            <w:vAlign w:val="center"/>
-          </w:tcPr>
-          <w:p>
-            <w:pPr>
-              <w:bidi w:val="0"/>
-              <w:ind w:left="0" w:leftChars="0" w:firstLine="0" w:firstLineChars="0"/>
-              <w:jc w:val="center"/>
-              <w:rPr>
-                <w:rFonts w:hint="eastAsia"/>
-              </w:rPr>
-            </w:pPr>
-            <w:r>
-              <w:rPr>
-                <w:rFonts w:hint="eastAsia"/>
-              </w:rPr>
-              <w:t>0.8812</w:t>
-            </w:r>
-          </w:p>
-        </w:tc>
-        <w:tc>
-          <w:tcPr>
-            <w:tcW w:w="1661" w:type="dxa"/>
-            <w:tcBorders>
-              <w:top w:val="single" w:color="auto" w:sz="4" w:space="0"/>
-              <w:left w:val="single" w:color="auto" w:sz="4" w:space="0"/>
-              <w:bottom w:val="single" w:color="auto" w:sz="4" w:space="0"/>
-              <w:right w:val="single" w:color="auto" w:sz="4" w:space="0"/>
-            </w:tcBorders>
-            <w:shd w:val="clear"/>
-            <w:vAlign w:val="center"/>
-          </w:tcPr>
-          <w:p>
-            <w:pPr>
-              <w:bidi w:val="0"/>
-              <w:ind w:left="0" w:leftChars="0" w:firstLine="0" w:firstLineChars="0"/>
-              <w:jc w:val="center"/>
-              <w:rPr>
-                <w:rFonts w:hint="eastAsia"/>
-              </w:rPr>
-            </w:pPr>
-            <w:r>
-              <w:rPr>
-                <w:rFonts w:hint="eastAsia"/>
-              </w:rPr>
-              <w:t>0.4592</w:t>
-            </w:r>
-          </w:p>
-        </w:tc>
-        <w:tc>
-          <w:tcPr>
-            <w:tcW w:w="1661" w:type="dxa"/>
-            <w:tcBorders>
-              <w:top w:val="single" w:color="auto" w:sz="4" w:space="0"/>
-              <w:left w:val="single" w:color="auto" w:sz="4" w:space="0"/>
-              <w:bottom w:val="single" w:color="auto" w:sz="4" w:space="0"/>
-              <w:right w:val="single" w:color="auto" w:sz="4" w:space="0"/>
-            </w:tcBorders>
-            <w:shd w:val="clear"/>
-            <w:vAlign w:val="center"/>
-          </w:tcPr>
-          <w:p>
-            <w:pPr>
-              <w:bidi w:val="0"/>
-              <w:ind w:left="0" w:leftChars="0" w:firstLine="0" w:firstLineChars="0"/>
-              <w:jc w:val="center"/>
-              <w:rPr>
-                <w:rFonts w:hint="eastAsia"/>
-              </w:rPr>
-            </w:pPr>
-            <w:r>
-              <w:rPr>
-                <w:rFonts w:hint="eastAsia"/>
-              </w:rPr>
-              <w:t>0.7206</w:t>
             </w:r>
           </w:p>
         </w:tc>
@@ -4779,9 +6436,7 @@
             <w:insideV w:val="single" w:color="auto" w:sz="4" w:space="0"/>
           </w:tblBorders>
           <w:tblCellMar>
-            <w:top w:w="0" w:type="dxa"/>
             <w:left w:w="108" w:type="dxa"/>
-            <w:bottom w:w="0" w:type="dxa"/>
             <w:right w:w="108" w:type="dxa"/>
           </w:tblCellMar>
         </w:tblPrEx>
@@ -4790,14 +6445,7 @@
         </w:trPr>
         <w:tc>
           <w:tcPr>
-            <w:tcW w:w="1328" w:type="dxa"/>
-            <w:tcBorders>
-              <w:top w:val="single" w:color="auto" w:sz="4" w:space="0"/>
-              <w:left w:val="single" w:color="auto" w:sz="4" w:space="0"/>
-              <w:bottom w:val="single" w:color="auto" w:sz="4" w:space="0"/>
-              <w:right w:val="single" w:color="auto" w:sz="4" w:space="0"/>
-            </w:tcBorders>
-            <w:shd w:val="clear"/>
+            <w:tcW w:w="1673" w:type="dxa"/>
             <w:vAlign w:val="center"/>
           </w:tcPr>
           <w:p>
@@ -4806,27 +6454,24 @@
               <w:ind w:left="0" w:leftChars="0" w:firstLine="0" w:firstLineChars="0"/>
               <w:jc w:val="center"/>
               <w:rPr>
-                <w:rFonts w:hint="eastAsia"/>
+                <w:rFonts w:hint="default"/>
+                <w:vertAlign w:val="baseline"/>
+                <w:lang w:val="en-US" w:eastAsia="zh-CN"/>
               </w:rPr>
             </w:pPr>
             <w:r>
               <w:rPr>
                 <w:rFonts w:hint="eastAsia"/>
-              </w:rPr>
-              <w:t>深度模型</w:t>
+                <w:vertAlign w:val="baseline"/>
+                <w:lang w:val="en-US" w:eastAsia="zh-CN"/>
+              </w:rPr>
+              <w:t>调优后</w:t>
             </w:r>
           </w:p>
         </w:tc>
         <w:tc>
           <w:tcPr>
-            <w:tcW w:w="1661" w:type="dxa"/>
-            <w:tcBorders>
-              <w:top w:val="single" w:color="auto" w:sz="4" w:space="0"/>
-              <w:left w:val="single" w:color="auto" w:sz="4" w:space="0"/>
-              <w:bottom w:val="single" w:color="auto" w:sz="4" w:space="0"/>
-              <w:right w:val="single" w:color="auto" w:sz="4" w:space="0"/>
-            </w:tcBorders>
-            <w:shd w:val="clear"/>
+            <w:tcW w:w="1708" w:type="dxa"/>
             <w:vAlign w:val="center"/>
           </w:tcPr>
           <w:p>
@@ -4835,27 +6480,24 @@
               <w:ind w:left="0" w:leftChars="0" w:firstLine="0" w:firstLineChars="0"/>
               <w:jc w:val="center"/>
               <w:rPr>
-                <w:rFonts w:hint="eastAsia"/>
+                <w:rFonts w:hint="default"/>
+                <w:vertAlign w:val="baseline"/>
+                <w:lang w:val="en-US" w:eastAsia="zh-CN"/>
               </w:rPr>
             </w:pPr>
             <w:r>
               <w:rPr>
-                <w:rFonts w:hint="eastAsia"/>
-              </w:rPr>
-              <w:t>FNN</w:t>
+                <w:rFonts w:hint="default"/>
+                <w:vertAlign w:val="baseline"/>
+                <w:lang w:val="en-US" w:eastAsia="zh-CN"/>
+              </w:rPr>
+              <w:t>0.8127</w:t>
             </w:r>
           </w:p>
         </w:tc>
         <w:tc>
           <w:tcPr>
-            <w:tcW w:w="1661" w:type="dxa"/>
-            <w:tcBorders>
-              <w:top w:val="single" w:color="auto" w:sz="4" w:space="0"/>
-              <w:left w:val="single" w:color="auto" w:sz="4" w:space="0"/>
-              <w:bottom w:val="single" w:color="auto" w:sz="4" w:space="0"/>
-              <w:right w:val="single" w:color="auto" w:sz="4" w:space="0"/>
-            </w:tcBorders>
-            <w:shd w:val="clear"/>
+            <w:tcW w:w="1708" w:type="dxa"/>
             <w:vAlign w:val="center"/>
           </w:tcPr>
           <w:p>
@@ -4864,27 +6506,24 @@
               <w:ind w:left="0" w:leftChars="0" w:firstLine="0" w:firstLineChars="0"/>
               <w:jc w:val="center"/>
               <w:rPr>
-                <w:rFonts w:hint="eastAsia"/>
+                <w:rFonts w:hint="default"/>
+                <w:vertAlign w:val="baseline"/>
+                <w:lang w:val="en-US" w:eastAsia="zh-CN"/>
               </w:rPr>
             </w:pPr>
             <w:r>
               <w:rPr>
-                <w:rFonts w:hint="eastAsia"/>
-              </w:rPr>
-              <w:t>0.8158</w:t>
+                <w:rFonts w:hint="default"/>
+                <w:vertAlign w:val="baseline"/>
+                <w:lang w:val="en-US" w:eastAsia="zh-CN"/>
+              </w:rPr>
+              <w:t>0.7868</w:t>
             </w:r>
           </w:p>
         </w:tc>
         <w:tc>
           <w:tcPr>
-            <w:tcW w:w="1661" w:type="dxa"/>
-            <w:tcBorders>
-              <w:top w:val="single" w:color="auto" w:sz="4" w:space="0"/>
-              <w:left w:val="single" w:color="auto" w:sz="4" w:space="0"/>
-              <w:bottom w:val="single" w:color="auto" w:sz="4" w:space="0"/>
-              <w:right w:val="single" w:color="auto" w:sz="4" w:space="0"/>
-            </w:tcBorders>
-            <w:shd w:val="clear"/>
+            <w:tcW w:w="1588" w:type="dxa"/>
             <w:vAlign w:val="center"/>
           </w:tcPr>
           <w:p>
@@ -4893,27 +6532,69 @@
               <w:ind w:left="0" w:leftChars="0" w:firstLine="0" w:firstLineChars="0"/>
               <w:jc w:val="center"/>
               <w:rPr>
-                <w:rFonts w:hint="eastAsia"/>
+                <w:rFonts w:hint="default"/>
+                <w:vertAlign w:val="baseline"/>
+                <w:lang w:val="en-US" w:eastAsia="zh-CN"/>
               </w:rPr>
             </w:pPr>
             <w:r>
               <w:rPr>
-                <w:rFonts w:hint="eastAsia"/>
-              </w:rPr>
-              <w:t>0.7324</w:t>
+                <w:rFonts w:hint="default"/>
+                <w:vertAlign w:val="baseline"/>
+                <w:lang w:val="en-US" w:eastAsia="zh-CN"/>
+              </w:rPr>
+              <w:t>0.8859</w:t>
+            </w:r>
+          </w:p>
+        </w:tc>
+      </w:tr>
+      <w:tr>
+        <w:tblPrEx>
+          <w:tblBorders>
+            <w:top w:val="single" w:color="auto" w:sz="4" w:space="0"/>
+            <w:left w:val="single" w:color="auto" w:sz="4" w:space="0"/>
+            <w:bottom w:val="single" w:color="auto" w:sz="4" w:space="0"/>
+            <w:right w:val="single" w:color="auto" w:sz="4" w:space="0"/>
+            <w:insideH w:val="single" w:color="auto" w:sz="4" w:space="0"/>
+            <w:insideV w:val="single" w:color="auto" w:sz="4" w:space="0"/>
+          </w:tblBorders>
+          <w:tblCellMar>
+            <w:left w:w="108" w:type="dxa"/>
+            <w:right w:w="108" w:type="dxa"/>
+          </w:tblCellMar>
+        </w:tblPrEx>
+        <w:trPr>
+          <w:jc w:val="center"/>
+        </w:trPr>
+        <w:tc>
+          <w:tcPr>
+            <w:tcW w:w="1673" w:type="dxa"/>
+            <w:vAlign w:val="center"/>
+          </w:tcPr>
+          <w:p>
+            <w:pPr>
+              <w:bidi w:val="0"/>
+              <w:ind w:left="0" w:leftChars="0" w:firstLine="0" w:firstLineChars="0"/>
+              <w:jc w:val="center"/>
+              <w:rPr>
+                <w:rFonts w:hint="default"/>
+                <w:vertAlign w:val="baseline"/>
+                <w:lang w:val="en-US" w:eastAsia="zh-CN"/>
+              </w:rPr>
+            </w:pPr>
+            <w:r>
+              <w:rPr>
+                <w:rFonts w:hint="eastAsia"/>
+                <w:vertAlign w:val="baseline"/>
+                <w:lang w:val="en-US" w:eastAsia="zh-CN"/>
+              </w:rPr>
+              <w:t>变化量</w:t>
             </w:r>
           </w:p>
         </w:tc>
         <w:tc>
           <w:tcPr>
-            <w:tcW w:w="1661" w:type="dxa"/>
-            <w:tcBorders>
-              <w:top w:val="single" w:color="auto" w:sz="4" w:space="0"/>
-              <w:left w:val="single" w:color="auto" w:sz="4" w:space="0"/>
-              <w:bottom w:val="single" w:color="auto" w:sz="4" w:space="0"/>
-              <w:right w:val="single" w:color="auto" w:sz="4" w:space="0"/>
-            </w:tcBorders>
-            <w:shd w:val="clear"/>
+            <w:tcW w:w="1708" w:type="dxa"/>
             <w:vAlign w:val="center"/>
           </w:tcPr>
           <w:p>
@@ -4922,14 +6603,77 @@
               <w:ind w:left="0" w:leftChars="0" w:firstLine="0" w:firstLineChars="0"/>
               <w:jc w:val="center"/>
               <w:rPr>
-                <w:rFonts w:hint="eastAsia"/>
+                <w:rFonts w:hint="default"/>
+                <w:vertAlign w:val="baseline"/>
+                <w:lang w:val="en-US" w:eastAsia="zh-CN"/>
               </w:rPr>
             </w:pPr>
             <w:r>
               <w:rPr>
                 <w:rFonts w:hint="eastAsia"/>
-              </w:rPr>
-              <w:t>0.7765</w:t>
+                <w:color w:val="00B050"/>
+                <w:vertAlign w:val="baseline"/>
+                <w:lang w:val="en-US" w:eastAsia="zh-CN"/>
+              </w:rPr>
+              <w:t>↓0.0101</w:t>
+            </w:r>
+          </w:p>
+        </w:tc>
+        <w:tc>
+          <w:tcPr>
+            <w:tcW w:w="1708" w:type="dxa"/>
+            <w:vAlign w:val="center"/>
+          </w:tcPr>
+          <w:p>
+            <w:pPr>
+              <w:bidi w:val="0"/>
+              <w:ind w:left="0" w:leftChars="0" w:firstLine="0" w:firstLineChars="0"/>
+              <w:jc w:val="center"/>
+              <w:rPr>
+                <w:rFonts w:hint="default"/>
+                <w:b/>
+                <w:bCs/>
+                <w:vertAlign w:val="baseline"/>
+                <w:lang w:val="en-US" w:eastAsia="zh-CN"/>
+              </w:rPr>
+            </w:pPr>
+            <w:r>
+              <w:rPr>
+                <w:rFonts w:hint="eastAsia"/>
+                <w:b/>
+                <w:bCs/>
+                <w:color w:val="FF0000"/>
+                <w:vertAlign w:val="baseline"/>
+                <w:lang w:val="en-US" w:eastAsia="zh-CN"/>
+              </w:rPr>
+              <w:t>↑0.0201</w:t>
+            </w:r>
+          </w:p>
+        </w:tc>
+        <w:tc>
+          <w:tcPr>
+            <w:tcW w:w="1588" w:type="dxa"/>
+            <w:vAlign w:val="center"/>
+          </w:tcPr>
+          <w:p>
+            <w:pPr>
+              <w:bidi w:val="0"/>
+              <w:ind w:left="0" w:leftChars="0" w:firstLine="0" w:firstLineChars="0"/>
+              <w:jc w:val="center"/>
+              <w:rPr>
+                <w:rFonts w:hint="default"/>
+                <w:vertAlign w:val="baseline"/>
+                <w:lang w:val="en-US" w:eastAsia="zh-CN"/>
+              </w:rPr>
+            </w:pPr>
+            <w:r>
+              <w:rPr>
+                <w:rFonts w:hint="eastAsia"/>
+                <w:color w:val="FF0000"/>
+                <w:vertAlign w:val="baseline"/>
+                <w:lang w:val="en-US" w:eastAsia="zh-CN"/>
+              </w:rPr>
+              <w:t>↑0.0016</w:t>
             </w:r>
           </w:p>
         </w:tc>
@@ -4937,30 +6681,29 @@
     </w:tbl>
     <w:p>
       <w:pPr>
-        <w:keepNext w:val="0"/>
-        <w:keepLines w:val="0"/>
-        <w:widowControl w:val="0"/>
-        <w:suppressLineNumbers w:val="0"/>
-        <w:spacing w:before="0" w:beforeAutospacing="0" w:after="0" w:afterAutospacing="0"/>
-        <w:ind w:left="0" w:leftChars="0" w:right="0" w:firstLine="0" w:firstLineChars="0"/>
-        <w:jc w:val="both"/>
-        <w:rPr>
-          <w:rFonts w:hint="eastAsia" w:ascii="宋体" w:hAnsi="宋体" w:eastAsia="宋体" w:cs="Times New Roman"/>
-          <w:color w:val="000000"/>
-          <w:kern w:val="2"/>
-          <w:sz w:val="24"/>
-          <w:szCs w:val="24"/>
-        </w:rPr>
-      </w:pPr>
-    </w:p>
-    <w:p>
-      <w:pPr>
         <w:bidi w:val="0"/>
-        <w:rPr>
-          <w:rFonts w:hint="default" w:eastAsiaTheme="minorEastAsia"/>
-          <w:lang w:val="en-US" w:eastAsia="zh-CN"/>
-        </w:rPr>
-      </w:pPr>
+        <w:ind w:left="0" w:leftChars="0" w:firstLine="0" w:firstLineChars="0"/>
+        <w:rPr>
+          <w:rFonts w:hint="default"/>
+          <w:lang w:val="en-US" w:eastAsia="zh-CN"/>
+        </w:rPr>
+      </w:pPr>
+    </w:p>
+    <w:p>
+      <w:pPr>
+        <w:bidi w:val="0"/>
+        <w:rPr>
+          <w:rFonts w:hint="default"/>
+          <w:lang w:val="en-US" w:eastAsia="zh-CN"/>
+        </w:rPr>
+      </w:pPr>
+      <w:r>
+        <w:rPr>
+          <w:rFonts w:hint="eastAsia"/>
+          <w:lang w:val="en-US" w:eastAsia="zh-CN"/>
+        </w:rPr>
+        <w:t>可以很明显的看到在使用了最佳超参组合后，</w:t>
+      </w:r>
       <w:r>
         <w:rPr>
           <w:rFonts w:hint="eastAsia"/>
@@ -4968,14 +6711,14 @@
           <w:bCs/>
           <w:lang w:val="en-US" w:eastAsia="zh-CN"/>
         </w:rPr>
-        <w:t>消融实验部分</w:t>
-      </w:r>
-      <w:r>
-        <w:rPr>
-          <w:rFonts w:hint="eastAsia"/>
-          <w:lang w:val="en-US" w:eastAsia="zh-CN"/>
-        </w:rPr>
-        <w:t>。从对比实验结果可以看出，集成学习策略在当前数据集上的拟合效果较好。</w:t>
+        <w:t>召回率有了显著提升</w:t>
+      </w:r>
+      <w:r>
+        <w:rPr>
+          <w:rFonts w:hint="eastAsia"/>
+          <w:lang w:val="en-US" w:eastAsia="zh-CN"/>
+        </w:rPr>
+        <w:t>，尽管准确率有微小下降，但是在召回率提升了两个点的情况下可以忽略不计。这是一个很神奇的现象。</w:t>
       </w:r>
     </w:p>
     <w:p>
@@ -4986,7 +6729,7 @@
           <w:rFonts w:asciiTheme="minorEastAsia" w:hAnsiTheme="minorEastAsia" w:eastAsiaTheme="minorEastAsia"/>
         </w:rPr>
       </w:pPr>
-      <w:bookmarkStart w:id="9" w:name="_Toc20024"/>
+      <w:bookmarkStart w:id="13" w:name="_Toc2334"/>
       <w:r>
         <w:rPr>
           <w:rFonts w:asciiTheme="minorEastAsia" w:hAnsiTheme="minorEastAsia" w:eastAsiaTheme="minorEastAsia"/>
@@ -5006,9 +6749,7 @@
         </w:rPr>
         <w:t>心脏病相关的预防措施</w:t>
       </w:r>
-      <w:bookmarkEnd w:id="9"/>
-      <w:bookmarkStart w:id="17" w:name="_GoBack"/>
-      <w:bookmarkEnd w:id="17"/>
+      <w:bookmarkEnd w:id="13"/>
     </w:p>
     <w:p>
       <w:pPr>
@@ -5016,7 +6757,7 @@
         <w:bidi w:val="0"/>
         <w:outlineLvl w:val="1"/>
       </w:pPr>
-      <w:bookmarkStart w:id="10" w:name="_Toc5323"/>
+      <w:bookmarkStart w:id="14" w:name="_Toc24105"/>
       <w:r>
         <w:t xml:space="preserve">3.1 </w:t>
       </w:r>
@@ -5026,7 +6767,7 @@
         </w:rPr>
         <w:t>XXXX（预防措施一）</w:t>
       </w:r>
-      <w:bookmarkEnd w:id="10"/>
+      <w:bookmarkEnd w:id="14"/>
     </w:p>
     <w:p>
       <w:pPr>
@@ -5052,7 +6793,7 @@
         <w:bidi w:val="0"/>
         <w:outlineLvl w:val="1"/>
       </w:pPr>
-      <w:bookmarkStart w:id="11" w:name="_Toc16082"/>
+      <w:bookmarkStart w:id="15" w:name="_Toc27535"/>
       <w:r>
         <w:t xml:space="preserve">3.2 </w:t>
       </w:r>
@@ -5062,7 +6803,7 @@
         </w:rPr>
         <w:t>XXXX（预防措施二）</w:t>
       </w:r>
-      <w:bookmarkEnd w:id="11"/>
+      <w:bookmarkEnd w:id="15"/>
     </w:p>
     <w:p>
       <w:pPr>
@@ -5088,7 +6829,7 @@
         <w:bidi w:val="0"/>
         <w:outlineLvl w:val="1"/>
       </w:pPr>
-      <w:bookmarkStart w:id="12" w:name="_Toc16299"/>
+      <w:bookmarkStart w:id="16" w:name="_Toc31161"/>
       <w:r>
         <w:t>3.3 XXXX</w:t>
       </w:r>
@@ -5101,7 +6842,7 @@
       <w:r>
         <w:t>……</w:t>
       </w:r>
-      <w:bookmarkEnd w:id="12"/>
+      <w:bookmarkEnd w:id="16"/>
     </w:p>
     <w:p>
       <w:pPr>
@@ -5129,7 +6870,7 @@
           <w:rFonts w:asciiTheme="majorEastAsia" w:hAnsiTheme="majorEastAsia" w:eastAsiaTheme="majorEastAsia"/>
         </w:rPr>
       </w:pPr>
-      <w:bookmarkStart w:id="13" w:name="_Toc6083"/>
+      <w:bookmarkStart w:id="17" w:name="_Toc22612"/>
       <w:r>
         <w:rPr>
           <w:rFonts w:asciiTheme="majorEastAsia" w:hAnsiTheme="majorEastAsia" w:eastAsiaTheme="majorEastAsia"/>
@@ -5149,7 +6890,7 @@
         </w:rPr>
         <w:t>结论</w:t>
       </w:r>
-      <w:bookmarkEnd w:id="13"/>
+      <w:bookmarkEnd w:id="17"/>
     </w:p>
     <w:p>
       <w:pPr>
@@ -5178,7 +6919,7 @@
           <w:rFonts w:asciiTheme="majorEastAsia" w:hAnsiTheme="majorEastAsia" w:eastAsiaTheme="majorEastAsia"/>
         </w:rPr>
       </w:pPr>
-      <w:bookmarkStart w:id="14" w:name="_Toc14660"/>
+      <w:bookmarkStart w:id="18" w:name="_Toc23724"/>
       <w:r>
         <w:rPr>
           <w:rFonts w:asciiTheme="majorEastAsia" w:hAnsiTheme="majorEastAsia" w:eastAsiaTheme="majorEastAsia"/>
@@ -5198,7 +6939,7 @@
         </w:rPr>
         <w:t>进度安排</w:t>
       </w:r>
-      <w:bookmarkEnd w:id="14"/>
+      <w:bookmarkEnd w:id="18"/>
     </w:p>
     <w:p>
       <w:pPr>
@@ -5227,7 +6968,7 @@
           <w:rFonts w:asciiTheme="majorEastAsia" w:hAnsiTheme="majorEastAsia" w:eastAsiaTheme="majorEastAsia"/>
         </w:rPr>
       </w:pPr>
-      <w:bookmarkStart w:id="15" w:name="_Toc27223"/>
+      <w:bookmarkStart w:id="19" w:name="_Toc31966"/>
       <w:r>
         <w:rPr>
           <w:rFonts w:asciiTheme="majorEastAsia" w:hAnsiTheme="majorEastAsia" w:eastAsiaTheme="majorEastAsia"/>
@@ -5247,7 +6988,7 @@
         </w:rPr>
         <w:t>团队特色</w:t>
       </w:r>
-      <w:bookmarkEnd w:id="15"/>
+      <w:bookmarkEnd w:id="19"/>
     </w:p>
     <w:p>
       <w:pPr>
@@ -5276,14 +7017,14 @@
           <w:rFonts w:asciiTheme="majorEastAsia" w:hAnsiTheme="majorEastAsia" w:eastAsiaTheme="majorEastAsia"/>
         </w:rPr>
       </w:pPr>
-      <w:bookmarkStart w:id="16" w:name="_Toc7557"/>
+      <w:bookmarkStart w:id="20" w:name="_Toc11148"/>
       <w:r>
         <w:rPr>
           <w:rFonts w:hint="eastAsia" w:asciiTheme="majorEastAsia" w:hAnsiTheme="majorEastAsia" w:eastAsiaTheme="majorEastAsia"/>
         </w:rPr>
         <w:t>参考文献</w:t>
       </w:r>
-      <w:bookmarkEnd w:id="16"/>
+      <w:bookmarkEnd w:id="20"/>
     </w:p>
     <w:p>
       <w:pPr>
@@ -5412,7 +7153,7 @@
       </w:r>
       <w:r>
         <w:rPr>
-          <w:rStyle w:val="28"/>
+          <w:rStyle w:val="29"/>
           <w:rFonts w:hint="default" w:ascii="Times New Roman" w:hAnsi="Times New Roman" w:eastAsia="宋体" w:cs="Times New Roman"/>
           <w:color w:val="0563C1"/>
           <w:u w:val="single"/>
@@ -5636,14 +7377,14 @@
     <w:lsdException w:unhideWhenUsed="0" w:uiPriority="0" w:semiHidden="0" w:name="index 7"/>
     <w:lsdException w:unhideWhenUsed="0" w:uiPriority="0" w:semiHidden="0" w:name="index 8"/>
     <w:lsdException w:unhideWhenUsed="0" w:uiPriority="0" w:semiHidden="0" w:name="index 9"/>
-    <w:lsdException w:uiPriority="39" w:semiHidden="0" w:name="toc 1"/>
+    <w:lsdException w:qFormat="1" w:uiPriority="39" w:semiHidden="0" w:name="toc 1"/>
     <w:lsdException w:unhideWhenUsed="0" w:uiPriority="39" w:semiHidden="0" w:name="toc 2"/>
-    <w:lsdException w:uiPriority="39" w:semiHidden="0" w:name="toc 3"/>
+    <w:lsdException w:qFormat="1" w:uiPriority="39" w:semiHidden="0" w:name="toc 3"/>
     <w:lsdException w:unhideWhenUsed="0" w:uiPriority="0" w:semiHidden="0" w:name="toc 4"/>
     <w:lsdException w:qFormat="1" w:unhideWhenUsed="0" w:uiPriority="39" w:semiHidden="0" w:name="toc 5"/>
     <w:lsdException w:unhideWhenUsed="0" w:uiPriority="0" w:semiHidden="0" w:name="toc 6"/>
-    <w:lsdException w:unhideWhenUsed="0" w:uiPriority="0" w:semiHidden="0" w:name="toc 7"/>
-    <w:lsdException w:unhideWhenUsed="0" w:uiPriority="0" w:semiHidden="0" w:name="toc 8"/>
+    <w:lsdException w:qFormat="1" w:unhideWhenUsed="0" w:uiPriority="0" w:semiHidden="0" w:name="toc 7"/>
+    <w:lsdException w:qFormat="1" w:unhideWhenUsed="0" w:uiPriority="0" w:semiHidden="0" w:name="toc 8"/>
     <w:lsdException w:unhideWhenUsed="0" w:uiPriority="0" w:semiHidden="0" w:name="toc 9"/>
     <w:lsdException w:unhideWhenUsed="0" w:uiPriority="0" w:semiHidden="0" w:name="Normal Indent"/>
     <w:lsdException w:unhideWhenUsed="0" w:uiPriority="0" w:semiHidden="0" w:name="footnote text"/>
@@ -5660,7 +7401,7 @@
     <w:lsdException w:unhideWhenUsed="0" w:uiPriority="0" w:semiHidden="0" w:name="line number"/>
     <w:lsdException w:unhideWhenUsed="0" w:uiPriority="0" w:semiHidden="0" w:name="page number"/>
     <w:lsdException w:unhideWhenUsed="0" w:uiPriority="0" w:semiHidden="0" w:name="endnote reference"/>
-    <w:lsdException w:unhideWhenUsed="0" w:uiPriority="0" w:semiHidden="0" w:name="endnote text"/>
+    <w:lsdException w:qFormat="1" w:unhideWhenUsed="0" w:uiPriority="0" w:semiHidden="0" w:name="endnote text"/>
     <w:lsdException w:unhideWhenUsed="0" w:uiPriority="0" w:semiHidden="0" w:name="table of authorities"/>
     <w:lsdException w:unhideWhenUsed="0" w:uiPriority="0" w:semiHidden="0" w:name="macro"/>
     <w:lsdException w:unhideWhenUsed="0" w:uiPriority="0" w:semiHidden="0" w:name="toa heading"/>
@@ -5702,8 +7443,8 @@
     <w:lsdException w:unhideWhenUsed="0" w:uiPriority="0" w:semiHidden="0" w:name="Body Text Indent 2"/>
     <w:lsdException w:unhideWhenUsed="0" w:uiPriority="0" w:semiHidden="0" w:name="Body Text Indent 3"/>
     <w:lsdException w:unhideWhenUsed="0" w:uiPriority="0" w:semiHidden="0" w:name="Block Text"/>
-    <w:lsdException w:uiPriority="99" w:semiHidden="0" w:name="Hyperlink"/>
-    <w:lsdException w:unhideWhenUsed="0" w:uiPriority="0" w:semiHidden="0" w:name="FollowedHyperlink"/>
+    <w:lsdException w:qFormat="1" w:uiPriority="99" w:semiHidden="0" w:name="Hyperlink"/>
+    <w:lsdException w:qFormat="1" w:unhideWhenUsed="0" w:uiPriority="0" w:semiHidden="0" w:name="FollowedHyperlink"/>
     <w:lsdException w:qFormat="1" w:unhideWhenUsed="0" w:uiPriority="0" w:semiHidden="0" w:name="Strong"/>
     <w:lsdException w:qFormat="1" w:unhideWhenUsed="0" w:uiPriority="0" w:semiHidden="0" w:name="Emphasis"/>
     <w:lsdException w:unhideWhenUsed="0" w:uiPriority="0" w:semiHidden="0" w:name="Document Map"/>
@@ -5716,7 +7457,7 @@
     <w:lsdException w:unhideWhenUsed="0" w:uiPriority="0" w:semiHidden="0" w:name="HTML Code"/>
     <w:lsdException w:unhideWhenUsed="0" w:uiPriority="0" w:semiHidden="0" w:name="HTML Definition"/>
     <w:lsdException w:uiPriority="0" w:name="HTML Keyboard"/>
-    <w:lsdException w:unhideWhenUsed="0" w:uiPriority="0" w:semiHidden="0" w:name="HTML Preformatted"/>
+    <w:lsdException w:qFormat="1" w:unhideWhenUsed="0" w:uiPriority="0" w:semiHidden="0" w:name="HTML Preformatted"/>
     <w:lsdException w:unhideWhenUsed="0" w:uiPriority="0" w:semiHidden="0" w:name="HTML Sample"/>
     <w:lsdException w:unhideWhenUsed="0" w:uiPriority="0" w:semiHidden="0" w:name="HTML Typewriter"/>
     <w:lsdException w:unhideWhenUsed="0" w:uiPriority="0" w:semiHidden="0" w:name="HTML Variable"/>
@@ -5915,7 +7656,7 @@
       <w:outlineLvl w:val="1"/>
     </w:pPr>
     <w:rPr>
-      <w:rFonts w:ascii="Arial" w:hAnsi="Arial" w:eastAsia="黑体"/>
+      <w:rFonts w:ascii="Arial" w:hAnsi="Arial" w:eastAsia="黑体" w:cs="Times New Roman"/>
       <w:b/>
       <w:bCs/>
       <w:sz w:val="32"/>
@@ -5925,7 +7666,7 @@
   <w:style w:type="paragraph" w:styleId="4">
     <w:name w:val="heading 3"/>
     <w:next w:val="1"/>
-    <w:link w:val="29"/>
+    <w:link w:val="30"/>
     <w:unhideWhenUsed/>
     <w:qFormat/>
     <w:uiPriority w:val="0"/>
@@ -5937,7 +7678,7 @@
       <w:outlineLvl w:val="2"/>
     </w:pPr>
     <w:rPr>
-      <w:rFonts w:ascii="Times New Roman" w:hAnsi="Times New Roman" w:eastAsia="宋体"/>
+      <w:rFonts w:ascii="Times New Roman" w:hAnsi="Times New Roman" w:eastAsia="宋体" w:cs="Times New Roman"/>
       <w:b/>
       <w:bCs/>
       <w:sz w:val="28"/>
@@ -5969,7 +7710,7 @@
     <w:name w:val="heading 5"/>
     <w:basedOn w:val="1"/>
     <w:next w:val="1"/>
-    <w:link w:val="33"/>
+    <w:link w:val="34"/>
     <w:unhideWhenUsed/>
     <w:qFormat/>
     <w:uiPriority w:val="0"/>
@@ -6026,6 +7767,7 @@
     <w:basedOn w:val="1"/>
     <w:next w:val="1"/>
     <w:autoRedefine/>
+    <w:qFormat/>
     <w:uiPriority w:val="0"/>
     <w:pPr>
       <w:ind w:left="1260"/>
@@ -6047,7 +7789,7 @@
       <w:jc w:val="center"/>
     </w:pPr>
     <w:rPr>
-      <w:rFonts w:ascii="Arial" w:hAnsi="Arial" w:eastAsia="黑体"/>
+      <w:rFonts w:ascii="Arial" w:hAnsi="Arial" w:eastAsia="黑体" w:cs="Times New Roman"/>
       <w:sz w:val="20"/>
     </w:rPr>
   </w:style>
@@ -6074,6 +7816,7 @@
     <w:next w:val="1"/>
     <w:autoRedefine/>
     <w:unhideWhenUsed/>
+    <w:qFormat/>
     <w:uiPriority w:val="39"/>
     <w:pPr>
       <w:ind w:left="420"/>
@@ -6092,6 +7835,7 @@
     <w:basedOn w:val="1"/>
     <w:next w:val="1"/>
     <w:autoRedefine/>
+    <w:qFormat/>
     <w:uiPriority w:val="0"/>
     <w:pPr>
       <w:ind w:left="1470"/>
@@ -6106,6 +7850,7 @@
   <w:style w:type="paragraph" w:styleId="12">
     <w:name w:val="endnote text"/>
     <w:basedOn w:val="1"/>
+    <w:qFormat/>
     <w:uiPriority w:val="0"/>
     <w:pPr>
       <w:snapToGrid w:val="0"/>
@@ -6157,6 +7902,7 @@
     <w:next w:val="1"/>
     <w:autoRedefine/>
     <w:unhideWhenUsed/>
+    <w:qFormat/>
     <w:uiPriority w:val="39"/>
     <w:pPr>
       <w:spacing w:before="120" w:after="120"/>
@@ -6256,6 +8002,7 @@
   <w:style w:type="paragraph" w:styleId="21">
     <w:name w:val="HTML Preformatted"/>
     <w:basedOn w:val="1"/>
+    <w:qFormat/>
     <w:uiPriority w:val="0"/>
     <w:pPr>
       <w:tabs>
@@ -6327,6 +8074,16 @@
     </w:rPr>
   </w:style>
   <w:style w:type="character" w:styleId="27">
+    <w:name w:val="FollowedHyperlink"/>
+    <w:basedOn w:val="25"/>
+    <w:qFormat/>
+    <w:uiPriority w:val="0"/>
+    <w:rPr>
+      <w:color w:val="800080"/>
+      <w:u w:val="single"/>
+    </w:rPr>
+  </w:style>
+  <w:style w:type="character" w:styleId="28">
     <w:name w:val="Emphasis"/>
     <w:basedOn w:val="25"/>
     <w:qFormat/>
@@ -6335,10 +8092,11 @@
       <w:i/>
     </w:rPr>
   </w:style>
-  <w:style w:type="character" w:styleId="28">
+  <w:style w:type="character" w:styleId="29">
     <w:name w:val="Hyperlink"/>
     <w:basedOn w:val="25"/>
     <w:unhideWhenUsed/>
+    <w:qFormat/>
     <w:uiPriority w:val="99"/>
     <w:rPr>
       <w:color w:val="0563C1" w:themeColor="hyperlink"/>
@@ -6350,9 +8108,10 @@
       </w14:textFill>
     </w:rPr>
   </w:style>
-  <w:style w:type="character" w:customStyle="1" w:styleId="29">
+  <w:style w:type="character" w:customStyle="1" w:styleId="30">
     <w:name w:val="标题 3 字符"/>
     <w:link w:val="4"/>
+    <w:qFormat/>
     <w:uiPriority w:val="0"/>
     <w:rPr>
       <w:rFonts w:ascii="Times New Roman" w:hAnsi="Times New Roman" w:eastAsia="宋体"/>
@@ -6362,15 +8121,16 @@
       <w:szCs w:val="32"/>
     </w:rPr>
   </w:style>
-  <w:style w:type="paragraph" w:customStyle="1" w:styleId="30">
+  <w:style w:type="paragraph" w:customStyle="1" w:styleId="31">
     <w:name w:val="WPSOffice手动目录 1"/>
+    <w:qFormat/>
     <w:uiPriority w:val="0"/>
     <w:rPr>
       <w:rFonts w:ascii="Times New Roman" w:hAnsi="Times New Roman" w:eastAsia="宋体" w:cs="Times New Roman"/>
       <w:lang w:val="en-US" w:eastAsia="zh-CN" w:bidi="ar-SA"/>
     </w:rPr>
   </w:style>
-  <w:style w:type="paragraph" w:customStyle="1" w:styleId="31">
+  <w:style w:type="paragraph" w:customStyle="1" w:styleId="32">
     <w:name w:val="WPSOffice手动目录 2"/>
     <w:qFormat/>
     <w:uiPriority w:val="0"/>
@@ -6382,7 +8142,7 @@
       <w:lang w:val="en-US" w:eastAsia="zh-CN" w:bidi="ar-SA"/>
     </w:rPr>
   </w:style>
-  <w:style w:type="paragraph" w:customStyle="1" w:styleId="32">
+  <w:style w:type="paragraph" w:customStyle="1" w:styleId="33">
     <w:name w:val="TOC Heading"/>
     <w:basedOn w:val="2"/>
     <w:next w:val="1"/>
@@ -6406,10 +8166,11 @@
       <w:szCs w:val="32"/>
     </w:rPr>
   </w:style>
-  <w:style w:type="character" w:customStyle="1" w:styleId="33">
+  <w:style w:type="character" w:customStyle="1" w:styleId="34">
     <w:name w:val="标题 5 字符"/>
     <w:basedOn w:val="25"/>
     <w:link w:val="6"/>
+    <w:qFormat/>
     <w:uiPriority w:val="0"/>
     <w:rPr>
       <w:rFonts w:asciiTheme="minorHAnsi" w:hAnsiTheme="minorHAnsi" w:eastAsiaTheme="minorEastAsia" w:cstheme="minorBidi"/>
@@ -6420,17 +8181,19 @@
       <w:szCs w:val="28"/>
     </w:rPr>
   </w:style>
-  <w:style w:type="character" w:customStyle="1" w:styleId="34">
+  <w:style w:type="character" w:customStyle="1" w:styleId="35">
     <w:name w:val="10"/>
     <w:basedOn w:val="25"/>
+    <w:qFormat/>
     <w:uiPriority w:val="0"/>
     <w:rPr>
       <w:rFonts w:hint="default" w:ascii="Times New Roman" w:hAnsi="Times New Roman" w:cs="Times New Roman"/>
     </w:rPr>
   </w:style>
-  <w:style w:type="character" w:customStyle="1" w:styleId="35">
+  <w:style w:type="character" w:customStyle="1" w:styleId="36">
     <w:name w:val="15"/>
     <w:basedOn w:val="25"/>
+    <w:qFormat/>
     <w:uiPriority w:val="0"/>
     <w:rPr>
       <w:rFonts w:hint="default" w:ascii="Times New Roman" w:hAnsi="Times New Roman" w:cs="Times New Roman"/>

--- a/commit/数据挖掘课程设计报告（HeartDance）.docx
+++ b/commit/数据挖掘课程设计报告（HeartDance）.docx
@@ -740,8 +740,6 @@
             <w:ind w:left="0" w:leftChars="0" w:right="0" w:rightChars="0" w:firstLine="0" w:firstLineChars="0"/>
             <w:jc w:val="center"/>
           </w:pPr>
-          <w:bookmarkStart w:id="21" w:name="_GoBack"/>
-          <w:bookmarkEnd w:id="21"/>
           <w:r>
             <w:rPr>
               <w:rFonts w:ascii="宋体" w:hAnsi="宋体" w:eastAsia="宋体"/>
@@ -3418,6 +3416,7 @@
             <w:insideH w:val="single" w:color="auto" w:sz="4" w:space="0"/>
             <w:insideV w:val="single" w:color="auto" w:sz="4" w:space="0"/>
           </w:tblBorders>
+          <w:shd w:val="clear" w:color="auto" w:fill="auto"/>
           <w:tblCellMar>
             <w:top w:w="0" w:type="dxa"/>
             <w:left w:w="108" w:type="dxa"/>
@@ -3966,6 +3965,7 @@
             <w:insideH w:val="single" w:color="auto" w:sz="4" w:space="0"/>
             <w:insideV w:val="single" w:color="auto" w:sz="4" w:space="0"/>
           </w:tblBorders>
+          <w:shd w:val="clear" w:color="auto" w:fill="auto"/>
           <w:tblCellMar>
             <w:top w:w="0" w:type="dxa"/>
             <w:left w:w="108" w:type="dxa"/>
@@ -5077,6 +5077,7 @@
             <w:insideH w:val="single" w:color="auto" w:sz="4" w:space="0"/>
             <w:insideV w:val="single" w:color="auto" w:sz="4" w:space="0"/>
           </w:tblBorders>
+          <w:shd w:val="clear" w:color="auto" w:fill="auto"/>
           <w:tblCellMar>
             <w:top w:w="0" w:type="dxa"/>
             <w:left w:w="108" w:type="dxa"/>
@@ -5263,6 +5264,7 @@
             <w:insideH w:val="single" w:color="auto" w:sz="4" w:space="0"/>
             <w:insideV w:val="single" w:color="auto" w:sz="4" w:space="0"/>
           </w:tblBorders>
+          <w:shd w:val="clear" w:color="auto" w:fill="auto"/>
           <w:tblCellMar>
             <w:top w:w="0" w:type="dxa"/>
             <w:left w:w="108" w:type="dxa"/>
@@ -5882,16 +5884,7 @@
           <w:bCs/>
           <w:lang w:val="en-US" w:eastAsia="zh-CN"/>
         </w:rPr>
-        <w:t>基学习器的最大叶子数</w:t>
-      </w:r>
-      <w:r>
-        <w:rPr>
-          <w:rFonts w:hint="eastAsia"/>
-          <w:b/>
-          <w:bCs/>
-          <w:lang w:val="en-US" w:eastAsia="zh-CN"/>
-        </w:rPr>
-        <w:t>。</w:t>
+        <w:t>基学习器的最大叶子数。</w:t>
       </w:r>
       <w:r>
         <w:rPr>
@@ -6103,7 +6096,9 @@
         </w:tblBorders>
         <w:tblLayout w:type="autofit"/>
         <w:tblCellMar>
+          <w:top w:w="0" w:type="dxa"/>
           <w:left w:w="108" w:type="dxa"/>
+          <w:bottom w:w="0" w:type="dxa"/>
           <w:right w:w="108" w:type="dxa"/>
         </w:tblCellMar>
       </w:tblPr>
@@ -6123,6 +6118,12 @@
             <w:insideH w:val="single" w:color="auto" w:sz="4" w:space="0"/>
             <w:insideV w:val="single" w:color="auto" w:sz="4" w:space="0"/>
           </w:tblBorders>
+          <w:tblCellMar>
+            <w:top w:w="0" w:type="dxa"/>
+            <w:left w:w="108" w:type="dxa"/>
+            <w:bottom w:w="0" w:type="dxa"/>
+            <w:right w:w="108" w:type="dxa"/>
+          </w:tblCellMar>
         </w:tblPrEx>
         <w:trPr>
           <w:trHeight w:val="743" w:hRule="atLeast"/>
@@ -6144,9 +6145,13 @@
           </w:tcPr>
           <w:p>
             <w:pPr>
+              <w:keepNext w:val="0"/>
+              <w:keepLines w:val="0"/>
+              <w:suppressLineNumbers w:val="0"/>
               <w:bidi w:val="0"/>
               <w:snapToGrid w:val="0"/>
-              <w:ind w:left="0" w:leftChars="0" w:firstLine="0" w:firstLineChars="0"/>
+              <w:spacing w:before="0" w:beforeAutospacing="0" w:after="0" w:afterAutospacing="0"/>
+              <w:ind w:left="0" w:leftChars="0" w:right="0" w:firstLine="0" w:firstLineChars="0"/>
               <w:jc w:val="center"/>
               <mc:AlternateContent>
                 <mc:Choice Requires="wpsCustomData">
@@ -6170,8 +6175,12 @@
           </w:p>
           <w:p>
             <w:pPr>
+              <w:keepNext w:val="0"/>
+              <w:keepLines w:val="0"/>
+              <w:suppressLineNumbers w:val="0"/>
               <w:bidi w:val="0"/>
-              <w:ind w:left="0" w:leftChars="0" w:firstLine="0" w:firstLineChars="0"/>
+              <w:spacing w:before="0" w:beforeAutospacing="0" w:after="0" w:afterAutospacing="0"/>
+              <w:ind w:left="0" w:leftChars="0" w:right="0" w:firstLine="0" w:firstLineChars="0"/>
               <w:jc w:val="center"/>
               <w:rPr>
                 <w:rFonts w:hint="default"/>
@@ -6293,6 +6302,12 @@
             <w:insideH w:val="single" w:color="auto" w:sz="4" w:space="0"/>
             <w:insideV w:val="single" w:color="auto" w:sz="4" w:space="0"/>
           </w:tblBorders>
+          <w:tblCellMar>
+            <w:top w:w="0" w:type="dxa"/>
+            <w:left w:w="108" w:type="dxa"/>
+            <w:bottom w:w="0" w:type="dxa"/>
+            <w:right w:w="108" w:type="dxa"/>
+          </w:tblCellMar>
         </w:tblPrEx>
         <w:trPr>
           <w:jc w:val="center"/>
@@ -6304,8 +6319,12 @@
           </w:tcPr>
           <w:p>
             <w:pPr>
+              <w:keepNext w:val="0"/>
+              <w:keepLines w:val="0"/>
+              <w:suppressLineNumbers w:val="0"/>
               <w:bidi w:val="0"/>
-              <w:ind w:left="0" w:leftChars="0" w:firstLine="0" w:firstLineChars="0"/>
+              <w:spacing w:before="0" w:beforeAutospacing="0" w:after="0" w:afterAutospacing="0"/>
+              <w:ind w:left="0" w:leftChars="0" w:right="0" w:firstLine="0" w:firstLineChars="0"/>
               <w:jc w:val="center"/>
               <w:rPr>
                 <w:rFonts w:hint="default"/>
@@ -6436,7 +6455,9 @@
             <w:insideV w:val="single" w:color="auto" w:sz="4" w:space="0"/>
           </w:tblBorders>
           <w:tblCellMar>
+            <w:top w:w="0" w:type="dxa"/>
             <w:left w:w="108" w:type="dxa"/>
+            <w:bottom w:w="0" w:type="dxa"/>
             <w:right w:w="108" w:type="dxa"/>
           </w:tblCellMar>
         </w:tblPrEx>
@@ -6450,8 +6471,12 @@
           </w:tcPr>
           <w:p>
             <w:pPr>
+              <w:keepNext w:val="0"/>
+              <w:keepLines w:val="0"/>
+              <w:suppressLineNumbers w:val="0"/>
               <w:bidi w:val="0"/>
-              <w:ind w:left="0" w:leftChars="0" w:firstLine="0" w:firstLineChars="0"/>
+              <w:spacing w:before="0" w:beforeAutospacing="0" w:after="0" w:afterAutospacing="0"/>
+              <w:ind w:left="0" w:leftChars="0" w:right="0" w:firstLine="0" w:firstLineChars="0"/>
               <w:jc w:val="center"/>
               <w:rPr>
                 <w:rFonts w:hint="default"/>
@@ -6476,8 +6501,12 @@
           </w:tcPr>
           <w:p>
             <w:pPr>
+              <w:keepNext w:val="0"/>
+              <w:keepLines w:val="0"/>
+              <w:suppressLineNumbers w:val="0"/>
               <w:bidi w:val="0"/>
-              <w:ind w:left="0" w:leftChars="0" w:firstLine="0" w:firstLineChars="0"/>
+              <w:spacing w:before="0" w:beforeAutospacing="0" w:after="0" w:afterAutospacing="0"/>
+              <w:ind w:left="0" w:leftChars="0" w:right="0" w:firstLine="0" w:firstLineChars="0"/>
               <w:jc w:val="center"/>
               <w:rPr>
                 <w:rFonts w:hint="default"/>
@@ -6502,8 +6531,12 @@
           </w:tcPr>
           <w:p>
             <w:pPr>
+              <w:keepNext w:val="0"/>
+              <w:keepLines w:val="0"/>
+              <w:suppressLineNumbers w:val="0"/>
               <w:bidi w:val="0"/>
-              <w:ind w:left="0" w:leftChars="0" w:firstLine="0" w:firstLineChars="0"/>
+              <w:spacing w:before="0" w:beforeAutospacing="0" w:after="0" w:afterAutospacing="0"/>
+              <w:ind w:left="0" w:leftChars="0" w:right="0" w:firstLine="0" w:firstLineChars="0"/>
               <w:jc w:val="center"/>
               <w:rPr>
                 <w:rFonts w:hint="default"/>
@@ -6528,8 +6561,12 @@
           </w:tcPr>
           <w:p>
             <w:pPr>
+              <w:keepNext w:val="0"/>
+              <w:keepLines w:val="0"/>
+              <w:suppressLineNumbers w:val="0"/>
               <w:bidi w:val="0"/>
-              <w:ind w:left="0" w:leftChars="0" w:firstLine="0" w:firstLineChars="0"/>
+              <w:spacing w:before="0" w:beforeAutospacing="0" w:after="0" w:afterAutospacing="0"/>
+              <w:ind w:left="0" w:leftChars="0" w:right="0" w:firstLine="0" w:firstLineChars="0"/>
               <w:jc w:val="center"/>
               <w:rPr>
                 <w:rFonts w:hint="default"/>
@@ -6559,7 +6596,9 @@
             <w:insideV w:val="single" w:color="auto" w:sz="4" w:space="0"/>
           </w:tblBorders>
           <w:tblCellMar>
+            <w:top w:w="0" w:type="dxa"/>
             <w:left w:w="108" w:type="dxa"/>
+            <w:bottom w:w="0" w:type="dxa"/>
             <w:right w:w="108" w:type="dxa"/>
           </w:tblCellMar>
         </w:tblPrEx>
@@ -6573,8 +6612,12 @@
           </w:tcPr>
           <w:p>
             <w:pPr>
+              <w:keepNext w:val="0"/>
+              <w:keepLines w:val="0"/>
+              <w:suppressLineNumbers w:val="0"/>
               <w:bidi w:val="0"/>
-              <w:ind w:left="0" w:leftChars="0" w:firstLine="0" w:firstLineChars="0"/>
+              <w:spacing w:before="0" w:beforeAutospacing="0" w:after="0" w:afterAutospacing="0"/>
+              <w:ind w:left="0" w:leftChars="0" w:right="0" w:firstLine="0" w:firstLineChars="0"/>
               <w:jc w:val="center"/>
               <w:rPr>
                 <w:rFonts w:hint="default"/>
@@ -6599,8 +6642,12 @@
           </w:tcPr>
           <w:p>
             <w:pPr>
+              <w:keepNext w:val="0"/>
+              <w:keepLines w:val="0"/>
+              <w:suppressLineNumbers w:val="0"/>
               <w:bidi w:val="0"/>
-              <w:ind w:left="0" w:leftChars="0" w:firstLine="0" w:firstLineChars="0"/>
+              <w:spacing w:before="0" w:beforeAutospacing="0" w:after="0" w:afterAutospacing="0"/>
+              <w:ind w:left="0" w:leftChars="0" w:right="0" w:firstLine="0" w:firstLineChars="0"/>
               <w:jc w:val="center"/>
               <w:rPr>
                 <w:rFonts w:hint="default"/>
@@ -6626,8 +6673,12 @@
           </w:tcPr>
           <w:p>
             <w:pPr>
+              <w:keepNext w:val="0"/>
+              <w:keepLines w:val="0"/>
+              <w:suppressLineNumbers w:val="0"/>
               <w:bidi w:val="0"/>
-              <w:ind w:left="0" w:leftChars="0" w:firstLine="0" w:firstLineChars="0"/>
+              <w:spacing w:before="0" w:beforeAutospacing="0" w:after="0" w:afterAutospacing="0"/>
+              <w:ind w:left="0" w:leftChars="0" w:right="0" w:firstLine="0" w:firstLineChars="0"/>
               <w:jc w:val="center"/>
               <w:rPr>
                 <w:rFonts w:hint="default"/>
@@ -6657,8 +6708,12 @@
           </w:tcPr>
           <w:p>
             <w:pPr>
+              <w:keepNext w:val="0"/>
+              <w:keepLines w:val="0"/>
+              <w:suppressLineNumbers w:val="0"/>
               <w:bidi w:val="0"/>
-              <w:ind w:left="0" w:leftChars="0" w:firstLine="0" w:firstLineChars="0"/>
+              <w:spacing w:before="0" w:beforeAutospacing="0" w:after="0" w:afterAutospacing="0"/>
+              <w:ind w:left="0" w:leftChars="0" w:right="0" w:firstLine="0" w:firstLineChars="0"/>
               <w:jc w:val="center"/>
               <w:rPr>
                 <w:rFonts w:hint="default"/>
@@ -6765,26 +6820,155 @@
         <w:rPr>
           <w:rFonts w:hint="eastAsia"/>
         </w:rPr>
-        <w:t>XXXX（预防措施一）</w:t>
+        <w:t>Teeth (牙齿健康)</w:t>
       </w:r>
       <w:bookmarkEnd w:id="14"/>
     </w:p>
     <w:p>
       <w:pPr>
-        <w:ind w:firstLine="480" w:firstLineChars="200"/>
-        <w:rPr>
-          <w:rFonts w:asciiTheme="majorEastAsia" w:hAnsiTheme="majorEastAsia" w:eastAsiaTheme="majorEastAsia"/>
-          <w:color w:val="000000"/>
-          <w:sz w:val="24"/>
-        </w:rPr>
-      </w:pPr>
-      <w:r>
+        <w:widowControl w:val="0"/>
+        <w:numPr>
+          <w:numId w:val="0"/>
+        </w:numPr>
+        <w:jc w:val="center"/>
+      </w:pPr>
+      <w:r>
+        <w:drawing>
+          <wp:inline distT="0" distB="0" distL="114300" distR="114300">
+            <wp:extent cx="4404360" cy="1259840"/>
+            <wp:effectExtent l="0" t="0" r="0" b="5080"/>
+            <wp:docPr id="9" name="图片 1"/>
+            <wp:cNvGraphicFramePr>
+              <a:graphicFrameLocks xmlns:a="http://schemas.openxmlformats.org/drawingml/2006/main" noChangeAspect="1"/>
+            </wp:cNvGraphicFramePr>
+            <a:graphic xmlns:a="http://schemas.openxmlformats.org/drawingml/2006/main">
+              <a:graphicData uri="http://schemas.openxmlformats.org/drawingml/2006/picture">
+                <pic:pic xmlns:pic="http://schemas.openxmlformats.org/drawingml/2006/picture">
+                  <pic:nvPicPr>
+                    <pic:cNvPr id="9" name="图片 1"/>
+                    <pic:cNvPicPr>
+                      <a:picLocks noChangeAspect="1"/>
+                    </pic:cNvPicPr>
+                  </pic:nvPicPr>
+                  <pic:blipFill>
+                    <a:blip r:embed="rId20"/>
+                    <a:stretch>
+                      <a:fillRect/>
+                    </a:stretch>
+                  </pic:blipFill>
+                  <pic:spPr>
+                    <a:xfrm>
+                      <a:off x="0" y="0"/>
+                      <a:ext cx="4404360" cy="1259840"/>
+                    </a:xfrm>
+                    <a:prstGeom prst="rect">
+                      <a:avLst/>
+                    </a:prstGeom>
+                    <a:noFill/>
+                    <a:ln>
+                      <a:noFill/>
+                    </a:ln>
+                  </pic:spPr>
+                </pic:pic>
+              </a:graphicData>
+            </a:graphic>
+          </wp:inline>
+        </w:drawing>
+      </w:r>
+    </w:p>
+    <w:p>
+      <w:pPr>
+        <w:widowControl w:val="0"/>
+        <w:numPr>
+          <w:numId w:val="0"/>
+        </w:numPr>
+        <w:ind w:firstLine="420" w:firstLineChars="0"/>
+        <w:jc w:val="both"/>
+        <w:rPr>
+          <w:rFonts w:hint="eastAsia"/>
+          <w:lang w:val="en-US" w:eastAsia="zh-CN"/>
+        </w:rPr>
+      </w:pPr>
+      <w:r>
+        <w:rPr>
+          <w:rFonts w:hint="eastAsia"/>
+          <w:lang w:val="en-US" w:eastAsia="zh-CN"/>
+        </w:rPr>
+        <w:t>这是令人惊讶的一点，通过卡方分析，我们发现牙齿、口腔问题与心脏病之间有着极大的关联。在参考医学领域相关文献后，我们确认了这种联系是实际存在并且紧密的。据此，我们提出以下几点建议：</w:t>
+      </w:r>
+    </w:p>
+    <w:p>
+      <w:pPr>
+        <w:numPr>
+          <w:ilvl w:val="0"/>
+          <w:numId w:val="1"/>
+        </w:numPr>
         <w:rPr>
           <w:rFonts w:hint="eastAsia" w:asciiTheme="majorEastAsia" w:hAnsiTheme="majorEastAsia" w:eastAsiaTheme="majorEastAsia"/>
           <w:color w:val="000000"/>
           <w:sz w:val="24"/>
         </w:rPr>
-        <w:t>给出预防措施的描述，以及实验和数据的支撑证据。</w:t>
+      </w:pPr>
+      <w:r>
+        <w:rPr>
+          <w:rFonts w:hint="eastAsia" w:asciiTheme="majorEastAsia" w:hAnsiTheme="majorEastAsia" w:eastAsiaTheme="majorEastAsia"/>
+          <w:color w:val="000000"/>
+          <w:sz w:val="24"/>
+        </w:rPr>
+        <w:t>定期检查牙齿，保持口腔卫生。</w:t>
+      </w:r>
+    </w:p>
+    <w:p>
+      <w:pPr>
+        <w:numPr>
+          <w:ilvl w:val="0"/>
+          <w:numId w:val="2"/>
+        </w:numPr>
+        <w:rPr>
+          <w:rFonts w:hint="default" w:asciiTheme="majorEastAsia" w:hAnsiTheme="majorEastAsia" w:eastAsiaTheme="majorEastAsia"/>
+          <w:color w:val="000000"/>
+          <w:sz w:val="24"/>
+          <w:lang w:val="en-US" w:eastAsia="zh-CN"/>
+        </w:rPr>
+      </w:pPr>
+      <w:r>
+        <w:rPr>
+          <w:rFonts w:hint="default" w:asciiTheme="majorEastAsia" w:hAnsiTheme="majorEastAsia" w:eastAsiaTheme="majorEastAsia"/>
+          <w:color w:val="000000"/>
+          <w:sz w:val="24"/>
+          <w:lang w:val="en-US" w:eastAsia="zh-CN"/>
+        </w:rPr>
+        <w:t>每天刷牙2次，使用牙线清洁牙齿间隙，预防牙龈炎和牙周病。</w:t>
+      </w:r>
+    </w:p>
+    <w:p>
+      <w:pPr>
+        <w:numPr>
+          <w:ilvl w:val="0"/>
+          <w:numId w:val="2"/>
+        </w:numPr>
+        <w:rPr>
+          <w:rFonts w:hint="default"/>
+          <w:lang w:val="en-US" w:eastAsia="zh-CN"/>
+        </w:rPr>
+      </w:pPr>
+      <w:r>
+        <w:rPr>
+          <w:rFonts w:hint="default" w:asciiTheme="majorEastAsia" w:hAnsiTheme="majorEastAsia" w:eastAsiaTheme="majorEastAsia"/>
+          <w:color w:val="000000"/>
+          <w:sz w:val="24"/>
+          <w:lang w:val="en-US" w:eastAsia="zh-CN"/>
+        </w:rPr>
+        <w:t>如果有牙齿感染或问题，应尽早治疗，避免炎症扩展至身体其他部位</w:t>
+      </w:r>
+      <w:r>
+        <w:rPr>
+          <w:rFonts w:hint="eastAsia" w:asciiTheme="majorEastAsia" w:hAnsiTheme="majorEastAsia" w:eastAsiaTheme="majorEastAsia"/>
+          <w:color w:val="000000"/>
+          <w:sz w:val="24"/>
+          <w:lang w:val="en-US" w:eastAsia="zh-CN"/>
+        </w:rPr>
+        <w:t>。</w:t>
       </w:r>
     </w:p>
     <w:p>
@@ -6792,35 +6976,118 @@
         <w:pStyle w:val="4"/>
         <w:bidi w:val="0"/>
         <w:outlineLvl w:val="1"/>
+        <w:rPr>
+          <w:rFonts w:hint="eastAsia"/>
+        </w:rPr>
       </w:pPr>
       <w:bookmarkStart w:id="15" w:name="_Toc27535"/>
       <w:r>
         <w:t xml:space="preserve">3.2 </w:t>
       </w:r>
-      <w:r>
-        <w:rPr>
-          <w:rFonts w:hint="eastAsia"/>
-        </w:rPr>
-        <w:t>XXXX（预防措施二）</w:t>
-      </w:r>
       <w:bookmarkEnd w:id="15"/>
-    </w:p>
-    <w:p>
-      <w:pPr>
-        <w:ind w:firstLine="480" w:firstLineChars="200"/>
-        <w:rPr>
-          <w:rFonts w:asciiTheme="majorEastAsia" w:hAnsiTheme="majorEastAsia" w:eastAsiaTheme="majorEastAsia"/>
-          <w:color w:val="000000"/>
-          <w:sz w:val="24"/>
-        </w:rPr>
-      </w:pPr>
-      <w:r>
+      <w:r>
+        <w:rPr>
+          <w:rFonts w:hint="eastAsia"/>
+        </w:rPr>
+        <w:t>BMI (体重指数)</w:t>
+      </w:r>
+    </w:p>
+    <w:p>
+      <w:r>
+        <w:rPr>
+          <w:rFonts w:hint="eastAsia"/>
+          <w:lang w:val="en-US" w:eastAsia="zh-CN"/>
+        </w:rPr>
+        <w:t>这是大家都熟知的一点。通过点二列相关系数，我们发现BMI与心脏病的联系是紧密的，相关的医学文献也佐证了这点。据此，我们提出以下几点建议：</w:t>
+      </w:r>
+    </w:p>
+    <w:p>
+      <w:pPr>
+        <w:numPr>
+          <w:ilvl w:val="0"/>
+          <w:numId w:val="3"/>
+        </w:numPr>
         <w:rPr>
           <w:rFonts w:hint="eastAsia" w:asciiTheme="majorEastAsia" w:hAnsiTheme="majorEastAsia" w:eastAsiaTheme="majorEastAsia"/>
           <w:color w:val="000000"/>
           <w:sz w:val="24"/>
         </w:rPr>
-        <w:t>给出预防措施的描述，以及实验和数据的支撑证据。</w:t>
+      </w:pPr>
+      <w:r>
+        <w:rPr>
+          <w:rFonts w:hint="eastAsia" w:asciiTheme="majorEastAsia" w:hAnsiTheme="majorEastAsia" w:eastAsiaTheme="majorEastAsia"/>
+          <w:color w:val="000000"/>
+          <w:sz w:val="24"/>
+        </w:rPr>
+        <w:t>维持健康的体重，BMI应在18.5到24.9之间。</w:t>
+      </w:r>
+    </w:p>
+    <w:p>
+      <w:pPr>
+        <w:numPr>
+          <w:ilvl w:val="0"/>
+          <w:numId w:val="3"/>
+        </w:numPr>
+        <w:rPr>
+          <w:rFonts w:hint="eastAsia" w:asciiTheme="majorEastAsia" w:hAnsiTheme="majorEastAsia" w:eastAsiaTheme="majorEastAsia"/>
+          <w:color w:val="000000"/>
+          <w:sz w:val="24"/>
+        </w:rPr>
+      </w:pPr>
+      <w:r>
+        <w:rPr>
+          <w:rFonts w:hint="default" w:asciiTheme="majorEastAsia" w:hAnsiTheme="majorEastAsia" w:eastAsiaTheme="majorEastAsia"/>
+          <w:color w:val="000000"/>
+          <w:sz w:val="24"/>
+        </w:rPr>
+        <w:t>如果BMI超过25，应采取措施减少体重</w:t>
+      </w:r>
+      <w:bookmarkStart w:id="21" w:name="_GoBack"/>
+      <w:bookmarkEnd w:id="21"/>
+      <w:r>
+        <w:rPr>
+          <w:rFonts w:hint="default" w:asciiTheme="majorEastAsia" w:hAnsiTheme="majorEastAsia" w:eastAsiaTheme="majorEastAsia"/>
+          <w:color w:val="000000"/>
+          <w:sz w:val="24"/>
+        </w:rPr>
+        <w:t>，特别是通过改善饮食和增加运动。</w:t>
+      </w:r>
+    </w:p>
+    <w:p>
+      <w:pPr>
+        <w:numPr>
+          <w:ilvl w:val="0"/>
+          <w:numId w:val="3"/>
+        </w:numPr>
+        <w:rPr>
+          <w:rFonts w:hint="default"/>
+          <w:lang w:val="en-US" w:eastAsia="zh-CN"/>
+        </w:rPr>
+      </w:pPr>
+      <w:r>
+        <w:rPr>
+          <w:rFonts w:hint="default" w:asciiTheme="majorEastAsia" w:hAnsiTheme="majorEastAsia" w:eastAsiaTheme="majorEastAsia"/>
+          <w:color w:val="000000"/>
+          <w:sz w:val="24"/>
+        </w:rPr>
+        <w:t>关注腰围尤其是腹部脂肪的减少，因为腹部肥胖与心脏病</w:t>
+      </w:r>
+      <w:r>
+        <w:rPr>
+          <w:rFonts w:hint="eastAsia" w:asciiTheme="majorEastAsia" w:hAnsiTheme="majorEastAsia" w:eastAsiaTheme="majorEastAsia"/>
+          <w:color w:val="000000"/>
+          <w:sz w:val="24"/>
+          <w:lang w:eastAsia="zh-CN"/>
+        </w:rPr>
+        <w:t>的</w:t>
+      </w:r>
+      <w:r>
+        <w:rPr>
+          <w:rFonts w:hint="default" w:asciiTheme="majorEastAsia" w:hAnsiTheme="majorEastAsia" w:eastAsiaTheme="majorEastAsia"/>
+          <w:color w:val="000000"/>
+          <w:sz w:val="24"/>
+        </w:rPr>
+        <w:t>相关性更强。</w:t>
       </w:r>
     </w:p>
     <w:p>
@@ -6828,38 +7095,308 @@
         <w:pStyle w:val="4"/>
         <w:bidi w:val="0"/>
         <w:outlineLvl w:val="1"/>
+        <w:rPr>
+          <w:rFonts w:hint="eastAsia"/>
+        </w:rPr>
       </w:pPr>
       <w:bookmarkStart w:id="16" w:name="_Toc31161"/>
       <w:r>
-        <w:t>3.3 XXXX</w:t>
-      </w:r>
-      <w:r>
-        <w:rPr>
-          <w:rFonts w:hint="eastAsia"/>
-        </w:rPr>
-        <w:t>（预防措施三）</w:t>
-      </w:r>
-      <w:r>
-        <w:t>……</w:t>
+        <w:t xml:space="preserve">3.3 </w:t>
       </w:r>
       <w:bookmarkEnd w:id="16"/>
-    </w:p>
-    <w:p>
-      <w:pPr>
-        <w:ind w:firstLine="480" w:firstLineChars="200"/>
-        <w:rPr>
-          <w:rFonts w:asciiTheme="majorEastAsia" w:hAnsiTheme="majorEastAsia" w:eastAsiaTheme="majorEastAsia"/>
-          <w:color w:val="000000"/>
-          <w:sz w:val="24"/>
-        </w:rPr>
-      </w:pPr>
-      <w:r>
+      <w:r>
+        <w:rPr>
+          <w:rFonts w:hint="eastAsia"/>
+        </w:rPr>
+        <w:t>Sleep Hours (睡眠时间)</w:t>
+      </w:r>
+    </w:p>
+    <w:p>
+      <w:pPr>
+        <w:jc w:val="center"/>
+      </w:pPr>
+      <w:r>
+        <w:drawing>
+          <wp:inline distT="0" distB="0" distL="114300" distR="114300">
+            <wp:extent cx="4404360" cy="1259840"/>
+            <wp:effectExtent l="0" t="0" r="0" b="5080"/>
+            <wp:docPr id="12" name="图片 1"/>
+            <wp:cNvGraphicFramePr>
+              <a:graphicFrameLocks xmlns:a="http://schemas.openxmlformats.org/drawingml/2006/main" noChangeAspect="1"/>
+            </wp:cNvGraphicFramePr>
+            <a:graphic xmlns:a="http://schemas.openxmlformats.org/drawingml/2006/main">
+              <a:graphicData uri="http://schemas.openxmlformats.org/drawingml/2006/picture">
+                <pic:pic xmlns:pic="http://schemas.openxmlformats.org/drawingml/2006/picture">
+                  <pic:nvPicPr>
+                    <pic:cNvPr id="12" name="图片 1"/>
+                    <pic:cNvPicPr>
+                      <a:picLocks noChangeAspect="1"/>
+                    </pic:cNvPicPr>
+                  </pic:nvPicPr>
+                  <pic:blipFill>
+                    <a:blip r:embed="rId20"/>
+                    <a:stretch>
+                      <a:fillRect/>
+                    </a:stretch>
+                  </pic:blipFill>
+                  <pic:spPr>
+                    <a:xfrm>
+                      <a:off x="0" y="0"/>
+                      <a:ext cx="4404360" cy="1259840"/>
+                    </a:xfrm>
+                    <a:prstGeom prst="rect">
+                      <a:avLst/>
+                    </a:prstGeom>
+                    <a:noFill/>
+                    <a:ln>
+                      <a:noFill/>
+                    </a:ln>
+                  </pic:spPr>
+                </pic:pic>
+              </a:graphicData>
+            </a:graphic>
+          </wp:inline>
+        </w:drawing>
+      </w:r>
+    </w:p>
+    <w:p>
+      <w:pPr>
+        <w:widowControl w:val="0"/>
+        <w:numPr>
+          <w:ilvl w:val="0"/>
+          <w:numId w:val="0"/>
+        </w:numPr>
+        <w:ind w:firstLine="420" w:firstLineChars="0"/>
+        <w:jc w:val="both"/>
+      </w:pPr>
+      <w:r>
+        <w:rPr>
+          <w:rFonts w:hint="eastAsia"/>
+          <w:lang w:val="en-US" w:eastAsia="zh-CN"/>
+        </w:rPr>
+        <w:t>通过卡方分析，我们发现睡眠时间也与心脏病具有较大的关联。而相关的医学文献也提及这点，并给出不少了建议。据此，我们提出以下几点建议：</w:t>
+      </w:r>
+    </w:p>
+    <w:p>
+      <w:pPr>
+        <w:numPr>
+          <w:ilvl w:val="0"/>
+          <w:numId w:val="4"/>
+        </w:numPr>
         <w:rPr>
           <w:rFonts w:hint="eastAsia" w:asciiTheme="majorEastAsia" w:hAnsiTheme="majorEastAsia" w:eastAsiaTheme="majorEastAsia"/>
           <w:color w:val="000000"/>
           <w:sz w:val="24"/>
         </w:rPr>
-        <w:t>给出预防措施的描述，以及实验和数据的支撑证据。</w:t>
+      </w:pPr>
+      <w:r>
+        <w:rPr>
+          <w:rFonts w:hint="eastAsia" w:asciiTheme="majorEastAsia" w:hAnsiTheme="majorEastAsia" w:eastAsiaTheme="majorEastAsia"/>
+          <w:color w:val="000000"/>
+          <w:sz w:val="24"/>
+        </w:rPr>
+        <w:t>保证每晚7到8小时的高质量睡眠。</w:t>
+      </w:r>
+    </w:p>
+    <w:p>
+      <w:pPr>
+        <w:numPr>
+          <w:ilvl w:val="0"/>
+          <w:numId w:val="4"/>
+        </w:numPr>
+        <w:rPr>
+          <w:rFonts w:hint="eastAsia" w:asciiTheme="majorEastAsia" w:hAnsiTheme="majorEastAsia" w:eastAsiaTheme="majorEastAsia"/>
+          <w:color w:val="000000"/>
+          <w:sz w:val="24"/>
+        </w:rPr>
+      </w:pPr>
+      <w:r>
+        <w:rPr>
+          <w:rFonts w:hint="default" w:asciiTheme="majorEastAsia" w:hAnsiTheme="majorEastAsia" w:eastAsiaTheme="majorEastAsia"/>
+          <w:color w:val="000000"/>
+          <w:sz w:val="24"/>
+        </w:rPr>
+        <w:t>建立规律的作息时间，避免长期熬夜。</w:t>
+      </w:r>
+    </w:p>
+    <w:p>
+      <w:pPr>
+        <w:numPr>
+          <w:ilvl w:val="0"/>
+          <w:numId w:val="4"/>
+        </w:numPr>
+        <w:rPr>
+          <w:rFonts w:hint="default" w:asciiTheme="majorEastAsia" w:hAnsiTheme="majorEastAsia" w:eastAsiaTheme="majorEastAsia"/>
+          <w:color w:val="000000"/>
+          <w:sz w:val="24"/>
+          <w:lang w:val="en-US" w:eastAsia="zh-CN"/>
+        </w:rPr>
+      </w:pPr>
+      <w:r>
+        <w:rPr>
+          <w:rFonts w:hint="default" w:asciiTheme="majorEastAsia" w:hAnsiTheme="majorEastAsia" w:eastAsiaTheme="majorEastAsia"/>
+          <w:color w:val="000000"/>
+          <w:sz w:val="24"/>
+        </w:rPr>
+        <w:t>如果存在睡眠障碍，尽早寻求专业帮助，避免长期睡眠不足对心脏健康造成影响。</w:t>
+      </w:r>
+    </w:p>
+    <w:p>
+      <w:pPr>
+        <w:pStyle w:val="4"/>
+        <w:bidi w:val="0"/>
+        <w:outlineLvl w:val="1"/>
+      </w:pPr>
+      <w:r>
+        <w:t>3.</w:t>
+      </w:r>
+      <w:r>
+        <w:rPr>
+          <w:rFonts w:hint="eastAsia"/>
+          <w:lang w:val="en-US" w:eastAsia="zh-CN"/>
+        </w:rPr>
+        <w:t>4</w:t>
+      </w:r>
+      <w:r>
+        <w:t xml:space="preserve"> </w:t>
+      </w:r>
+      <w:r>
+        <w:rPr>
+          <w:rFonts w:hint="eastAsia"/>
+        </w:rPr>
+        <w:t>Smoker Status (吸烟状况)</w:t>
+      </w:r>
+    </w:p>
+    <w:p>
+      <w:pPr>
+        <w:pStyle w:val="4"/>
+        <w:bidi w:val="0"/>
+        <w:jc w:val="center"/>
+        <w:outlineLvl w:val="1"/>
+      </w:pPr>
+      <w:r>
+        <w:drawing>
+          <wp:inline distT="0" distB="0" distL="114300" distR="114300">
+            <wp:extent cx="4404360" cy="1259840"/>
+            <wp:effectExtent l="0" t="0" r="0" b="5080"/>
+            <wp:docPr id="13" name="图片 1"/>
+            <wp:cNvGraphicFramePr>
+              <a:graphicFrameLocks xmlns:a="http://schemas.openxmlformats.org/drawingml/2006/main" noChangeAspect="1"/>
+            </wp:cNvGraphicFramePr>
+            <a:graphic xmlns:a="http://schemas.openxmlformats.org/drawingml/2006/main">
+              <a:graphicData uri="http://schemas.openxmlformats.org/drawingml/2006/picture">
+                <pic:pic xmlns:pic="http://schemas.openxmlformats.org/drawingml/2006/picture">
+                  <pic:nvPicPr>
+                    <pic:cNvPr id="13" name="图片 1"/>
+                    <pic:cNvPicPr>
+                      <a:picLocks noChangeAspect="1"/>
+                    </pic:cNvPicPr>
+                  </pic:nvPicPr>
+                  <pic:blipFill>
+                    <a:blip r:embed="rId20"/>
+                    <a:stretch>
+                      <a:fillRect/>
+                    </a:stretch>
+                  </pic:blipFill>
+                  <pic:spPr>
+                    <a:xfrm>
+                      <a:off x="0" y="0"/>
+                      <a:ext cx="4404360" cy="1259840"/>
+                    </a:xfrm>
+                    <a:prstGeom prst="rect">
+                      <a:avLst/>
+                    </a:prstGeom>
+                    <a:noFill/>
+                    <a:ln>
+                      <a:noFill/>
+                    </a:ln>
+                  </pic:spPr>
+                </pic:pic>
+              </a:graphicData>
+            </a:graphic>
+          </wp:inline>
+        </w:drawing>
+      </w:r>
+    </w:p>
+    <w:p>
+      <w:pPr>
+        <w:widowControl w:val="0"/>
+        <w:numPr>
+          <w:ilvl w:val="0"/>
+          <w:numId w:val="0"/>
+        </w:numPr>
+        <w:ind w:firstLine="420" w:firstLineChars="0"/>
+        <w:jc w:val="both"/>
+      </w:pPr>
+      <w:r>
+        <w:rPr>
+          <w:rFonts w:hint="eastAsia"/>
+          <w:lang w:val="en-US" w:eastAsia="zh-CN"/>
+        </w:rPr>
+        <w:t>大家常常听到吸烟与肺相关的问题，于是可能忽视了吸烟也可能为心脏埋下隐患。通过卡方分析，我们发现吸烟者患有心脏病的风险极高。事实上很早就有相关的研究表明了这点，并提出了相关的生物模型研究其影响。据此，我们提出以下几点建议：</w:t>
+      </w:r>
+    </w:p>
+    <w:p>
+      <w:pPr>
+        <w:numPr>
+          <w:ilvl w:val="0"/>
+          <w:numId w:val="5"/>
+        </w:numPr>
+        <w:rPr>
+          <w:rFonts w:hint="eastAsia" w:asciiTheme="majorEastAsia" w:hAnsiTheme="majorEastAsia" w:eastAsiaTheme="majorEastAsia"/>
+          <w:color w:val="000000"/>
+          <w:sz w:val="24"/>
+        </w:rPr>
+      </w:pPr>
+      <w:r>
+        <w:rPr>
+          <w:rFonts w:hint="eastAsia" w:asciiTheme="majorEastAsia" w:hAnsiTheme="majorEastAsia" w:eastAsiaTheme="majorEastAsia"/>
+          <w:color w:val="000000"/>
+          <w:sz w:val="24"/>
+        </w:rPr>
+        <w:t>尽早戒烟，吸烟者应寻求帮助戒烟。</w:t>
+      </w:r>
+    </w:p>
+    <w:p>
+      <w:pPr>
+        <w:numPr>
+          <w:ilvl w:val="0"/>
+          <w:numId w:val="5"/>
+        </w:numPr>
+        <w:rPr>
+          <w:rFonts w:hint="eastAsia" w:asciiTheme="majorEastAsia" w:hAnsiTheme="majorEastAsia" w:eastAsiaTheme="majorEastAsia"/>
+          <w:color w:val="000000"/>
+          <w:sz w:val="24"/>
+        </w:rPr>
+      </w:pPr>
+      <w:r>
+        <w:rPr>
+          <w:rFonts w:hint="default" w:asciiTheme="majorEastAsia" w:hAnsiTheme="majorEastAsia" w:eastAsiaTheme="majorEastAsia"/>
+          <w:color w:val="000000"/>
+          <w:sz w:val="24"/>
+        </w:rPr>
+        <w:t>如果不吸烟，避免接触二手烟。</w:t>
+      </w:r>
+    </w:p>
+    <w:p>
+      <w:pPr>
+        <w:numPr>
+          <w:ilvl w:val="0"/>
+          <w:numId w:val="5"/>
+        </w:numPr>
+        <w:rPr>
+          <w:rFonts w:hint="eastAsia" w:asciiTheme="majorEastAsia" w:hAnsiTheme="majorEastAsia" w:eastAsiaTheme="majorEastAsia"/>
+          <w:color w:val="000000"/>
+          <w:sz w:val="24"/>
+        </w:rPr>
+      </w:pPr>
+      <w:r>
+        <w:rPr>
+          <w:rFonts w:hint="default" w:asciiTheme="majorEastAsia" w:hAnsiTheme="majorEastAsia" w:eastAsiaTheme="majorEastAsia"/>
+          <w:color w:val="000000"/>
+          <w:sz w:val="24"/>
+        </w:rPr>
+        <w:t>参加戒烟课程或使用替代疗法，如尼古丁替代品，以帮助戒烟。</w:t>
       </w:r>
     </w:p>
     <w:p>
@@ -7345,6 +7882,86 @@
     </w:p>
   </w:footnote>
 </w:footnotes>
+</file>
+
+<file path=word/numbering.xml><?xml version="1.0" encoding="utf-8"?>
+<w:numbering xmlns:wpc="http://schemas.microsoft.com/office/word/2010/wordprocessingCanvas" xmlns:mc="http://schemas.openxmlformats.org/markup-compatibility/2006" xmlns:o="urn:schemas-microsoft-com:office:office" xmlns:r="http://schemas.openxmlformats.org/officeDocument/2006/relationships" xmlns:m="http://schemas.openxmlformats.org/officeDocument/2006/math" xmlns:v="urn:schemas-microsoft-com:vml" xmlns:wp14="http://schemas.microsoft.com/office/word/2010/wordprocessingDrawing" xmlns:wp="http://schemas.openxmlformats.org/drawingml/2006/wordprocessingDrawing" xmlns:w10="urn:schemas-microsoft-com:office:word" xmlns:w="http://schemas.openxmlformats.org/wordprocessingml/2006/main" xmlns:w14="http://schemas.microsoft.com/office/word/2010/wordml" xmlns:wpg="http://schemas.microsoft.com/office/word/2010/wordprocessingGroup" xmlns:wpi="http://schemas.microsoft.com/office/word/2010/wordprocessingInk" xmlns:wne="http://schemas.microsoft.com/office/word/2006/wordml" xmlns:wps="http://schemas.microsoft.com/office/word/2010/wordprocessingShape" xmlns:wpsCustomData="http://www.wps.cn/officeDocument/2013/wpsCustomData" mc:Ignorable="w14 wp14">
+  <w:abstractNum w:abstractNumId="0">
+    <w:nsid w:val="ADB80FCB"/>
+    <w:multiLevelType w:val="singleLevel"/>
+    <w:tmpl w:val="ADB80FCB"/>
+    <w:lvl w:ilvl="0" w:tentative="0">
+      <w:start w:val="1"/>
+      <w:numFmt w:val="upperLetter"/>
+      <w:suff w:val="space"/>
+      <w:lvlText w:val="%1."/>
+      <w:lvlJc w:val="left"/>
+    </w:lvl>
+  </w:abstractNum>
+  <w:abstractNum w:abstractNumId="1">
+    <w:nsid w:val="C64B14E6"/>
+    <w:multiLevelType w:val="singleLevel"/>
+    <w:tmpl w:val="C64B14E6"/>
+    <w:lvl w:ilvl="0" w:tentative="0">
+      <w:start w:val="2"/>
+      <w:numFmt w:val="upperLetter"/>
+      <w:suff w:val="space"/>
+      <w:lvlText w:val="%1."/>
+      <w:lvlJc w:val="left"/>
+    </w:lvl>
+  </w:abstractNum>
+  <w:abstractNum w:abstractNumId="2">
+    <w:nsid w:val="1B0EE651"/>
+    <w:multiLevelType w:val="singleLevel"/>
+    <w:tmpl w:val="1B0EE651"/>
+    <w:lvl w:ilvl="0" w:tentative="0">
+      <w:start w:val="1"/>
+      <w:numFmt w:val="upperLetter"/>
+      <w:suff w:val="space"/>
+      <w:lvlText w:val="%1."/>
+      <w:lvlJc w:val="left"/>
+    </w:lvl>
+  </w:abstractNum>
+  <w:abstractNum w:abstractNumId="3">
+    <w:nsid w:val="402D4F0C"/>
+    <w:multiLevelType w:val="singleLevel"/>
+    <w:tmpl w:val="402D4F0C"/>
+    <w:lvl w:ilvl="0" w:tentative="0">
+      <w:start w:val="1"/>
+      <w:numFmt w:val="upperLetter"/>
+      <w:suff w:val="space"/>
+      <w:lvlText w:val="%1."/>
+      <w:lvlJc w:val="left"/>
+    </w:lvl>
+  </w:abstractNum>
+  <w:abstractNum w:abstractNumId="4">
+    <w:nsid w:val="49E6A06C"/>
+    <w:multiLevelType w:val="singleLevel"/>
+    <w:tmpl w:val="49E6A06C"/>
+    <w:lvl w:ilvl="0" w:tentative="0">
+      <w:start w:val="1"/>
+      <w:numFmt w:val="upperLetter"/>
+      <w:suff w:val="space"/>
+      <w:lvlText w:val="%1."/>
+      <w:lvlJc w:val="left"/>
+    </w:lvl>
+  </w:abstractNum>
+  <w:num w:numId="1">
+    <w:abstractNumId w:val="4"/>
+  </w:num>
+  <w:num w:numId="2">
+    <w:abstractNumId w:val="1"/>
+  </w:num>
+  <w:num w:numId="3">
+    <w:abstractNumId w:val="0"/>
+  </w:num>
+  <w:num w:numId="4">
+    <w:abstractNumId w:val="2"/>
+  </w:num>
+  <w:num w:numId="5">
+    <w:abstractNumId w:val="3"/>
+  </w:num>
+</w:numbering>
 </file>
 
 <file path=word/styles.xml><?xml version="1.0" encoding="utf-8"?>
@@ -8471,20 +9088,10 @@
 </s:customData>
 </file>
 
-<file path=customXml/item2.xml><?xml version="1.0" encoding="utf-8"?>
-<b:Sources xmlns:b="http://schemas.openxmlformats.org/officeDocument/2006/bibliography" xmlns="http://schemas.openxmlformats.org/officeDocument/2006/bibliography" SelectedStyle="" StyleName="" Version="0"/>
-</file>
-
 <file path=customXml/itemProps1.xml><?xml version="1.0" encoding="utf-8"?>
 <ds:datastoreItem xmlns:ds="http://schemas.openxmlformats.org/officeDocument/2006/customXml" ds:itemID="{B1977F7D-205B-4081-913C-38D41E755F92}">
   <ds:schemaRefs>
     <ds:schemaRef ds:uri="http://www.wps.cn/officeDocument/2013/wpsCustomData"/>
   </ds:schemaRefs>
 </ds:datastoreItem>
-</file>
-
-<file path=customXml/itemProps2.xml><?xml version="1.0" encoding="utf-8"?>
-<ds:datastoreItem xmlns:ds="http://schemas.openxmlformats.org/officeDocument/2006/customXml" ds:itemID="{14EE4846-9699-43F6-8B32-ADC0109C832A}">
-  <ds:schemaRefs/>
-</ds:datastoreItem>
 </file>
--- a/commit/数据挖掘课程设计报告（HeartDance）.docx
+++ b/commit/数据挖掘课程设计报告（HeartDance）.docx
@@ -199,7 +199,7 @@
         </w:rPr>
       </w:pPr>
       <w:bookmarkStart w:id="0" w:name="_Toc2562"/>
-      <w:bookmarkStart w:id="1" w:name="_Toc31775"/>
+      <w:bookmarkStart w:id="1" w:name="_Toc27970"/>
       <w:r>
         <w:rPr>
           <w:rFonts w:hint="eastAsia" w:asciiTheme="majorEastAsia" w:hAnsiTheme="majorEastAsia" w:eastAsiaTheme="majorEastAsia"/>
@@ -777,7 +777,7 @@
             <w:fldChar w:fldCharType="begin"/>
           </w:r>
           <w:r>
-            <w:instrText xml:space="preserve"> HYPERLINK \l _Toc31775 </w:instrText>
+            <w:instrText xml:space="preserve"> HYPERLINK \l _Toc27970 </w:instrText>
           </w:r>
           <w:r>
             <w:fldChar w:fldCharType="separate"/>
@@ -797,7 +797,7 @@
             <w:fldChar w:fldCharType="begin"/>
           </w:r>
           <w:r>
-            <w:instrText xml:space="preserve"> PAGEREF _Toc31775 \h </w:instrText>
+            <w:instrText xml:space="preserve"> PAGEREF _Toc27970 \h </w:instrText>
           </w:r>
           <w:r>
             <w:fldChar w:fldCharType="separate"/>
@@ -823,7 +823,7 @@
             <w:fldChar w:fldCharType="begin"/>
           </w:r>
           <w:r>
-            <w:instrText xml:space="preserve"> HYPERLINK \l _Toc8125 </w:instrText>
+            <w:instrText xml:space="preserve"> HYPERLINK \l _Toc28521 </w:instrText>
           </w:r>
           <w:r>
             <w:fldChar w:fldCharType="separate"/>
@@ -854,7 +854,7 @@
             <w:fldChar w:fldCharType="begin"/>
           </w:r>
           <w:r>
-            <w:instrText xml:space="preserve"> PAGEREF _Toc8125 \h </w:instrText>
+            <w:instrText xml:space="preserve"> PAGEREF _Toc28521 \h </w:instrText>
           </w:r>
           <w:r>
             <w:fldChar w:fldCharType="separate"/>
@@ -880,7 +880,7 @@
             <w:fldChar w:fldCharType="begin"/>
           </w:r>
           <w:r>
-            <w:instrText xml:space="preserve"> HYPERLINK \l _Toc2018 </w:instrText>
+            <w:instrText xml:space="preserve"> HYPERLINK \l _Toc28671 </w:instrText>
           </w:r>
           <w:r>
             <w:fldChar w:fldCharType="separate"/>
@@ -911,7 +911,7 @@
             <w:fldChar w:fldCharType="begin"/>
           </w:r>
           <w:r>
-            <w:instrText xml:space="preserve"> PAGEREF _Toc2018 \h </w:instrText>
+            <w:instrText xml:space="preserve"> PAGEREF _Toc28671 \h </w:instrText>
           </w:r>
           <w:r>
             <w:fldChar w:fldCharType="separate"/>
@@ -937,7 +937,7 @@
             <w:fldChar w:fldCharType="begin"/>
           </w:r>
           <w:r>
-            <w:instrText xml:space="preserve"> HYPERLINK \l _Toc12073 </w:instrText>
+            <w:instrText xml:space="preserve"> HYPERLINK \l _Toc12361 </w:instrText>
           </w:r>
           <w:r>
             <w:fldChar w:fldCharType="separate"/>
@@ -958,7 +958,7 @@
             <w:fldChar w:fldCharType="begin"/>
           </w:r>
           <w:r>
-            <w:instrText xml:space="preserve"> PAGEREF _Toc12073 \h </w:instrText>
+            <w:instrText xml:space="preserve"> PAGEREF _Toc12361 \h </w:instrText>
           </w:r>
           <w:r>
             <w:fldChar w:fldCharType="separate"/>
@@ -984,7 +984,7 @@
             <w:fldChar w:fldCharType="begin"/>
           </w:r>
           <w:r>
-            <w:instrText xml:space="preserve"> HYPERLINK \l _Toc20517 </w:instrText>
+            <w:instrText xml:space="preserve"> HYPERLINK \l _Toc25528 </w:instrText>
           </w:r>
           <w:r>
             <w:fldChar w:fldCharType="separate"/>
@@ -1005,7 +1005,7 @@
             <w:fldChar w:fldCharType="begin"/>
           </w:r>
           <w:r>
-            <w:instrText xml:space="preserve"> PAGEREF _Toc20517 \h </w:instrText>
+            <w:instrText xml:space="preserve"> PAGEREF _Toc25528 \h </w:instrText>
           </w:r>
           <w:r>
             <w:fldChar w:fldCharType="separate"/>
@@ -1031,7 +1031,7 @@
             <w:fldChar w:fldCharType="begin"/>
           </w:r>
           <w:r>
-            <w:instrText xml:space="preserve"> HYPERLINK \l _Toc18154 </w:instrText>
+            <w:instrText xml:space="preserve"> HYPERLINK \l _Toc32055 </w:instrText>
           </w:r>
           <w:r>
             <w:fldChar w:fldCharType="separate"/>
@@ -1052,7 +1052,7 @@
             <w:fldChar w:fldCharType="begin"/>
           </w:r>
           <w:r>
-            <w:instrText xml:space="preserve"> PAGEREF _Toc18154 \h </w:instrText>
+            <w:instrText xml:space="preserve"> PAGEREF _Toc32055 \h </w:instrText>
           </w:r>
           <w:r>
             <w:fldChar w:fldCharType="separate"/>
@@ -1078,7 +1078,7 @@
             <w:fldChar w:fldCharType="begin"/>
           </w:r>
           <w:r>
-            <w:instrText xml:space="preserve"> HYPERLINK \l _Toc15068 </w:instrText>
+            <w:instrText xml:space="preserve"> HYPERLINK \l _Toc9034 </w:instrText>
           </w:r>
           <w:r>
             <w:fldChar w:fldCharType="separate"/>
@@ -1099,7 +1099,7 @@
             <w:fldChar w:fldCharType="begin"/>
           </w:r>
           <w:r>
-            <w:instrText xml:space="preserve"> PAGEREF _Toc15068 \h </w:instrText>
+            <w:instrText xml:space="preserve"> PAGEREF _Toc9034 \h </w:instrText>
           </w:r>
           <w:r>
             <w:fldChar w:fldCharType="separate"/>
@@ -1125,7 +1125,7 @@
             <w:fldChar w:fldCharType="begin"/>
           </w:r>
           <w:r>
-            <w:instrText xml:space="preserve"> HYPERLINK \l _Toc26102 </w:instrText>
+            <w:instrText xml:space="preserve"> HYPERLINK \l _Toc28561 </w:instrText>
           </w:r>
           <w:r>
             <w:fldChar w:fldCharType="separate"/>
@@ -1144,7 +1144,7 @@
             <w:fldChar w:fldCharType="begin"/>
           </w:r>
           <w:r>
-            <w:instrText xml:space="preserve"> PAGEREF _Toc26102 \h </w:instrText>
+            <w:instrText xml:space="preserve"> PAGEREF _Toc28561 \h </w:instrText>
           </w:r>
           <w:r>
             <w:fldChar w:fldCharType="separate"/>
@@ -1170,7 +1170,7 @@
             <w:fldChar w:fldCharType="begin"/>
           </w:r>
           <w:r>
-            <w:instrText xml:space="preserve"> HYPERLINK \l _Toc24776 </w:instrText>
+            <w:instrText xml:space="preserve"> HYPERLINK \l _Toc19625 </w:instrText>
           </w:r>
           <w:r>
             <w:fldChar w:fldCharType="separate"/>
@@ -1189,7 +1189,7 @@
             <w:fldChar w:fldCharType="begin"/>
           </w:r>
           <w:r>
-            <w:instrText xml:space="preserve"> PAGEREF _Toc24776 \h </w:instrText>
+            <w:instrText xml:space="preserve"> PAGEREF _Toc19625 \h </w:instrText>
           </w:r>
           <w:r>
             <w:fldChar w:fldCharType="separate"/>
@@ -1215,7 +1215,7 @@
             <w:fldChar w:fldCharType="begin"/>
           </w:r>
           <w:r>
-            <w:instrText xml:space="preserve"> HYPERLINK \l _Toc2334 </w:instrText>
+            <w:instrText xml:space="preserve"> HYPERLINK \l _Toc14151 </w:instrText>
           </w:r>
           <w:r>
             <w:fldChar w:fldCharType="separate"/>
@@ -1237,7 +1237,7 @@
             <w:rPr>
               <w:rFonts w:hint="eastAsia" w:asciiTheme="minorEastAsia" w:hAnsiTheme="minorEastAsia" w:eastAsiaTheme="minorEastAsia"/>
             </w:rPr>
-            <w:t>心脏病相关的预防措施</w:t>
+            <w:t>心脏病预防措施</w:t>
           </w:r>
           <w:r>
             <w:tab/>
@@ -1246,7 +1246,7 @@
             <w:fldChar w:fldCharType="begin"/>
           </w:r>
           <w:r>
-            <w:instrText xml:space="preserve"> PAGEREF _Toc2334 \h </w:instrText>
+            <w:instrText xml:space="preserve"> PAGEREF _Toc14151 \h </w:instrText>
           </w:r>
           <w:r>
             <w:fldChar w:fldCharType="separate"/>
@@ -1272,7 +1272,7 @@
             <w:fldChar w:fldCharType="begin"/>
           </w:r>
           <w:r>
-            <w:instrText xml:space="preserve"> HYPERLINK \l _Toc24105 </w:instrText>
+            <w:instrText xml:space="preserve"> HYPERLINK \l _Toc23213 </w:instrText>
           </w:r>
           <w:r>
             <w:fldChar w:fldCharType="separate"/>
@@ -1284,7 +1284,7 @@
             <w:rPr>
               <w:rFonts w:hint="eastAsia"/>
             </w:rPr>
-            <w:t>XXXX（预防措施一）</w:t>
+            <w:t>Teeth (牙齿健康)</w:t>
           </w:r>
           <w:r>
             <w:tab/>
@@ -1293,13 +1293,13 @@
             <w:fldChar w:fldCharType="begin"/>
           </w:r>
           <w:r>
-            <w:instrText xml:space="preserve"> PAGEREF _Toc24105 \h </w:instrText>
+            <w:instrText xml:space="preserve"> PAGEREF _Toc23213 \h </w:instrText>
           </w:r>
           <w:r>
             <w:fldChar w:fldCharType="separate"/>
           </w:r>
           <w:r>
-            <w:t>8</w:t>
+            <w:t>9</w:t>
           </w:r>
           <w:r>
             <w:fldChar w:fldCharType="end"/>
@@ -1319,7 +1319,7 @@
             <w:fldChar w:fldCharType="begin"/>
           </w:r>
           <w:r>
-            <w:instrText xml:space="preserve"> HYPERLINK \l _Toc27535 </w:instrText>
+            <w:instrText xml:space="preserve"> HYPERLINK \l _Toc19436 </w:instrText>
           </w:r>
           <w:r>
             <w:fldChar w:fldCharType="separate"/>
@@ -1331,7 +1331,7 @@
             <w:rPr>
               <w:rFonts w:hint="eastAsia"/>
             </w:rPr>
-            <w:t>XXXX（预防措施二）</w:t>
+            <w:t>BMI (体重指数)</w:t>
           </w:r>
           <w:r>
             <w:tab/>
@@ -1340,7 +1340,7 @@
             <w:fldChar w:fldCharType="begin"/>
           </w:r>
           <w:r>
-            <w:instrText xml:space="preserve"> PAGEREF _Toc27535 \h </w:instrText>
+            <w:instrText xml:space="preserve"> PAGEREF _Toc19436 \h </w:instrText>
           </w:r>
           <w:r>
             <w:fldChar w:fldCharType="separate"/>
@@ -1366,22 +1366,19 @@
             <w:fldChar w:fldCharType="begin"/>
           </w:r>
           <w:r>
-            <w:instrText xml:space="preserve"> HYPERLINK \l _Toc31161 </w:instrText>
+            <w:instrText xml:space="preserve"> HYPERLINK \l _Toc5707 </w:instrText>
           </w:r>
           <w:r>
             <w:fldChar w:fldCharType="separate"/>
           </w:r>
           <w:r>
-            <w:t>3.3 XXXX</w:t>
+            <w:t xml:space="preserve">3.3 </w:t>
           </w:r>
           <w:r>
             <w:rPr>
               <w:rFonts w:hint="eastAsia"/>
             </w:rPr>
-            <w:t>（预防措施三）</w:t>
-          </w:r>
-          <w:r>
-            <w:t>……</w:t>
+            <w:t>Sleep Hours (睡眠时间)</w:t>
           </w:r>
           <w:r>
             <w:tab/>
@@ -1390,13 +1387,70 @@
             <w:fldChar w:fldCharType="begin"/>
           </w:r>
           <w:r>
-            <w:instrText xml:space="preserve"> PAGEREF _Toc31161 \h </w:instrText>
+            <w:instrText xml:space="preserve"> PAGEREF _Toc5707 \h </w:instrText>
           </w:r>
           <w:r>
             <w:fldChar w:fldCharType="separate"/>
           </w:r>
           <w:r>
             <w:t>9</w:t>
+          </w:r>
+          <w:r>
+            <w:fldChar w:fldCharType="end"/>
+          </w:r>
+          <w:r>
+            <w:fldChar w:fldCharType="end"/>
+          </w:r>
+        </w:p>
+        <w:p>
+          <w:pPr>
+            <w:pStyle w:val="19"/>
+            <w:tabs>
+              <w:tab w:val="right" w:leader="dot" w:pos="8306"/>
+            </w:tabs>
+          </w:pPr>
+          <w:r>
+            <w:fldChar w:fldCharType="begin"/>
+          </w:r>
+          <w:r>
+            <w:instrText xml:space="preserve"> HYPERLINK \l _Toc2955 </w:instrText>
+          </w:r>
+          <w:r>
+            <w:fldChar w:fldCharType="separate"/>
+          </w:r>
+          <w:r>
+            <w:t>3.</w:t>
+          </w:r>
+          <w:r>
+            <w:rPr>
+              <w:rFonts w:hint="eastAsia"/>
+              <w:lang w:val="en-US" w:eastAsia="zh-CN"/>
+            </w:rPr>
+            <w:t>4</w:t>
+          </w:r>
+          <w:r>
+            <w:t xml:space="preserve"> </w:t>
+          </w:r>
+          <w:r>
+            <w:rPr>
+              <w:rFonts w:hint="eastAsia"/>
+            </w:rPr>
+            <w:t>Smoker Status (吸烟状况)</w:t>
+          </w:r>
+          <w:r>
+            <w:tab/>
+          </w:r>
+          <w:r>
+            <w:fldChar w:fldCharType="begin"/>
+          </w:r>
+          <w:r>
+            <w:instrText xml:space="preserve"> PAGEREF _Toc2955 \h </w:instrText>
+          </w:r>
+          <w:r>
+            <w:fldChar w:fldCharType="separate"/>
+          </w:r>
+          <w:r>
+            <w:t>10</w:t>
           </w:r>
           <w:r>
             <w:fldChar w:fldCharType="end"/>
@@ -1416,7 +1470,7 @@
             <w:fldChar w:fldCharType="begin"/>
           </w:r>
           <w:r>
-            <w:instrText xml:space="preserve"> HYPERLINK \l _Toc22612 </w:instrText>
+            <w:instrText xml:space="preserve"> HYPERLINK \l _Toc25253 </w:instrText>
           </w:r>
           <w:r>
             <w:fldChar w:fldCharType="separate"/>
@@ -1447,13 +1501,13 @@
             <w:fldChar w:fldCharType="begin"/>
           </w:r>
           <w:r>
-            <w:instrText xml:space="preserve"> PAGEREF _Toc22612 \h </w:instrText>
+            <w:instrText xml:space="preserve"> PAGEREF _Toc25253 \h </w:instrText>
           </w:r>
           <w:r>
             <w:fldChar w:fldCharType="separate"/>
           </w:r>
           <w:r>
-            <w:t>9</w:t>
+            <w:t>10</w:t>
           </w:r>
           <w:r>
             <w:fldChar w:fldCharType="end"/>
@@ -1473,7 +1527,7 @@
             <w:fldChar w:fldCharType="begin"/>
           </w:r>
           <w:r>
-            <w:instrText xml:space="preserve"> HYPERLINK \l _Toc23724 </w:instrText>
+            <w:instrText xml:space="preserve"> HYPERLINK \l _Toc23798 </w:instrText>
           </w:r>
           <w:r>
             <w:fldChar w:fldCharType="separate"/>
@@ -1504,13 +1558,13 @@
             <w:fldChar w:fldCharType="begin"/>
           </w:r>
           <w:r>
-            <w:instrText xml:space="preserve"> PAGEREF _Toc23724 \h </w:instrText>
+            <w:instrText xml:space="preserve"> PAGEREF _Toc23798 \h </w:instrText>
           </w:r>
           <w:r>
             <w:fldChar w:fldCharType="separate"/>
           </w:r>
           <w:r>
-            <w:t>9</w:t>
+            <w:t>10</w:t>
           </w:r>
           <w:r>
             <w:fldChar w:fldCharType="end"/>
@@ -1530,7 +1584,7 @@
             <w:fldChar w:fldCharType="begin"/>
           </w:r>
           <w:r>
-            <w:instrText xml:space="preserve"> HYPERLINK \l _Toc31966 </w:instrText>
+            <w:instrText xml:space="preserve"> HYPERLINK \l _Toc17049 </w:instrText>
           </w:r>
           <w:r>
             <w:fldChar w:fldCharType="separate"/>
@@ -1561,13 +1615,13 @@
             <w:fldChar w:fldCharType="begin"/>
           </w:r>
           <w:r>
-            <w:instrText xml:space="preserve"> PAGEREF _Toc31966 \h </w:instrText>
+            <w:instrText xml:space="preserve"> PAGEREF _Toc17049 \h </w:instrText>
           </w:r>
           <w:r>
             <w:fldChar w:fldCharType="separate"/>
           </w:r>
           <w:r>
-            <w:t>9</w:t>
+            <w:t>10</w:t>
           </w:r>
           <w:r>
             <w:fldChar w:fldCharType="end"/>
@@ -1587,7 +1641,7 @@
             <w:fldChar w:fldCharType="begin"/>
           </w:r>
           <w:r>
-            <w:instrText xml:space="preserve"> HYPERLINK \l _Toc11148 </w:instrText>
+            <w:instrText xml:space="preserve"> HYPERLINK \l _Toc22943 </w:instrText>
           </w:r>
           <w:r>
             <w:fldChar w:fldCharType="separate"/>
@@ -1605,13 +1659,13 @@
             <w:fldChar w:fldCharType="begin"/>
           </w:r>
           <w:r>
-            <w:instrText xml:space="preserve"> PAGEREF _Toc11148 \h </w:instrText>
+            <w:instrText xml:space="preserve"> PAGEREF _Toc22943 \h </w:instrText>
           </w:r>
           <w:r>
             <w:fldChar w:fldCharType="separate"/>
           </w:r>
           <w:r>
-            <w:t>9</w:t>
+            <w:t>11</w:t>
           </w:r>
           <w:r>
             <w:fldChar w:fldCharType="end"/>
@@ -1653,7 +1707,7 @@
           <w:rFonts w:asciiTheme="majorEastAsia" w:hAnsiTheme="majorEastAsia" w:eastAsiaTheme="majorEastAsia"/>
         </w:rPr>
       </w:pPr>
-      <w:bookmarkStart w:id="3" w:name="_Toc8125"/>
+      <w:bookmarkStart w:id="3" w:name="_Toc28521"/>
       <w:r>
         <w:rPr>
           <w:rFonts w:hint="eastAsia" w:asciiTheme="majorEastAsia" w:hAnsiTheme="majorEastAsia" w:eastAsiaTheme="majorEastAsia"/>
@@ -1714,7 +1768,7 @@
           <w:rFonts w:asciiTheme="majorEastAsia" w:hAnsiTheme="majorEastAsia" w:eastAsiaTheme="majorEastAsia"/>
         </w:rPr>
       </w:pPr>
-      <w:bookmarkStart w:id="4" w:name="_Toc2018"/>
+      <w:bookmarkStart w:id="4" w:name="_Toc28671"/>
       <w:r>
         <w:rPr>
           <w:rFonts w:asciiTheme="majorEastAsia" w:hAnsiTheme="majorEastAsia" w:eastAsiaTheme="majorEastAsia"/>
@@ -1742,7 +1796,7 @@
         <w:bidi w:val="0"/>
         <w:outlineLvl w:val="1"/>
       </w:pPr>
-      <w:bookmarkStart w:id="5" w:name="_Toc12073"/>
+      <w:bookmarkStart w:id="5" w:name="_Toc12361"/>
       <w:bookmarkStart w:id="6" w:name="_2.1 数据介绍"/>
       <w:r>
         <w:t xml:space="preserve">2.1 </w:t>
@@ -1812,7 +1866,7 @@
         <w:drawing>
           <wp:inline distT="0" distB="0" distL="114300" distR="114300">
             <wp:extent cx="4300855" cy="4300855"/>
-            <wp:effectExtent l="0" t="0" r="4445" b="4445"/>
+            <wp:effectExtent l="9525" t="9525" r="20320" b="20320"/>
             <wp:docPr id="10" name="图片 9" descr="binary_cls"/>
             <wp:cNvGraphicFramePr>
               <a:graphicFrameLocks xmlns:a="http://schemas.openxmlformats.org/drawingml/2006/main" noChangeAspect="1"/>
@@ -1840,6 +1894,11 @@
                     <a:prstGeom prst="rect">
                       <a:avLst/>
                     </a:prstGeom>
+                    <a:ln>
+                      <a:solidFill>
+                        <a:schemeClr val="tx1"/>
+                      </a:solidFill>
+                    </a:ln>
                   </pic:spPr>
                 </pic:pic>
               </a:graphicData>
@@ -1919,7 +1978,7 @@
         <w:drawing>
           <wp:inline distT="0" distB="0" distL="114300" distR="114300">
             <wp:extent cx="4349750" cy="4372610"/>
-            <wp:effectExtent l="0" t="0" r="6350" b="8890"/>
+            <wp:effectExtent l="9525" t="9525" r="9525" b="12065"/>
             <wp:docPr id="11" name="图片 10" descr="multi_cls">
               <a:hlinkClick xmlns:a="http://schemas.openxmlformats.org/drawingml/2006/main" r:id="rId10"/>
             </wp:docPr>
@@ -1945,6 +2004,11 @@
                     <a:prstGeom prst="rect">
                       <a:avLst/>
                     </a:prstGeom>
+                    <a:ln>
+                      <a:solidFill>
+                        <a:schemeClr val="tx1"/>
+                      </a:solidFill>
+                    </a:ln>
                   </pic:spPr>
                 </pic:pic>
               </a:graphicData>
@@ -2038,7 +2102,7 @@
           <w:rFonts w:hint="eastAsia"/>
         </w:rPr>
       </w:pPr>
-      <w:bookmarkStart w:id="7" w:name="_Toc20517"/>
+      <w:bookmarkStart w:id="7" w:name="_Toc25528"/>
       <w:r>
         <w:t xml:space="preserve">2.2 </w:t>
       </w:r>
@@ -2374,7 +2438,7 @@
           <w:rFonts w:hint="eastAsia"/>
         </w:rPr>
       </w:pPr>
-      <w:bookmarkStart w:id="8" w:name="_Toc18154"/>
+      <w:bookmarkStart w:id="8" w:name="_Toc32055"/>
       <w:r>
         <w:t xml:space="preserve">2.3 </w:t>
       </w:r>
@@ -3012,7 +3076,7 @@
         <w:drawing>
           <wp:inline distT="0" distB="0" distL="114300" distR="114300">
             <wp:extent cx="4510405" cy="4510405"/>
-            <wp:effectExtent l="0" t="0" r="10795" b="10795"/>
+            <wp:effectExtent l="9525" t="9525" r="13970" b="13970"/>
             <wp:docPr id="6" name="图片 2" descr="binary_cls"/>
             <wp:cNvGraphicFramePr>
               <a:graphicFrameLocks xmlns:a="http://schemas.openxmlformats.org/drawingml/2006/main" noChangeAspect="1"/>
@@ -3040,6 +3104,11 @@
                     <a:prstGeom prst="rect">
                       <a:avLst/>
                     </a:prstGeom>
+                    <a:ln>
+                      <a:solidFill>
+                        <a:schemeClr val="tx1"/>
+                      </a:solidFill>
+                    </a:ln>
                   </pic:spPr>
                 </pic:pic>
               </a:graphicData>
@@ -3146,6 +3215,11 @@
                     <a:prstGeom prst="rect">
                       <a:avLst/>
                     </a:prstGeom>
+                    <a:ln>
+                      <a:solidFill>
+                        <a:schemeClr val="tx1"/>
+                      </a:solidFill>
+                    </a:ln>
                   </pic:spPr>
                 </pic:pic>
               </a:graphicData>
@@ -3223,7 +3297,7 @@
           <w:rFonts w:hint="eastAsia"/>
         </w:rPr>
       </w:pPr>
-      <w:bookmarkStart w:id="9" w:name="_Toc15068"/>
+      <w:bookmarkStart w:id="9" w:name="_Toc9034"/>
       <w:r>
         <w:t xml:space="preserve">2.4 </w:t>
       </w:r>
@@ -3234,6 +3308,21 @@
         <w:t>实验结果</w:t>
       </w:r>
       <w:bookmarkEnd w:id="9"/>
+    </w:p>
+    <w:p>
+      <w:pPr>
+        <w:rPr>
+          <w:rFonts w:hint="default" w:eastAsiaTheme="minorEastAsia"/>
+          <w:lang w:val="en-US" w:eastAsia="zh-CN"/>
+        </w:rPr>
+      </w:pPr>
+      <w:r>
+        <w:rPr>
+          <w:rFonts w:hint="eastAsia"/>
+          <w:lang w:val="en-US" w:eastAsia="zh-CN"/>
+        </w:rPr>
+        <w:t>本团队基于多种机器学习与深度学习模型进行了多轮对比实验，并在对比实验的基础之上选择最优模型进行了进一步的消融实验。</w:t>
+      </w:r>
     </w:p>
     <w:p>
       <w:pPr>
@@ -3244,7 +3333,7 @@
           <w:lang w:val="en-US" w:eastAsia="zh-CN"/>
         </w:rPr>
       </w:pPr>
-      <w:bookmarkStart w:id="10" w:name="_Toc26102"/>
+      <w:bookmarkStart w:id="10" w:name="_Toc28561"/>
       <w:r>
         <w:rPr>
           <w:rFonts w:hint="eastAsia"/>
@@ -3591,7 +3680,6 @@
             <w:insideH w:val="single" w:color="auto" w:sz="4" w:space="0"/>
             <w:insideV w:val="single" w:color="auto" w:sz="4" w:space="0"/>
           </w:tblBorders>
-          <w:shd w:val="clear" w:color="auto" w:fill="auto"/>
           <w:tblCellMar>
             <w:top w:w="0" w:type="dxa"/>
             <w:left w:w="108" w:type="dxa"/>
@@ -3778,7 +3866,6 @@
             <w:insideH w:val="single" w:color="auto" w:sz="4" w:space="0"/>
             <w:insideV w:val="single" w:color="auto" w:sz="4" w:space="0"/>
           </w:tblBorders>
-          <w:shd w:val="clear" w:color="auto" w:fill="auto"/>
           <w:tblCellMar>
             <w:top w:w="0" w:type="dxa"/>
             <w:left w:w="108" w:type="dxa"/>
@@ -4153,7 +4240,6 @@
             <w:insideH w:val="single" w:color="auto" w:sz="4" w:space="0"/>
             <w:insideV w:val="single" w:color="auto" w:sz="4" w:space="0"/>
           </w:tblBorders>
-          <w:shd w:val="clear" w:color="auto" w:fill="auto"/>
           <w:tblCellMar>
             <w:top w:w="0" w:type="dxa"/>
             <w:left w:w="108" w:type="dxa"/>
@@ -4335,7 +4421,6 @@
             <w:insideH w:val="single" w:color="auto" w:sz="4" w:space="0"/>
             <w:insideV w:val="single" w:color="auto" w:sz="4" w:space="0"/>
           </w:tblBorders>
-          <w:shd w:val="clear" w:color="auto" w:fill="auto"/>
           <w:tblCellMar>
             <w:top w:w="0" w:type="dxa"/>
             <w:left w:w="108" w:type="dxa"/>
@@ -4517,7 +4602,6 @@
             <w:insideH w:val="single" w:color="auto" w:sz="4" w:space="0"/>
             <w:insideV w:val="single" w:color="auto" w:sz="4" w:space="0"/>
           </w:tblBorders>
-          <w:shd w:val="clear" w:color="auto" w:fill="auto"/>
           <w:tblCellMar>
             <w:top w:w="0" w:type="dxa"/>
             <w:left w:w="108" w:type="dxa"/>
@@ -4711,7 +4795,6 @@
             <w:insideH w:val="single" w:color="auto" w:sz="4" w:space="0"/>
             <w:insideV w:val="single" w:color="auto" w:sz="4" w:space="0"/>
           </w:tblBorders>
-          <w:shd w:val="clear" w:color="auto" w:fill="auto"/>
           <w:tblCellMar>
             <w:top w:w="0" w:type="dxa"/>
             <w:left w:w="108" w:type="dxa"/>
@@ -4893,7 +4976,6 @@
             <w:insideH w:val="single" w:color="auto" w:sz="4" w:space="0"/>
             <w:insideV w:val="single" w:color="auto" w:sz="4" w:space="0"/>
           </w:tblBorders>
-          <w:shd w:val="clear" w:color="auto" w:fill="auto"/>
           <w:tblCellMar>
             <w:top w:w="0" w:type="dxa"/>
             <w:left w:w="108" w:type="dxa"/>
@@ -5077,7 +5159,6 @@
             <w:insideH w:val="single" w:color="auto" w:sz="4" w:space="0"/>
             <w:insideV w:val="single" w:color="auto" w:sz="4" w:space="0"/>
           </w:tblBorders>
-          <w:shd w:val="clear" w:color="auto" w:fill="auto"/>
           <w:tblCellMar>
             <w:top w:w="0" w:type="dxa"/>
             <w:left w:w="108" w:type="dxa"/>
@@ -5264,7 +5345,6 @@
             <w:insideH w:val="single" w:color="auto" w:sz="4" w:space="0"/>
             <w:insideV w:val="single" w:color="auto" w:sz="4" w:space="0"/>
           </w:tblBorders>
-          <w:shd w:val="clear" w:color="auto" w:fill="auto"/>
           <w:tblCellMar>
             <w:top w:w="0" w:type="dxa"/>
             <w:left w:w="108" w:type="dxa"/>
@@ -5469,7 +5549,7 @@
           <w:lang w:val="en-US" w:eastAsia="zh-CN"/>
         </w:rPr>
       </w:pPr>
-      <w:bookmarkStart w:id="12" w:name="_Toc24776"/>
+      <w:bookmarkStart w:id="12" w:name="_Toc19625"/>
       <w:r>
         <w:rPr>
           <w:rFonts w:hint="eastAsia"/>
@@ -6781,14 +6861,14 @@
         <w:pStyle w:val="3"/>
         <w:outlineLvl w:val="0"/>
         <w:rPr>
+          <w:rFonts w:hint="eastAsia" w:asciiTheme="minorEastAsia" w:hAnsiTheme="minorEastAsia" w:eastAsiaTheme="minorEastAsia"/>
+        </w:rPr>
+      </w:pPr>
+      <w:bookmarkStart w:id="13" w:name="_Toc14151"/>
+      <w:r>
+        <w:rPr>
           <w:rFonts w:asciiTheme="minorEastAsia" w:hAnsiTheme="minorEastAsia" w:eastAsiaTheme="minorEastAsia"/>
         </w:rPr>
-      </w:pPr>
-      <w:bookmarkStart w:id="13" w:name="_Toc2334"/>
-      <w:r>
-        <w:rPr>
-          <w:rFonts w:asciiTheme="minorEastAsia" w:hAnsiTheme="minorEastAsia" w:eastAsiaTheme="minorEastAsia"/>
-        </w:rPr>
         <w:t>3</w:t>
       </w:r>
       <w:r>
@@ -6802,9 +6882,24 @@
         <w:rPr>
           <w:rFonts w:hint="eastAsia" w:asciiTheme="minorEastAsia" w:hAnsiTheme="minorEastAsia" w:eastAsiaTheme="minorEastAsia"/>
         </w:rPr>
-        <w:t>心脏病相关的预防措施</w:t>
+        <w:t>心脏病预防措施</w:t>
       </w:r>
       <w:bookmarkEnd w:id="13"/>
+    </w:p>
+    <w:p>
+      <w:pPr>
+        <w:rPr>
+          <w:rFonts w:hint="default" w:eastAsiaTheme="minorEastAsia"/>
+          <w:lang w:val="en-US" w:eastAsia="zh-CN"/>
+        </w:rPr>
+      </w:pPr>
+      <w:r>
+        <w:rPr>
+          <w:rFonts w:hint="eastAsia"/>
+          <w:lang w:val="en-US" w:eastAsia="zh-CN"/>
+        </w:rPr>
+        <w:t>在心脏病预防措施方面，我们分别基于卡方质数、点二列指数对属性与心脏病的患病情况进行了相关性分析，得到了心脏病与4个要素紧密相关的结论并结合相关医学研究结果给出了科学的建议与指导。</w:t>
+      </w:r>
     </w:p>
     <w:p>
       <w:pPr>
@@ -6812,7 +6907,7 @@
         <w:bidi w:val="0"/>
         <w:outlineLvl w:val="1"/>
       </w:pPr>
-      <w:bookmarkStart w:id="14" w:name="_Toc24105"/>
+      <w:bookmarkStart w:id="14" w:name="_Toc23213"/>
       <w:r>
         <w:t xml:space="preserve">3.1 </w:t>
       </w:r>
@@ -6828,6 +6923,7 @@
       <w:pPr>
         <w:widowControl w:val="0"/>
         <w:numPr>
+          <w:ilvl w:val="0"/>
           <w:numId w:val="0"/>
         </w:numPr>
         <w:jc w:val="center"/>
@@ -6836,7 +6932,7 @@
         <w:drawing>
           <wp:inline distT="0" distB="0" distL="114300" distR="114300">
             <wp:extent cx="4404360" cy="1259840"/>
-            <wp:effectExtent l="0" t="0" r="0" b="5080"/>
+            <wp:effectExtent l="9525" t="9525" r="18415" b="13335"/>
             <wp:docPr id="9" name="图片 1"/>
             <wp:cNvGraphicFramePr>
               <a:graphicFrameLocks xmlns:a="http://schemas.openxmlformats.org/drawingml/2006/main" noChangeAspect="1"/>
@@ -6866,7 +6962,9 @@
                     </a:prstGeom>
                     <a:noFill/>
                     <a:ln>
-                      <a:noFill/>
+                      <a:solidFill>
+                        <a:schemeClr val="tx1"/>
+                      </a:solidFill>
                     </a:ln>
                   </pic:spPr>
                 </pic:pic>
@@ -6878,8 +6976,51 @@
     </w:p>
     <w:p>
       <w:pPr>
+        <w:pStyle w:val="8"/>
         <w:widowControl w:val="0"/>
         <w:numPr>
+          <w:ilvl w:val="0"/>
+          <w:numId w:val="0"/>
+        </w:numPr>
+        <w:jc w:val="center"/>
+        <w:rPr>
+          <w:rFonts w:hint="default" w:eastAsiaTheme="minorEastAsia"/>
+          <w:lang w:val="en-US" w:eastAsia="zh-CN"/>
+        </w:rPr>
+      </w:pPr>
+      <w:bookmarkStart w:id="15" w:name="_Ref31008"/>
+      <w:r>
+        <w:t xml:space="preserve">图 </w:t>
+      </w:r>
+      <w:r>
+        <w:fldChar w:fldCharType="begin"/>
+      </w:r>
+      <w:r>
+        <w:instrText xml:space="preserve"> SEQ 图 \* ARABIC </w:instrText>
+      </w:r>
+      <w:r>
+        <w:fldChar w:fldCharType="separate"/>
+      </w:r>
+      <w:r>
+        <w:t>9</w:t>
+      </w:r>
+      <w:r>
+        <w:fldChar w:fldCharType="end"/>
+      </w:r>
+      <w:bookmarkEnd w:id="15"/>
+      <w:r>
+        <w:rPr>
+          <w:rFonts w:hint="eastAsia"/>
+          <w:lang w:val="en-US" w:eastAsia="zh-CN"/>
+        </w:rPr>
+        <w:t>序数属性与心脏病患病情况的关联分析</w:t>
+      </w:r>
+    </w:p>
+    <w:p>
+      <w:pPr>
+        <w:widowControl w:val="0"/>
+        <w:numPr>
+          <w:ilvl w:val="0"/>
           <w:numId w:val="0"/>
         </w:numPr>
         <w:ind w:firstLine="420" w:firstLineChars="0"/>
@@ -6894,7 +7035,92 @@
           <w:rFonts w:hint="eastAsia"/>
           <w:lang w:val="en-US" w:eastAsia="zh-CN"/>
         </w:rPr>
-        <w:t>这是令人惊讶的一点，通过卡方分析，我们发现牙齿、口腔问题与心脏病之间有着极大的关联。在参考医学领域相关文献后，我们确认了这种联系是实际存在并且紧密的。据此，我们提出以下几点建议：</w:t>
+        <w:t>由</w:t>
+      </w:r>
+      <w:r>
+        <w:rPr>
+          <w:rFonts w:hint="eastAsia"/>
+          <w:lang w:val="en-US" w:eastAsia="zh-CN"/>
+        </w:rPr>
+        <w:fldChar w:fldCharType="begin"/>
+      </w:r>
+      <w:r>
+        <w:rPr>
+          <w:rFonts w:hint="eastAsia"/>
+          <w:lang w:val="en-US" w:eastAsia="zh-CN"/>
+        </w:rPr>
+        <w:instrText xml:space="preserve"> REF _Ref31008 \h </w:instrText>
+      </w:r>
+      <w:r>
+        <w:rPr>
+          <w:rFonts w:hint="eastAsia"/>
+          <w:lang w:val="en-US" w:eastAsia="zh-CN"/>
+        </w:rPr>
+        <w:fldChar w:fldCharType="separate"/>
+      </w:r>
+      <w:r>
+        <w:t>图 9</w:t>
+      </w:r>
+      <w:r>
+        <w:rPr>
+          <w:rFonts w:hint="eastAsia"/>
+          <w:lang w:val="en-US" w:eastAsia="zh-CN"/>
+        </w:rPr>
+        <w:fldChar w:fldCharType="end"/>
+      </w:r>
+      <w:r>
+        <w:rPr>
+          <w:rFonts w:hint="eastAsia"/>
+          <w:lang w:val="en-US" w:eastAsia="zh-CN"/>
+        </w:rPr>
+        <w:t>的卡方分数可知，口腔问题与心脏病之间有着极大的关联。这是令人惊讶的一点，在参考医学领域相关文献</w:t>
+      </w:r>
+      <w:r>
+        <w:rPr>
+          <w:rStyle w:val="26"/>
+          <w:rFonts w:hint="eastAsia"/>
+          <w:lang w:val="en-US" w:eastAsia="zh-CN"/>
+        </w:rPr>
+        <w:t>[</w:t>
+      </w:r>
+      <w:r>
+        <w:rPr>
+          <w:rStyle w:val="26"/>
+          <w:rFonts w:hint="eastAsia"/>
+          <w:lang w:val="en-US" w:eastAsia="zh-CN"/>
+        </w:rPr>
+        <w:endnoteReference w:id="1"/>
+      </w:r>
+      <w:r>
+        <w:rPr>
+          <w:rStyle w:val="26"/>
+          <w:rFonts w:hint="eastAsia"/>
+          <w:lang w:val="en-US" w:eastAsia="zh-CN"/>
+        </w:rPr>
+        <w:t>]</w:t>
+      </w:r>
+      <w:r>
+        <w:rPr>
+          <w:rFonts w:hint="eastAsia"/>
+          <w:lang w:val="en-US" w:eastAsia="zh-CN"/>
+        </w:rPr>
+        <w:t>后，我们确认了这种联系是实际存在并且紧密的，用一句话概括就是：</w:t>
+      </w:r>
+      <w:r>
+        <w:rPr>
+          <w:rFonts w:hint="eastAsia"/>
+          <w:b/>
+          <w:bCs/>
+          <w:lang w:val="en-US" w:eastAsia="zh-CN"/>
+        </w:rPr>
+        <w:t>牙齿与心脏的距离很近，口腔炎症等问题很容易引起心脏的并发症</w:t>
+      </w:r>
+      <w:r>
+        <w:rPr>
+          <w:rFonts w:hint="eastAsia"/>
+          <w:lang w:val="en-US" w:eastAsia="zh-CN"/>
+        </w:rPr>
+        <w:t>。据此，我们提出以下几点建议：</w:t>
       </w:r>
     </w:p>
     <w:p>
@@ -6903,17 +7129,15 @@
           <w:ilvl w:val="0"/>
           <w:numId w:val="1"/>
         </w:numPr>
-        <w:rPr>
-          <w:rFonts w:hint="eastAsia" w:asciiTheme="majorEastAsia" w:hAnsiTheme="majorEastAsia" w:eastAsiaTheme="majorEastAsia"/>
-          <w:color w:val="000000"/>
-          <w:sz w:val="24"/>
-        </w:rPr>
-      </w:pPr>
-      <w:r>
-        <w:rPr>
-          <w:rFonts w:hint="eastAsia" w:asciiTheme="majorEastAsia" w:hAnsiTheme="majorEastAsia" w:eastAsiaTheme="majorEastAsia"/>
-          <w:color w:val="000000"/>
-          <w:sz w:val="24"/>
+        <w:bidi w:val="0"/>
+        <w:rPr>
+          <w:rFonts w:hint="default"/>
+          <w:lang w:val="en-US" w:eastAsia="zh-CN"/>
+        </w:rPr>
+      </w:pPr>
+      <w:r>
+        <w:rPr>
+          <w:rFonts w:hint="eastAsia"/>
         </w:rPr>
         <w:t>定期检查牙齿，保持口腔卫生。</w:t>
       </w:r>
@@ -6922,31 +7146,36 @@
       <w:pPr>
         <w:numPr>
           <w:ilvl w:val="0"/>
-          <w:numId w:val="2"/>
+          <w:numId w:val="1"/>
         </w:numPr>
-        <w:rPr>
-          <w:rFonts w:hint="default" w:asciiTheme="majorEastAsia" w:hAnsiTheme="majorEastAsia" w:eastAsiaTheme="majorEastAsia"/>
-          <w:color w:val="000000"/>
-          <w:sz w:val="24"/>
-          <w:lang w:val="en-US" w:eastAsia="zh-CN"/>
-        </w:rPr>
-      </w:pPr>
-      <w:r>
-        <w:rPr>
-          <w:rFonts w:hint="default" w:asciiTheme="majorEastAsia" w:hAnsiTheme="majorEastAsia" w:eastAsiaTheme="majorEastAsia"/>
-          <w:color w:val="000000"/>
-          <w:sz w:val="24"/>
-          <w:lang w:val="en-US" w:eastAsia="zh-CN"/>
-        </w:rPr>
-        <w:t>每天刷牙2次，使用牙线清洁牙齿间隙，预防牙龈炎和牙周病。</w:t>
+        <w:bidi w:val="0"/>
+        <w:rPr>
+          <w:rFonts w:hint="default"/>
+          <w:lang w:val="en-US" w:eastAsia="zh-CN"/>
+        </w:rPr>
+      </w:pPr>
+      <w:r>
+        <w:rPr>
+          <w:rFonts w:hint="default"/>
+          <w:lang w:val="en-US" w:eastAsia="zh-CN"/>
+        </w:rPr>
+        <w:t>每天刷牙2次，使用牙线清洁牙齿间隙，预防牙龈炎和牙周病</w:t>
+      </w:r>
+      <w:r>
+        <w:rPr>
+          <w:rFonts w:hint="eastAsia"/>
+          <w:lang w:val="en-US" w:eastAsia="zh-CN"/>
+        </w:rPr>
+        <w:t>。</w:t>
       </w:r>
     </w:p>
     <w:p>
       <w:pPr>
         <w:numPr>
           <w:ilvl w:val="0"/>
-          <w:numId w:val="2"/>
+          <w:numId w:val="1"/>
         </w:numPr>
+        <w:bidi w:val="0"/>
         <w:rPr>
           <w:rFonts w:hint="default"/>
           <w:lang w:val="en-US" w:eastAsia="zh-CN"/>
@@ -6954,18 +7183,14 @@
       </w:pPr>
       <w:r>
         <w:rPr>
-          <w:rFonts w:hint="default" w:asciiTheme="majorEastAsia" w:hAnsiTheme="majorEastAsia" w:eastAsiaTheme="majorEastAsia"/>
-          <w:color w:val="000000"/>
-          <w:sz w:val="24"/>
+          <w:rFonts w:hint="default"/>
           <w:lang w:val="en-US" w:eastAsia="zh-CN"/>
         </w:rPr>
         <w:t>如果有牙齿感染或问题，应尽早治疗，避免炎症扩展至身体其他部位</w:t>
       </w:r>
       <w:r>
         <w:rPr>
-          <w:rFonts w:hint="eastAsia" w:asciiTheme="majorEastAsia" w:hAnsiTheme="majorEastAsia" w:eastAsiaTheme="majorEastAsia"/>
-          <w:color w:val="000000"/>
-          <w:sz w:val="24"/>
+          <w:rFonts w:hint="eastAsia"/>
           <w:lang w:val="en-US" w:eastAsia="zh-CN"/>
         </w:rPr>
         <w:t>。</w:t>
@@ -6980,147 +7205,28 @@
           <w:rFonts w:hint="eastAsia"/>
         </w:rPr>
       </w:pPr>
-      <w:bookmarkStart w:id="15" w:name="_Toc27535"/>
+      <w:bookmarkStart w:id="16" w:name="_Toc19436"/>
       <w:r>
         <w:t xml:space="preserve">3.2 </w:t>
       </w:r>
-      <w:bookmarkEnd w:id="15"/>
       <w:r>
         <w:rPr>
           <w:rFonts w:hint="eastAsia"/>
         </w:rPr>
         <w:t>BMI (体重指数)</w:t>
       </w:r>
-    </w:p>
-    <w:p>
-      <w:r>
-        <w:rPr>
-          <w:rFonts w:hint="eastAsia"/>
-          <w:lang w:val="en-US" w:eastAsia="zh-CN"/>
-        </w:rPr>
-        <w:t>这是大家都熟知的一点。通过点二列相关系数，我们发现BMI与心脏病的联系是紧密的，相关的医学文献也佐证了这点。据此，我们提出以下几点建议：</w:t>
-      </w:r>
-    </w:p>
-    <w:p>
-      <w:pPr>
-        <w:numPr>
-          <w:ilvl w:val="0"/>
-          <w:numId w:val="3"/>
-        </w:numPr>
-        <w:rPr>
-          <w:rFonts w:hint="eastAsia" w:asciiTheme="majorEastAsia" w:hAnsiTheme="majorEastAsia" w:eastAsiaTheme="majorEastAsia"/>
-          <w:color w:val="000000"/>
-          <w:sz w:val="24"/>
-        </w:rPr>
-      </w:pPr>
-      <w:r>
-        <w:rPr>
-          <w:rFonts w:hint="eastAsia" w:asciiTheme="majorEastAsia" w:hAnsiTheme="majorEastAsia" w:eastAsiaTheme="majorEastAsia"/>
-          <w:color w:val="000000"/>
-          <w:sz w:val="24"/>
-        </w:rPr>
-        <w:t>维持健康的体重，BMI应在18.5到24.9之间。</w:t>
-      </w:r>
-    </w:p>
-    <w:p>
-      <w:pPr>
-        <w:numPr>
-          <w:ilvl w:val="0"/>
-          <w:numId w:val="3"/>
-        </w:numPr>
-        <w:rPr>
-          <w:rFonts w:hint="eastAsia" w:asciiTheme="majorEastAsia" w:hAnsiTheme="majorEastAsia" w:eastAsiaTheme="majorEastAsia"/>
-          <w:color w:val="000000"/>
-          <w:sz w:val="24"/>
-        </w:rPr>
-      </w:pPr>
-      <w:r>
-        <w:rPr>
-          <w:rFonts w:hint="default" w:asciiTheme="majorEastAsia" w:hAnsiTheme="majorEastAsia" w:eastAsiaTheme="majorEastAsia"/>
-          <w:color w:val="000000"/>
-          <w:sz w:val="24"/>
-        </w:rPr>
-        <w:t>如果BMI超过25，应采取措施减少体重</w:t>
-      </w:r>
-      <w:bookmarkStart w:id="21" w:name="_GoBack"/>
-      <w:bookmarkEnd w:id="21"/>
-      <w:r>
-        <w:rPr>
-          <w:rFonts w:hint="default" w:asciiTheme="majorEastAsia" w:hAnsiTheme="majorEastAsia" w:eastAsiaTheme="majorEastAsia"/>
-          <w:color w:val="000000"/>
-          <w:sz w:val="24"/>
-        </w:rPr>
-        <w:t>，特别是通过改善饮食和增加运动。</w:t>
-      </w:r>
-    </w:p>
-    <w:p>
-      <w:pPr>
-        <w:numPr>
-          <w:ilvl w:val="0"/>
-          <w:numId w:val="3"/>
-        </w:numPr>
-        <w:rPr>
-          <w:rFonts w:hint="default"/>
-          <w:lang w:val="en-US" w:eastAsia="zh-CN"/>
-        </w:rPr>
-      </w:pPr>
-      <w:r>
-        <w:rPr>
-          <w:rFonts w:hint="default" w:asciiTheme="majorEastAsia" w:hAnsiTheme="majorEastAsia" w:eastAsiaTheme="majorEastAsia"/>
-          <w:color w:val="000000"/>
-          <w:sz w:val="24"/>
-        </w:rPr>
-        <w:t>关注腰围尤其是腹部脂肪的减少，因为腹部肥胖与心脏病</w:t>
-      </w:r>
-      <w:r>
-        <w:rPr>
-          <w:rFonts w:hint="eastAsia" w:asciiTheme="majorEastAsia" w:hAnsiTheme="majorEastAsia" w:eastAsiaTheme="majorEastAsia"/>
-          <w:color w:val="000000"/>
-          <w:sz w:val="24"/>
-          <w:lang w:eastAsia="zh-CN"/>
-        </w:rPr>
-        <w:t>的</w:t>
-      </w:r>
-      <w:r>
-        <w:rPr>
-          <w:rFonts w:hint="default" w:asciiTheme="majorEastAsia" w:hAnsiTheme="majorEastAsia" w:eastAsiaTheme="majorEastAsia"/>
-          <w:color w:val="000000"/>
-          <w:sz w:val="24"/>
-        </w:rPr>
-        <w:t>相关性更强。</w:t>
-      </w:r>
-    </w:p>
-    <w:p>
-      <w:pPr>
-        <w:pStyle w:val="4"/>
-        <w:bidi w:val="0"/>
-        <w:outlineLvl w:val="1"/>
-        <w:rPr>
-          <w:rFonts w:hint="eastAsia"/>
-        </w:rPr>
-      </w:pPr>
-      <w:bookmarkStart w:id="16" w:name="_Toc31161"/>
-      <w:r>
-        <w:t xml:space="preserve">3.3 </w:t>
-      </w:r>
       <w:bookmarkEnd w:id="16"/>
-      <w:r>
-        <w:rPr>
-          <w:rFonts w:hint="eastAsia"/>
-        </w:rPr>
-        <w:t>Sleep Hours (睡眠时间)</w:t>
-      </w:r>
-    </w:p>
-    <w:p>
-      <w:pPr>
-        <w:jc w:val="center"/>
+    </w:p>
+    <w:p>
+      <w:pPr>
+        <w:ind w:left="0" w:leftChars="0" w:firstLine="0" w:firstLineChars="0"/>
       </w:pPr>
       <w:r>
         <w:drawing>
           <wp:inline distT="0" distB="0" distL="114300" distR="114300">
-            <wp:extent cx="4404360" cy="1259840"/>
-            <wp:effectExtent l="0" t="0" r="0" b="5080"/>
-            <wp:docPr id="12" name="图片 1"/>
+            <wp:extent cx="5271135" cy="1022350"/>
+            <wp:effectExtent l="0" t="0" r="0" b="0"/>
+            <wp:docPr id="20" name="图片 3"/>
             <wp:cNvGraphicFramePr>
               <a:graphicFrameLocks xmlns:a="http://schemas.openxmlformats.org/drawingml/2006/main" noChangeAspect="1"/>
             </wp:cNvGraphicFramePr>
@@ -7128,13 +7234,14 @@
               <a:graphicData uri="http://schemas.openxmlformats.org/drawingml/2006/picture">
                 <pic:pic xmlns:pic="http://schemas.openxmlformats.org/drawingml/2006/picture">
                   <pic:nvPicPr>
-                    <pic:cNvPr id="12" name="图片 1"/>
+                    <pic:cNvPr id="20" name="图片 3"/>
                     <pic:cNvPicPr>
                       <a:picLocks noChangeAspect="1"/>
                     </pic:cNvPicPr>
                   </pic:nvPicPr>
                   <pic:blipFill>
-                    <a:blip r:embed="rId20"/>
+                    <a:blip r:embed="rId21"/>
+                    <a:srcRect t="15039" b="6348"/>
                     <a:stretch>
                       <a:fillRect/>
                     </a:stretch>
@@ -7142,14 +7249,16 @@
                   <pic:spPr>
                     <a:xfrm>
                       <a:off x="0" y="0"/>
-                      <a:ext cx="4404360" cy="1259840"/>
+                      <a:ext cx="5271135" cy="1022350"/>
                     </a:xfrm>
                     <a:prstGeom prst="rect">
                       <a:avLst/>
                     </a:prstGeom>
                     <a:noFill/>
                     <a:ln>
-                      <a:noFill/>
+                      <a:solidFill>
+                        <a:schemeClr val="tx1"/>
+                      </a:solidFill>
                     </a:ln>
                   </pic:spPr>
                 </pic:pic>
@@ -7161,6 +7270,207 @@
     </w:p>
     <w:p>
       <w:pPr>
+        <w:pStyle w:val="8"/>
+        <w:ind w:left="0" w:leftChars="0" w:firstLine="0" w:firstLineChars="0"/>
+        <w:rPr>
+          <w:rFonts w:hint="eastAsia" w:eastAsiaTheme="minorEastAsia"/>
+          <w:lang w:val="en-US" w:eastAsia="zh-CN"/>
+        </w:rPr>
+      </w:pPr>
+      <w:bookmarkStart w:id="17" w:name="_Ref32187"/>
+      <w:r>
+        <w:t xml:space="preserve">图 </w:t>
+      </w:r>
+      <w:r>
+        <w:fldChar w:fldCharType="begin"/>
+      </w:r>
+      <w:r>
+        <w:instrText xml:space="preserve"> SEQ 图 \* ARABIC </w:instrText>
+      </w:r>
+      <w:r>
+        <w:fldChar w:fldCharType="separate"/>
+      </w:r>
+      <w:r>
+        <w:t>10</w:t>
+      </w:r>
+      <w:r>
+        <w:fldChar w:fldCharType="end"/>
+      </w:r>
+      <w:bookmarkEnd w:id="17"/>
+      <w:r>
+        <w:rPr>
+          <w:rFonts w:hint="eastAsia"/>
+          <w:lang w:val="en-US" w:eastAsia="zh-CN"/>
+        </w:rPr>
+        <w:t>连续属性与心脏病患病情况的关联分析</w:t>
+      </w:r>
+    </w:p>
+    <w:p>
+      <w:r>
+        <w:rPr>
+          <w:rFonts w:hint="eastAsia"/>
+          <w:lang w:val="en-US" w:eastAsia="zh-CN"/>
+        </w:rPr>
+        <w:t>如</w:t>
+      </w:r>
+      <w:r>
+        <w:rPr>
+          <w:rFonts w:hint="eastAsia"/>
+          <w:lang w:val="en-US" w:eastAsia="zh-CN"/>
+        </w:rPr>
+        <w:fldChar w:fldCharType="begin"/>
+      </w:r>
+      <w:r>
+        <w:rPr>
+          <w:rFonts w:hint="eastAsia"/>
+          <w:lang w:val="en-US" w:eastAsia="zh-CN"/>
+        </w:rPr>
+        <w:instrText xml:space="preserve"> REF _Ref32187 \h </w:instrText>
+      </w:r>
+      <w:r>
+        <w:rPr>
+          <w:rFonts w:hint="eastAsia"/>
+          <w:lang w:val="en-US" w:eastAsia="zh-CN"/>
+        </w:rPr>
+        <w:fldChar w:fldCharType="separate"/>
+      </w:r>
+      <w:r>
+        <w:t>图 10</w:t>
+      </w:r>
+      <w:r>
+        <w:rPr>
+          <w:rFonts w:hint="eastAsia"/>
+          <w:lang w:val="en-US" w:eastAsia="zh-CN"/>
+        </w:rPr>
+        <w:fldChar w:fldCharType="end"/>
+      </w:r>
+      <w:r>
+        <w:rPr>
+          <w:rFonts w:hint="eastAsia"/>
+          <w:lang w:val="en-US" w:eastAsia="zh-CN"/>
+        </w:rPr>
+        <w:t>所示，通过分析点二列相关系数，我们发现BMI与心脏病的联系是紧密的。这是大家都熟知的一点，相关的医学文献</w:t>
+      </w:r>
+      <w:r>
+        <w:rPr>
+          <w:rStyle w:val="26"/>
+          <w:rFonts w:hint="eastAsia"/>
+          <w:lang w:val="en-US" w:eastAsia="zh-CN"/>
+        </w:rPr>
+        <w:t>[</w:t>
+      </w:r>
+      <w:r>
+        <w:rPr>
+          <w:rStyle w:val="26"/>
+          <w:rFonts w:hint="eastAsia"/>
+          <w:lang w:val="en-US" w:eastAsia="zh-CN"/>
+        </w:rPr>
+        <w:endnoteReference w:id="2"/>
+      </w:r>
+      <w:r>
+        <w:rPr>
+          <w:rStyle w:val="26"/>
+          <w:rFonts w:hint="eastAsia"/>
+          <w:lang w:val="en-US" w:eastAsia="zh-CN"/>
+        </w:rPr>
+        <w:t>]</w:t>
+      </w:r>
+      <w:r>
+        <w:rPr>
+          <w:rFonts w:hint="eastAsia"/>
+          <w:lang w:val="en-US" w:eastAsia="zh-CN"/>
+        </w:rPr>
+        <w:t>也佐证了这点。据此，我们提出以下几点建议：</w:t>
+      </w:r>
+    </w:p>
+    <w:p>
+      <w:pPr>
+        <w:numPr>
+          <w:ilvl w:val="0"/>
+          <w:numId w:val="2"/>
+        </w:numPr>
+        <w:bidi w:val="0"/>
+        <w:rPr>
+          <w:rFonts w:hint="eastAsia"/>
+        </w:rPr>
+      </w:pPr>
+      <w:r>
+        <w:rPr>
+          <w:rFonts w:hint="eastAsia"/>
+        </w:rPr>
+        <w:t>维持健康的体重，BMI应在18.5到24.9之间。</w:t>
+      </w:r>
+    </w:p>
+    <w:p>
+      <w:pPr>
+        <w:numPr>
+          <w:ilvl w:val="0"/>
+          <w:numId w:val="2"/>
+        </w:numPr>
+        <w:bidi w:val="0"/>
+        <w:rPr>
+          <w:rFonts w:hint="eastAsia"/>
+        </w:rPr>
+      </w:pPr>
+      <w:r>
+        <w:rPr>
+          <w:rFonts w:hint="default"/>
+        </w:rPr>
+        <w:t>如果BMI超过25，应采取措施减少体重，特别是通过改善饮食和增加运动。</w:t>
+      </w:r>
+    </w:p>
+    <w:p>
+      <w:pPr>
+        <w:numPr>
+          <w:ilvl w:val="0"/>
+          <w:numId w:val="2"/>
+        </w:numPr>
+        <w:bidi w:val="0"/>
+        <w:rPr>
+          <w:rFonts w:hint="default"/>
+          <w:lang w:val="en-US" w:eastAsia="zh-CN"/>
+        </w:rPr>
+      </w:pPr>
+      <w:r>
+        <w:rPr>
+          <w:rFonts w:hint="default"/>
+        </w:rPr>
+        <w:t>关注腰围尤其是腹部脂肪的减少，因为腹部肥胖与心脏病</w:t>
+      </w:r>
+      <w:r>
+        <w:rPr>
+          <w:rFonts w:hint="eastAsia"/>
+          <w:lang w:eastAsia="zh-CN"/>
+        </w:rPr>
+        <w:t>的</w:t>
+      </w:r>
+      <w:r>
+        <w:rPr>
+          <w:rFonts w:hint="default"/>
+        </w:rPr>
+        <w:t>相关性更强。</w:t>
+      </w:r>
+    </w:p>
+    <w:p>
+      <w:pPr>
+        <w:pStyle w:val="4"/>
+        <w:bidi w:val="0"/>
+        <w:outlineLvl w:val="1"/>
+      </w:pPr>
+      <w:bookmarkStart w:id="18" w:name="_Toc5707"/>
+      <w:r>
+        <w:t xml:space="preserve">3.3 </w:t>
+      </w:r>
+      <w:r>
+        <w:rPr>
+          <w:rFonts w:hint="eastAsia"/>
+        </w:rPr>
+        <w:t>Sleep Hours (睡眠时间)</w:t>
+      </w:r>
+      <w:bookmarkEnd w:id="18"/>
+    </w:p>
+    <w:p>
+      <w:pPr>
         <w:widowControl w:val="0"/>
         <w:numPr>
           <w:ilvl w:val="0"/>
@@ -7174,7 +7484,246 @@
           <w:rFonts w:hint="eastAsia"/>
           <w:lang w:val="en-US" w:eastAsia="zh-CN"/>
         </w:rPr>
-        <w:t>通过卡方分析，我们发现睡眠时间也与心脏病具有较大的关联。而相关的医学文献也提及这点，并给出不少了建议。据此，我们提出以下几点建议：</w:t>
+        <w:t>如</w:t>
+      </w:r>
+      <w:r>
+        <w:rPr>
+          <w:rFonts w:hint="eastAsia"/>
+          <w:lang w:val="en-US" w:eastAsia="zh-CN"/>
+        </w:rPr>
+        <w:fldChar w:fldCharType="begin"/>
+      </w:r>
+      <w:r>
+        <w:rPr>
+          <w:rFonts w:hint="eastAsia"/>
+          <w:lang w:val="en-US" w:eastAsia="zh-CN"/>
+        </w:rPr>
+        <w:instrText xml:space="preserve"> REF _Ref31008 \h </w:instrText>
+      </w:r>
+      <w:r>
+        <w:rPr>
+          <w:rFonts w:hint="eastAsia"/>
+          <w:lang w:val="en-US" w:eastAsia="zh-CN"/>
+        </w:rPr>
+        <w:fldChar w:fldCharType="separate"/>
+      </w:r>
+      <w:r>
+        <w:t>图 9</w:t>
+      </w:r>
+      <w:r>
+        <w:rPr>
+          <w:rFonts w:hint="eastAsia"/>
+          <w:lang w:val="en-US" w:eastAsia="zh-CN"/>
+        </w:rPr>
+        <w:fldChar w:fldCharType="end"/>
+      </w:r>
+      <w:r>
+        <w:rPr>
+          <w:rFonts w:hint="eastAsia"/>
+          <w:lang w:val="en-US" w:eastAsia="zh-CN"/>
+        </w:rPr>
+        <w:t>所示，通过卡方分析，我们发现睡眠时间也与心脏病具有较大的关联。而相关的医学文献</w:t>
+      </w:r>
+      <w:r>
+        <w:rPr>
+          <w:rStyle w:val="26"/>
+          <w:rFonts w:hint="eastAsia"/>
+          <w:lang w:val="en-US" w:eastAsia="zh-CN"/>
+        </w:rPr>
+        <w:t>[</w:t>
+      </w:r>
+      <w:r>
+        <w:rPr>
+          <w:rStyle w:val="26"/>
+          <w:rFonts w:hint="eastAsia"/>
+          <w:lang w:val="en-US" w:eastAsia="zh-CN"/>
+        </w:rPr>
+        <w:endnoteReference w:id="3"/>
+      </w:r>
+      <w:r>
+        <w:rPr>
+          <w:rStyle w:val="26"/>
+          <w:rFonts w:hint="eastAsia"/>
+          <w:lang w:val="en-US" w:eastAsia="zh-CN"/>
+        </w:rPr>
+        <w:t>]</w:t>
+      </w:r>
+      <w:r>
+        <w:rPr>
+          <w:rFonts w:hint="eastAsia"/>
+          <w:lang w:val="en-US" w:eastAsia="zh-CN"/>
+        </w:rPr>
+        <w:t>也提及这点，并给出不少了建议。据此，我们提出以下几点建议：</w:t>
+      </w:r>
+    </w:p>
+    <w:p>
+      <w:pPr>
+        <w:numPr>
+          <w:ilvl w:val="0"/>
+          <w:numId w:val="3"/>
+        </w:numPr>
+        <w:bidi w:val="0"/>
+        <w:rPr>
+          <w:rFonts w:hint="eastAsia"/>
+        </w:rPr>
+      </w:pPr>
+      <w:r>
+        <w:rPr>
+          <w:rFonts w:hint="eastAsia"/>
+        </w:rPr>
+        <w:t>保证每晚7到8小时的高质量睡眠。</w:t>
+      </w:r>
+    </w:p>
+    <w:p>
+      <w:pPr>
+        <w:numPr>
+          <w:ilvl w:val="0"/>
+          <w:numId w:val="3"/>
+        </w:numPr>
+        <w:bidi w:val="0"/>
+        <w:rPr>
+          <w:rFonts w:hint="eastAsia"/>
+        </w:rPr>
+      </w:pPr>
+      <w:r>
+        <w:rPr>
+          <w:rFonts w:hint="default"/>
+        </w:rPr>
+        <w:t>建立规律的作息时间，避免长期熬夜。</w:t>
+      </w:r>
+    </w:p>
+    <w:p>
+      <w:pPr>
+        <w:numPr>
+          <w:ilvl w:val="0"/>
+          <w:numId w:val="3"/>
+        </w:numPr>
+        <w:bidi w:val="0"/>
+        <w:rPr>
+          <w:rFonts w:hint="default"/>
+          <w:lang w:val="en-US" w:eastAsia="zh-CN"/>
+        </w:rPr>
+      </w:pPr>
+      <w:r>
+        <w:rPr>
+          <w:rFonts w:hint="default"/>
+        </w:rPr>
+        <w:t>如果存在睡眠障碍，尽早寻求专业帮助，避免长期睡眠不足对心脏健康造成影响。</w:t>
+      </w:r>
+    </w:p>
+    <w:p>
+      <w:pPr>
+        <w:pStyle w:val="4"/>
+        <w:bidi w:val="0"/>
+        <w:outlineLvl w:val="1"/>
+      </w:pPr>
+      <w:bookmarkStart w:id="19" w:name="_Toc2955"/>
+      <w:r>
+        <w:t>3.</w:t>
+      </w:r>
+      <w:r>
+        <w:rPr>
+          <w:rFonts w:hint="eastAsia"/>
+          <w:lang w:val="en-US" w:eastAsia="zh-CN"/>
+        </w:rPr>
+        <w:t>4</w:t>
+      </w:r>
+      <w:r>
+        <w:t xml:space="preserve"> </w:t>
+      </w:r>
+      <w:r>
+        <w:rPr>
+          <w:rFonts w:hint="eastAsia"/>
+        </w:rPr>
+        <w:t>Smoker Status (吸烟状况)</w:t>
+      </w:r>
+      <w:bookmarkEnd w:id="19"/>
+    </w:p>
+    <w:p>
+      <w:pPr>
+        <w:widowControl w:val="0"/>
+        <w:numPr>
+          <w:ilvl w:val="0"/>
+          <w:numId w:val="0"/>
+        </w:numPr>
+        <w:ind w:firstLine="420" w:firstLineChars="0"/>
+        <w:jc w:val="both"/>
+      </w:pPr>
+      <w:r>
+        <w:rPr>
+          <w:rFonts w:hint="eastAsia"/>
+          <w:lang w:val="en-US" w:eastAsia="zh-CN"/>
+        </w:rPr>
+        <w:t>大家常常听到吸烟与肺相关的问题，于是可能忽视了吸烟也可能为心脏埋下隐患。如</w:t>
+      </w:r>
+      <w:r>
+        <w:rPr>
+          <w:rFonts w:hint="eastAsia"/>
+          <w:lang w:val="en-US" w:eastAsia="zh-CN"/>
+        </w:rPr>
+        <w:fldChar w:fldCharType="begin"/>
+      </w:r>
+      <w:r>
+        <w:rPr>
+          <w:rFonts w:hint="eastAsia"/>
+          <w:lang w:val="en-US" w:eastAsia="zh-CN"/>
+        </w:rPr>
+        <w:instrText xml:space="preserve"> REF _Ref31008 \h </w:instrText>
+      </w:r>
+      <w:r>
+        <w:rPr>
+          <w:rFonts w:hint="eastAsia"/>
+          <w:lang w:val="en-US" w:eastAsia="zh-CN"/>
+        </w:rPr>
+        <w:fldChar w:fldCharType="separate"/>
+      </w:r>
+      <w:r>
+        <w:t>图 9</w:t>
+      </w:r>
+      <w:r>
+        <w:rPr>
+          <w:rFonts w:hint="eastAsia"/>
+          <w:lang w:val="en-US" w:eastAsia="zh-CN"/>
+        </w:rPr>
+        <w:fldChar w:fldCharType="end"/>
+      </w:r>
+      <w:r>
+        <w:rPr>
+          <w:rFonts w:hint="eastAsia"/>
+          <w:lang w:val="en-US" w:eastAsia="zh-CN"/>
+        </w:rPr>
+        <w:t>所示，通过卡方分析，我们发现吸烟者患有心脏病的风险极高。事实上很早就有相关的研究</w:t>
+      </w:r>
+      <w:r>
+        <w:rPr>
+          <w:rStyle w:val="26"/>
+          <w:rFonts w:hint="eastAsia"/>
+          <w:lang w:val="en-US" w:eastAsia="zh-CN"/>
+        </w:rPr>
+        <w:t>[</w:t>
+      </w:r>
+      <w:r>
+        <w:rPr>
+          <w:rStyle w:val="26"/>
+          <w:rFonts w:hint="eastAsia"/>
+          <w:lang w:val="en-US" w:eastAsia="zh-CN"/>
+        </w:rPr>
+        <w:endnoteReference w:id="4"/>
+      </w:r>
+      <w:r>
+        <w:rPr>
+          <w:rStyle w:val="26"/>
+          <w:rFonts w:hint="eastAsia"/>
+          <w:lang w:val="en-US" w:eastAsia="zh-CN"/>
+        </w:rPr>
+        <w:t>]</w:t>
+      </w:r>
+      <w:r>
+        <w:rPr>
+          <w:rFonts w:hint="eastAsia"/>
+          <w:lang w:val="en-US" w:eastAsia="zh-CN"/>
+        </w:rPr>
+        <w:t>表明了这点，并提出了相关的生物模型研究其影响。据此，我们提出以下几点建议：</w:t>
       </w:r>
     </w:p>
     <w:p>
@@ -7183,19 +7732,16 @@
           <w:ilvl w:val="0"/>
           <w:numId w:val="4"/>
         </w:numPr>
-        <w:rPr>
-          <w:rFonts w:hint="eastAsia" w:asciiTheme="majorEastAsia" w:hAnsiTheme="majorEastAsia" w:eastAsiaTheme="majorEastAsia"/>
-          <w:color w:val="000000"/>
-          <w:sz w:val="24"/>
-        </w:rPr>
-      </w:pPr>
-      <w:r>
-        <w:rPr>
-          <w:rFonts w:hint="eastAsia" w:asciiTheme="majorEastAsia" w:hAnsiTheme="majorEastAsia" w:eastAsiaTheme="majorEastAsia"/>
-          <w:color w:val="000000"/>
-          <w:sz w:val="24"/>
-        </w:rPr>
-        <w:t>保证每晚7到8小时的高质量睡眠。</w:t>
+        <w:bidi w:val="0"/>
+        <w:rPr>
+          <w:rFonts w:hint="eastAsia"/>
+        </w:rPr>
+      </w:pPr>
+      <w:r>
+        <w:rPr>
+          <w:rFonts w:hint="eastAsia"/>
+        </w:rPr>
+        <w:t>尽早戒烟，吸烟者应寻求帮助戒烟。</w:t>
       </w:r>
     </w:p>
     <w:p>
@@ -7204,19 +7750,16 @@
           <w:ilvl w:val="0"/>
           <w:numId w:val="4"/>
         </w:numPr>
-        <w:rPr>
-          <w:rFonts w:hint="eastAsia" w:asciiTheme="majorEastAsia" w:hAnsiTheme="majorEastAsia" w:eastAsiaTheme="majorEastAsia"/>
-          <w:color w:val="000000"/>
-          <w:sz w:val="24"/>
-        </w:rPr>
-      </w:pPr>
-      <w:r>
-        <w:rPr>
-          <w:rFonts w:hint="default" w:asciiTheme="majorEastAsia" w:hAnsiTheme="majorEastAsia" w:eastAsiaTheme="majorEastAsia"/>
-          <w:color w:val="000000"/>
-          <w:sz w:val="24"/>
-        </w:rPr>
-        <w:t>建立规律的作息时间，避免长期熬夜。</w:t>
+        <w:bidi w:val="0"/>
+        <w:rPr>
+          <w:rFonts w:hint="eastAsia"/>
+        </w:rPr>
+      </w:pPr>
+      <w:r>
+        <w:rPr>
+          <w:rFonts w:hint="default"/>
+        </w:rPr>
+        <w:t>如果不吸烟，避免接触二手烟。</w:t>
       </w:r>
     </w:p>
     <w:p>
@@ -7225,61 +7768,154 @@
           <w:ilvl w:val="0"/>
           <w:numId w:val="4"/>
         </w:numPr>
-        <w:rPr>
-          <w:rFonts w:hint="default" w:asciiTheme="majorEastAsia" w:hAnsiTheme="majorEastAsia" w:eastAsiaTheme="majorEastAsia"/>
-          <w:color w:val="000000"/>
-          <w:sz w:val="24"/>
-          <w:lang w:val="en-US" w:eastAsia="zh-CN"/>
-        </w:rPr>
-      </w:pPr>
-      <w:r>
-        <w:rPr>
-          <w:rFonts w:hint="default" w:asciiTheme="majorEastAsia" w:hAnsiTheme="majorEastAsia" w:eastAsiaTheme="majorEastAsia"/>
-          <w:color w:val="000000"/>
-          <w:sz w:val="24"/>
-        </w:rPr>
-        <w:t>如果存在睡眠障碍，尽早寻求专业帮助，避免长期睡眠不足对心脏健康造成影响。</w:t>
-      </w:r>
-    </w:p>
-    <w:p>
-      <w:pPr>
-        <w:pStyle w:val="4"/>
         <w:bidi w:val="0"/>
-        <w:outlineLvl w:val="1"/>
-      </w:pPr>
-      <w:r>
-        <w:t>3.</w:t>
-      </w:r>
-      <w:r>
-        <w:rPr>
-          <w:rFonts w:hint="eastAsia"/>
-          <w:lang w:val="en-US" w:eastAsia="zh-CN"/>
+        <w:rPr>
+          <w:rFonts w:hint="eastAsia"/>
+        </w:rPr>
+      </w:pPr>
+      <w:r>
+        <w:rPr>
+          <w:rFonts w:hint="default"/>
+        </w:rPr>
+        <w:t>参加戒烟课程或使用替代疗法，如尼古丁替代品，以帮助戒烟。</w:t>
+      </w:r>
+    </w:p>
+    <w:p>
+      <w:pPr>
+        <w:pStyle w:val="3"/>
+        <w:outlineLvl w:val="0"/>
+        <w:rPr>
+          <w:rFonts w:hint="eastAsia" w:asciiTheme="majorEastAsia" w:hAnsiTheme="majorEastAsia" w:eastAsiaTheme="majorEastAsia"/>
+        </w:rPr>
+      </w:pPr>
+      <w:bookmarkStart w:id="20" w:name="_Toc25253"/>
+      <w:r>
+        <w:rPr>
+          <w:rFonts w:asciiTheme="majorEastAsia" w:hAnsiTheme="majorEastAsia" w:eastAsiaTheme="majorEastAsia"/>
         </w:rPr>
         <w:t>4</w:t>
       </w:r>
       <w:r>
+        <w:rPr>
+          <w:rFonts w:hint="eastAsia" w:asciiTheme="majorEastAsia" w:hAnsiTheme="majorEastAsia" w:eastAsiaTheme="majorEastAsia"/>
+          <w:lang w:val="en-US" w:eastAsia="zh-CN"/>
+        </w:rPr>
         <w:t xml:space="preserve"> </w:t>
       </w:r>
       <w:r>
         <w:rPr>
-          <w:rFonts w:hint="eastAsia"/>
-        </w:rPr>
-        <w:t>Smoker Status (吸烟状况)</w:t>
-      </w:r>
-    </w:p>
-    <w:p>
-      <w:pPr>
-        <w:pStyle w:val="4"/>
+          <w:rFonts w:hint="eastAsia" w:asciiTheme="majorEastAsia" w:hAnsiTheme="majorEastAsia" w:eastAsiaTheme="majorEastAsia"/>
+        </w:rPr>
+        <w:t>结论</w:t>
+      </w:r>
+      <w:bookmarkEnd w:id="20"/>
+    </w:p>
+    <w:p>
+      <w:pPr>
         <w:bidi w:val="0"/>
+        <w:rPr>
+          <w:rFonts w:hint="eastAsia"/>
+          <w:lang w:val="en-US" w:eastAsia="zh-CN"/>
+        </w:rPr>
+      </w:pPr>
+      <w:r>
+        <w:rPr>
+          <w:rFonts w:hint="eastAsia"/>
+          <w:lang w:val="en-US" w:eastAsia="zh-CN"/>
+        </w:rPr>
+        <w:t>本次课设通过团队协作，成功</w:t>
+      </w:r>
+      <w:r>
+        <w:rPr>
+          <w:rFonts w:hint="eastAsia"/>
+          <w:b/>
+          <w:bCs/>
+          <w:lang w:val="en-US" w:eastAsia="zh-CN"/>
+        </w:rPr>
+        <w:t>训练出性能很好的预测模型</w:t>
+      </w:r>
+      <w:r>
+        <w:rPr>
+          <w:rFonts w:hint="eastAsia"/>
+          <w:lang w:val="en-US" w:eastAsia="zh-CN"/>
+        </w:rPr>
+        <w:t>。通过与其他组模型的对比，我们组的各大指标都要高出至少5个点。这主要归功于对数据的清洗与正负例平衡。当然在模型调优时，一些看似朴素的尺取法，在最后进行参数综合时也能获得一个较大幅度的性能提升，这是意料之外的。</w:t>
+      </w:r>
+    </w:p>
+    <w:p>
+      <w:pPr>
+        <w:bidi w:val="0"/>
+        <w:rPr>
+          <w:rFonts w:hint="default"/>
+          <w:lang w:val="en-US" w:eastAsia="zh-CN"/>
+        </w:rPr>
+      </w:pPr>
+      <w:r>
+        <w:rPr>
+          <w:rFonts w:hint="eastAsia"/>
+          <w:lang w:val="en-US" w:eastAsia="zh-CN"/>
+        </w:rPr>
+        <w:t>当然，在任务二进行关联分析时，我们意外发现</w:t>
+      </w:r>
+      <w:r>
+        <w:rPr>
+          <w:rFonts w:hint="eastAsia"/>
+          <w:b/>
+          <w:bCs/>
+          <w:lang w:val="en-US" w:eastAsia="zh-CN"/>
+        </w:rPr>
+        <w:t>口腔健康与心脏病有强关联</w:t>
+      </w:r>
+      <w:r>
+        <w:rPr>
+          <w:rFonts w:hint="eastAsia"/>
+          <w:lang w:val="en-US" w:eastAsia="zh-CN"/>
+        </w:rPr>
+        <w:t>，这也是意料之外的一个实验结论。通过搜索各大医疗顶会，我们也确实得到了相应的佐证。这也告诉我们口腔健康是不容忽视的。</w:t>
+      </w:r>
+    </w:p>
+    <w:p>
+      <w:pPr>
+        <w:pStyle w:val="3"/>
+        <w:outlineLvl w:val="0"/>
+        <w:rPr>
+          <w:rFonts w:hint="eastAsia" w:asciiTheme="majorEastAsia" w:hAnsiTheme="majorEastAsia" w:eastAsiaTheme="majorEastAsia"/>
+        </w:rPr>
+      </w:pPr>
+      <w:bookmarkStart w:id="21" w:name="_Toc23798"/>
+      <w:r>
+        <w:rPr>
+          <w:rFonts w:asciiTheme="majorEastAsia" w:hAnsiTheme="majorEastAsia" w:eastAsiaTheme="majorEastAsia"/>
+        </w:rPr>
+        <w:t>5</w:t>
+      </w:r>
+      <w:r>
+        <w:rPr>
+          <w:rFonts w:hint="eastAsia" w:asciiTheme="majorEastAsia" w:hAnsiTheme="majorEastAsia" w:eastAsiaTheme="majorEastAsia"/>
+          <w:lang w:val="en-US" w:eastAsia="zh-CN"/>
+        </w:rPr>
+        <w:t xml:space="preserve"> </w:t>
+      </w:r>
+      <w:r>
+        <w:rPr>
+          <w:rFonts w:hint="eastAsia" w:asciiTheme="majorEastAsia" w:hAnsiTheme="majorEastAsia" w:eastAsiaTheme="majorEastAsia"/>
+        </w:rPr>
+        <w:t>进度安排</w:t>
+      </w:r>
+      <w:bookmarkEnd w:id="21"/>
+    </w:p>
+    <w:p>
+      <w:pPr>
+        <w:pStyle w:val="3"/>
         <w:jc w:val="center"/>
-        <w:outlineLvl w:val="1"/>
+        <w:outlineLvl w:val="0"/>
       </w:pPr>
       <w:r>
         <w:drawing>
           <wp:inline distT="0" distB="0" distL="114300" distR="114300">
-            <wp:extent cx="4404360" cy="1259840"/>
-            <wp:effectExtent l="0" t="0" r="0" b="5080"/>
-            <wp:docPr id="13" name="图片 1"/>
+            <wp:extent cx="6076950" cy="1884680"/>
+            <wp:effectExtent l="9525" t="9525" r="9525" b="10795"/>
+            <wp:docPr id="23" name="图片 6"/>
             <wp:cNvGraphicFramePr>
               <a:graphicFrameLocks xmlns:a="http://schemas.openxmlformats.org/drawingml/2006/main" noChangeAspect="1"/>
             </wp:cNvGraphicFramePr>
@@ -7287,13 +7923,13 @@
               <a:graphicData uri="http://schemas.openxmlformats.org/drawingml/2006/picture">
                 <pic:pic xmlns:pic="http://schemas.openxmlformats.org/drawingml/2006/picture">
                   <pic:nvPicPr>
-                    <pic:cNvPr id="13" name="图片 1"/>
+                    <pic:cNvPr id="23" name="图片 6"/>
                     <pic:cNvPicPr>
                       <a:picLocks noChangeAspect="1"/>
                     </pic:cNvPicPr>
                   </pic:nvPicPr>
                   <pic:blipFill>
-                    <a:blip r:embed="rId20"/>
+                    <a:blip r:embed="rId22"/>
                     <a:stretch>
                       <a:fillRect/>
                     </a:stretch>
@@ -7301,14 +7937,16 @@
                   <pic:spPr>
                     <a:xfrm>
                       <a:off x="0" y="0"/>
-                      <a:ext cx="4404360" cy="1259840"/>
+                      <a:ext cx="6076950" cy="1884680"/>
                     </a:xfrm>
                     <a:prstGeom prst="rect">
                       <a:avLst/>
                     </a:prstGeom>
                     <a:noFill/>
                     <a:ln>
-                      <a:noFill/>
+                      <a:solidFill>
+                        <a:schemeClr val="tx1"/>
+                      </a:solidFill>
                     </a:ln>
                   </pic:spPr>
                 </pic:pic>
@@ -7320,83 +7958,36 @@
     </w:p>
     <w:p>
       <w:pPr>
-        <w:widowControl w:val="0"/>
-        <w:numPr>
-          <w:ilvl w:val="0"/>
-          <w:numId w:val="0"/>
-        </w:numPr>
-        <w:ind w:firstLine="420" w:firstLineChars="0"/>
-        <w:jc w:val="both"/>
-      </w:pPr>
-      <w:r>
-        <w:rPr>
-          <w:rFonts w:hint="eastAsia"/>
-          <w:lang w:val="en-US" w:eastAsia="zh-CN"/>
-        </w:rPr>
-        <w:t>大家常常听到吸烟与肺相关的问题，于是可能忽视了吸烟也可能为心脏埋下隐患。通过卡方分析，我们发现吸烟者患有心脏病的风险极高。事实上很早就有相关的研究表明了这点，并提出了相关的生物模型研究其影响。据此，我们提出以下几点建议：</w:t>
-      </w:r>
-    </w:p>
-    <w:p>
-      <w:pPr>
-        <w:numPr>
-          <w:ilvl w:val="0"/>
-          <w:numId w:val="5"/>
-        </w:numPr>
-        <w:rPr>
-          <w:rFonts w:hint="eastAsia" w:asciiTheme="majorEastAsia" w:hAnsiTheme="majorEastAsia" w:eastAsiaTheme="majorEastAsia"/>
-          <w:color w:val="000000"/>
-          <w:sz w:val="24"/>
-        </w:rPr>
-      </w:pPr>
-      <w:r>
-        <w:rPr>
-          <w:rFonts w:hint="eastAsia" w:asciiTheme="majorEastAsia" w:hAnsiTheme="majorEastAsia" w:eastAsiaTheme="majorEastAsia"/>
-          <w:color w:val="000000"/>
-          <w:sz w:val="24"/>
-        </w:rPr>
-        <w:t>尽早戒烟，吸烟者应寻求帮助戒烟。</w:t>
-      </w:r>
-    </w:p>
-    <w:p>
-      <w:pPr>
-        <w:numPr>
-          <w:ilvl w:val="0"/>
-          <w:numId w:val="5"/>
-        </w:numPr>
-        <w:rPr>
-          <w:rFonts w:hint="eastAsia" w:asciiTheme="majorEastAsia" w:hAnsiTheme="majorEastAsia" w:eastAsiaTheme="majorEastAsia"/>
-          <w:color w:val="000000"/>
-          <w:sz w:val="24"/>
-        </w:rPr>
-      </w:pPr>
-      <w:r>
-        <w:rPr>
-          <w:rFonts w:hint="default" w:asciiTheme="majorEastAsia" w:hAnsiTheme="majorEastAsia" w:eastAsiaTheme="majorEastAsia"/>
-          <w:color w:val="000000"/>
-          <w:sz w:val="24"/>
-        </w:rPr>
-        <w:t>如果不吸烟，避免接触二手烟。</w:t>
-      </w:r>
-    </w:p>
-    <w:p>
-      <w:pPr>
-        <w:numPr>
-          <w:ilvl w:val="0"/>
-          <w:numId w:val="5"/>
-        </w:numPr>
-        <w:rPr>
-          <w:rFonts w:hint="eastAsia" w:asciiTheme="majorEastAsia" w:hAnsiTheme="majorEastAsia" w:eastAsiaTheme="majorEastAsia"/>
-          <w:color w:val="000000"/>
-          <w:sz w:val="24"/>
-        </w:rPr>
-      </w:pPr>
-      <w:r>
-        <w:rPr>
-          <w:rFonts w:hint="default" w:asciiTheme="majorEastAsia" w:hAnsiTheme="majorEastAsia" w:eastAsiaTheme="majorEastAsia"/>
-          <w:color w:val="000000"/>
-          <w:sz w:val="24"/>
-        </w:rPr>
-        <w:t>参加戒烟课程或使用替代疗法，如尼古丁替代品，以帮助戒烟。</w:t>
+        <w:pStyle w:val="8"/>
+        <w:rPr>
+          <w:rFonts w:hint="default" w:eastAsiaTheme="minorEastAsia"/>
+          <w:lang w:val="en-US" w:eastAsia="zh-CN"/>
+        </w:rPr>
+      </w:pPr>
+      <w:r>
+        <w:t xml:space="preserve">图 </w:t>
+      </w:r>
+      <w:r>
+        <w:fldChar w:fldCharType="begin"/>
+      </w:r>
+      <w:r>
+        <w:instrText xml:space="preserve"> SEQ 图 \* ARABIC </w:instrText>
+      </w:r>
+      <w:r>
+        <w:fldChar w:fldCharType="separate"/>
+      </w:r>
+      <w:r>
+        <w:t>11</w:t>
+      </w:r>
+      <w:r>
+        <w:fldChar w:fldCharType="end"/>
+      </w:r>
+      <w:r>
+        <w:rPr>
+          <w:rFonts w:hint="eastAsia"/>
+          <w:lang w:val="en-US" w:eastAsia="zh-CN"/>
+        </w:rPr>
+        <w:t>团队进度安排情况图</w:t>
       </w:r>
     </w:p>
     <w:p>
@@ -7407,12 +7998,12 @@
           <w:rFonts w:asciiTheme="majorEastAsia" w:hAnsiTheme="majorEastAsia" w:eastAsiaTheme="majorEastAsia"/>
         </w:rPr>
       </w:pPr>
-      <w:bookmarkStart w:id="17" w:name="_Toc22612"/>
+      <w:bookmarkStart w:id="22" w:name="_Toc17049"/>
       <w:r>
         <w:rPr>
           <w:rFonts w:asciiTheme="majorEastAsia" w:hAnsiTheme="majorEastAsia" w:eastAsiaTheme="majorEastAsia"/>
         </w:rPr>
-        <w:t>4</w:t>
+        <w:t>6</w:t>
       </w:r>
       <w:r>
         <w:rPr>
@@ -7425,27 +8016,344 @@
         <w:rPr>
           <w:rFonts w:hint="eastAsia" w:asciiTheme="majorEastAsia" w:hAnsiTheme="majorEastAsia" w:eastAsiaTheme="majorEastAsia"/>
         </w:rPr>
-        <w:t>结论</w:t>
-      </w:r>
-      <w:bookmarkEnd w:id="17"/>
-    </w:p>
-    <w:p>
-      <w:pPr>
-        <w:ind w:firstLine="480" w:firstLineChars="200"/>
-        <w:jc w:val="left"/>
-        <w:rPr>
-          <w:rFonts w:asciiTheme="majorEastAsia" w:hAnsiTheme="majorEastAsia" w:eastAsiaTheme="majorEastAsia"/>
-          <w:color w:val="000000"/>
-          <w:sz w:val="24"/>
-        </w:rPr>
-      </w:pPr>
-      <w:r>
-        <w:rPr>
-          <w:rFonts w:hint="eastAsia" w:asciiTheme="majorEastAsia" w:hAnsiTheme="majorEastAsia" w:eastAsiaTheme="majorEastAsia"/>
-          <w:color w:val="000000"/>
-          <w:sz w:val="24"/>
-        </w:rPr>
-        <w:t>从项目的角度总结本次课设的主要成果。</w:t>
+        <w:t>团队特色</w:t>
+      </w:r>
+      <w:bookmarkEnd w:id="22"/>
+    </w:p>
+    <w:p>
+      <w:pPr>
+        <w:bidi w:val="0"/>
+        <w:rPr>
+          <w:rFonts w:hint="default"/>
+          <w:lang w:val="en-US" w:eastAsia="zh-CN"/>
+        </w:rPr>
+      </w:pPr>
+      <w:r>
+        <w:rPr>
+          <w:rFonts w:hint="eastAsia"/>
+          <w:lang w:val="en-US" w:eastAsia="zh-CN"/>
+        </w:rPr>
+        <w:t>分工明确。我们团队在一开始就一起分析了整个项目的生命周期，从而划分出了相互独立但又紧密联系的任务子模块，进而可以4人“并行”推进项目，获得了较多充裕的时间进行模型的对比与消融实验。</w:t>
+      </w:r>
+      <w:r>
+        <w:rPr>
+          <w:rFonts w:hint="eastAsia"/>
+          <w:lang w:val="en-US" w:eastAsia="zh-CN"/>
+        </w:rPr>
+        <w:fldChar w:fldCharType="begin"/>
+      </w:r>
+      <w:r>
+        <w:rPr>
+          <w:rFonts w:hint="eastAsia"/>
+          <w:lang w:val="en-US" w:eastAsia="zh-CN"/>
+        </w:rPr>
+        <w:instrText xml:space="preserve"> REF _Ref29875 \h </w:instrText>
+      </w:r>
+      <w:r>
+        <w:rPr>
+          <w:rFonts w:hint="eastAsia"/>
+          <w:lang w:val="en-US" w:eastAsia="zh-CN"/>
+        </w:rPr>
+        <w:fldChar w:fldCharType="separate"/>
+      </w:r>
+      <w:r>
+        <w:t>图 9</w:t>
+      </w:r>
+      <w:r>
+        <w:rPr>
+          <w:rFonts w:hint="eastAsia"/>
+          <w:lang w:val="en-US" w:eastAsia="zh-CN"/>
+        </w:rPr>
+        <w:t xml:space="preserve"> </w:t>
+      </w:r>
+      <w:r>
+        <w:rPr>
+          <w:rFonts w:hint="eastAsia"/>
+          <w:lang w:val="en-US" w:eastAsia="zh-CN"/>
+        </w:rPr>
+        <w:fldChar w:fldCharType="end"/>
+      </w:r>
+      <w:r>
+        <w:rPr>
+          <w:rFonts w:hint="eastAsia"/>
+          <w:lang w:val="en-US" w:eastAsia="zh-CN"/>
+        </w:rPr>
+        <w:t>展示了我们在项目一开始进行的任务划分与分配。</w:t>
+      </w:r>
+    </w:p>
+    <w:p>
+      <w:pPr>
+        <w:bidi w:val="0"/>
+        <w:ind w:left="0" w:leftChars="0" w:firstLine="0" w:firstLineChars="0"/>
+        <w:jc w:val="center"/>
+      </w:pPr>
+    </w:p>
+    <w:p>
+      <w:pPr>
+        <w:bidi w:val="0"/>
+        <w:ind w:left="0" w:leftChars="0" w:firstLine="0" w:firstLineChars="0"/>
+        <w:jc w:val="both"/>
+      </w:pPr>
+      <w:r>
+        <w:drawing>
+          <wp:inline distT="0" distB="0" distL="114300" distR="114300">
+            <wp:extent cx="5271135" cy="1883410"/>
+            <wp:effectExtent l="9525" t="9525" r="15240" b="12065"/>
+            <wp:docPr id="16" name="图片 1"/>
+            <wp:cNvGraphicFramePr>
+              <a:graphicFrameLocks xmlns:a="http://schemas.openxmlformats.org/drawingml/2006/main" noChangeAspect="1"/>
+            </wp:cNvGraphicFramePr>
+            <a:graphic xmlns:a="http://schemas.openxmlformats.org/drawingml/2006/main">
+              <a:graphicData uri="http://schemas.openxmlformats.org/drawingml/2006/picture">
+                <pic:pic xmlns:pic="http://schemas.openxmlformats.org/drawingml/2006/picture">
+                  <pic:nvPicPr>
+                    <pic:cNvPr id="16" name="图片 1"/>
+                    <pic:cNvPicPr>
+                      <a:picLocks noChangeAspect="1"/>
+                    </pic:cNvPicPr>
+                  </pic:nvPicPr>
+                  <pic:blipFill>
+                    <a:blip r:embed="rId23"/>
+                    <a:stretch>
+                      <a:fillRect/>
+                    </a:stretch>
+                  </pic:blipFill>
+                  <pic:spPr>
+                    <a:xfrm>
+                      <a:off x="0" y="0"/>
+                      <a:ext cx="5271135" cy="1883410"/>
+                    </a:xfrm>
+                    <a:prstGeom prst="rect">
+                      <a:avLst/>
+                    </a:prstGeom>
+                    <a:noFill/>
+                    <a:ln>
+                      <a:solidFill>
+                        <a:schemeClr val="tx1"/>
+                      </a:solidFill>
+                    </a:ln>
+                  </pic:spPr>
+                </pic:pic>
+              </a:graphicData>
+            </a:graphic>
+          </wp:inline>
+        </w:drawing>
+      </w:r>
+    </w:p>
+    <w:p>
+      <w:pPr>
+        <w:pStyle w:val="8"/>
+        <w:bidi w:val="0"/>
+        <w:ind w:left="0" w:leftChars="0" w:firstLine="0" w:firstLineChars="0"/>
+        <w:rPr>
+          <w:rFonts w:hint="default" w:eastAsiaTheme="minorEastAsia"/>
+          <w:lang w:val="en-US" w:eastAsia="zh-CN"/>
+        </w:rPr>
+      </w:pPr>
+      <w:bookmarkStart w:id="23" w:name="_Ref29875"/>
+      <w:r>
+        <w:t xml:space="preserve">图 </w:t>
+      </w:r>
+      <w:r>
+        <w:fldChar w:fldCharType="begin"/>
+      </w:r>
+      <w:r>
+        <w:instrText xml:space="preserve"> SEQ 图 \* ARABIC </w:instrText>
+      </w:r>
+      <w:r>
+        <w:fldChar w:fldCharType="separate"/>
+      </w:r>
+      <w:r>
+        <w:t>12</w:t>
+      </w:r>
+      <w:r>
+        <w:fldChar w:fldCharType="end"/>
+      </w:r>
+      <w:r>
+        <w:rPr>
+          <w:rFonts w:hint="eastAsia"/>
+          <w:lang w:val="en-US" w:eastAsia="zh-CN"/>
+        </w:rPr>
+        <w:t>项目初期进行的任务划分与任务分配，确保并行工作</w:t>
+      </w:r>
+      <w:bookmarkEnd w:id="23"/>
+    </w:p>
+    <w:p>
+      <w:pPr>
+        <w:bidi w:val="0"/>
+        <w:rPr>
+          <w:rFonts w:hint="default"/>
+          <w:lang w:val="en-US" w:eastAsia="zh-CN"/>
+        </w:rPr>
+      </w:pPr>
+      <w:r>
+        <w:rPr>
+          <w:rFonts w:hint="eastAsia"/>
+          <w:lang w:val="en-US" w:eastAsia="zh-CN"/>
+        </w:rPr>
+        <w:t>团队协作。我们基于GitHub代码托管平台</w:t>
+      </w:r>
+      <w:r>
+        <w:rPr>
+          <w:rStyle w:val="26"/>
+          <w:rFonts w:hint="eastAsia"/>
+          <w:lang w:val="en-US" w:eastAsia="zh-CN"/>
+        </w:rPr>
+        <w:t>[</w:t>
+      </w:r>
+      <w:r>
+        <w:rPr>
+          <w:rStyle w:val="26"/>
+          <w:rFonts w:hint="eastAsia"/>
+          <w:lang w:val="en-US" w:eastAsia="zh-CN"/>
+        </w:rPr>
+        <w:endnoteReference w:id="5"/>
+      </w:r>
+      <w:r>
+        <w:rPr>
+          <w:rStyle w:val="26"/>
+          <w:rFonts w:hint="eastAsia"/>
+          <w:lang w:val="en-US" w:eastAsia="zh-CN"/>
+        </w:rPr>
+        <w:t>]</w:t>
+      </w:r>
+      <w:r>
+        <w:rPr>
+          <w:rFonts w:hint="eastAsia"/>
+          <w:lang w:val="en-US" w:eastAsia="zh-CN"/>
+        </w:rPr>
+        <w:t>与Git版本管理软件，精准记录每一个改动的commit与分支的merge，确保了项目结构的清晰性，也</w:t>
+      </w:r>
+      <w:bookmarkStart w:id="26" w:name="_GoBack"/>
+      <w:bookmarkEnd w:id="26"/>
+      <w:r>
+        <w:rPr>
+          <w:rFonts w:hint="eastAsia"/>
+          <w:lang w:val="en-US" w:eastAsia="zh-CN"/>
+        </w:rPr>
+        <w:t>可以在出现问题时及时找到有关同学进行Blame。</w:t>
+      </w:r>
+      <w:r>
+        <w:rPr>
+          <w:rFonts w:hint="eastAsia"/>
+          <w:lang w:val="en-US" w:eastAsia="zh-CN"/>
+        </w:rPr>
+        <w:fldChar w:fldCharType="begin"/>
+      </w:r>
+      <w:r>
+        <w:rPr>
+          <w:rFonts w:hint="eastAsia"/>
+          <w:lang w:val="en-US" w:eastAsia="zh-CN"/>
+        </w:rPr>
+        <w:instrText xml:space="preserve"> REF _Ref30460 \h </w:instrText>
+      </w:r>
+      <w:r>
+        <w:rPr>
+          <w:rFonts w:hint="eastAsia"/>
+          <w:lang w:val="en-US" w:eastAsia="zh-CN"/>
+        </w:rPr>
+        <w:fldChar w:fldCharType="separate"/>
+      </w:r>
+      <w:r>
+        <w:t>图 10</w:t>
+      </w:r>
+      <w:r>
+        <w:rPr>
+          <w:rFonts w:hint="eastAsia"/>
+          <w:lang w:val="en-US" w:eastAsia="zh-CN"/>
+        </w:rPr>
+        <w:fldChar w:fldCharType="end"/>
+      </w:r>
+      <w:r>
+        <w:rPr>
+          <w:rFonts w:hint="eastAsia"/>
+          <w:lang w:val="en-US" w:eastAsia="zh-CN"/>
+        </w:rPr>
+        <w:t>展示了我们的协作过程。</w:t>
+      </w:r>
+    </w:p>
+    <w:p>
+      <w:pPr>
+        <w:pStyle w:val="8"/>
+        <w:bidi w:val="0"/>
+        <w:ind w:left="0" w:leftChars="0" w:firstLine="0" w:firstLineChars="0"/>
+        <w:jc w:val="center"/>
+        <w:rPr>
+          <w:rFonts w:hint="default" w:eastAsiaTheme="minorEastAsia"/>
+          <w:lang w:val="en-US" w:eastAsia="zh-CN"/>
+        </w:rPr>
+      </w:pPr>
+      <w:r>
+        <w:drawing>
+          <wp:inline distT="0" distB="0" distL="114300" distR="114300">
+            <wp:extent cx="5269230" cy="2724785"/>
+            <wp:effectExtent l="0" t="0" r="1270" b="5715"/>
+            <wp:docPr id="18" name="图片 2"/>
+            <wp:cNvGraphicFramePr>
+              <a:graphicFrameLocks xmlns:a="http://schemas.openxmlformats.org/drawingml/2006/main" noChangeAspect="1"/>
+            </wp:cNvGraphicFramePr>
+            <a:graphic xmlns:a="http://schemas.openxmlformats.org/drawingml/2006/main">
+              <a:graphicData uri="http://schemas.openxmlformats.org/drawingml/2006/picture">
+                <pic:pic xmlns:pic="http://schemas.openxmlformats.org/drawingml/2006/picture">
+                  <pic:nvPicPr>
+                    <pic:cNvPr id="18" name="图片 2"/>
+                    <pic:cNvPicPr>
+                      <a:picLocks noChangeAspect="1"/>
+                    </pic:cNvPicPr>
+                  </pic:nvPicPr>
+                  <pic:blipFill>
+                    <a:blip r:embed="rId24"/>
+                    <a:stretch>
+                      <a:fillRect/>
+                    </a:stretch>
+                  </pic:blipFill>
+                  <pic:spPr>
+                    <a:xfrm>
+                      <a:off x="0" y="0"/>
+                      <a:ext cx="5269230" cy="2724785"/>
+                    </a:xfrm>
+                    <a:prstGeom prst="rect">
+                      <a:avLst/>
+                    </a:prstGeom>
+                    <a:noFill/>
+                    <a:ln>
+                      <a:solidFill>
+                        <a:schemeClr val="tx1"/>
+                      </a:solidFill>
+                    </a:ln>
+                  </pic:spPr>
+                </pic:pic>
+              </a:graphicData>
+            </a:graphic>
+          </wp:inline>
+        </w:drawing>
+      </w:r>
+      <w:bookmarkStart w:id="24" w:name="_Ref30460"/>
+      <w:r>
+        <w:t xml:space="preserve">图 </w:t>
+      </w:r>
+      <w:r>
+        <w:fldChar w:fldCharType="begin"/>
+      </w:r>
+      <w:r>
+        <w:instrText xml:space="preserve"> SEQ 图 \* ARABIC </w:instrText>
+      </w:r>
+      <w:r>
+        <w:fldChar w:fldCharType="separate"/>
+      </w:r>
+      <w:r>
+        <w:t>13</w:t>
+      </w:r>
+      <w:r>
+        <w:fldChar w:fldCharType="end"/>
+      </w:r>
+      <w:bookmarkEnd w:id="24"/>
+      <w:r>
+        <w:rPr>
+          <w:rFonts w:hint="eastAsia"/>
+          <w:lang w:val="en-US" w:eastAsia="zh-CN"/>
+        </w:rPr>
+        <w:t>基于GitHub的团队协作过程</w:t>
       </w:r>
     </w:p>
     <w:p>
@@ -7456,128 +8364,14 @@
           <w:rFonts w:asciiTheme="majorEastAsia" w:hAnsiTheme="majorEastAsia" w:eastAsiaTheme="majorEastAsia"/>
         </w:rPr>
       </w:pPr>
-      <w:bookmarkStart w:id="18" w:name="_Toc23724"/>
-      <w:r>
-        <w:rPr>
-          <w:rFonts w:asciiTheme="majorEastAsia" w:hAnsiTheme="majorEastAsia" w:eastAsiaTheme="majorEastAsia"/>
-        </w:rPr>
-        <w:t>5</w:t>
-      </w:r>
+      <w:bookmarkStart w:id="25" w:name="_Toc22943"/>
       <w:r>
         <w:rPr>
           <w:rFonts w:hint="eastAsia" w:asciiTheme="majorEastAsia" w:hAnsiTheme="majorEastAsia" w:eastAsiaTheme="majorEastAsia"/>
-          <w:lang w:val="en-US" w:eastAsia="zh-CN"/>
-        </w:rPr>
-        <w:t xml:space="preserve"> </w:t>
-      </w:r>
-      <w:r>
-        <w:rPr>
-          <w:rFonts w:hint="eastAsia" w:asciiTheme="majorEastAsia" w:hAnsiTheme="majorEastAsia" w:eastAsiaTheme="majorEastAsia"/>
-        </w:rPr>
-        <w:t>进度安排</w:t>
-      </w:r>
-      <w:bookmarkEnd w:id="18"/>
-    </w:p>
-    <w:p>
-      <w:pPr>
-        <w:ind w:firstLine="480" w:firstLineChars="200"/>
-        <w:jc w:val="left"/>
-        <w:rPr>
-          <w:rFonts w:asciiTheme="majorEastAsia" w:hAnsiTheme="majorEastAsia" w:eastAsiaTheme="majorEastAsia"/>
-          <w:color w:val="000000"/>
-          <w:sz w:val="24"/>
-        </w:rPr>
-      </w:pPr>
-      <w:r>
-        <w:rPr>
-          <w:rFonts w:hint="eastAsia" w:asciiTheme="majorEastAsia" w:hAnsiTheme="majorEastAsia" w:eastAsiaTheme="majorEastAsia"/>
-          <w:color w:val="000000"/>
-          <w:sz w:val="24"/>
-        </w:rPr>
-        <w:t>介绍项目的分解情况，以及每个队员的任务分配以及完成情况。</w:t>
-      </w:r>
-    </w:p>
-    <w:p>
-      <w:pPr>
-        <w:pStyle w:val="3"/>
-        <w:outlineLvl w:val="0"/>
-        <w:rPr>
-          <w:rFonts w:asciiTheme="majorEastAsia" w:hAnsiTheme="majorEastAsia" w:eastAsiaTheme="majorEastAsia"/>
-        </w:rPr>
-      </w:pPr>
-      <w:bookmarkStart w:id="19" w:name="_Toc31966"/>
-      <w:r>
-        <w:rPr>
-          <w:rFonts w:asciiTheme="majorEastAsia" w:hAnsiTheme="majorEastAsia" w:eastAsiaTheme="majorEastAsia"/>
-        </w:rPr>
-        <w:t>6</w:t>
-      </w:r>
-      <w:r>
-        <w:rPr>
-          <w:rFonts w:hint="eastAsia" w:asciiTheme="majorEastAsia" w:hAnsiTheme="majorEastAsia" w:eastAsiaTheme="majorEastAsia"/>
-          <w:lang w:val="en-US" w:eastAsia="zh-CN"/>
-        </w:rPr>
-        <w:t xml:space="preserve"> </w:t>
-      </w:r>
-      <w:r>
-        <w:rPr>
-          <w:rFonts w:hint="eastAsia" w:asciiTheme="majorEastAsia" w:hAnsiTheme="majorEastAsia" w:eastAsiaTheme="majorEastAsia"/>
-        </w:rPr>
-        <w:t>团队特色</w:t>
-      </w:r>
-      <w:bookmarkEnd w:id="19"/>
-    </w:p>
-    <w:p>
-      <w:pPr>
-        <w:ind w:firstLine="480" w:firstLineChars="200"/>
-        <w:jc w:val="left"/>
-        <w:rPr>
-          <w:rFonts w:asciiTheme="majorEastAsia" w:hAnsiTheme="majorEastAsia" w:eastAsiaTheme="majorEastAsia"/>
-          <w:color w:val="000000"/>
-          <w:sz w:val="24"/>
-        </w:rPr>
-      </w:pPr>
-      <w:r>
-        <w:rPr>
-          <w:rFonts w:hint="eastAsia" w:asciiTheme="majorEastAsia" w:hAnsiTheme="majorEastAsia" w:eastAsiaTheme="majorEastAsia"/>
-          <w:color w:val="000000"/>
-          <w:sz w:val="24"/>
-        </w:rPr>
-        <w:t>介绍本次课设团队最具有特色的地方。</w:t>
-      </w:r>
-    </w:p>
-    <w:p>
-      <w:pPr>
-        <w:pStyle w:val="3"/>
-        <w:outlineLvl w:val="0"/>
-        <w:rPr>
-          <w:rFonts w:asciiTheme="majorEastAsia" w:hAnsiTheme="majorEastAsia" w:eastAsiaTheme="majorEastAsia"/>
-        </w:rPr>
-      </w:pPr>
-      <w:bookmarkStart w:id="20" w:name="_Toc11148"/>
-      <w:r>
-        <w:rPr>
-          <w:rFonts w:hint="eastAsia" w:asciiTheme="majorEastAsia" w:hAnsiTheme="majorEastAsia" w:eastAsiaTheme="majorEastAsia"/>
         </w:rPr>
         <w:t>参考文献</w:t>
       </w:r>
-      <w:bookmarkEnd w:id="20"/>
-    </w:p>
-    <w:p>
-      <w:pPr>
-        <w:ind w:firstLine="480" w:firstLineChars="200"/>
-        <w:rPr>
-          <w:rFonts w:asciiTheme="majorEastAsia" w:hAnsiTheme="majorEastAsia" w:eastAsiaTheme="majorEastAsia"/>
-        </w:rPr>
-      </w:pPr>
-      <w:r>
-        <w:rPr>
-          <w:rFonts w:hint="eastAsia" w:asciiTheme="majorEastAsia" w:hAnsiTheme="majorEastAsia" w:eastAsiaTheme="majorEastAsia"/>
-          <w:color w:val="000000"/>
-          <w:sz w:val="24"/>
-        </w:rPr>
-        <w:t>如果使用了参考文献，附加在这一章节。</w:t>
-      </w:r>
+      <w:bookmarkEnd w:id="25"/>
     </w:p>
     <w:sectPr>
       <w:footerReference r:id="rId6" w:type="default"/>
@@ -7596,24 +8390,18 @@
 
 <file path=word/endnotes.xml><?xml version="1.0" encoding="utf-8"?>
 <w:endnotes xmlns:wpc="http://schemas.microsoft.com/office/word/2010/wordprocessingCanvas" xmlns:mc="http://schemas.openxmlformats.org/markup-compatibility/2006" xmlns:o="urn:schemas-microsoft-com:office:office" xmlns:r="http://schemas.openxmlformats.org/officeDocument/2006/relationships" xmlns:m="http://schemas.openxmlformats.org/officeDocument/2006/math" xmlns:v="urn:schemas-microsoft-com:vml" xmlns:wp14="http://schemas.microsoft.com/office/word/2010/wordprocessingDrawing" xmlns:wp="http://schemas.openxmlformats.org/drawingml/2006/wordprocessingDrawing" xmlns:w="http://schemas.openxmlformats.org/wordprocessingml/2006/main" xmlns:w14="http://schemas.microsoft.com/office/word/2010/wordml" xmlns:w15="http://schemas.microsoft.com/office/word/2012/wordml" xmlns:w10="urn:schemas-microsoft-com:office:word" xmlns:wpg="http://schemas.microsoft.com/office/word/2010/wordprocessingGroup" xmlns:wpi="http://schemas.microsoft.com/office/word/2010/wordprocessingInk" xmlns:wne="http://schemas.microsoft.com/office/word/2006/wordml" xmlns:wps="http://schemas.microsoft.com/office/word/2010/wordprocessingShape" xmlns:wpsCustomData="http://www.wps.cn/officeDocument/2013/wpsCustomData" mc:Ignorable="w14 w15 wp14">
-  <w:endnote w:type="separator" w:id="2">
+  <w:endnote w:type="separator" w:id="12">
     <w:p>
       <w:pPr>
         <w:ind w:firstLine="420"/>
       </w:pPr>
-      <w:r>
-        <w:separator/>
-      </w:r>
     </w:p>
   </w:endnote>
-  <w:endnote w:type="continuationSeparator" w:id="3">
+  <w:endnote w:type="continuationSeparator" w:id="13">
     <w:p>
       <w:pPr>
         <w:ind w:firstLine="420"/>
       </w:pPr>
-      <w:r>
-        <w:continuationSeparator/>
-      </w:r>
     </w:p>
   </w:endnote>
   <w:endnote w:id="0">
@@ -7646,9 +8434,6 @@
         <w:t>]</w:t>
       </w:r>
       <w:r>
-        <w:t xml:space="preserve"> </w:t>
-      </w:r>
-      <w:r>
         <w:rPr>
           <w:rFonts w:hint="default" w:ascii="Times New Roman" w:hAnsi="Times New Roman" w:eastAsia="宋体" w:cs="Times New Roman"/>
           <w:kern w:val="2"/>
@@ -7661,12 +8446,10 @@
       <w:r>
         <w:rPr>
           <w:rFonts w:hint="default" w:ascii="Times New Roman" w:hAnsi="Times New Roman" w:eastAsia="宋体" w:cs="Times New Roman"/>
-          <w:kern w:val="2"/>
-          <w:sz w:val="21"/>
-          <w:szCs w:val="21"/>
-          <w:lang w:val="en-US" w:eastAsia="zh-CN" w:bidi="ar"/>
-        </w:rPr>
-        <w:fldChar w:fldCharType="begin"/>
+          <w:color w:val="0563C1"/>
+          <w:u w:val="none"/>
+        </w:rPr>
+        <w:t>LightGBM: A Highly Efficient Gradient Boosting Decision Tree</w:t>
       </w:r>
       <w:r>
         <w:rPr>
@@ -7676,46 +8459,237 @@
           <w:szCs w:val="21"/>
           <w:lang w:val="en-US" w:eastAsia="zh-CN" w:bidi="ar"/>
         </w:rPr>
-        <w:instrText xml:space="preserve"> HYPERLINK "https://papers.nips.cc/paper_files/paper/2017/hash/6449f44a102fde848669bdd9eb6b76fa-Abstract.html" </w:instrText>
-      </w:r>
-      <w:r>
-        <w:rPr>
-          <w:rFonts w:hint="default" w:ascii="Times New Roman" w:hAnsi="Times New Roman" w:eastAsia="宋体" w:cs="Times New Roman"/>
-          <w:kern w:val="2"/>
-          <w:sz w:val="21"/>
-          <w:szCs w:val="21"/>
-          <w:lang w:val="en-US" w:eastAsia="zh-CN" w:bidi="ar"/>
+        <w:t>". Advances in Neural Information Processing Systems 30 (NIPS 2017), pp. 3149-3157.</w:t>
+      </w:r>
+    </w:p>
+  </w:endnote>
+  <w:endnote w:id="1">
+    <w:p>
+      <w:pPr>
+        <w:pStyle w:val="12"/>
+        <w:snapToGrid w:val="0"/>
+      </w:pPr>
+      <w:r>
+        <w:rPr>
+          <w:rStyle w:val="26"/>
+        </w:rPr>
+        <w:t>[</w:t>
+      </w:r>
+      <w:r>
+        <w:rPr>
+          <w:rStyle w:val="26"/>
+        </w:rPr>
+        <w:endnoteRef/>
+      </w:r>
+      <w:r>
+        <w:rPr>
+          <w:rStyle w:val="26"/>
+        </w:rPr>
+        <w:t>]</w:t>
+      </w:r>
+      <w:r>
+        <w:t xml:space="preserve"> </w:t>
+      </w:r>
+      <w:r>
+        <w:rPr>
+          <w:rFonts w:hint="eastAsia"/>
+        </w:rPr>
+        <w:t>Watt, Richard G., Tsakos, Georgios, de Oliveira, Cesar, Hamer, Mark. (2012). PLOS ONE, 7(2), 1-7.https://doi.org/10.1371/journal.pone.0030797</w:t>
+      </w:r>
+    </w:p>
+  </w:endnote>
+  <w:endnote w:id="2">
+    <w:p>
+      <w:pPr>
+        <w:pStyle w:val="12"/>
+        <w:snapToGrid w:val="0"/>
+        <w:rPr>
+          <w:rFonts w:hint="eastAsia"/>
+        </w:rPr>
+      </w:pPr>
+      <w:r>
+        <w:rPr>
+          <w:rStyle w:val="26"/>
+        </w:rPr>
+        <w:t>[</w:t>
+      </w:r>
+      <w:r>
+        <w:rPr>
+          <w:rStyle w:val="26"/>
+        </w:rPr>
+        <w:endnoteRef/>
+      </w:r>
+      <w:r>
+        <w:rPr>
+          <w:rStyle w:val="26"/>
+        </w:rPr>
+        <w:t>]</w:t>
+      </w:r>
+      <w:r>
+        <w:t xml:space="preserve"> </w:t>
+      </w:r>
+      <w:r>
+        <w:rPr>
+          <w:rFonts w:hint="eastAsia"/>
+        </w:rPr>
+        <w:t>Yang Zhao, Ranran Qie, Minghui Han, Shengbing Huang, Xiaoyan Wu, Yanyan Zhang, Yifei Feng, Xingjin Yang, Yang Li, Yuying Wu, Dechen Liu, Fulan Hu, Ming Zhang, Liang Sun, Dongsheng Hu. (2021). Nutrition, Metabolism and Cardiovascular Diseases, 31(7), 1976-1984.</w:t>
+      </w:r>
+    </w:p>
+    <w:p>
+      <w:pPr>
+        <w:pStyle w:val="12"/>
+        <w:snapToGrid w:val="0"/>
+      </w:pPr>
+      <w:r>
+        <w:rPr>
+          <w:rFonts w:hint="eastAsia"/>
+          <w:color w:val="auto"/>
+          <w:u w:val="none"/>
+        </w:rPr>
+        <w:t>https://doi.org/10.1016/j.numecd.2021.03.003</w:t>
+      </w:r>
+      <w:r>
+        <w:rPr>
+          <w:rFonts w:hint="eastAsia"/>
+          <w:lang w:val="en-US" w:eastAsia="zh-CN"/>
+        </w:rPr>
+        <w:t xml:space="preserve"> </w:t>
+      </w:r>
+      <w:r>
+        <w:rPr>
+          <w:rFonts w:hint="eastAsia"/>
+        </w:rPr>
+        <w:t>ISSN 0939-4753</w:t>
+      </w:r>
+    </w:p>
+  </w:endnote>
+  <w:endnote w:id="3">
+    <w:p>
+      <w:pPr>
+        <w:pStyle w:val="12"/>
+        <w:snapToGrid w:val="0"/>
+      </w:pPr>
+      <w:r>
+        <w:rPr>
+          <w:rStyle w:val="26"/>
+        </w:rPr>
+        <w:t>[</w:t>
+      </w:r>
+      <w:r>
+        <w:rPr>
+          <w:rStyle w:val="26"/>
+        </w:rPr>
+        <w:endnoteRef/>
+      </w:r>
+      <w:r>
+        <w:rPr>
+          <w:rStyle w:val="26"/>
+        </w:rPr>
+        <w:t>]</w:t>
+      </w:r>
+      <w:r>
+        <w:t xml:space="preserve"> </w:t>
+      </w:r>
+      <w:r>
+        <w:rPr>
+          <w:rFonts w:hint="eastAsia"/>
+        </w:rPr>
+        <w:t>Wang D, Li W, Cui X, Meng Y, Zhou M, Xiao L, Ma J, Yi G, Chen W. Sleep duration and risk of coronary heart disease: A systematic review and meta-analysis of prospective cohort studies. Int J Cardiol. 2016 Sep 15;219:231-9. doi: 10.1016/j.ijcard.2016.06.027. Epub 2016 Jun 16. PMID: 27336192.</w:t>
+      </w:r>
+    </w:p>
+  </w:endnote>
+  <w:endnote w:id="4">
+    <w:p>
+      <w:pPr>
+        <w:pStyle w:val="12"/>
+        <w:snapToGrid w:val="0"/>
+      </w:pPr>
+      <w:r>
+        <w:rPr>
+          <w:rStyle w:val="26"/>
+        </w:rPr>
+        <w:t>[</w:t>
+      </w:r>
+      <w:r>
+        <w:rPr>
+          <w:rStyle w:val="26"/>
+        </w:rPr>
+        <w:endnoteRef/>
+      </w:r>
+      <w:r>
+        <w:rPr>
+          <w:rStyle w:val="26"/>
+        </w:rPr>
+        <w:t>]</w:t>
+      </w:r>
+      <w:r>
+        <w:t xml:space="preserve"> </w:t>
+      </w:r>
+      <w:r>
+        <w:rPr>
+          <w:rFonts w:hint="eastAsia"/>
+        </w:rPr>
+        <w:t>申倩, 祝楠波, 余灿清, 等.  中国成年人吸烟与心血管疾病发病风险的关联及其性别差异分析 [J] . 中华流行病学杂志, 2018, 39(1) : 8-15. DOI: 10.3760/cma.j.issn.0254-6450.2018.01.002.</w:t>
+      </w:r>
+    </w:p>
+  </w:endnote>
+  <w:endnote w:id="5">
+    <w:p>
+      <w:pPr>
+        <w:pStyle w:val="12"/>
+        <w:snapToGrid w:val="0"/>
+      </w:pPr>
+      <w:r>
+        <w:rPr>
+          <w:rStyle w:val="26"/>
+        </w:rPr>
+        <w:t>[</w:t>
+      </w:r>
+      <w:r>
+        <w:rPr>
+          <w:rStyle w:val="26"/>
+        </w:rPr>
+        <w:endnoteRef/>
+      </w:r>
+      <w:r>
+        <w:rPr>
+          <w:rStyle w:val="26"/>
+        </w:rPr>
+        <w:t>]</w:t>
+      </w:r>
+      <w:r>
+        <w:t xml:space="preserve"> </w:t>
+      </w:r>
+      <w:r>
+        <w:rPr>
+          <w:rFonts w:hint="eastAsia"/>
+        </w:rPr>
+        <w:fldChar w:fldCharType="begin"/>
+      </w:r>
+      <w:r>
+        <w:rPr>
+          <w:rFonts w:hint="eastAsia"/>
+        </w:rPr>
+        <w:instrText xml:space="preserve"> HYPERLINK "https://github.com/Mr-LUHAOYU/DataMiningClassDesign" </w:instrText>
+      </w:r>
+      <w:r>
+        <w:rPr>
+          <w:rFonts w:hint="eastAsia"/>
         </w:rPr>
         <w:fldChar w:fldCharType="separate"/>
       </w:r>
       <w:r>
         <w:rPr>
-          <w:rStyle w:val="29"/>
-          <w:rFonts w:hint="default" w:ascii="Times New Roman" w:hAnsi="Times New Roman" w:eastAsia="宋体" w:cs="Times New Roman"/>
-          <w:color w:val="0563C1"/>
-          <w:u w:val="single"/>
-        </w:rPr>
-        <w:t>LightGBM: A Highly Efficient Gradient Boosting Decision Tree</w:t>
-      </w:r>
-      <w:r>
-        <w:rPr>
-          <w:rFonts w:hint="default" w:ascii="Times New Roman" w:hAnsi="Times New Roman" w:eastAsia="宋体" w:cs="Times New Roman"/>
-          <w:kern w:val="2"/>
-          <w:sz w:val="21"/>
-          <w:szCs w:val="21"/>
-          <w:lang w:val="en-US" w:eastAsia="zh-CN" w:bidi="ar"/>
+          <w:rStyle w:val="27"/>
+          <w:rFonts w:hint="eastAsia"/>
+        </w:rPr>
+        <w:t>https://github.com/Mr-LUHAOYU/DataMiningClassDesign</w:t>
+      </w:r>
+      <w:r>
+        <w:rPr>
+          <w:rFonts w:hint="eastAsia"/>
         </w:rPr>
         <w:fldChar w:fldCharType="end"/>
-      </w:r>
-      <w:r>
-        <w:rPr>
-          <w:rFonts w:hint="default" w:ascii="Times New Roman" w:hAnsi="Times New Roman" w:eastAsia="宋体" w:cs="Times New Roman"/>
-          <w:kern w:val="2"/>
-          <w:sz w:val="21"/>
-          <w:szCs w:val="21"/>
-          <w:lang w:val="en-US" w:eastAsia="zh-CN" w:bidi="ar"/>
-        </w:rPr>
-        <w:t>". Advances in Neural Information Processing Systems 30 (NIPS 2017), pp. 3149-3157.</w:t>
       </w:r>
     </w:p>
   </w:endnote>
@@ -7866,9 +8840,6 @@
       <w:pPr>
         <w:ind w:firstLine="420"/>
       </w:pPr>
-      <w:r>
-        <w:separator/>
-      </w:r>
     </w:p>
   </w:footnote>
   <w:footnote w:type="continuationSeparator" w:id="1">
@@ -7876,9 +8847,6 @@
       <w:pPr>
         <w:ind w:firstLine="420"/>
       </w:pPr>
-      <w:r>
-        <w:continuationSeparator/>
-      </w:r>
     </w:p>
   </w:footnote>
 </w:footnotes>
@@ -7899,18 +8867,6 @@
     </w:lvl>
   </w:abstractNum>
   <w:abstractNum w:abstractNumId="1">
-    <w:nsid w:val="C64B14E6"/>
-    <w:multiLevelType w:val="singleLevel"/>
-    <w:tmpl w:val="C64B14E6"/>
-    <w:lvl w:ilvl="0" w:tentative="0">
-      <w:start w:val="2"/>
-      <w:numFmt w:val="upperLetter"/>
-      <w:suff w:val="space"/>
-      <w:lvlText w:val="%1."/>
-      <w:lvlJc w:val="left"/>
-    </w:lvl>
-  </w:abstractNum>
-  <w:abstractNum w:abstractNumId="2">
     <w:nsid w:val="1B0EE651"/>
     <w:multiLevelType w:val="singleLevel"/>
     <w:tmpl w:val="1B0EE651"/>
@@ -7922,7 +8878,7 @@
       <w:lvlJc w:val="left"/>
     </w:lvl>
   </w:abstractNum>
-  <w:abstractNum w:abstractNumId="3">
+  <w:abstractNum w:abstractNumId="2">
     <w:nsid w:val="402D4F0C"/>
     <w:multiLevelType w:val="singleLevel"/>
     <w:tmpl w:val="402D4F0C"/>
@@ -7934,7 +8890,7 @@
       <w:lvlJc w:val="left"/>
     </w:lvl>
   </w:abstractNum>
-  <w:abstractNum w:abstractNumId="4">
+  <w:abstractNum w:abstractNumId="3">
     <w:nsid w:val="49E6A06C"/>
     <w:multiLevelType w:val="singleLevel"/>
     <w:tmpl w:val="49E6A06C"/>
@@ -7947,19 +8903,16 @@
     </w:lvl>
   </w:abstractNum>
   <w:num w:numId="1">
-    <w:abstractNumId w:val="4"/>
+    <w:abstractNumId w:val="3"/>
   </w:num>
   <w:num w:numId="2">
-    <w:abstractNumId w:val="1"/>
+    <w:abstractNumId w:val="0"/>
   </w:num>
   <w:num w:numId="3">
-    <w:abstractNumId w:val="0"/>
+    <w:abstractNumId w:val="1"/>
   </w:num>
   <w:num w:numId="4">
     <w:abstractNumId w:val="2"/>
-  </w:num>
-  <w:num w:numId="5">
-    <w:abstractNumId w:val="3"/>
   </w:num>
 </w:numbering>
 </file>
